--- a/практика.docx
+++ b/практика.docx
@@ -1,6 +1,6 @@
 
 <file path=word/document.xml><?xml version="1.0" encoding="utf-8"?>
-<w:document xmlns:wpc="http://schemas.microsoft.com/office/word/2010/wordprocessingCanvas" xmlns:cx="http://schemas.microsoft.com/office/drawing/2014/chartex" xmlns:cx1="http://schemas.microsoft.com/office/drawing/2015/9/8/chartex" xmlns:cx2="http://schemas.microsoft.com/office/drawing/2015/10/21/chartex" xmlns:cx3="http://schemas.microsoft.com/office/drawing/2016/5/9/chartex" xmlns:cx4="http://schemas.microsoft.com/office/drawing/2016/5/10/chartex" xmlns:cx5="http://schemas.microsoft.com/office/drawing/2016/5/11/chartex" xmlns:cx6="http://schemas.microsoft.com/office/drawing/2016/5/12/chartex" xmlns:cx7="http://schemas.microsoft.com/office/drawing/2016/5/13/chartex" xmlns:cx8="http://schemas.microsoft.com/office/drawing/2016/5/14/chartex" xmlns:mc="http://schemas.openxmlformats.org/markup-compatibility/2006" xmlns:aink="http://schemas.microsoft.com/office/drawing/2016/ink" xmlns:am3d="http://schemas.microsoft.com/office/drawing/2017/model3d" xmlns:o="urn:schemas-microsoft-com:office:office" xmlns:r="http://schemas.openxmlformats.org/officeDocument/2006/relationships" xmlns:m="http://schemas.openxmlformats.org/officeDocument/2006/math" xmlns:v="urn:schemas-microsoft-com:vml" xmlns:wp14="http://schemas.microsoft.com/office/word/2010/wordprocessingDrawing" xmlns:wp="http://schemas.openxmlformats.org/drawingml/2006/wordprocessingDrawing" xmlns:w10="urn:schemas-microsoft-com:office:word" xmlns:w="http://schemas.openxmlformats.org/wordprocessingml/2006/main" xmlns:w14="http://schemas.microsoft.com/office/word/2010/wordml" xmlns:w15="http://schemas.microsoft.com/office/word/2012/wordml" xmlns:w16cex="http://schemas.microsoft.com/office/word/2018/wordml/cex" xmlns:w16cid="http://schemas.microsoft.com/office/word/2016/wordml/cid" xmlns:w16="http://schemas.microsoft.com/office/word/2018/wordml" xmlns:w16sdtdh="http://schemas.microsoft.com/office/word/2020/wordml/sdtdatahash" xmlns:w16se="http://schemas.microsoft.com/office/word/2015/wordml/symex" xmlns:wpg="http://schemas.microsoft.com/office/word/2010/wordprocessingGroup" xmlns:wpi="http://schemas.microsoft.com/office/word/2010/wordprocessingInk" xmlns:wne="http://schemas.microsoft.com/office/word/2006/wordml" xmlns:wps="http://schemas.microsoft.com/office/word/2010/wordprocessingShape" mc:Ignorable="w14 w15 w16se w16cid w16 w16cex w16sdtdh wp14">
+<w:document xmlns:wpc="http://schemas.microsoft.com/office/word/2010/wordprocessingCanvas" xmlns:cx="http://schemas.microsoft.com/office/drawing/2014/chartex" xmlns:cx1="http://schemas.microsoft.com/office/drawing/2015/9/8/chartex" xmlns:cx2="http://schemas.microsoft.com/office/drawing/2015/10/21/chartex" xmlns:cx3="http://schemas.microsoft.com/office/drawing/2016/5/9/chartex" xmlns:cx4="http://schemas.microsoft.com/office/drawing/2016/5/10/chartex" xmlns:cx5="http://schemas.microsoft.com/office/drawing/2016/5/11/chartex" xmlns:cx6="http://schemas.microsoft.com/office/drawing/2016/5/12/chartex" xmlns:cx7="http://schemas.microsoft.com/office/drawing/2016/5/13/chartex" xmlns:cx8="http://schemas.microsoft.com/office/drawing/2016/5/14/chartex" xmlns:mc="http://schemas.openxmlformats.org/markup-compatibility/2006" xmlns:aink="http://schemas.microsoft.com/office/drawing/2016/ink" xmlns:am3d="http://schemas.microsoft.com/office/drawing/2017/model3d" xmlns:o="urn:schemas-microsoft-com:office:office" xmlns:oel="http://schemas.microsoft.com/office/2019/extlst" xmlns:r="http://schemas.openxmlformats.org/officeDocument/2006/relationships" xmlns:m="http://schemas.openxmlformats.org/officeDocument/2006/math" xmlns:v="urn:schemas-microsoft-com:vml" xmlns:wp14="http://schemas.microsoft.com/office/word/2010/wordprocessingDrawing" xmlns:wp="http://schemas.openxmlformats.org/drawingml/2006/wordprocessingDrawing" xmlns:w10="urn:schemas-microsoft-com:office:word" xmlns:w="http://schemas.openxmlformats.org/wordprocessingml/2006/main" xmlns:w14="http://schemas.microsoft.com/office/word/2010/wordml" xmlns:w15="http://schemas.microsoft.com/office/word/2012/wordml" xmlns:w16cex="http://schemas.microsoft.com/office/word/2018/wordml/cex" xmlns:w16cid="http://schemas.microsoft.com/office/word/2016/wordml/cid" xmlns:w16="http://schemas.microsoft.com/office/word/2018/wordml" xmlns:w16du="http://schemas.microsoft.com/office/word/2023/wordml/word16du" xmlns:w16sdtdh="http://schemas.microsoft.com/office/word/2020/wordml/sdtdatahash" xmlns:w16sdtfl="http://schemas.microsoft.com/office/word/2024/wordml/sdtformatlock" xmlns:w16se="http://schemas.microsoft.com/office/word/2015/wordml/symex" xmlns:wpg="http://schemas.microsoft.com/office/word/2010/wordprocessingGroup" xmlns:wpi="http://schemas.microsoft.com/office/word/2010/wordprocessingInk" xmlns:wne="http://schemas.microsoft.com/office/word/2006/wordml" xmlns:wps="http://schemas.microsoft.com/office/word/2010/wordprocessingShape" mc:Ignorable="w14 w15 w16se w16cid w16 w16cex w16sdtdh w16sdtfl w16du wp14">
   <w:body>
     <w:p>
       <w:pPr>
@@ -1516,7868 +1516,18 @@
         <w:t>5</w:t>
       </w:r>
     </w:p>
-    <w:p/>
-    <w:p>
-      <w:pPr>
-        <w:jc w:val="center"/>
-        <w:rPr>
-          <w:b/>
-          <w:color w:val="000000" w:themeColor="text1"/>
-        </w:rPr>
-      </w:pPr>
-      <w:r>
-        <w:rPr>
-          <w:b/>
-          <w:color w:val="000000" w:themeColor="text1"/>
-        </w:rPr>
-        <w:lastRenderedPageBreak/>
-        <w:t>МИНОБРНАУКИ РОССИИ</w:t>
-      </w:r>
-    </w:p>
-    <w:p>
-      <w:pPr>
-        <w:jc w:val="center"/>
-        <w:rPr>
-          <w:b/>
-          <w:color w:val="000000" w:themeColor="text1"/>
-        </w:rPr>
-      </w:pPr>
-      <w:r>
-        <w:rPr>
-          <w:b/>
-          <w:color w:val="000000" w:themeColor="text1"/>
-        </w:rPr>
-        <w:t xml:space="preserve">Федеральное государственное бюджетное образовательное  </w:t>
-      </w:r>
-    </w:p>
-    <w:p>
-      <w:pPr>
-        <w:jc w:val="center"/>
-        <w:rPr>
-          <w:b/>
-          <w:color w:val="000000" w:themeColor="text1"/>
-        </w:rPr>
-      </w:pPr>
-      <w:r>
-        <w:rPr>
-          <w:b/>
-          <w:color w:val="000000" w:themeColor="text1"/>
-        </w:rPr>
-        <w:t>учреждение высшего образования</w:t>
-      </w:r>
-    </w:p>
-    <w:p>
-      <w:pPr>
-        <w:jc w:val="center"/>
-        <w:rPr>
-          <w:b/>
-          <w:color w:val="000000" w:themeColor="text1"/>
-        </w:rPr>
-      </w:pPr>
-      <w:r>
-        <w:rPr>
-          <w:b/>
-          <w:color w:val="000000" w:themeColor="text1"/>
-        </w:rPr>
-        <w:t>«Чувашский государственный университет имени И.Н. Ульянова»</w:t>
-      </w:r>
-    </w:p>
-    <w:p>
-      <w:pPr>
-        <w:jc w:val="center"/>
-        <w:rPr>
-          <w:b/>
-          <w:color w:val="000000" w:themeColor="text1"/>
-        </w:rPr>
-      </w:pPr>
-      <w:r>
-        <w:rPr>
-          <w:b/>
-          <w:color w:val="000000" w:themeColor="text1"/>
-        </w:rPr>
-        <w:t>(ФГБОУ ВО «ЧГУ им. И.Н. Ульянова»)</w:t>
-      </w:r>
-    </w:p>
-    <w:p>
-      <w:pPr>
-        <w:pStyle w:val="a3"/>
-        <w:jc w:val="center"/>
-        <w:rPr>
-          <w:rFonts w:ascii="Times New Roman" w:hAnsi="Times New Roman"/>
+    <w:p>
+      <w:pPr>
+        <w:tabs>
+          <w:tab w:val="left" w:pos="6132"/>
+        </w:tabs>
+        <w:ind w:firstLine="0"/>
+        <w:rPr>
           <w:b/>
           <w:color w:val="000000" w:themeColor="text1"/>
           <w:sz w:val="24"/>
           <w:szCs w:val="24"/>
-        </w:rPr>
-      </w:pPr>
-      <w:r>
-        <w:rPr>
-          <w:rFonts w:ascii="Times New Roman" w:hAnsi="Times New Roman"/>
-          <w:b/>
-          <w:color w:val="000000" w:themeColor="text1"/>
-          <w:sz w:val="24"/>
-          <w:szCs w:val="24"/>
-        </w:rPr>
-        <w:t>Факультет информатики и вычислительной техники</w:t>
-      </w:r>
-    </w:p>
-    <w:p>
-      <w:pPr>
-        <w:pStyle w:val="a3"/>
-        <w:jc w:val="center"/>
-        <w:rPr>
-          <w:rFonts w:ascii="Times New Roman" w:hAnsi="Times New Roman"/>
-          <w:b/>
-          <w:color w:val="000000" w:themeColor="text1"/>
-          <w:sz w:val="24"/>
-          <w:szCs w:val="24"/>
-        </w:rPr>
-      </w:pPr>
-      <w:r>
-        <w:rPr>
-          <w:rFonts w:ascii="Times New Roman" w:hAnsi="Times New Roman"/>
-          <w:b/>
-          <w:color w:val="000000" w:themeColor="text1"/>
-          <w:sz w:val="24"/>
-          <w:szCs w:val="24"/>
-        </w:rPr>
-        <w:t>Кафедра вычислительной техники</w:t>
-      </w:r>
-    </w:p>
-    <w:p>
-      <w:pPr>
-        <w:jc w:val="center"/>
-        <w:rPr>
-          <w:b/>
-          <w:color w:val="000000" w:themeColor="text1"/>
-        </w:rPr>
-      </w:pPr>
-    </w:p>
-    <w:p>
-      <w:pPr>
-        <w:jc w:val="center"/>
-        <w:rPr>
-          <w:b/>
-          <w:color w:val="000000" w:themeColor="text1"/>
-        </w:rPr>
-      </w:pPr>
-      <w:r>
-        <w:rPr>
-          <w:b/>
-          <w:color w:val="000000" w:themeColor="text1"/>
-        </w:rPr>
-        <w:t xml:space="preserve">ЗАДАНИЕ </w:t>
-      </w:r>
-    </w:p>
-    <w:p>
-      <w:pPr>
-        <w:jc w:val="center"/>
-        <w:rPr>
-          <w:bCs w:val="0"/>
-          <w:color w:val="000000" w:themeColor="text1"/>
-          <w:u w:val="single"/>
-        </w:rPr>
-      </w:pPr>
-      <w:r>
-        <w:rPr>
-          <w:bCs w:val="0"/>
-          <w:color w:val="000000" w:themeColor="text1"/>
-          <w:u w:val="single"/>
-        </w:rPr>
-        <w:t>Иванов Владимир Сергеевич ИВТ-41-22</w:t>
-      </w:r>
-    </w:p>
-    <w:p>
-      <w:pPr>
-        <w:spacing w:line="240" w:lineRule="auto"/>
-        <w:jc w:val="center"/>
-        <w:rPr>
-          <w:color w:val="000000" w:themeColor="text1"/>
-          <w:sz w:val="20"/>
-        </w:rPr>
-      </w:pPr>
-      <w:r>
-        <w:rPr>
-          <w:color w:val="000000" w:themeColor="text1"/>
-          <w:sz w:val="20"/>
-        </w:rPr>
-        <w:t>ФИО обучающегося, группа</w:t>
-      </w:r>
-    </w:p>
-    <w:p>
-      <w:pPr>
-        <w:spacing w:line="240" w:lineRule="auto"/>
-        <w:jc w:val="center"/>
-        <w:rPr>
-          <w:color w:val="000000" w:themeColor="text1"/>
-          <w:sz w:val="20"/>
-        </w:rPr>
-      </w:pPr>
-    </w:p>
-    <w:p>
-      <w:pPr>
-        <w:spacing w:line="240" w:lineRule="auto"/>
-        <w:jc w:val="center"/>
-        <w:rPr>
-          <w:color w:val="000000" w:themeColor="text1"/>
-        </w:rPr>
-      </w:pPr>
-      <w:r>
-        <w:rPr>
-          <w:color w:val="000000" w:themeColor="text1"/>
-        </w:rPr>
-        <w:t xml:space="preserve">для прохождения производственной практики </w:t>
-      </w:r>
-    </w:p>
-    <w:p>
-      <w:pPr>
-        <w:spacing w:line="240" w:lineRule="auto"/>
-        <w:jc w:val="center"/>
-        <w:rPr>
-          <w:color w:val="000000" w:themeColor="text1"/>
-        </w:rPr>
-      </w:pPr>
-      <w:r>
-        <w:rPr>
-          <w:color w:val="000000" w:themeColor="text1"/>
-        </w:rPr>
-        <w:t>(технологической (проектно-технологической практики) на (в)</w:t>
-      </w:r>
-    </w:p>
-    <w:p>
-      <w:pPr>
-        <w:spacing w:line="240" w:lineRule="auto"/>
-        <w:jc w:val="center"/>
-        <w:rPr>
-          <w:color w:val="000000" w:themeColor="text1"/>
-          <w:u w:val="single"/>
-        </w:rPr>
-      </w:pPr>
-      <w:r>
-        <w:rPr>
-          <w:color w:val="000000" w:themeColor="text1"/>
-          <w:u w:val="single"/>
-        </w:rPr>
-        <w:t xml:space="preserve">Общество с ограниченной ответственностью "Асофт21" </w:t>
-      </w:r>
-    </w:p>
-    <w:p>
-      <w:pPr>
-        <w:spacing w:line="240" w:lineRule="auto"/>
-        <w:jc w:val="center"/>
-        <w:rPr>
-          <w:color w:val="000000" w:themeColor="text1"/>
-          <w:sz w:val="20"/>
-        </w:rPr>
-      </w:pPr>
-      <w:r>
-        <w:rPr>
-          <w:color w:val="000000" w:themeColor="text1"/>
-          <w:sz w:val="20"/>
-        </w:rPr>
-        <w:t xml:space="preserve">наименование профильной организации/подразделения университета </w:t>
-      </w:r>
-    </w:p>
-    <w:p>
-      <w:pPr>
-        <w:spacing w:line="240" w:lineRule="auto"/>
-        <w:jc w:val="center"/>
-        <w:rPr>
-          <w:color w:val="000000" w:themeColor="text1"/>
-          <w:sz w:val="20"/>
-        </w:rPr>
-      </w:pPr>
-    </w:p>
-    <w:p>
-      <w:pPr>
-        <w:pStyle w:val="a5"/>
-        <w:numPr>
-          <w:ilvl w:val="0"/>
-          <w:numId w:val="4"/>
-        </w:numPr>
-        <w:spacing w:before="120" w:after="120" w:line="240" w:lineRule="auto"/>
-        <w:ind w:left="0" w:firstLine="709"/>
-        <w:jc w:val="both"/>
-        <w:rPr>
-          <w:color w:val="000000" w:themeColor="text1"/>
-          <w:shd w:val="clear" w:color="auto" w:fill="FFFFFF"/>
-        </w:rPr>
-      </w:pPr>
-      <w:hyperlink r:id="rId7" w:tgtFrame="_blank" w:tooltip="Введение курсовой работы" w:history="1">
-        <w:r>
-          <w:rPr>
-            <w:color w:val="000000" w:themeColor="text1"/>
-            <w:shd w:val="clear" w:color="auto" w:fill="FFFFFF"/>
-          </w:rPr>
-          <w:t>Ведение</w:t>
-        </w:r>
-      </w:hyperlink>
-      <w:r>
-        <w:rPr>
-          <w:color w:val="000000" w:themeColor="text1"/>
-          <w:shd w:val="clear" w:color="auto" w:fill="FFFFFF"/>
-        </w:rPr>
-        <w:t> и </w:t>
-      </w:r>
-      <w:hyperlink r:id="rId8" w:tgtFrame="_blank" w:tooltip="Оформление дневника практики" w:history="1">
-        <w:r>
-          <w:rPr>
-            <w:color w:val="000000" w:themeColor="text1"/>
-            <w:shd w:val="clear" w:color="auto" w:fill="FFFFFF"/>
-          </w:rPr>
-          <w:t>оформление дневника практики</w:t>
-        </w:r>
-      </w:hyperlink>
-      <w:r>
-        <w:rPr>
-          <w:color w:val="000000" w:themeColor="text1"/>
-          <w:shd w:val="clear" w:color="auto" w:fill="FFFFFF"/>
-        </w:rPr>
-        <w:t>.</w:t>
-      </w:r>
-    </w:p>
-    <w:p>
-      <w:pPr>
-        <w:pStyle w:val="a5"/>
-        <w:numPr>
-          <w:ilvl w:val="0"/>
-          <w:numId w:val="4"/>
-        </w:numPr>
-        <w:spacing w:before="120" w:after="120" w:line="240" w:lineRule="auto"/>
-        <w:ind w:left="0" w:firstLine="709"/>
-        <w:jc w:val="both"/>
-        <w:rPr>
-          <w:color w:val="000000" w:themeColor="text1"/>
-          <w:shd w:val="clear" w:color="auto" w:fill="FFFFFF"/>
-        </w:rPr>
-      </w:pPr>
-      <w:r>
-        <w:rPr>
-          <w:color w:val="000000" w:themeColor="text1"/>
-          <w:shd w:val="clear" w:color="auto" w:fill="FFFFFF"/>
-        </w:rPr>
-        <w:t>Прохождение инструктажа  по охране труда, технике безопасности, пожарной безопасности, а также ознакомление с правилами внутреннего трудового распорядка организации, предоставляющей место для прохождения практики.</w:t>
-      </w:r>
-    </w:p>
-    <w:p>
-      <w:pPr>
-        <w:pStyle w:val="a5"/>
-        <w:numPr>
-          <w:ilvl w:val="0"/>
-          <w:numId w:val="4"/>
-        </w:numPr>
-        <w:spacing w:before="120" w:after="120" w:line="240" w:lineRule="auto"/>
-        <w:ind w:left="0" w:firstLine="709"/>
-        <w:jc w:val="both"/>
-        <w:rPr>
-          <w:color w:val="000000" w:themeColor="text1"/>
-          <w:shd w:val="clear" w:color="auto" w:fill="FFFFFF"/>
-        </w:rPr>
-      </w:pPr>
-      <w:r>
-        <w:rPr>
-          <w:color w:val="000000" w:themeColor="text1"/>
-          <w:shd w:val="clear" w:color="auto" w:fill="FFFFFF"/>
-        </w:rPr>
-        <w:t>Выполнение индивидуального задания:</w:t>
-      </w:r>
-    </w:p>
-    <w:p>
-      <w:pPr>
-        <w:pStyle w:val="a5"/>
-        <w:numPr>
-          <w:ilvl w:val="0"/>
-          <w:numId w:val="3"/>
-        </w:numPr>
-        <w:spacing w:after="0" w:line="240" w:lineRule="auto"/>
-        <w:ind w:left="0" w:firstLine="709"/>
-        <w:jc w:val="both"/>
-        <w:rPr>
-          <w:color w:val="000000" w:themeColor="text1"/>
-        </w:rPr>
-      </w:pPr>
-      <w:r>
-        <w:rPr>
-          <w:color w:val="000000" w:themeColor="text1"/>
-        </w:rPr>
-        <w:t>ознакомление с базой практики (профильной организацией), выпускаемой продукцией, структурой исследовательских, проектно-конструкторских  и проектно-технологических подразделений, их ролью, задачами и взаимосвязями с другими подразделениями;</w:t>
-      </w:r>
-    </w:p>
-    <w:p>
-      <w:pPr>
-        <w:pStyle w:val="a5"/>
-        <w:numPr>
-          <w:ilvl w:val="0"/>
-          <w:numId w:val="3"/>
-        </w:numPr>
-        <w:spacing w:after="0" w:line="240" w:lineRule="auto"/>
-        <w:ind w:left="0" w:firstLine="709"/>
-        <w:jc w:val="both"/>
-        <w:rPr>
-          <w:color w:val="000000" w:themeColor="text1"/>
-        </w:rPr>
-      </w:pPr>
-      <w:r>
-        <w:rPr>
-          <w:color w:val="000000" w:themeColor="text1"/>
-        </w:rPr>
-        <w:t>ознакомление с научной организацией труда в исследовательских, проектно-конструкторских и проектно-технологических подразделениях профильной организации;</w:t>
-      </w:r>
-    </w:p>
-    <w:p>
-      <w:pPr>
-        <w:pStyle w:val="a5"/>
-        <w:numPr>
-          <w:ilvl w:val="0"/>
-          <w:numId w:val="3"/>
-        </w:numPr>
-        <w:spacing w:after="0" w:line="240" w:lineRule="auto"/>
-        <w:ind w:left="0" w:firstLine="709"/>
-        <w:jc w:val="both"/>
-        <w:rPr>
-          <w:color w:val="000000" w:themeColor="text1"/>
-        </w:rPr>
-      </w:pPr>
-      <w:r>
-        <w:rPr>
-          <w:color w:val="000000" w:themeColor="text1"/>
-        </w:rPr>
-        <w:t>изучение технологии создания программных средств вычислительной техники  и автоматизированных систем</w:t>
-      </w:r>
-    </w:p>
-    <w:p>
-      <w:pPr>
-        <w:pStyle w:val="a5"/>
-        <w:numPr>
-          <w:ilvl w:val="0"/>
-          <w:numId w:val="3"/>
-        </w:numPr>
-        <w:spacing w:after="0" w:line="240" w:lineRule="auto"/>
-        <w:ind w:left="0" w:firstLine="709"/>
-        <w:jc w:val="both"/>
-        <w:rPr>
-          <w:color w:val="000000" w:themeColor="text1"/>
-        </w:rPr>
-      </w:pPr>
-      <w:r>
-        <w:rPr>
-          <w:color w:val="000000" w:themeColor="text1"/>
-        </w:rPr>
-        <w:t>приобретение и закрепление навыков проектно-технологической работы (технологии проектирования программного обеспечения, программных интерфейсов, баз данных)</w:t>
-      </w:r>
-    </w:p>
-    <w:p>
-      <w:pPr>
-        <w:pStyle w:val="a5"/>
-        <w:numPr>
-          <w:ilvl w:val="0"/>
-          <w:numId w:val="3"/>
-        </w:numPr>
-        <w:spacing w:after="0" w:line="240" w:lineRule="auto"/>
-        <w:ind w:left="0" w:firstLine="709"/>
-        <w:jc w:val="both"/>
-        <w:rPr>
-          <w:color w:val="000000" w:themeColor="text1"/>
-        </w:rPr>
-      </w:pPr>
-      <w:r>
-        <w:rPr>
-          <w:color w:val="000000" w:themeColor="text1"/>
-        </w:rPr>
-        <w:t>ознакомление с технологиями и методами обеспечения и оценки качества разрабатываемого программного обеспечения;</w:t>
-      </w:r>
-    </w:p>
-    <w:p>
-      <w:pPr>
-        <w:pStyle w:val="a5"/>
-        <w:numPr>
-          <w:ilvl w:val="0"/>
-          <w:numId w:val="3"/>
-        </w:numPr>
-        <w:spacing w:after="0" w:line="240" w:lineRule="auto"/>
-        <w:ind w:left="0" w:firstLine="709"/>
-        <w:jc w:val="both"/>
-        <w:rPr>
-          <w:color w:val="000000" w:themeColor="text1"/>
-        </w:rPr>
-      </w:pPr>
-      <w:r>
-        <w:rPr>
-          <w:color w:val="000000" w:themeColor="text1"/>
-        </w:rPr>
-        <w:t>приобретение навыков разработки и оформления программной документации;</w:t>
-      </w:r>
-    </w:p>
-    <w:p>
-      <w:pPr>
-        <w:pStyle w:val="a5"/>
-        <w:numPr>
-          <w:ilvl w:val="0"/>
-          <w:numId w:val="3"/>
-        </w:numPr>
-        <w:spacing w:after="0" w:line="240" w:lineRule="auto"/>
-        <w:ind w:left="0" w:firstLine="709"/>
-        <w:jc w:val="both"/>
-        <w:rPr>
-          <w:color w:val="000000" w:themeColor="text1"/>
-        </w:rPr>
-      </w:pPr>
-      <w:r>
-        <w:rPr>
-          <w:color w:val="000000" w:themeColor="text1"/>
-        </w:rPr>
-        <w:t>оформление отчета по практике в соответствии с рекомендациями п.п. 6,7 программы практики.</w:t>
-      </w:r>
-    </w:p>
-    <w:p>
-      <w:pPr>
-        <w:pStyle w:val="a5"/>
-        <w:numPr>
-          <w:ilvl w:val="0"/>
-          <w:numId w:val="4"/>
-        </w:numPr>
-        <w:spacing w:before="120" w:after="120" w:line="240" w:lineRule="auto"/>
-        <w:ind w:left="0" w:firstLine="709"/>
-        <w:jc w:val="both"/>
-        <w:rPr>
-          <w:color w:val="000000" w:themeColor="text1"/>
-          <w:shd w:val="clear" w:color="auto" w:fill="FFFFFF"/>
-        </w:rPr>
-      </w:pPr>
-      <w:r>
-        <w:rPr>
-          <w:color w:val="000000" w:themeColor="text1"/>
-          <w:shd w:val="clear" w:color="auto" w:fill="FFFFFF"/>
-        </w:rPr>
-        <w:t>Планируемый результат:</w:t>
-      </w:r>
-    </w:p>
-    <w:p>
-      <w:pPr>
-        <w:pStyle w:val="a5"/>
-        <w:numPr>
-          <w:ilvl w:val="0"/>
-          <w:numId w:val="6"/>
-        </w:numPr>
-        <w:suppressAutoHyphens/>
-        <w:spacing w:before="120" w:after="120" w:line="240" w:lineRule="auto"/>
-        <w:ind w:left="0" w:firstLine="709"/>
-      </w:pPr>
-      <w:r>
-        <w:t>у</w:t>
-      </w:r>
-      <w:r>
-        <w:rPr>
-          <w:color w:val="000000" w:themeColor="text1"/>
-          <w:shd w:val="clear" w:color="auto" w:fill="FFFFFF"/>
-        </w:rPr>
-        <w:t>глубленное понимание структуры и функций подразделений, что позволит лучше ориентироваться в их взаимодействии и роли в общем процессе.</w:t>
-      </w:r>
-    </w:p>
-    <w:p>
-      <w:pPr>
-        <w:pStyle w:val="a5"/>
-        <w:numPr>
-          <w:ilvl w:val="0"/>
-          <w:numId w:val="6"/>
-        </w:numPr>
-        <w:suppressAutoHyphens/>
-        <w:spacing w:before="120" w:after="120" w:line="240" w:lineRule="auto"/>
-        <w:ind w:left="0" w:firstLine="709"/>
-      </w:pPr>
-      <w:r>
-        <w:rPr>
-          <w:color w:val="000000" w:themeColor="text1"/>
-          <w:shd w:val="clear" w:color="auto" w:fill="FFFFFF"/>
-        </w:rPr>
-        <w:t>осознание принципов эффективной организации работы в исследовательских и проектных командах</w:t>
-      </w:r>
-    </w:p>
-    <w:p>
-      <w:pPr>
-        <w:pStyle w:val="a5"/>
-        <w:numPr>
-          <w:ilvl w:val="0"/>
-          <w:numId w:val="6"/>
-        </w:numPr>
-        <w:suppressAutoHyphens/>
-        <w:spacing w:before="120" w:after="120" w:line="240" w:lineRule="auto"/>
-        <w:ind w:left="0" w:firstLine="709"/>
-      </w:pPr>
-      <w:r>
-        <w:rPr>
-          <w:color w:val="000000" w:themeColor="text1"/>
-          <w:shd w:val="clear" w:color="auto" w:fill="FFFFFF"/>
-        </w:rPr>
-        <w:lastRenderedPageBreak/>
-        <w:t>получение теоретических и практических знаний о современных методах создания программного обеспечения и автоматизированных систем</w:t>
-      </w:r>
-    </w:p>
-    <w:p>
-      <w:pPr>
-        <w:pStyle w:val="a5"/>
-        <w:numPr>
-          <w:ilvl w:val="0"/>
-          <w:numId w:val="6"/>
-        </w:numPr>
-        <w:spacing w:before="120" w:after="120" w:line="240" w:lineRule="auto"/>
-        <w:ind w:left="0" w:firstLine="709"/>
-        <w:jc w:val="both"/>
-        <w:rPr>
-          <w:color w:val="000000" w:themeColor="text1"/>
-          <w:shd w:val="clear" w:color="auto" w:fill="FFFFFF"/>
-        </w:rPr>
-      </w:pPr>
-      <w:r>
-        <w:rPr>
-          <w:color w:val="000000" w:themeColor="text1"/>
-          <w:shd w:val="clear" w:color="auto" w:fill="FFFFFF"/>
-        </w:rPr>
-        <w:t xml:space="preserve">Понимание методов обеспечения и оценки качества, что важно для создания надежных и эффективных программных продуктов. </w:t>
-      </w:r>
-      <w:r>
-        <w:rPr>
-          <w:color w:val="000000" w:themeColor="text1"/>
-          <w:shd w:val="clear" w:color="auto" w:fill="FFFFFF"/>
-        </w:rPr>
-        <w:br/>
-      </w:r>
-    </w:p>
-    <w:p>
-      <w:pPr>
-        <w:pStyle w:val="a5"/>
-        <w:spacing w:after="0" w:line="240" w:lineRule="auto"/>
-        <w:ind w:left="709"/>
-        <w:jc w:val="both"/>
-        <w:rPr>
-          <w:color w:val="000000" w:themeColor="text1"/>
-        </w:rPr>
-      </w:pPr>
-    </w:p>
-    <w:p>
-      <w:pPr>
-        <w:spacing w:line="240" w:lineRule="auto"/>
-        <w:jc w:val="center"/>
-        <w:rPr>
-          <w:color w:val="000000" w:themeColor="text1"/>
-        </w:rPr>
-      </w:pPr>
-    </w:p>
-    <w:p>
-      <w:pPr>
-        <w:spacing w:line="240" w:lineRule="auto"/>
-        <w:jc w:val="right"/>
-        <w:rPr>
-          <w:color w:val="000000" w:themeColor="text1"/>
-          <w:sz w:val="24"/>
-          <w:szCs w:val="24"/>
-        </w:rPr>
-      </w:pPr>
-      <w:r>
-        <w:rPr>
-          <w:color w:val="000000" w:themeColor="text1"/>
-          <w:sz w:val="24"/>
-          <w:szCs w:val="24"/>
-        </w:rPr>
-        <w:t>Руководитель практики от кафедры ___________/___________________</w:t>
-      </w:r>
-    </w:p>
-    <w:p>
-      <w:pPr>
-        <w:spacing w:line="240" w:lineRule="auto"/>
-        <w:jc w:val="right"/>
-        <w:rPr>
-          <w:color w:val="000000" w:themeColor="text1"/>
-          <w:sz w:val="24"/>
-          <w:szCs w:val="24"/>
-        </w:rPr>
-      </w:pPr>
-    </w:p>
-    <w:p>
-      <w:pPr>
-        <w:spacing w:line="240" w:lineRule="auto"/>
-        <w:jc w:val="right"/>
-        <w:rPr>
-          <w:color w:val="000000" w:themeColor="text1"/>
-          <w:sz w:val="24"/>
-          <w:szCs w:val="24"/>
-        </w:rPr>
-      </w:pPr>
-      <w:r>
-        <w:rPr>
-          <w:color w:val="000000" w:themeColor="text1"/>
-          <w:sz w:val="24"/>
-          <w:szCs w:val="24"/>
-        </w:rPr>
-        <w:t>Дата выдачи задания «____»__________20__ г.</w:t>
-      </w:r>
-    </w:p>
-    <w:p>
-      <w:pPr>
-        <w:spacing w:line="240" w:lineRule="auto"/>
-        <w:jc w:val="right"/>
-        <w:rPr>
-          <w:color w:val="000000" w:themeColor="text1"/>
-          <w:sz w:val="24"/>
-          <w:szCs w:val="24"/>
-        </w:rPr>
-      </w:pPr>
-    </w:p>
-    <w:p>
-      <w:pPr>
-        <w:spacing w:line="240" w:lineRule="auto"/>
-        <w:jc w:val="right"/>
-        <w:rPr>
-          <w:color w:val="000000" w:themeColor="text1"/>
-          <w:sz w:val="24"/>
-          <w:szCs w:val="24"/>
-        </w:rPr>
-      </w:pPr>
-      <w:r>
-        <w:rPr>
-          <w:color w:val="000000" w:themeColor="text1"/>
-          <w:sz w:val="24"/>
-          <w:szCs w:val="24"/>
-        </w:rPr>
-        <w:t>Согласовано:</w:t>
-      </w:r>
-    </w:p>
-    <w:p>
-      <w:pPr>
-        <w:spacing w:line="240" w:lineRule="auto"/>
-        <w:jc w:val="right"/>
-        <w:rPr>
-          <w:color w:val="000000" w:themeColor="text1"/>
-          <w:sz w:val="24"/>
-          <w:szCs w:val="24"/>
-        </w:rPr>
-      </w:pPr>
-      <w:r>
-        <w:rPr>
-          <w:color w:val="000000" w:themeColor="text1"/>
-          <w:sz w:val="24"/>
-          <w:szCs w:val="24"/>
-        </w:rPr>
-        <w:t>Руководитель практики от профильной организации</w:t>
-      </w:r>
-      <w:r>
-        <w:rPr>
-          <w:color w:val="000000" w:themeColor="text1"/>
-          <w:sz w:val="24"/>
-          <w:szCs w:val="24"/>
-        </w:rPr>
-        <w:t xml:space="preserve"> </w:t>
-      </w:r>
-      <w:r>
-        <w:rPr>
-          <w:color w:val="000000" w:themeColor="text1"/>
-          <w:sz w:val="24"/>
-          <w:szCs w:val="24"/>
-        </w:rPr>
-        <w:t>__________/____________________</w:t>
-      </w:r>
-    </w:p>
-    <w:p>
-      <w:pPr>
-        <w:spacing w:line="240" w:lineRule="auto"/>
-        <w:jc w:val="right"/>
-        <w:rPr>
-          <w:color w:val="000000" w:themeColor="text1"/>
-          <w:sz w:val="24"/>
-          <w:szCs w:val="24"/>
-        </w:rPr>
-      </w:pPr>
-    </w:p>
-    <w:p>
-      <w:pPr>
-        <w:spacing w:line="240" w:lineRule="auto"/>
-        <w:jc w:val="right"/>
-        <w:rPr>
-          <w:color w:val="000000" w:themeColor="text1"/>
-          <w:sz w:val="24"/>
-          <w:szCs w:val="24"/>
-        </w:rPr>
-      </w:pPr>
-      <w:r>
-        <w:rPr>
-          <w:color w:val="000000" w:themeColor="text1"/>
-          <w:sz w:val="24"/>
-          <w:szCs w:val="24"/>
-        </w:rPr>
-        <w:t>Дата согласования  «____»__________20__ г</w:t>
-      </w:r>
-    </w:p>
-    <w:p/>
-    <w:p/>
-    <w:p/>
-    <w:p/>
-    <w:p/>
-    <w:p/>
-    <w:p/>
-    <w:p/>
-    <w:p/>
-    <w:p/>
-    <w:p/>
-    <w:p/>
-    <w:p/>
-    <w:p/>
-    <w:p/>
-    <w:p/>
-    <w:p/>
-    <w:p/>
-    <w:p/>
-    <w:p/>
-    <w:p/>
-    <w:p>
-      <w:pPr>
-        <w:spacing w:line="240" w:lineRule="auto"/>
-        <w:jc w:val="center"/>
-        <w:rPr>
-          <w:b/>
-          <w:color w:val="000000" w:themeColor="text1"/>
-          <w:sz w:val="24"/>
-          <w:szCs w:val="24"/>
-        </w:rPr>
-      </w:pPr>
-      <w:r>
-        <w:rPr>
-          <w:b/>
-          <w:color w:val="000000" w:themeColor="text1"/>
-          <w:sz w:val="24"/>
-          <w:szCs w:val="24"/>
-        </w:rPr>
-        <w:lastRenderedPageBreak/>
-        <w:t>МИНОБРНАУКИ РОССИИ</w:t>
-      </w:r>
-    </w:p>
-    <w:p>
-      <w:pPr>
-        <w:spacing w:line="240" w:lineRule="auto"/>
-        <w:jc w:val="center"/>
-        <w:rPr>
-          <w:b/>
-          <w:color w:val="000000" w:themeColor="text1"/>
-          <w:sz w:val="24"/>
-          <w:szCs w:val="24"/>
-        </w:rPr>
-      </w:pPr>
-      <w:r>
-        <w:rPr>
-          <w:b/>
-          <w:color w:val="000000" w:themeColor="text1"/>
-          <w:sz w:val="24"/>
-          <w:szCs w:val="24"/>
-        </w:rPr>
-        <w:t>Федеральное государственное бюджетное образовательное</w:t>
-      </w:r>
-    </w:p>
-    <w:p>
-      <w:pPr>
-        <w:spacing w:line="240" w:lineRule="auto"/>
-        <w:jc w:val="center"/>
-        <w:rPr>
-          <w:b/>
-          <w:color w:val="000000" w:themeColor="text1"/>
-          <w:sz w:val="24"/>
-          <w:szCs w:val="24"/>
-        </w:rPr>
-      </w:pPr>
-      <w:r>
-        <w:rPr>
-          <w:b/>
-          <w:color w:val="000000" w:themeColor="text1"/>
-          <w:sz w:val="24"/>
-          <w:szCs w:val="24"/>
-        </w:rPr>
-        <w:t xml:space="preserve"> учреждение высшего образования</w:t>
-      </w:r>
-    </w:p>
-    <w:p>
-      <w:pPr>
-        <w:spacing w:line="240" w:lineRule="auto"/>
-        <w:jc w:val="center"/>
-        <w:rPr>
-          <w:b/>
-          <w:color w:val="000000" w:themeColor="text1"/>
-          <w:sz w:val="24"/>
-          <w:szCs w:val="24"/>
-        </w:rPr>
-      </w:pPr>
-      <w:r>
-        <w:rPr>
-          <w:b/>
-          <w:color w:val="000000" w:themeColor="text1"/>
-          <w:sz w:val="24"/>
-          <w:szCs w:val="24"/>
-        </w:rPr>
-        <w:t>«Чувашский государственный университет имени И.Н. Ульянова»</w:t>
-      </w:r>
-    </w:p>
-    <w:p>
-      <w:pPr>
-        <w:spacing w:line="240" w:lineRule="auto"/>
-        <w:jc w:val="center"/>
-        <w:rPr>
-          <w:b/>
-          <w:color w:val="000000" w:themeColor="text1"/>
-          <w:sz w:val="24"/>
-          <w:szCs w:val="24"/>
-        </w:rPr>
-      </w:pPr>
-      <w:r>
-        <w:rPr>
-          <w:b/>
-          <w:color w:val="000000" w:themeColor="text1"/>
-          <w:sz w:val="24"/>
-          <w:szCs w:val="24"/>
-        </w:rPr>
-        <w:t>(ФГБОУ ВО «ЧГУ им. И.Н. Ульянова»)</w:t>
-      </w:r>
-    </w:p>
-    <w:p>
-      <w:pPr>
-        <w:pStyle w:val="a3"/>
-        <w:jc w:val="center"/>
-        <w:rPr>
-          <w:rFonts w:ascii="Times New Roman" w:hAnsi="Times New Roman"/>
-          <w:b/>
-          <w:color w:val="000000" w:themeColor="text1"/>
-          <w:sz w:val="24"/>
-          <w:szCs w:val="24"/>
-        </w:rPr>
-      </w:pPr>
-      <w:r>
-        <w:rPr>
-          <w:rFonts w:ascii="Times New Roman" w:hAnsi="Times New Roman"/>
-          <w:b/>
-          <w:color w:val="000000" w:themeColor="text1"/>
-          <w:sz w:val="24"/>
-          <w:szCs w:val="24"/>
-        </w:rPr>
-        <w:t>Факультет информатики и вычислительной техники</w:t>
-      </w:r>
-    </w:p>
-    <w:p>
-      <w:pPr>
-        <w:pStyle w:val="a3"/>
-        <w:jc w:val="center"/>
-        <w:rPr>
-          <w:rFonts w:ascii="Times New Roman" w:hAnsi="Times New Roman"/>
-          <w:b/>
-          <w:color w:val="000000" w:themeColor="text1"/>
-          <w:sz w:val="24"/>
-          <w:szCs w:val="24"/>
-        </w:rPr>
-      </w:pPr>
-      <w:r>
-        <w:rPr>
-          <w:rFonts w:ascii="Times New Roman" w:hAnsi="Times New Roman"/>
-          <w:b/>
-          <w:color w:val="000000" w:themeColor="text1"/>
-          <w:sz w:val="24"/>
-          <w:szCs w:val="24"/>
-        </w:rPr>
-        <w:t>Кафедра вычислительной техники</w:t>
-      </w:r>
-    </w:p>
-    <w:p>
-      <w:pPr>
-        <w:jc w:val="center"/>
-        <w:rPr>
-          <w:color w:val="000000" w:themeColor="text1"/>
-          <w:sz w:val="24"/>
-          <w:szCs w:val="24"/>
-        </w:rPr>
-      </w:pPr>
-    </w:p>
-    <w:p>
-      <w:pPr>
-        <w:spacing w:line="240" w:lineRule="auto"/>
-        <w:jc w:val="center"/>
-        <w:rPr>
-          <w:color w:val="000000" w:themeColor="text1"/>
-          <w:sz w:val="24"/>
-          <w:szCs w:val="24"/>
-        </w:rPr>
-      </w:pPr>
-      <w:r>
-        <w:rPr>
-          <w:color w:val="000000" w:themeColor="text1"/>
-          <w:sz w:val="24"/>
-          <w:szCs w:val="24"/>
-        </w:rPr>
-        <w:t xml:space="preserve">РАБОЧИЙ ГРАФИК (ПЛАН) </w:t>
-      </w:r>
-    </w:p>
-    <w:p>
-      <w:pPr>
-        <w:spacing w:line="240" w:lineRule="auto"/>
-        <w:jc w:val="center"/>
-        <w:rPr>
-          <w:color w:val="000000" w:themeColor="text1"/>
-          <w:sz w:val="24"/>
-          <w:szCs w:val="24"/>
-        </w:rPr>
-      </w:pPr>
-      <w:r>
-        <w:rPr>
-          <w:color w:val="000000" w:themeColor="text1"/>
-          <w:sz w:val="24"/>
-          <w:szCs w:val="24"/>
-        </w:rPr>
-        <w:t>ПРОВЕДЕНИЯ ПРОИЗВОДСТВЕННОЙ ПРАКТИКИ</w:t>
-      </w:r>
-    </w:p>
-    <w:p>
-      <w:pPr>
-        <w:spacing w:line="240" w:lineRule="auto"/>
-        <w:jc w:val="center"/>
-        <w:rPr>
-          <w:color w:val="000000" w:themeColor="text1"/>
-          <w:sz w:val="24"/>
-          <w:szCs w:val="24"/>
-        </w:rPr>
-      </w:pPr>
-      <w:r>
-        <w:rPr>
-          <w:color w:val="000000" w:themeColor="text1"/>
-          <w:sz w:val="24"/>
-          <w:szCs w:val="24"/>
-        </w:rPr>
-        <w:t xml:space="preserve"> (ТЕХНОЛОГИЧЕСКОЙ (ПРОЕКТНО-ТЕХНОЛОГИЧЕСКОЙ) ПРАКТИКИ)</w:t>
-      </w:r>
-    </w:p>
-    <w:p>
-      <w:pPr>
-        <w:spacing w:line="240" w:lineRule="auto"/>
-        <w:jc w:val="center"/>
-        <w:rPr>
-          <w:color w:val="000000" w:themeColor="text1"/>
-          <w:u w:val="single"/>
-        </w:rPr>
-      </w:pPr>
-      <w:r>
-        <w:rPr>
-          <w:color w:val="000000" w:themeColor="text1"/>
-          <w:sz w:val="24"/>
-          <w:szCs w:val="24"/>
-        </w:rPr>
-        <w:t xml:space="preserve">на базе </w:t>
-      </w:r>
-      <w:r>
-        <w:rPr>
-          <w:color w:val="000000" w:themeColor="text1"/>
-          <w:u w:val="single"/>
-        </w:rPr>
-        <w:t xml:space="preserve">Общество с ограниченной ответственностью "Асофт21" </w:t>
-      </w:r>
-    </w:p>
-    <w:p>
-      <w:pPr>
-        <w:pStyle w:val="a3"/>
-        <w:jc w:val="center"/>
-        <w:rPr>
-          <w:rFonts w:ascii="Times New Roman" w:hAnsi="Times New Roman"/>
-          <w:color w:val="000000" w:themeColor="text1"/>
-          <w:sz w:val="24"/>
-          <w:szCs w:val="24"/>
-        </w:rPr>
-      </w:pPr>
-      <w:r>
-        <w:rPr>
-          <w:rFonts w:ascii="Times New Roman" w:hAnsi="Times New Roman"/>
-          <w:color w:val="000000" w:themeColor="text1"/>
-          <w:sz w:val="24"/>
-          <w:szCs w:val="24"/>
-        </w:rPr>
-        <w:t>(наименование профильной организации/ структурного подразделения университета)</w:t>
-      </w:r>
-    </w:p>
-    <w:p>
-      <w:pPr>
-        <w:spacing w:line="240" w:lineRule="auto"/>
-        <w:jc w:val="center"/>
-        <w:rPr>
-          <w:bCs w:val="0"/>
-          <w:color w:val="000000" w:themeColor="text1"/>
-          <w:sz w:val="24"/>
-          <w:szCs w:val="24"/>
-          <w:u w:val="single"/>
-        </w:rPr>
-      </w:pPr>
-      <w:r>
-        <w:rPr>
-          <w:bCs w:val="0"/>
-          <w:color w:val="000000" w:themeColor="text1"/>
-          <w:sz w:val="24"/>
-          <w:szCs w:val="24"/>
-          <w:u w:val="single"/>
-        </w:rPr>
-        <w:t>Иванова Владимира Сергеевича ИВТ-41-22</w:t>
-      </w:r>
-    </w:p>
-    <w:p>
-      <w:pPr>
-        <w:spacing w:line="240" w:lineRule="auto"/>
-        <w:jc w:val="center"/>
-        <w:rPr>
-          <w:color w:val="000000" w:themeColor="text1"/>
-          <w:sz w:val="24"/>
-          <w:szCs w:val="24"/>
-        </w:rPr>
-      </w:pPr>
-      <w:r>
-        <w:rPr>
-          <w:color w:val="000000" w:themeColor="text1"/>
-          <w:sz w:val="24"/>
-          <w:szCs w:val="24"/>
-        </w:rPr>
-        <w:t>(ФИО обучающегося, группа)</w:t>
-      </w:r>
-    </w:p>
-    <w:p>
-      <w:pPr>
-        <w:spacing w:line="240" w:lineRule="auto"/>
-        <w:jc w:val="center"/>
-        <w:rPr>
-          <w:sz w:val="24"/>
-          <w:szCs w:val="24"/>
-          <w:u w:val="single"/>
-          <w:shd w:val="clear" w:color="auto" w:fill="FFFFFA"/>
-        </w:rPr>
-      </w:pPr>
-      <w:r>
-        <w:rPr>
-          <w:sz w:val="24"/>
-          <w:szCs w:val="24"/>
-          <w:u w:val="single"/>
-          <w:shd w:val="clear" w:color="auto" w:fill="FFFFFA"/>
-        </w:rPr>
-        <w:t>09.03.01 Информатика и вычислительная техника, профиль “Программное обеспечение средств вычислительной техники и автоматизированных систем”</w:t>
-      </w:r>
-    </w:p>
-    <w:p>
-      <w:pPr>
-        <w:spacing w:line="240" w:lineRule="auto"/>
-        <w:jc w:val="center"/>
-        <w:rPr>
-          <w:color w:val="000000" w:themeColor="text1"/>
-          <w:sz w:val="24"/>
-          <w:szCs w:val="24"/>
-        </w:rPr>
-      </w:pPr>
-      <w:r>
-        <w:rPr>
-          <w:color w:val="000000" w:themeColor="text1"/>
-          <w:sz w:val="24"/>
-          <w:szCs w:val="24"/>
-        </w:rPr>
-        <w:t>(направление подготовки/специальность, профиль/специализация)</w:t>
-      </w:r>
-    </w:p>
-    <w:p>
-      <w:pPr>
-        <w:spacing w:line="240" w:lineRule="auto"/>
-        <w:jc w:val="center"/>
-        <w:rPr>
-          <w:color w:val="000000" w:themeColor="text1"/>
-          <w:sz w:val="24"/>
-          <w:szCs w:val="24"/>
-        </w:rPr>
-      </w:pPr>
-    </w:p>
-    <w:tbl>
-      <w:tblPr>
-        <w:tblW w:w="4870" w:type="pct"/>
-        <w:jc w:val="center"/>
-        <w:tblBorders>
-          <w:top w:val="single" w:sz="4" w:space="0" w:color="auto"/>
-          <w:left w:val="single" w:sz="4" w:space="0" w:color="auto"/>
-          <w:bottom w:val="single" w:sz="4" w:space="0" w:color="auto"/>
-          <w:right w:val="single" w:sz="4" w:space="0" w:color="auto"/>
-          <w:insideH w:val="single" w:sz="4" w:space="0" w:color="auto"/>
-          <w:insideV w:val="single" w:sz="4" w:space="0" w:color="auto"/>
-        </w:tblBorders>
-        <w:tblLook w:val="01E0" w:firstRow="1" w:lastRow="1" w:firstColumn="1" w:lastColumn="1" w:noHBand="0" w:noVBand="0"/>
-      </w:tblPr>
-      <w:tblGrid>
-        <w:gridCol w:w="486"/>
-        <w:gridCol w:w="2274"/>
-        <w:gridCol w:w="3341"/>
-        <w:gridCol w:w="1470"/>
-        <w:gridCol w:w="1531"/>
-      </w:tblGrid>
-      <w:tr>
-        <w:trPr>
-          <w:trHeight w:val="443"/>
-          <w:tblHeader/>
-          <w:jc w:val="center"/>
-        </w:trPr>
-        <w:tc>
-          <w:tcPr>
-            <w:tcW w:w="261" w:type="pct"/>
-          </w:tcPr>
-          <w:p>
-            <w:pPr>
-              <w:suppressAutoHyphens w:val="0"/>
-              <w:spacing w:line="240" w:lineRule="auto"/>
-              <w:ind w:firstLine="0"/>
-              <w:jc w:val="center"/>
-              <w:rPr>
-                <w:rFonts w:eastAsia="Calibri"/>
-                <w:bCs w:val="0"/>
-                <w:color w:val="000000"/>
-                <w:sz w:val="20"/>
-                <w:lang w:eastAsia="en-US"/>
-              </w:rPr>
-            </w:pPr>
-            <w:r>
-              <w:rPr>
-                <w:rFonts w:eastAsia="Calibri"/>
-                <w:bCs w:val="0"/>
-                <w:color w:val="000000"/>
-                <w:sz w:val="20"/>
-                <w:lang w:eastAsia="en-US"/>
-              </w:rPr>
-              <w:t>№</w:t>
-            </w:r>
-          </w:p>
-          <w:p>
-            <w:pPr>
-              <w:suppressAutoHyphens w:val="0"/>
-              <w:spacing w:line="240" w:lineRule="auto"/>
-              <w:ind w:firstLine="0"/>
-              <w:jc w:val="center"/>
-              <w:rPr>
-                <w:rFonts w:eastAsia="Calibri"/>
-                <w:bCs w:val="0"/>
-                <w:color w:val="000000"/>
-                <w:sz w:val="20"/>
-                <w:lang w:eastAsia="en-US"/>
-              </w:rPr>
-            </w:pPr>
-            <w:r>
-              <w:rPr>
-                <w:rFonts w:eastAsia="Calibri"/>
-                <w:bCs w:val="0"/>
-                <w:color w:val="000000"/>
-                <w:sz w:val="20"/>
-                <w:lang w:eastAsia="en-US"/>
-              </w:rPr>
-              <w:t>п/п</w:t>
-            </w:r>
-          </w:p>
-        </w:tc>
-        <w:tc>
-          <w:tcPr>
-            <w:tcW w:w="1258" w:type="pct"/>
-            <w:tcMar>
-              <w:top w:w="28" w:type="dxa"/>
-              <w:left w:w="17" w:type="dxa"/>
-              <w:right w:w="17" w:type="dxa"/>
-            </w:tcMar>
-          </w:tcPr>
-          <w:p>
-            <w:pPr>
-              <w:suppressAutoHyphens w:val="0"/>
-              <w:spacing w:line="240" w:lineRule="auto"/>
-              <w:ind w:firstLine="0"/>
-              <w:jc w:val="center"/>
-              <w:rPr>
-                <w:rFonts w:eastAsia="Calibri"/>
-                <w:bCs w:val="0"/>
-                <w:color w:val="000000"/>
-                <w:sz w:val="20"/>
-                <w:lang w:eastAsia="en-US"/>
-              </w:rPr>
-            </w:pPr>
-            <w:r>
-              <w:rPr>
-                <w:rFonts w:eastAsia="Calibri"/>
-                <w:bCs w:val="0"/>
-                <w:color w:val="000000"/>
-                <w:sz w:val="20"/>
-                <w:lang w:eastAsia="en-US"/>
-              </w:rPr>
-              <w:t xml:space="preserve">Разделы (этапы) </w:t>
-            </w:r>
-          </w:p>
-          <w:p>
-            <w:pPr>
-              <w:suppressAutoHyphens w:val="0"/>
-              <w:spacing w:line="240" w:lineRule="auto"/>
-              <w:ind w:firstLine="0"/>
-              <w:jc w:val="center"/>
-              <w:rPr>
-                <w:rFonts w:eastAsia="Calibri"/>
-                <w:bCs w:val="0"/>
-                <w:color w:val="000000"/>
-                <w:sz w:val="20"/>
-                <w:lang w:eastAsia="en-US"/>
-              </w:rPr>
-            </w:pPr>
-            <w:r>
-              <w:rPr>
-                <w:rFonts w:eastAsia="Calibri"/>
-                <w:bCs w:val="0"/>
-                <w:color w:val="000000"/>
-                <w:sz w:val="20"/>
-                <w:lang w:eastAsia="en-US"/>
-              </w:rPr>
-              <w:t>практики</w:t>
-            </w:r>
-          </w:p>
-        </w:tc>
-        <w:tc>
-          <w:tcPr>
-            <w:tcW w:w="1844" w:type="pct"/>
-          </w:tcPr>
-          <w:p>
-            <w:pPr>
-              <w:suppressAutoHyphens w:val="0"/>
-              <w:spacing w:line="240" w:lineRule="auto"/>
-              <w:ind w:firstLine="0"/>
-              <w:jc w:val="center"/>
-              <w:rPr>
-                <w:rFonts w:eastAsia="Calibri"/>
-                <w:bCs w:val="0"/>
-                <w:color w:val="000000"/>
-                <w:sz w:val="20"/>
-                <w:lang w:eastAsia="en-US"/>
-              </w:rPr>
-            </w:pPr>
-            <w:r>
-              <w:rPr>
-                <w:rFonts w:eastAsia="Calibri"/>
-                <w:bCs w:val="0"/>
-                <w:color w:val="000000"/>
-                <w:sz w:val="20"/>
-                <w:lang w:eastAsia="en-US"/>
-              </w:rPr>
-              <w:t>Виды работ на практике, включая самостоятельную работу обучающихся</w:t>
-            </w:r>
-          </w:p>
-        </w:tc>
-        <w:tc>
-          <w:tcPr>
-            <w:tcW w:w="788" w:type="pct"/>
-          </w:tcPr>
-          <w:p>
-            <w:pPr>
-              <w:suppressAutoHyphens w:val="0"/>
-              <w:spacing w:line="240" w:lineRule="auto"/>
-              <w:ind w:firstLine="0"/>
-              <w:jc w:val="center"/>
-              <w:rPr>
-                <w:rFonts w:eastAsia="Calibri"/>
-                <w:bCs w:val="0"/>
-                <w:color w:val="000000"/>
-                <w:sz w:val="20"/>
-                <w:lang w:eastAsia="en-US"/>
-              </w:rPr>
-            </w:pPr>
-            <w:r>
-              <w:rPr>
-                <w:rFonts w:eastAsia="Calibri"/>
-                <w:bCs w:val="0"/>
-                <w:color w:val="000000"/>
-                <w:sz w:val="20"/>
-                <w:lang w:eastAsia="en-US"/>
-              </w:rPr>
-              <w:t xml:space="preserve">Трудоемкость, </w:t>
-            </w:r>
-          </w:p>
-          <w:p>
-            <w:pPr>
-              <w:suppressAutoHyphens w:val="0"/>
-              <w:spacing w:line="240" w:lineRule="auto"/>
-              <w:ind w:firstLine="0"/>
-              <w:jc w:val="center"/>
-              <w:rPr>
-                <w:rFonts w:eastAsia="Calibri"/>
-                <w:bCs w:val="0"/>
-                <w:color w:val="000000"/>
-                <w:sz w:val="20"/>
-                <w:lang w:eastAsia="en-US"/>
-              </w:rPr>
-            </w:pPr>
-            <w:r>
-              <w:rPr>
-                <w:rFonts w:eastAsia="Calibri"/>
-                <w:bCs w:val="0"/>
-                <w:color w:val="000000"/>
-                <w:sz w:val="20"/>
-                <w:lang w:eastAsia="en-US"/>
-              </w:rPr>
-              <w:t>час</w:t>
-            </w:r>
-          </w:p>
-        </w:tc>
-        <w:tc>
-          <w:tcPr>
-            <w:tcW w:w="849" w:type="pct"/>
-          </w:tcPr>
-          <w:p>
-            <w:pPr>
-              <w:suppressAutoHyphens w:val="0"/>
-              <w:spacing w:line="240" w:lineRule="auto"/>
-              <w:ind w:firstLine="0"/>
-              <w:jc w:val="center"/>
-              <w:rPr>
-                <w:rFonts w:eastAsia="Calibri"/>
-                <w:bCs w:val="0"/>
-                <w:color w:val="000000"/>
-                <w:sz w:val="20"/>
-                <w:lang w:eastAsia="en-US"/>
-              </w:rPr>
-            </w:pPr>
-            <w:r>
-              <w:rPr>
-                <w:rFonts w:eastAsia="Calibri"/>
-                <w:bCs w:val="0"/>
-                <w:color w:val="000000"/>
-                <w:sz w:val="20"/>
-                <w:lang w:eastAsia="en-US"/>
-              </w:rPr>
-              <w:t>Дата</w:t>
-            </w:r>
-          </w:p>
-        </w:tc>
-      </w:tr>
-      <w:tr>
-        <w:trPr>
-          <w:jc w:val="center"/>
-        </w:trPr>
-        <w:tc>
-          <w:tcPr>
-            <w:tcW w:w="261" w:type="pct"/>
-          </w:tcPr>
-          <w:p>
-            <w:pPr>
-              <w:suppressAutoHyphens w:val="0"/>
-              <w:spacing w:line="240" w:lineRule="auto"/>
-              <w:ind w:firstLine="0"/>
-              <w:jc w:val="center"/>
-              <w:rPr>
-                <w:rFonts w:eastAsia="Calibri"/>
-                <w:bCs w:val="0"/>
-                <w:color w:val="000000"/>
-                <w:sz w:val="20"/>
-                <w:lang w:eastAsia="en-US"/>
-              </w:rPr>
-            </w:pPr>
-            <w:r>
-              <w:rPr>
-                <w:rFonts w:eastAsia="Calibri"/>
-                <w:bCs w:val="0"/>
-                <w:color w:val="000000"/>
-                <w:sz w:val="20"/>
-                <w:lang w:eastAsia="en-US"/>
-              </w:rPr>
-              <w:t>1.</w:t>
-            </w:r>
-          </w:p>
-        </w:tc>
-        <w:tc>
-          <w:tcPr>
-            <w:tcW w:w="1258" w:type="pct"/>
-          </w:tcPr>
-          <w:p>
-            <w:pPr>
-              <w:suppressAutoHyphens w:val="0"/>
-              <w:spacing w:line="240" w:lineRule="auto"/>
-              <w:ind w:firstLine="0"/>
-              <w:jc w:val="left"/>
-              <w:rPr>
-                <w:rFonts w:eastAsia="Calibri"/>
-                <w:bCs w:val="0"/>
-                <w:color w:val="000000"/>
-                <w:sz w:val="20"/>
-                <w:lang w:eastAsia="en-US"/>
-              </w:rPr>
-            </w:pPr>
-            <w:r>
-              <w:rPr>
-                <w:rFonts w:eastAsia="Calibri"/>
-                <w:bCs w:val="0"/>
-                <w:color w:val="000000"/>
-                <w:sz w:val="20"/>
-                <w:lang w:eastAsia="en-US"/>
-              </w:rPr>
-              <w:t>Организация практики, подготовительный этап</w:t>
-            </w:r>
-          </w:p>
-          <w:p>
-            <w:pPr>
-              <w:suppressAutoHyphens w:val="0"/>
-              <w:spacing w:line="240" w:lineRule="auto"/>
-              <w:ind w:firstLine="0"/>
-              <w:jc w:val="left"/>
-              <w:rPr>
-                <w:rFonts w:eastAsia="Calibri"/>
-                <w:bCs w:val="0"/>
-                <w:color w:val="000000"/>
-                <w:sz w:val="20"/>
-                <w:lang w:eastAsia="en-US"/>
-              </w:rPr>
-            </w:pPr>
-          </w:p>
-        </w:tc>
-        <w:tc>
-          <w:tcPr>
-            <w:tcW w:w="1844" w:type="pct"/>
-          </w:tcPr>
-          <w:p>
-            <w:pPr>
-              <w:suppressAutoHyphens w:val="0"/>
-              <w:spacing w:line="240" w:lineRule="auto"/>
-              <w:ind w:firstLine="0"/>
-              <w:rPr>
-                <w:rFonts w:eastAsia="Calibri"/>
-                <w:bCs w:val="0"/>
-                <w:color w:val="000000"/>
-                <w:sz w:val="20"/>
-                <w:lang w:eastAsia="en-US"/>
-              </w:rPr>
-            </w:pPr>
-            <w:r>
-              <w:rPr>
-                <w:rFonts w:eastAsia="Calibri"/>
-                <w:bCs w:val="0"/>
-                <w:color w:val="000000"/>
-                <w:sz w:val="20"/>
-                <w:lang w:eastAsia="en-US"/>
-              </w:rPr>
-              <w:t xml:space="preserve">Получение задания на практику. Планирование прохождения практики. Оформление на практику,  </w:t>
-            </w:r>
-            <w:r>
-              <w:rPr>
-                <w:rFonts w:eastAsia="Calibri"/>
-                <w:bCs w:val="0"/>
-                <w:color w:val="000000"/>
-                <w:sz w:val="20"/>
-                <w:shd w:val="clear" w:color="auto" w:fill="FFFFFF"/>
-                <w:lang w:eastAsia="en-US"/>
-              </w:rPr>
-              <w:t>прохождение инструктажа  по охране труда, технике безопасности, пожарной безопасности, а также ознакомление с правилами внутреннего трудового распорядка организации, предоставляющей место для прохождения практики</w:t>
-            </w:r>
-          </w:p>
-        </w:tc>
-        <w:tc>
-          <w:tcPr>
-            <w:tcW w:w="788" w:type="pct"/>
-          </w:tcPr>
-          <w:p>
-            <w:pPr>
-              <w:suppressAutoHyphens w:val="0"/>
-              <w:spacing w:line="240" w:lineRule="auto"/>
-              <w:ind w:firstLine="0"/>
-              <w:jc w:val="center"/>
-              <w:rPr>
-                <w:rFonts w:eastAsia="Calibri"/>
-                <w:bCs w:val="0"/>
-                <w:color w:val="000000"/>
-                <w:sz w:val="20"/>
-                <w:lang w:eastAsia="en-US"/>
-              </w:rPr>
-            </w:pPr>
-            <w:r>
-              <w:rPr>
-                <w:rFonts w:eastAsia="Calibri"/>
-                <w:bCs w:val="0"/>
-                <w:color w:val="000000"/>
-                <w:sz w:val="20"/>
-                <w:lang w:eastAsia="en-US"/>
-              </w:rPr>
-              <w:t>9</w:t>
-            </w:r>
-          </w:p>
-        </w:tc>
-        <w:tc>
-          <w:tcPr>
-            <w:tcW w:w="849" w:type="pct"/>
-          </w:tcPr>
-          <w:p>
-            <w:pPr>
-              <w:suppressAutoHyphens w:val="0"/>
-              <w:spacing w:line="240" w:lineRule="auto"/>
-              <w:ind w:firstLine="0"/>
-              <w:jc w:val="center"/>
-              <w:rPr>
-                <w:rFonts w:eastAsia="Calibri"/>
-                <w:bCs w:val="0"/>
-                <w:color w:val="000000"/>
-                <w:sz w:val="20"/>
-                <w:lang w:val="en-US" w:eastAsia="en-US"/>
-              </w:rPr>
-            </w:pPr>
-            <w:r>
-              <w:rPr>
-                <w:rFonts w:eastAsia="Calibri"/>
-                <w:bCs w:val="0"/>
-                <w:color w:val="000000"/>
-                <w:sz w:val="20"/>
-                <w:lang w:eastAsia="en-US"/>
-              </w:rPr>
-              <w:t>02.08</w:t>
-            </w:r>
-            <w:r>
-              <w:rPr>
-                <w:rFonts w:eastAsia="Calibri"/>
-                <w:bCs w:val="0"/>
-                <w:color w:val="000000"/>
-                <w:sz w:val="20"/>
-                <w:lang w:val="en-US" w:eastAsia="en-US"/>
-              </w:rPr>
-              <w:t>.2025</w:t>
-            </w:r>
-          </w:p>
-        </w:tc>
-      </w:tr>
-      <w:tr>
-        <w:trPr>
-          <w:jc w:val="center"/>
-        </w:trPr>
-        <w:tc>
-          <w:tcPr>
-            <w:tcW w:w="261" w:type="pct"/>
-          </w:tcPr>
-          <w:p>
-            <w:pPr>
-              <w:suppressAutoHyphens w:val="0"/>
-              <w:spacing w:line="240" w:lineRule="auto"/>
-              <w:ind w:firstLine="0"/>
-              <w:jc w:val="center"/>
-              <w:rPr>
-                <w:rFonts w:eastAsia="Calibri"/>
-                <w:bCs w:val="0"/>
-                <w:color w:val="000000"/>
-                <w:sz w:val="20"/>
-                <w:lang w:eastAsia="en-US"/>
-              </w:rPr>
-            </w:pPr>
-            <w:r>
-              <w:rPr>
-                <w:rFonts w:eastAsia="Calibri"/>
-                <w:bCs w:val="0"/>
-                <w:color w:val="000000"/>
-                <w:sz w:val="20"/>
-                <w:lang w:eastAsia="en-US"/>
-              </w:rPr>
-              <w:t>2.</w:t>
-            </w:r>
-          </w:p>
-        </w:tc>
-        <w:tc>
-          <w:tcPr>
-            <w:tcW w:w="1258" w:type="pct"/>
-          </w:tcPr>
-          <w:p>
-            <w:pPr>
-              <w:suppressAutoHyphens w:val="0"/>
-              <w:spacing w:line="240" w:lineRule="auto"/>
-              <w:ind w:firstLine="0"/>
-              <w:jc w:val="left"/>
-              <w:rPr>
-                <w:rFonts w:eastAsia="Calibri"/>
-                <w:bCs w:val="0"/>
-                <w:color w:val="000000"/>
-                <w:sz w:val="20"/>
-                <w:lang w:eastAsia="en-US"/>
-              </w:rPr>
-            </w:pPr>
-            <w:r>
-              <w:rPr>
-                <w:rFonts w:eastAsia="Calibri"/>
-                <w:bCs w:val="0"/>
-                <w:color w:val="000000"/>
-                <w:sz w:val="20"/>
-                <w:lang w:eastAsia="en-US"/>
-              </w:rPr>
-              <w:t>Производственный этап</w:t>
-            </w:r>
-          </w:p>
-        </w:tc>
-        <w:tc>
-          <w:tcPr>
-            <w:tcW w:w="1844" w:type="pct"/>
-          </w:tcPr>
-          <w:p>
-            <w:pPr>
-              <w:suppressAutoHyphens w:val="0"/>
-              <w:spacing w:line="240" w:lineRule="auto"/>
-              <w:ind w:firstLine="0"/>
-              <w:rPr>
-                <w:rFonts w:eastAsia="Calibri"/>
-                <w:bCs w:val="0"/>
-                <w:color w:val="000000"/>
-                <w:sz w:val="20"/>
-                <w:lang w:eastAsia="en-US"/>
-              </w:rPr>
-            </w:pPr>
-            <w:r>
-              <w:rPr>
-                <w:rFonts w:eastAsia="Calibri"/>
-                <w:bCs w:val="0"/>
-                <w:color w:val="000000"/>
-                <w:sz w:val="20"/>
-                <w:lang w:eastAsia="en-US"/>
-              </w:rPr>
-              <w:t>Обучение и работа на рабочем месте в качестве стажера-практиканта в соответствии с индивидуальным заданием</w:t>
-            </w:r>
-          </w:p>
-        </w:tc>
-        <w:tc>
-          <w:tcPr>
-            <w:tcW w:w="788" w:type="pct"/>
-          </w:tcPr>
-          <w:p>
-            <w:pPr>
-              <w:suppressAutoHyphens w:val="0"/>
-              <w:spacing w:line="240" w:lineRule="auto"/>
-              <w:ind w:firstLine="0"/>
-              <w:jc w:val="center"/>
-              <w:rPr>
-                <w:rFonts w:eastAsia="Calibri"/>
-                <w:bCs w:val="0"/>
-                <w:color w:val="000000"/>
-                <w:sz w:val="20"/>
-                <w:lang w:eastAsia="en-US"/>
-              </w:rPr>
-            </w:pPr>
-            <w:r>
-              <w:rPr>
-                <w:rFonts w:eastAsia="Calibri"/>
-                <w:bCs w:val="0"/>
-                <w:color w:val="000000"/>
-                <w:sz w:val="20"/>
-                <w:lang w:eastAsia="en-US"/>
-              </w:rPr>
-              <w:t>180</w:t>
-            </w:r>
-          </w:p>
-        </w:tc>
-        <w:tc>
-          <w:tcPr>
-            <w:tcW w:w="849" w:type="pct"/>
-          </w:tcPr>
-          <w:p>
-            <w:pPr>
-              <w:suppressAutoHyphens w:val="0"/>
-              <w:spacing w:line="240" w:lineRule="auto"/>
-              <w:ind w:firstLine="0"/>
-              <w:jc w:val="center"/>
-              <w:rPr>
-                <w:rFonts w:eastAsia="Calibri"/>
-                <w:bCs w:val="0"/>
-                <w:color w:val="000000"/>
-                <w:sz w:val="20"/>
-                <w:lang w:val="en-US" w:eastAsia="en-US"/>
-              </w:rPr>
-            </w:pPr>
-            <w:r>
-              <w:rPr>
-                <w:rFonts w:eastAsia="Calibri"/>
-                <w:bCs w:val="0"/>
-                <w:color w:val="000000"/>
-                <w:sz w:val="20"/>
-                <w:lang w:val="en-US" w:eastAsia="en-US"/>
-              </w:rPr>
-              <w:t>04.08.2025-26.08.2025</w:t>
-            </w:r>
-          </w:p>
-        </w:tc>
-      </w:tr>
-      <w:tr>
-        <w:trPr>
-          <w:trHeight w:val="223"/>
-          <w:jc w:val="center"/>
-        </w:trPr>
-        <w:tc>
-          <w:tcPr>
-            <w:tcW w:w="261" w:type="pct"/>
-          </w:tcPr>
-          <w:p>
-            <w:pPr>
-              <w:suppressAutoHyphens w:val="0"/>
-              <w:spacing w:line="240" w:lineRule="auto"/>
-              <w:ind w:firstLine="0"/>
-              <w:jc w:val="center"/>
-              <w:rPr>
-                <w:rFonts w:eastAsia="Calibri"/>
-                <w:bCs w:val="0"/>
-                <w:color w:val="000000"/>
-                <w:sz w:val="20"/>
-                <w:lang w:eastAsia="en-US"/>
-              </w:rPr>
-            </w:pPr>
-            <w:r>
-              <w:rPr>
-                <w:rFonts w:eastAsia="Calibri"/>
-                <w:bCs w:val="0"/>
-                <w:color w:val="000000"/>
-                <w:sz w:val="20"/>
-                <w:lang w:eastAsia="en-US"/>
-              </w:rPr>
-              <w:t>3.</w:t>
-            </w:r>
-          </w:p>
-        </w:tc>
-        <w:tc>
-          <w:tcPr>
-            <w:tcW w:w="1258" w:type="pct"/>
-          </w:tcPr>
-          <w:p>
-            <w:pPr>
-              <w:suppressAutoHyphens w:val="0"/>
-              <w:spacing w:line="240" w:lineRule="auto"/>
-              <w:ind w:firstLine="0"/>
-              <w:jc w:val="left"/>
-              <w:rPr>
-                <w:rFonts w:eastAsia="Calibri"/>
-                <w:bCs w:val="0"/>
-                <w:color w:val="000000"/>
-                <w:sz w:val="20"/>
-                <w:lang w:eastAsia="en-US"/>
-              </w:rPr>
-            </w:pPr>
-            <w:r>
-              <w:rPr>
-                <w:rFonts w:eastAsia="Calibri"/>
-                <w:bCs w:val="0"/>
-                <w:color w:val="000000"/>
-                <w:sz w:val="20"/>
-                <w:lang w:eastAsia="en-US"/>
-              </w:rPr>
-              <w:t>Подготовка отчета</w:t>
-            </w:r>
-          </w:p>
-        </w:tc>
-        <w:tc>
-          <w:tcPr>
-            <w:tcW w:w="1844" w:type="pct"/>
-          </w:tcPr>
-          <w:p>
-            <w:pPr>
-              <w:suppressAutoHyphens w:val="0"/>
-              <w:spacing w:line="240" w:lineRule="auto"/>
-              <w:ind w:firstLine="0"/>
-              <w:rPr>
-                <w:rFonts w:eastAsia="Calibri"/>
-                <w:bCs w:val="0"/>
-                <w:color w:val="000000"/>
-                <w:sz w:val="20"/>
-                <w:lang w:eastAsia="en-US"/>
-              </w:rPr>
-            </w:pPr>
-            <w:r>
-              <w:rPr>
-                <w:rFonts w:eastAsia="Calibri"/>
-                <w:bCs w:val="0"/>
-                <w:color w:val="000000"/>
-                <w:sz w:val="20"/>
-                <w:lang w:eastAsia="en-US"/>
-              </w:rPr>
-              <w:t>Сбор, обработка и систематизация фактического и литературного материала</w:t>
-            </w:r>
-          </w:p>
-        </w:tc>
-        <w:tc>
-          <w:tcPr>
-            <w:tcW w:w="788" w:type="pct"/>
-          </w:tcPr>
-          <w:p>
-            <w:pPr>
-              <w:suppressAutoHyphens w:val="0"/>
-              <w:spacing w:line="240" w:lineRule="auto"/>
-              <w:ind w:firstLine="0"/>
-              <w:jc w:val="center"/>
-              <w:rPr>
-                <w:rFonts w:eastAsia="Calibri"/>
-                <w:bCs w:val="0"/>
-                <w:color w:val="000000"/>
-                <w:sz w:val="20"/>
-                <w:lang w:val="en-US" w:eastAsia="en-US"/>
-              </w:rPr>
-            </w:pPr>
-            <w:r>
-              <w:rPr>
-                <w:rFonts w:eastAsia="Calibri"/>
-                <w:bCs w:val="0"/>
-                <w:color w:val="000000"/>
-                <w:sz w:val="20"/>
-                <w:lang w:val="en-US" w:eastAsia="en-US"/>
-              </w:rPr>
-              <w:t>24</w:t>
-            </w:r>
-          </w:p>
-        </w:tc>
-        <w:tc>
-          <w:tcPr>
-            <w:tcW w:w="849" w:type="pct"/>
-          </w:tcPr>
-          <w:p>
-            <w:pPr>
-              <w:suppressAutoHyphens w:val="0"/>
-              <w:spacing w:line="240" w:lineRule="auto"/>
-              <w:ind w:firstLine="0"/>
-              <w:jc w:val="center"/>
-              <w:rPr>
-                <w:rFonts w:eastAsia="Calibri"/>
-                <w:bCs w:val="0"/>
-                <w:color w:val="000000"/>
-                <w:sz w:val="20"/>
-                <w:lang w:val="en-US" w:eastAsia="en-US"/>
-              </w:rPr>
-            </w:pPr>
-            <w:r>
-              <w:rPr>
-                <w:rFonts w:eastAsia="Calibri"/>
-                <w:bCs w:val="0"/>
-                <w:color w:val="000000"/>
-                <w:sz w:val="20"/>
-                <w:lang w:val="en-US" w:eastAsia="en-US"/>
-              </w:rPr>
-              <w:t>27.08.2025-29.08.2025</w:t>
-            </w:r>
-          </w:p>
-        </w:tc>
-      </w:tr>
-      <w:tr>
-        <w:trPr>
-          <w:trHeight w:val="428"/>
-          <w:jc w:val="center"/>
-        </w:trPr>
-        <w:tc>
-          <w:tcPr>
-            <w:tcW w:w="261" w:type="pct"/>
-          </w:tcPr>
-          <w:p>
-            <w:pPr>
-              <w:suppressAutoHyphens w:val="0"/>
-              <w:spacing w:line="240" w:lineRule="auto"/>
-              <w:ind w:firstLine="0"/>
-              <w:jc w:val="center"/>
-              <w:rPr>
-                <w:rFonts w:eastAsia="Calibri"/>
-                <w:bCs w:val="0"/>
-                <w:color w:val="000000"/>
-                <w:sz w:val="20"/>
-                <w:lang w:eastAsia="en-US"/>
-              </w:rPr>
-            </w:pPr>
-            <w:r>
-              <w:rPr>
-                <w:rFonts w:eastAsia="Calibri"/>
-                <w:bCs w:val="0"/>
-                <w:color w:val="000000"/>
-                <w:sz w:val="20"/>
-                <w:lang w:eastAsia="en-US"/>
-              </w:rPr>
-              <w:t>4.</w:t>
-            </w:r>
-          </w:p>
-        </w:tc>
-        <w:tc>
-          <w:tcPr>
-            <w:tcW w:w="1258" w:type="pct"/>
-          </w:tcPr>
-          <w:p>
-            <w:pPr>
-              <w:suppressAutoHyphens w:val="0"/>
-              <w:spacing w:line="240" w:lineRule="auto"/>
-              <w:ind w:firstLine="0"/>
-              <w:jc w:val="left"/>
-              <w:rPr>
-                <w:rFonts w:eastAsia="Calibri"/>
-                <w:bCs w:val="0"/>
-                <w:color w:val="000000"/>
-                <w:sz w:val="20"/>
-                <w:lang w:eastAsia="en-US"/>
-              </w:rPr>
-            </w:pPr>
-            <w:r>
-              <w:rPr>
-                <w:rFonts w:eastAsia="Calibri"/>
-                <w:bCs w:val="0"/>
-                <w:color w:val="000000"/>
-                <w:sz w:val="20"/>
-                <w:lang w:eastAsia="en-US"/>
-              </w:rPr>
-              <w:t>Заключительный этап</w:t>
-            </w:r>
-          </w:p>
-        </w:tc>
-        <w:tc>
-          <w:tcPr>
-            <w:tcW w:w="1844" w:type="pct"/>
-          </w:tcPr>
-          <w:p>
-            <w:pPr>
-              <w:suppressAutoHyphens w:val="0"/>
-              <w:spacing w:line="240" w:lineRule="auto"/>
-              <w:ind w:firstLine="0"/>
-              <w:rPr>
-                <w:rFonts w:eastAsia="Calibri"/>
-                <w:bCs w:val="0"/>
-                <w:color w:val="000000"/>
-                <w:sz w:val="20"/>
-                <w:lang w:eastAsia="en-US"/>
-              </w:rPr>
-            </w:pPr>
-            <w:r>
-              <w:rPr>
-                <w:rFonts w:eastAsia="Calibri"/>
-                <w:bCs w:val="0"/>
-                <w:color w:val="000000"/>
-                <w:sz w:val="20"/>
-                <w:lang w:eastAsia="en-US"/>
-              </w:rPr>
-              <w:t>Получение отзыва на рабочем месте, публичная защита отчета</w:t>
-            </w:r>
-          </w:p>
-        </w:tc>
-        <w:tc>
-          <w:tcPr>
-            <w:tcW w:w="788" w:type="pct"/>
-          </w:tcPr>
-          <w:p>
-            <w:pPr>
-              <w:suppressAutoHyphens w:val="0"/>
-              <w:spacing w:line="240" w:lineRule="auto"/>
-              <w:ind w:firstLine="0"/>
-              <w:jc w:val="center"/>
-              <w:rPr>
-                <w:rFonts w:eastAsia="Calibri"/>
-                <w:bCs w:val="0"/>
-                <w:color w:val="000000"/>
-                <w:sz w:val="20"/>
-                <w:lang w:val="en-US" w:eastAsia="en-US"/>
-              </w:rPr>
-            </w:pPr>
-            <w:r>
-              <w:rPr>
-                <w:rFonts w:eastAsia="Calibri"/>
-                <w:bCs w:val="0"/>
-                <w:color w:val="000000"/>
-                <w:sz w:val="20"/>
-                <w:lang w:val="en-US" w:eastAsia="en-US"/>
-              </w:rPr>
-              <w:t>3</w:t>
-            </w:r>
-          </w:p>
-        </w:tc>
-        <w:tc>
-          <w:tcPr>
-            <w:tcW w:w="849" w:type="pct"/>
-          </w:tcPr>
-          <w:p>
-            <w:pPr>
-              <w:suppressAutoHyphens w:val="0"/>
-              <w:spacing w:line="240" w:lineRule="auto"/>
-              <w:ind w:firstLine="0"/>
-              <w:jc w:val="center"/>
-              <w:rPr>
-                <w:rFonts w:eastAsia="Calibri"/>
-                <w:bCs w:val="0"/>
-                <w:color w:val="000000"/>
-                <w:sz w:val="20"/>
-                <w:lang w:val="en-US" w:eastAsia="en-US"/>
-              </w:rPr>
-            </w:pPr>
-            <w:r>
-              <w:rPr>
-                <w:rFonts w:eastAsia="Calibri"/>
-                <w:bCs w:val="0"/>
-                <w:color w:val="000000"/>
-                <w:sz w:val="20"/>
-                <w:lang w:val="en-US" w:eastAsia="en-US"/>
-              </w:rPr>
-              <w:t>29.08.2025</w:t>
-            </w:r>
-          </w:p>
-        </w:tc>
-      </w:tr>
-      <w:tr>
-        <w:trPr>
-          <w:jc w:val="center"/>
-        </w:trPr>
-        <w:tc>
-          <w:tcPr>
-            <w:tcW w:w="261" w:type="pct"/>
-          </w:tcPr>
-          <w:p>
-            <w:pPr>
-              <w:suppressAutoHyphens w:val="0"/>
-              <w:spacing w:line="240" w:lineRule="auto"/>
-              <w:ind w:firstLine="0"/>
-              <w:jc w:val="center"/>
-              <w:rPr>
-                <w:rFonts w:eastAsia="Calibri"/>
-                <w:bCs w:val="0"/>
-                <w:color w:val="000000"/>
-                <w:sz w:val="20"/>
-                <w:lang w:eastAsia="en-US"/>
-              </w:rPr>
-            </w:pPr>
-          </w:p>
-        </w:tc>
-        <w:tc>
-          <w:tcPr>
-            <w:tcW w:w="1258" w:type="pct"/>
-          </w:tcPr>
-          <w:p>
-            <w:pPr>
-              <w:suppressAutoHyphens w:val="0"/>
-              <w:spacing w:line="240" w:lineRule="auto"/>
-              <w:ind w:firstLine="0"/>
-              <w:jc w:val="right"/>
-              <w:rPr>
-                <w:rFonts w:eastAsia="Calibri"/>
-                <w:bCs w:val="0"/>
-                <w:color w:val="000000"/>
-                <w:sz w:val="20"/>
-                <w:lang w:eastAsia="en-US"/>
-              </w:rPr>
-            </w:pPr>
-            <w:r>
-              <w:rPr>
-                <w:rFonts w:eastAsia="Calibri"/>
-                <w:bCs w:val="0"/>
-                <w:color w:val="000000"/>
-                <w:sz w:val="20"/>
-                <w:lang w:eastAsia="en-US"/>
-              </w:rPr>
-              <w:t>ИТОГО</w:t>
-            </w:r>
-          </w:p>
-        </w:tc>
-        <w:tc>
-          <w:tcPr>
-            <w:tcW w:w="1844" w:type="pct"/>
-          </w:tcPr>
-          <w:p>
-            <w:pPr>
-              <w:suppressAutoHyphens w:val="0"/>
-              <w:spacing w:line="240" w:lineRule="auto"/>
-              <w:ind w:firstLine="0"/>
-              <w:rPr>
-                <w:rFonts w:eastAsia="Calibri"/>
-                <w:bCs w:val="0"/>
-                <w:color w:val="000000"/>
-                <w:sz w:val="20"/>
-                <w:lang w:eastAsia="en-US"/>
-              </w:rPr>
-            </w:pPr>
-          </w:p>
-        </w:tc>
-        <w:tc>
-          <w:tcPr>
-            <w:tcW w:w="788" w:type="pct"/>
-          </w:tcPr>
-          <w:p>
-            <w:pPr>
-              <w:suppressAutoHyphens w:val="0"/>
-              <w:spacing w:line="240" w:lineRule="auto"/>
-              <w:ind w:firstLine="0"/>
-              <w:jc w:val="center"/>
-              <w:rPr>
-                <w:rFonts w:eastAsia="Calibri"/>
-                <w:bCs w:val="0"/>
-                <w:color w:val="000000"/>
-                <w:sz w:val="20"/>
-                <w:lang w:eastAsia="en-US"/>
-              </w:rPr>
-            </w:pPr>
-            <w:r>
-              <w:rPr>
-                <w:rFonts w:eastAsia="Calibri"/>
-                <w:bCs w:val="0"/>
-                <w:color w:val="000000"/>
-                <w:sz w:val="20"/>
-                <w:lang w:eastAsia="en-US"/>
-              </w:rPr>
-              <w:t>216</w:t>
-            </w:r>
-          </w:p>
-        </w:tc>
-        <w:tc>
-          <w:tcPr>
-            <w:tcW w:w="849" w:type="pct"/>
-          </w:tcPr>
-          <w:p>
-            <w:pPr>
-              <w:suppressAutoHyphens w:val="0"/>
-              <w:spacing w:line="240" w:lineRule="auto"/>
-              <w:ind w:firstLine="0"/>
-              <w:jc w:val="center"/>
-              <w:rPr>
-                <w:rFonts w:eastAsia="Calibri"/>
-                <w:bCs w:val="0"/>
-                <w:color w:val="000000"/>
-                <w:sz w:val="20"/>
-                <w:lang w:eastAsia="en-US"/>
-              </w:rPr>
-            </w:pPr>
-          </w:p>
-        </w:tc>
-      </w:tr>
-    </w:tbl>
-    <w:p>
-      <w:pPr>
-        <w:jc w:val="center"/>
-        <w:rPr>
-          <w:color w:val="000000" w:themeColor="text1"/>
-          <w:sz w:val="24"/>
-          <w:szCs w:val="24"/>
-        </w:rPr>
-      </w:pPr>
-    </w:p>
-    <w:p>
-      <w:pPr>
-        <w:spacing w:line="240" w:lineRule="auto"/>
-        <w:jc w:val="right"/>
-        <w:rPr>
-          <w:color w:val="000000" w:themeColor="text1"/>
-          <w:sz w:val="24"/>
-          <w:szCs w:val="24"/>
-        </w:rPr>
-      </w:pPr>
-      <w:r>
-        <w:rPr>
-          <w:color w:val="000000" w:themeColor="text1"/>
-          <w:sz w:val="24"/>
-          <w:szCs w:val="24"/>
-        </w:rPr>
-        <w:t>Руководитель практики от кафедры ___________/___________________</w:t>
-      </w:r>
-    </w:p>
-    <w:p>
-      <w:pPr>
-        <w:spacing w:line="240" w:lineRule="auto"/>
-        <w:jc w:val="right"/>
-        <w:rPr>
-          <w:color w:val="000000" w:themeColor="text1"/>
-          <w:sz w:val="24"/>
-          <w:szCs w:val="24"/>
-        </w:rPr>
-      </w:pPr>
-    </w:p>
-    <w:p>
-      <w:pPr>
-        <w:spacing w:line="240" w:lineRule="auto"/>
-        <w:jc w:val="right"/>
-        <w:rPr>
-          <w:color w:val="000000" w:themeColor="text1"/>
-          <w:sz w:val="24"/>
-          <w:szCs w:val="24"/>
-        </w:rPr>
-      </w:pPr>
-      <w:r>
-        <w:rPr>
-          <w:color w:val="000000" w:themeColor="text1"/>
-          <w:sz w:val="24"/>
-          <w:szCs w:val="24"/>
-        </w:rPr>
-        <w:t>Дата выдачи графика «____»__________20__ г.</w:t>
-      </w:r>
-    </w:p>
-    <w:p>
-      <w:pPr>
-        <w:spacing w:line="240" w:lineRule="auto"/>
-        <w:jc w:val="right"/>
-        <w:rPr>
-          <w:color w:val="000000" w:themeColor="text1"/>
-          <w:sz w:val="24"/>
-          <w:szCs w:val="24"/>
-        </w:rPr>
-      </w:pPr>
-    </w:p>
-    <w:p>
-      <w:pPr>
-        <w:spacing w:line="240" w:lineRule="auto"/>
-        <w:jc w:val="right"/>
-        <w:rPr>
-          <w:color w:val="000000" w:themeColor="text1"/>
-          <w:sz w:val="24"/>
-          <w:szCs w:val="24"/>
-        </w:rPr>
-      </w:pPr>
-      <w:r>
-        <w:rPr>
-          <w:color w:val="000000" w:themeColor="text1"/>
-          <w:sz w:val="24"/>
-          <w:szCs w:val="24"/>
-        </w:rPr>
-        <w:t>Согласовано:</w:t>
-      </w:r>
-    </w:p>
-    <w:p>
-      <w:pPr>
-        <w:spacing w:line="240" w:lineRule="auto"/>
-        <w:jc w:val="right"/>
-        <w:rPr>
-          <w:color w:val="000000" w:themeColor="text1"/>
-          <w:sz w:val="24"/>
-          <w:szCs w:val="24"/>
-        </w:rPr>
-      </w:pPr>
-      <w:r>
-        <w:rPr>
-          <w:color w:val="000000" w:themeColor="text1"/>
-          <w:sz w:val="24"/>
-          <w:szCs w:val="24"/>
-        </w:rPr>
-        <w:t>Руководитель практики от профильной организации _________/_____________________</w:t>
-      </w:r>
-    </w:p>
-    <w:p>
-      <w:pPr>
-        <w:spacing w:line="240" w:lineRule="auto"/>
-        <w:jc w:val="right"/>
-        <w:rPr>
-          <w:color w:val="000000" w:themeColor="text1"/>
-          <w:sz w:val="24"/>
-          <w:szCs w:val="24"/>
-        </w:rPr>
-      </w:pPr>
-    </w:p>
-    <w:p>
-      <w:pPr>
-        <w:spacing w:line="240" w:lineRule="auto"/>
-        <w:jc w:val="right"/>
-        <w:rPr>
-          <w:color w:val="000000" w:themeColor="text1"/>
-          <w:sz w:val="24"/>
-          <w:szCs w:val="24"/>
-        </w:rPr>
-      </w:pPr>
-      <w:r>
-        <w:rPr>
-          <w:color w:val="000000" w:themeColor="text1"/>
-          <w:sz w:val="24"/>
-          <w:szCs w:val="24"/>
-        </w:rPr>
-        <w:t>Дата согласования  «____»__________20__ г.</w:t>
-      </w:r>
-    </w:p>
-    <w:p>
-      <w:pPr>
-        <w:rPr>
-          <w:sz w:val="24"/>
-          <w:szCs w:val="24"/>
-        </w:rPr>
-      </w:pPr>
-    </w:p>
-    <w:p>
-      <w:pPr>
-        <w:rPr>
-          <w:sz w:val="24"/>
-          <w:szCs w:val="24"/>
-        </w:rPr>
-      </w:pPr>
-    </w:p>
-    <w:p>
-      <w:pPr>
-        <w:spacing w:line="240" w:lineRule="auto"/>
-        <w:jc w:val="center"/>
-        <w:rPr>
-          <w:b/>
-          <w:color w:val="000000" w:themeColor="text1"/>
-        </w:rPr>
-      </w:pPr>
-      <w:r>
-        <w:rPr>
-          <w:b/>
-          <w:color w:val="000000" w:themeColor="text1"/>
-        </w:rPr>
-        <w:lastRenderedPageBreak/>
-        <w:t>МИНОБРНАУКИ РОССИИ</w:t>
-      </w:r>
-    </w:p>
-    <w:p>
-      <w:pPr>
-        <w:spacing w:line="240" w:lineRule="auto"/>
-        <w:jc w:val="center"/>
-        <w:rPr>
-          <w:b/>
-          <w:color w:val="000000" w:themeColor="text1"/>
-        </w:rPr>
-      </w:pPr>
-      <w:r>
-        <w:rPr>
-          <w:b/>
-          <w:color w:val="000000" w:themeColor="text1"/>
-        </w:rPr>
-        <w:t>Федеральное государственное бюджетное образовательное</w:t>
-      </w:r>
-    </w:p>
-    <w:p>
-      <w:pPr>
-        <w:spacing w:line="240" w:lineRule="auto"/>
-        <w:jc w:val="center"/>
-        <w:rPr>
-          <w:b/>
-          <w:color w:val="000000" w:themeColor="text1"/>
-        </w:rPr>
-      </w:pPr>
-      <w:r>
-        <w:rPr>
-          <w:b/>
-          <w:color w:val="000000" w:themeColor="text1"/>
-        </w:rPr>
-        <w:t xml:space="preserve"> учреждение высшего образования</w:t>
-      </w:r>
-    </w:p>
-    <w:p>
-      <w:pPr>
-        <w:spacing w:line="240" w:lineRule="auto"/>
-        <w:jc w:val="center"/>
-        <w:rPr>
-          <w:b/>
-          <w:color w:val="000000" w:themeColor="text1"/>
-        </w:rPr>
-      </w:pPr>
-      <w:r>
-        <w:rPr>
-          <w:b/>
-          <w:color w:val="000000" w:themeColor="text1"/>
-        </w:rPr>
-        <w:t>«Чувашский государственный университет имени И.Н. Ульянова»</w:t>
-      </w:r>
-    </w:p>
-    <w:p>
-      <w:pPr>
-        <w:spacing w:line="240" w:lineRule="auto"/>
-        <w:jc w:val="center"/>
-        <w:rPr>
-          <w:b/>
-          <w:color w:val="000000" w:themeColor="text1"/>
-        </w:rPr>
-      </w:pPr>
-      <w:r>
-        <w:rPr>
-          <w:b/>
-          <w:color w:val="000000" w:themeColor="text1"/>
-        </w:rPr>
-        <w:t>(ФГБОУ ВО «ЧГУ им. И.Н. Ульянова»)</w:t>
-      </w:r>
-    </w:p>
-    <w:p>
-      <w:pPr>
-        <w:pStyle w:val="a3"/>
-        <w:jc w:val="center"/>
-        <w:rPr>
-          <w:rFonts w:ascii="Times New Roman" w:hAnsi="Times New Roman"/>
-          <w:b/>
-          <w:color w:val="000000" w:themeColor="text1"/>
-          <w:sz w:val="24"/>
-          <w:szCs w:val="24"/>
-        </w:rPr>
-      </w:pPr>
-      <w:r>
-        <w:rPr>
-          <w:rFonts w:ascii="Times New Roman" w:hAnsi="Times New Roman"/>
-          <w:b/>
-          <w:color w:val="000000" w:themeColor="text1"/>
-          <w:sz w:val="24"/>
-          <w:szCs w:val="24"/>
-        </w:rPr>
-        <w:t>Факультет информатики и вычислительной техники</w:t>
-      </w:r>
-    </w:p>
-    <w:p>
-      <w:pPr>
-        <w:pStyle w:val="a3"/>
-        <w:jc w:val="center"/>
-        <w:rPr>
-          <w:rFonts w:ascii="Times New Roman" w:hAnsi="Times New Roman"/>
-          <w:b/>
-          <w:color w:val="000000" w:themeColor="text1"/>
-          <w:sz w:val="24"/>
-          <w:szCs w:val="24"/>
-        </w:rPr>
-      </w:pPr>
-      <w:r>
-        <w:rPr>
-          <w:rFonts w:ascii="Times New Roman" w:hAnsi="Times New Roman"/>
-          <w:b/>
-          <w:color w:val="000000" w:themeColor="text1"/>
-          <w:sz w:val="24"/>
-          <w:szCs w:val="24"/>
-        </w:rPr>
-        <w:t>Кафедра вычислительной техники</w:t>
-      </w:r>
-    </w:p>
-    <w:p>
-      <w:pPr>
-        <w:spacing w:line="240" w:lineRule="auto"/>
-        <w:jc w:val="center"/>
-        <w:rPr>
-          <w:color w:val="000000" w:themeColor="text1"/>
-        </w:rPr>
-      </w:pPr>
-    </w:p>
-    <w:p>
-      <w:pPr>
-        <w:spacing w:line="240" w:lineRule="auto"/>
-        <w:jc w:val="center"/>
-        <w:rPr>
-          <w:color w:val="000000" w:themeColor="text1"/>
-          <w:sz w:val="24"/>
-          <w:szCs w:val="24"/>
-        </w:rPr>
-      </w:pPr>
-      <w:r>
-        <w:rPr>
-          <w:color w:val="000000" w:themeColor="text1"/>
-          <w:sz w:val="24"/>
-          <w:szCs w:val="24"/>
-        </w:rPr>
-        <w:t>ДНЕВНИК</w:t>
-      </w:r>
-    </w:p>
-    <w:p>
-      <w:pPr>
-        <w:spacing w:line="240" w:lineRule="auto"/>
-        <w:jc w:val="center"/>
-        <w:rPr>
-          <w:color w:val="000000" w:themeColor="text1"/>
-          <w:sz w:val="24"/>
-          <w:szCs w:val="24"/>
-        </w:rPr>
-      </w:pPr>
-      <w:r>
-        <w:rPr>
-          <w:color w:val="000000" w:themeColor="text1"/>
-          <w:sz w:val="24"/>
-          <w:szCs w:val="24"/>
-        </w:rPr>
-        <w:t xml:space="preserve">ПРОХОЖДЕНИЯ ПРОИЗВОДСТВЕННОЙ ПРАКТИКИ </w:t>
-      </w:r>
-    </w:p>
-    <w:p>
-      <w:pPr>
-        <w:spacing w:line="240" w:lineRule="auto"/>
-        <w:jc w:val="center"/>
-        <w:rPr>
-          <w:color w:val="000000" w:themeColor="text1"/>
-          <w:sz w:val="24"/>
-          <w:szCs w:val="24"/>
-        </w:rPr>
-      </w:pPr>
-      <w:r>
-        <w:rPr>
-          <w:color w:val="000000" w:themeColor="text1"/>
-          <w:sz w:val="24"/>
-          <w:szCs w:val="24"/>
-        </w:rPr>
-        <w:t>(ТЕХНОЛОГИЧЕСКОЙ (ПРОЕКТНО-ТЕХНОЛОГИЧЕСКОЙ) ПРАКТИКИ)</w:t>
-      </w:r>
-    </w:p>
-    <w:p>
-      <w:pPr>
-        <w:pStyle w:val="a3"/>
-        <w:jc w:val="center"/>
-        <w:rPr>
-          <w:rFonts w:ascii="Times New Roman" w:hAnsi="Times New Roman"/>
-          <w:color w:val="000000" w:themeColor="text1"/>
-          <w:sz w:val="24"/>
-          <w:szCs w:val="24"/>
-        </w:rPr>
-      </w:pPr>
-    </w:p>
-    <w:p>
-      <w:pPr>
-        <w:pStyle w:val="a3"/>
-        <w:jc w:val="center"/>
-        <w:rPr>
-          <w:rFonts w:ascii="Times New Roman" w:hAnsi="Times New Roman"/>
-          <w:color w:val="000000" w:themeColor="text1"/>
-          <w:sz w:val="24"/>
-          <w:szCs w:val="24"/>
-        </w:rPr>
-      </w:pPr>
-      <w:r>
-        <w:rPr>
-          <w:rFonts w:ascii="Times New Roman" w:hAnsi="Times New Roman"/>
-          <w:color w:val="000000" w:themeColor="text1"/>
-          <w:sz w:val="24"/>
-          <w:szCs w:val="24"/>
-        </w:rPr>
-        <w:t xml:space="preserve">на базе </w:t>
-      </w:r>
-      <w:r>
-        <w:rPr>
-          <w:rFonts w:ascii="Times New Roman" w:hAnsi="Times New Roman"/>
-          <w:color w:val="000000" w:themeColor="text1"/>
-          <w:sz w:val="24"/>
-          <w:szCs w:val="24"/>
-          <w:u w:val="single"/>
-        </w:rPr>
-        <w:t>Общества с ограниченной ответственностью "</w:t>
-      </w:r>
-      <w:r>
-        <w:rPr>
-          <w:rFonts w:ascii="Times New Roman" w:hAnsi="Times New Roman"/>
-          <w:color w:val="000000" w:themeColor="text1"/>
-          <w:sz w:val="24"/>
-          <w:szCs w:val="24"/>
-          <w:u w:val="single"/>
-        </w:rPr>
-        <w:t>Асофт21</w:t>
-      </w:r>
-      <w:r>
-        <w:rPr>
-          <w:rFonts w:ascii="Times New Roman" w:hAnsi="Times New Roman"/>
-          <w:color w:val="000000" w:themeColor="text1"/>
-          <w:sz w:val="24"/>
-          <w:szCs w:val="24"/>
-          <w:u w:val="single"/>
-        </w:rPr>
-        <w:t>"</w:t>
-      </w:r>
-    </w:p>
-    <w:p>
-      <w:pPr>
-        <w:pStyle w:val="a3"/>
-        <w:jc w:val="center"/>
-        <w:rPr>
-          <w:rFonts w:ascii="Times New Roman" w:hAnsi="Times New Roman"/>
-          <w:color w:val="000000" w:themeColor="text1"/>
-          <w:sz w:val="20"/>
-          <w:szCs w:val="20"/>
-        </w:rPr>
-      </w:pPr>
-      <w:r>
-        <w:rPr>
-          <w:rFonts w:ascii="Times New Roman" w:hAnsi="Times New Roman"/>
-          <w:color w:val="000000" w:themeColor="text1"/>
-          <w:sz w:val="20"/>
-          <w:szCs w:val="20"/>
-        </w:rPr>
-        <w:t>(наименование профильной организации/ структурного подразделения университета)</w:t>
-      </w:r>
-    </w:p>
-    <w:p>
-      <w:pPr>
-        <w:spacing w:line="240" w:lineRule="auto"/>
-        <w:jc w:val="center"/>
-        <w:rPr>
-          <w:bCs w:val="0"/>
-          <w:color w:val="000000" w:themeColor="text1"/>
-          <w:sz w:val="24"/>
-          <w:szCs w:val="24"/>
-          <w:u w:val="single"/>
-        </w:rPr>
-      </w:pPr>
-      <w:r>
-        <w:rPr>
-          <w:bCs w:val="0"/>
-          <w:color w:val="000000" w:themeColor="text1"/>
-          <w:sz w:val="24"/>
-          <w:szCs w:val="24"/>
-          <w:u w:val="single"/>
-        </w:rPr>
-        <w:t>Иванова Владимира Сергеевича ИВТ-41-22</w:t>
-      </w:r>
-    </w:p>
-    <w:p>
-      <w:pPr>
-        <w:spacing w:line="240" w:lineRule="auto"/>
-        <w:jc w:val="center"/>
-        <w:rPr>
-          <w:color w:val="000000" w:themeColor="text1"/>
-          <w:sz w:val="20"/>
-        </w:rPr>
-      </w:pPr>
-      <w:r>
-        <w:rPr>
-          <w:color w:val="000000" w:themeColor="text1"/>
-          <w:sz w:val="20"/>
-        </w:rPr>
-        <w:t xml:space="preserve"> (ФИО обучающегося, группа)</w:t>
-      </w:r>
-    </w:p>
-    <w:p>
-      <w:pPr>
-        <w:spacing w:line="240" w:lineRule="auto"/>
-        <w:jc w:val="center"/>
-        <w:rPr>
-          <w:sz w:val="24"/>
-          <w:szCs w:val="24"/>
-          <w:u w:val="single"/>
-          <w:shd w:val="clear" w:color="auto" w:fill="FFFFFA"/>
-        </w:rPr>
-      </w:pPr>
-      <w:r>
-        <w:rPr>
-          <w:sz w:val="24"/>
-          <w:szCs w:val="24"/>
-          <w:u w:val="single"/>
-          <w:shd w:val="clear" w:color="auto" w:fill="FFFFFA"/>
-        </w:rPr>
-        <w:t>09.03.01 Информатика и вычислительная техника, профиль “Программное обеспечение средств вычислительной техники и автоматизированных систем”</w:t>
-      </w:r>
-    </w:p>
-    <w:p>
-      <w:pPr>
-        <w:spacing w:line="240" w:lineRule="auto"/>
-        <w:jc w:val="center"/>
-        <w:rPr>
-          <w:color w:val="000000" w:themeColor="text1"/>
-          <w:sz w:val="20"/>
-        </w:rPr>
-      </w:pPr>
-      <w:r>
-        <w:rPr>
-          <w:color w:val="000000" w:themeColor="text1"/>
-          <w:sz w:val="20"/>
-        </w:rPr>
-        <w:t xml:space="preserve"> (направление подготовки/специальность, профиль/специализация)</w:t>
-      </w:r>
-    </w:p>
-    <w:p>
-      <w:pPr>
-        <w:spacing w:line="240" w:lineRule="auto"/>
-        <w:jc w:val="center"/>
-        <w:rPr>
-          <w:color w:val="000000" w:themeColor="text1"/>
-          <w:sz w:val="20"/>
-        </w:rPr>
-      </w:pPr>
-    </w:p>
-    <w:tbl>
-      <w:tblPr>
-        <w:tblW w:w="4818" w:type="pct"/>
-        <w:jc w:val="center"/>
-        <w:tblBorders>
-          <w:top w:val="single" w:sz="4" w:space="0" w:color="auto"/>
-          <w:left w:val="single" w:sz="4" w:space="0" w:color="auto"/>
-          <w:bottom w:val="single" w:sz="4" w:space="0" w:color="auto"/>
-          <w:right w:val="single" w:sz="4" w:space="0" w:color="auto"/>
-          <w:insideH w:val="single" w:sz="4" w:space="0" w:color="auto"/>
-          <w:insideV w:val="single" w:sz="4" w:space="0" w:color="auto"/>
-        </w:tblBorders>
-        <w:tblLook w:val="01E0" w:firstRow="1" w:lastRow="1" w:firstColumn="1" w:lastColumn="1" w:noHBand="0" w:noVBand="0"/>
-      </w:tblPr>
-      <w:tblGrid>
-        <w:gridCol w:w="486"/>
-        <w:gridCol w:w="1859"/>
-        <w:gridCol w:w="3735"/>
-        <w:gridCol w:w="1470"/>
-        <w:gridCol w:w="1455"/>
-      </w:tblGrid>
-      <w:tr>
-        <w:trPr>
-          <w:trHeight w:val="443"/>
-          <w:tblHeader/>
-          <w:jc w:val="center"/>
-        </w:trPr>
-        <w:tc>
-          <w:tcPr>
-            <w:tcW w:w="270" w:type="pct"/>
-          </w:tcPr>
-          <w:p>
-            <w:pPr>
-              <w:suppressAutoHyphens w:val="0"/>
-              <w:spacing w:line="240" w:lineRule="auto"/>
-              <w:ind w:firstLine="0"/>
-              <w:jc w:val="center"/>
-              <w:rPr>
-                <w:rFonts w:eastAsia="Calibri"/>
-                <w:bCs w:val="0"/>
-                <w:color w:val="000000"/>
-                <w:sz w:val="20"/>
-                <w:lang w:eastAsia="en-US"/>
-              </w:rPr>
-            </w:pPr>
-            <w:r>
-              <w:rPr>
-                <w:rFonts w:eastAsia="Calibri"/>
-                <w:bCs w:val="0"/>
-                <w:color w:val="000000"/>
-                <w:sz w:val="20"/>
-                <w:lang w:eastAsia="en-US"/>
-              </w:rPr>
-              <w:t>№</w:t>
-            </w:r>
-          </w:p>
-          <w:p>
-            <w:pPr>
-              <w:suppressAutoHyphens w:val="0"/>
-              <w:spacing w:line="240" w:lineRule="auto"/>
-              <w:ind w:firstLine="0"/>
-              <w:jc w:val="center"/>
-              <w:rPr>
-                <w:rFonts w:eastAsia="Calibri"/>
-                <w:bCs w:val="0"/>
-                <w:color w:val="000000"/>
-                <w:sz w:val="20"/>
-                <w:lang w:eastAsia="en-US"/>
-              </w:rPr>
-            </w:pPr>
-            <w:r>
-              <w:rPr>
-                <w:rFonts w:eastAsia="Calibri"/>
-                <w:bCs w:val="0"/>
-                <w:color w:val="000000"/>
-                <w:sz w:val="20"/>
-                <w:lang w:eastAsia="en-US"/>
-              </w:rPr>
-              <w:t>п/п</w:t>
-            </w:r>
-          </w:p>
-        </w:tc>
-        <w:tc>
-          <w:tcPr>
-            <w:tcW w:w="1032" w:type="pct"/>
-            <w:tcMar>
-              <w:top w:w="28" w:type="dxa"/>
-              <w:left w:w="17" w:type="dxa"/>
-              <w:right w:w="17" w:type="dxa"/>
-            </w:tcMar>
-          </w:tcPr>
-          <w:p>
-            <w:pPr>
-              <w:suppressAutoHyphens w:val="0"/>
-              <w:spacing w:line="240" w:lineRule="auto"/>
-              <w:ind w:firstLine="0"/>
-              <w:jc w:val="center"/>
-              <w:rPr>
-                <w:rFonts w:eastAsia="Calibri"/>
-                <w:bCs w:val="0"/>
-                <w:color w:val="000000"/>
-                <w:sz w:val="20"/>
-                <w:lang w:eastAsia="en-US"/>
-              </w:rPr>
-            </w:pPr>
-            <w:r>
-              <w:rPr>
-                <w:rFonts w:eastAsia="Calibri"/>
-                <w:bCs w:val="0"/>
-                <w:color w:val="000000"/>
-                <w:sz w:val="20"/>
-                <w:lang w:eastAsia="en-US"/>
-              </w:rPr>
-              <w:t xml:space="preserve">Разделы (этапы) </w:t>
-            </w:r>
-          </w:p>
-          <w:p>
-            <w:pPr>
-              <w:suppressAutoHyphens w:val="0"/>
-              <w:spacing w:line="240" w:lineRule="auto"/>
-              <w:ind w:firstLine="0"/>
-              <w:jc w:val="center"/>
-              <w:rPr>
-                <w:rFonts w:eastAsia="Calibri"/>
-                <w:bCs w:val="0"/>
-                <w:color w:val="000000"/>
-                <w:sz w:val="20"/>
-                <w:lang w:eastAsia="en-US"/>
-              </w:rPr>
-            </w:pPr>
-            <w:r>
-              <w:rPr>
-                <w:rFonts w:eastAsia="Calibri"/>
-                <w:bCs w:val="0"/>
-                <w:color w:val="000000"/>
-                <w:sz w:val="20"/>
-                <w:lang w:eastAsia="en-US"/>
-              </w:rPr>
-              <w:t>практики</w:t>
-            </w:r>
-          </w:p>
-        </w:tc>
-        <w:tc>
-          <w:tcPr>
-            <w:tcW w:w="2074" w:type="pct"/>
-          </w:tcPr>
-          <w:p>
-            <w:pPr>
-              <w:suppressAutoHyphens w:val="0"/>
-              <w:spacing w:line="240" w:lineRule="auto"/>
-              <w:ind w:firstLine="0"/>
-              <w:jc w:val="center"/>
-              <w:rPr>
-                <w:rFonts w:eastAsia="Calibri"/>
-                <w:bCs w:val="0"/>
-                <w:color w:val="000000"/>
-                <w:sz w:val="20"/>
-                <w:lang w:eastAsia="en-US"/>
-              </w:rPr>
-            </w:pPr>
-            <w:r>
-              <w:rPr>
-                <w:rFonts w:eastAsia="Calibri"/>
-                <w:bCs w:val="0"/>
-                <w:color w:val="000000"/>
-                <w:sz w:val="20"/>
-                <w:lang w:eastAsia="en-US"/>
-              </w:rPr>
-              <w:t>Виды работ на практике, включая самостоятельную работу обучающихся</w:t>
-            </w:r>
-          </w:p>
-        </w:tc>
-        <w:tc>
-          <w:tcPr>
-            <w:tcW w:w="816" w:type="pct"/>
-          </w:tcPr>
-          <w:p>
-            <w:pPr>
-              <w:suppressAutoHyphens w:val="0"/>
-              <w:spacing w:line="240" w:lineRule="auto"/>
-              <w:ind w:firstLine="0"/>
-              <w:jc w:val="center"/>
-              <w:rPr>
-                <w:rFonts w:eastAsia="Calibri"/>
-                <w:bCs w:val="0"/>
-                <w:color w:val="000000"/>
-                <w:sz w:val="20"/>
-                <w:lang w:eastAsia="en-US"/>
-              </w:rPr>
-            </w:pPr>
-            <w:r>
-              <w:rPr>
-                <w:rFonts w:eastAsia="Calibri"/>
-                <w:bCs w:val="0"/>
-                <w:color w:val="000000"/>
-                <w:sz w:val="20"/>
-                <w:lang w:eastAsia="en-US"/>
-              </w:rPr>
-              <w:t xml:space="preserve">Трудоемкость, </w:t>
-            </w:r>
-          </w:p>
-          <w:p>
-            <w:pPr>
-              <w:suppressAutoHyphens w:val="0"/>
-              <w:spacing w:line="240" w:lineRule="auto"/>
-              <w:ind w:firstLine="0"/>
-              <w:jc w:val="center"/>
-              <w:rPr>
-                <w:rFonts w:eastAsia="Calibri"/>
-                <w:bCs w:val="0"/>
-                <w:color w:val="000000"/>
-                <w:sz w:val="20"/>
-                <w:lang w:eastAsia="en-US"/>
-              </w:rPr>
-            </w:pPr>
-            <w:r>
-              <w:rPr>
-                <w:rFonts w:eastAsia="Calibri"/>
-                <w:bCs w:val="0"/>
-                <w:color w:val="000000"/>
-                <w:sz w:val="20"/>
-                <w:lang w:eastAsia="en-US"/>
-              </w:rPr>
-              <w:t>час</w:t>
-            </w:r>
-          </w:p>
-        </w:tc>
-        <w:tc>
-          <w:tcPr>
-            <w:tcW w:w="808" w:type="pct"/>
-          </w:tcPr>
-          <w:p>
-            <w:pPr>
-              <w:suppressAutoHyphens w:val="0"/>
-              <w:spacing w:line="240" w:lineRule="auto"/>
-              <w:ind w:firstLine="0"/>
-              <w:jc w:val="center"/>
-              <w:rPr>
-                <w:rFonts w:eastAsia="Calibri"/>
-                <w:bCs w:val="0"/>
-                <w:color w:val="000000"/>
-                <w:sz w:val="20"/>
-                <w:lang w:eastAsia="en-US"/>
-              </w:rPr>
-            </w:pPr>
-            <w:r>
-              <w:rPr>
-                <w:rFonts w:eastAsia="Calibri"/>
-                <w:bCs w:val="0"/>
-                <w:color w:val="000000"/>
-                <w:sz w:val="20"/>
-                <w:lang w:eastAsia="en-US"/>
-              </w:rPr>
-              <w:t>Дата</w:t>
-            </w:r>
-          </w:p>
-        </w:tc>
-      </w:tr>
-      <w:tr>
-        <w:trPr>
-          <w:jc w:val="center"/>
-        </w:trPr>
-        <w:tc>
-          <w:tcPr>
-            <w:tcW w:w="270" w:type="pct"/>
-          </w:tcPr>
-          <w:p>
-            <w:pPr>
-              <w:suppressAutoHyphens w:val="0"/>
-              <w:spacing w:line="240" w:lineRule="auto"/>
-              <w:ind w:firstLine="0"/>
-              <w:jc w:val="center"/>
-              <w:rPr>
-                <w:rFonts w:eastAsia="Calibri"/>
-                <w:bCs w:val="0"/>
-                <w:color w:val="000000"/>
-                <w:sz w:val="20"/>
-                <w:lang w:eastAsia="en-US"/>
-              </w:rPr>
-            </w:pPr>
-            <w:r>
-              <w:rPr>
-                <w:rFonts w:eastAsia="Calibri"/>
-                <w:bCs w:val="0"/>
-                <w:color w:val="000000"/>
-                <w:sz w:val="20"/>
-                <w:lang w:eastAsia="en-US"/>
-              </w:rPr>
-              <w:t>1.</w:t>
-            </w:r>
-          </w:p>
-        </w:tc>
-        <w:tc>
-          <w:tcPr>
-            <w:tcW w:w="1032" w:type="pct"/>
-          </w:tcPr>
-          <w:p>
-            <w:pPr>
-              <w:suppressAutoHyphens w:val="0"/>
-              <w:spacing w:line="240" w:lineRule="auto"/>
-              <w:ind w:firstLine="0"/>
-              <w:jc w:val="left"/>
-              <w:rPr>
-                <w:rFonts w:eastAsia="Calibri"/>
-                <w:bCs w:val="0"/>
-                <w:color w:val="000000"/>
-                <w:sz w:val="20"/>
-                <w:lang w:eastAsia="en-US"/>
-              </w:rPr>
-            </w:pPr>
-            <w:r>
-              <w:rPr>
-                <w:rFonts w:eastAsia="Calibri"/>
-                <w:bCs w:val="0"/>
-                <w:color w:val="000000"/>
-                <w:sz w:val="20"/>
-                <w:lang w:eastAsia="en-US"/>
-              </w:rPr>
-              <w:t>Организация</w:t>
-            </w:r>
-          </w:p>
-          <w:p>
-            <w:pPr>
-              <w:suppressAutoHyphens w:val="0"/>
-              <w:spacing w:line="240" w:lineRule="auto"/>
-              <w:ind w:firstLine="0"/>
-              <w:jc w:val="left"/>
-              <w:rPr>
-                <w:rFonts w:eastAsia="Calibri"/>
-                <w:bCs w:val="0"/>
-                <w:color w:val="000000"/>
-                <w:sz w:val="20"/>
-                <w:lang w:eastAsia="en-US"/>
-              </w:rPr>
-            </w:pPr>
-            <w:r>
-              <w:rPr>
-                <w:rFonts w:eastAsia="Calibri"/>
-                <w:bCs w:val="0"/>
-                <w:color w:val="000000"/>
-                <w:sz w:val="20"/>
-                <w:lang w:eastAsia="en-US"/>
-              </w:rPr>
-              <w:t>практики, подготовительный</w:t>
-            </w:r>
-          </w:p>
-          <w:p>
-            <w:pPr>
-              <w:suppressAutoHyphens w:val="0"/>
-              <w:spacing w:line="240" w:lineRule="auto"/>
-              <w:ind w:firstLine="0"/>
-              <w:jc w:val="left"/>
-              <w:rPr>
-                <w:rFonts w:eastAsia="Calibri"/>
-                <w:bCs w:val="0"/>
-                <w:color w:val="000000"/>
-                <w:sz w:val="20"/>
-                <w:lang w:eastAsia="en-US"/>
-              </w:rPr>
-            </w:pPr>
-            <w:r>
-              <w:rPr>
-                <w:rFonts w:eastAsia="Calibri"/>
-                <w:bCs w:val="0"/>
-                <w:color w:val="000000"/>
-                <w:sz w:val="20"/>
-                <w:lang w:eastAsia="en-US"/>
-              </w:rPr>
-              <w:t xml:space="preserve">этап </w:t>
-            </w:r>
-          </w:p>
-        </w:tc>
-        <w:tc>
-          <w:tcPr>
-            <w:tcW w:w="2074" w:type="pct"/>
-          </w:tcPr>
-          <w:p>
-            <w:pPr>
-              <w:suppressAutoHyphens w:val="0"/>
-              <w:spacing w:line="240" w:lineRule="auto"/>
-              <w:ind w:firstLine="0"/>
-              <w:rPr>
-                <w:rFonts w:eastAsia="Calibri"/>
-                <w:bCs w:val="0"/>
-                <w:color w:val="000000"/>
-                <w:sz w:val="20"/>
-                <w:lang w:eastAsia="en-US"/>
-              </w:rPr>
-            </w:pPr>
-            <w:r>
-              <w:rPr>
-                <w:rFonts w:eastAsia="Calibri"/>
-                <w:bCs w:val="0"/>
-                <w:color w:val="000000"/>
-                <w:sz w:val="20"/>
-                <w:lang w:eastAsia="en-US"/>
-              </w:rPr>
-              <w:t xml:space="preserve">Получение задания на практику. Планирование прохождения практики. Оформление на практику,  </w:t>
-            </w:r>
-            <w:r>
-              <w:rPr>
-                <w:rFonts w:eastAsia="Calibri"/>
-                <w:bCs w:val="0"/>
-                <w:color w:val="000000"/>
-                <w:sz w:val="20"/>
-                <w:shd w:val="clear" w:color="auto" w:fill="FFFFFF"/>
-                <w:lang w:eastAsia="en-US"/>
-              </w:rPr>
-              <w:t>прохождение инструктажа  по охране труда, технике безопасности, пожарной безопасности, а также ознакомление с правилами внутреннего трудового распорядка организации, предоставляющей место для прохождения практики</w:t>
-            </w:r>
-          </w:p>
-        </w:tc>
-        <w:tc>
-          <w:tcPr>
-            <w:tcW w:w="816" w:type="pct"/>
-          </w:tcPr>
-          <w:p>
-            <w:pPr>
-              <w:suppressAutoHyphens w:val="0"/>
-              <w:spacing w:line="240" w:lineRule="auto"/>
-              <w:ind w:firstLine="0"/>
-              <w:jc w:val="center"/>
-              <w:rPr>
-                <w:rFonts w:eastAsia="Calibri"/>
-                <w:bCs w:val="0"/>
-                <w:color w:val="000000"/>
-                <w:sz w:val="20"/>
-                <w:lang w:eastAsia="en-US"/>
-              </w:rPr>
-            </w:pPr>
-            <w:r>
-              <w:rPr>
-                <w:rFonts w:eastAsia="Calibri"/>
-                <w:bCs w:val="0"/>
-                <w:color w:val="000000"/>
-                <w:sz w:val="20"/>
-                <w:lang w:eastAsia="en-US"/>
-              </w:rPr>
-              <w:t>9</w:t>
-            </w:r>
-          </w:p>
-        </w:tc>
-        <w:tc>
-          <w:tcPr>
-            <w:tcW w:w="808" w:type="pct"/>
-          </w:tcPr>
-          <w:p>
-            <w:pPr>
-              <w:suppressAutoHyphens w:val="0"/>
-              <w:spacing w:line="240" w:lineRule="auto"/>
-              <w:ind w:firstLine="0"/>
-              <w:jc w:val="center"/>
-              <w:rPr>
-                <w:rFonts w:eastAsia="Calibri"/>
-                <w:bCs w:val="0"/>
-                <w:color w:val="000000"/>
-                <w:sz w:val="20"/>
-                <w:lang w:val="en-US" w:eastAsia="en-US"/>
-              </w:rPr>
-            </w:pPr>
-            <w:r>
-              <w:rPr>
-                <w:rFonts w:eastAsia="Calibri"/>
-                <w:bCs w:val="0"/>
-                <w:color w:val="000000"/>
-                <w:sz w:val="20"/>
-                <w:lang w:val="en-US" w:eastAsia="en-US"/>
-              </w:rPr>
-              <w:t>02.08.2025</w:t>
-            </w:r>
-          </w:p>
-        </w:tc>
-      </w:tr>
-      <w:tr>
-        <w:trPr>
-          <w:trHeight w:val="881"/>
-          <w:jc w:val="center"/>
-        </w:trPr>
-        <w:tc>
-          <w:tcPr>
-            <w:tcW w:w="270" w:type="pct"/>
-            <w:vMerge w:val="restart"/>
-          </w:tcPr>
-          <w:p>
-            <w:pPr>
-              <w:suppressAutoHyphens w:val="0"/>
-              <w:spacing w:line="240" w:lineRule="auto"/>
-              <w:ind w:firstLine="0"/>
-              <w:jc w:val="center"/>
-              <w:rPr>
-                <w:rFonts w:eastAsia="Calibri"/>
-                <w:bCs w:val="0"/>
-                <w:color w:val="000000"/>
-                <w:sz w:val="20"/>
-                <w:lang w:eastAsia="en-US"/>
-              </w:rPr>
-            </w:pPr>
-            <w:r>
-              <w:rPr>
-                <w:rFonts w:eastAsia="Calibri"/>
-                <w:bCs w:val="0"/>
-                <w:color w:val="000000"/>
-                <w:sz w:val="20"/>
-                <w:lang w:eastAsia="en-US"/>
-              </w:rPr>
-              <w:t>2.</w:t>
-            </w:r>
-          </w:p>
-        </w:tc>
-        <w:tc>
-          <w:tcPr>
-            <w:tcW w:w="1032" w:type="pct"/>
-            <w:vMerge w:val="restart"/>
-          </w:tcPr>
-          <w:p>
-            <w:pPr>
-              <w:suppressAutoHyphens w:val="0"/>
-              <w:spacing w:line="240" w:lineRule="auto"/>
-              <w:ind w:firstLine="0"/>
-              <w:jc w:val="left"/>
-              <w:rPr>
-                <w:rFonts w:eastAsia="Calibri"/>
-                <w:bCs w:val="0"/>
-                <w:color w:val="000000"/>
-                <w:sz w:val="20"/>
-                <w:lang w:eastAsia="en-US"/>
-              </w:rPr>
-            </w:pPr>
-            <w:r>
-              <w:rPr>
-                <w:rFonts w:eastAsia="Calibri"/>
-                <w:bCs w:val="0"/>
-                <w:color w:val="000000"/>
-                <w:sz w:val="20"/>
-                <w:lang w:eastAsia="en-US"/>
-              </w:rPr>
-              <w:t>Производственный</w:t>
-            </w:r>
-          </w:p>
-          <w:p>
-            <w:pPr>
-              <w:suppressAutoHyphens w:val="0"/>
-              <w:spacing w:line="240" w:lineRule="auto"/>
-              <w:ind w:firstLine="0"/>
-              <w:jc w:val="left"/>
-              <w:rPr>
-                <w:rFonts w:eastAsia="Calibri"/>
-                <w:bCs w:val="0"/>
-                <w:color w:val="000000"/>
-                <w:sz w:val="20"/>
-                <w:lang w:eastAsia="en-US"/>
-              </w:rPr>
-            </w:pPr>
-            <w:r>
-              <w:rPr>
-                <w:rFonts w:eastAsia="Calibri"/>
-                <w:bCs w:val="0"/>
-                <w:color w:val="000000"/>
-                <w:sz w:val="20"/>
-                <w:lang w:eastAsia="en-US"/>
-              </w:rPr>
-              <w:t xml:space="preserve"> этап</w:t>
-            </w:r>
-          </w:p>
-        </w:tc>
-        <w:tc>
-          <w:tcPr>
-            <w:tcW w:w="2074" w:type="pct"/>
-          </w:tcPr>
-          <w:p>
-            <w:pPr>
-              <w:suppressAutoHyphens w:val="0"/>
-              <w:spacing w:line="240" w:lineRule="auto"/>
-              <w:ind w:firstLine="0"/>
-              <w:rPr>
-                <w:rFonts w:eastAsia="Calibri"/>
-                <w:bCs w:val="0"/>
-                <w:color w:val="000000"/>
-                <w:sz w:val="20"/>
-                <w:lang w:eastAsia="en-US"/>
-              </w:rPr>
-            </w:pPr>
-            <w:r>
-              <w:rPr>
-                <w:rFonts w:eastAsia="Calibri"/>
-                <w:bCs w:val="0"/>
-                <w:color w:val="000000"/>
-                <w:sz w:val="20"/>
-                <w:lang w:eastAsia="en-US"/>
-              </w:rPr>
-              <w:t>Обучение и работа на рабочем месте в качестве стажера-практиканта в соответствии с индивидуальным заданием:</w:t>
-            </w:r>
-          </w:p>
-        </w:tc>
-        <w:tc>
-          <w:tcPr>
-            <w:tcW w:w="816" w:type="pct"/>
-          </w:tcPr>
-          <w:p>
-            <w:pPr>
-              <w:suppressAutoHyphens w:val="0"/>
-              <w:spacing w:line="240" w:lineRule="auto"/>
-              <w:ind w:firstLine="0"/>
-              <w:jc w:val="center"/>
-              <w:rPr>
-                <w:rFonts w:eastAsia="Calibri"/>
-                <w:bCs w:val="0"/>
-                <w:color w:val="000000"/>
-                <w:sz w:val="20"/>
-                <w:lang w:eastAsia="en-US"/>
-              </w:rPr>
-            </w:pPr>
-            <w:r>
-              <w:rPr>
-                <w:rFonts w:eastAsia="Calibri"/>
-                <w:bCs w:val="0"/>
-                <w:color w:val="000000"/>
-                <w:sz w:val="20"/>
-                <w:lang w:eastAsia="en-US"/>
-              </w:rPr>
-              <w:t>180</w:t>
-            </w:r>
-          </w:p>
-        </w:tc>
-        <w:tc>
-          <w:tcPr>
-            <w:tcW w:w="808" w:type="pct"/>
-          </w:tcPr>
-          <w:p>
-            <w:pPr>
-              <w:suppressAutoHyphens w:val="0"/>
-              <w:spacing w:line="240" w:lineRule="auto"/>
-              <w:ind w:firstLine="0"/>
-              <w:jc w:val="center"/>
-              <w:rPr>
-                <w:rFonts w:eastAsia="Calibri"/>
-                <w:bCs w:val="0"/>
-                <w:color w:val="000000"/>
-                <w:sz w:val="20"/>
-                <w:lang w:val="en-US" w:eastAsia="en-US"/>
-              </w:rPr>
-            </w:pPr>
-            <w:r>
-              <w:rPr>
-                <w:rFonts w:eastAsia="Calibri"/>
-                <w:bCs w:val="0"/>
-                <w:color w:val="000000"/>
-                <w:sz w:val="20"/>
-                <w:lang w:val="en-US" w:eastAsia="en-US"/>
-              </w:rPr>
-              <w:t>04.08.2025-26.08.2025</w:t>
-            </w:r>
-          </w:p>
-        </w:tc>
-      </w:tr>
-      <w:tr>
-        <w:trPr>
-          <w:trHeight w:val="397"/>
-          <w:jc w:val="center"/>
-        </w:trPr>
-        <w:tc>
-          <w:tcPr>
-            <w:tcW w:w="270" w:type="pct"/>
-            <w:vMerge/>
-          </w:tcPr>
-          <w:p>
-            <w:pPr>
-              <w:suppressAutoHyphens w:val="0"/>
-              <w:spacing w:line="240" w:lineRule="auto"/>
-              <w:ind w:firstLine="0"/>
-              <w:jc w:val="center"/>
-              <w:rPr>
-                <w:rFonts w:eastAsia="Calibri"/>
-                <w:bCs w:val="0"/>
-                <w:color w:val="000000"/>
-                <w:sz w:val="20"/>
-                <w:lang w:eastAsia="en-US"/>
-              </w:rPr>
-            </w:pPr>
-          </w:p>
-        </w:tc>
-        <w:tc>
-          <w:tcPr>
-            <w:tcW w:w="1032" w:type="pct"/>
-            <w:vMerge/>
-          </w:tcPr>
-          <w:p>
-            <w:pPr>
-              <w:suppressAutoHyphens w:val="0"/>
-              <w:spacing w:line="240" w:lineRule="auto"/>
-              <w:ind w:firstLine="0"/>
-              <w:jc w:val="left"/>
-              <w:rPr>
-                <w:rFonts w:eastAsia="Calibri"/>
-                <w:bCs w:val="0"/>
-                <w:color w:val="000000"/>
-                <w:sz w:val="20"/>
-                <w:lang w:eastAsia="en-US"/>
-              </w:rPr>
-            </w:pPr>
-          </w:p>
-        </w:tc>
-        <w:tc>
-          <w:tcPr>
-            <w:tcW w:w="2074" w:type="pct"/>
-          </w:tcPr>
-          <w:p>
-            <w:pPr>
-              <w:tabs>
-                <w:tab w:val="left" w:pos="1236"/>
-              </w:tabs>
-              <w:suppressAutoHyphens w:val="0"/>
-              <w:spacing w:line="240" w:lineRule="auto"/>
-              <w:ind w:firstLine="0"/>
-              <w:rPr>
-                <w:rFonts w:eastAsia="Calibri"/>
-                <w:bCs w:val="0"/>
-                <w:color w:val="000000"/>
-                <w:sz w:val="20"/>
-                <w:lang w:eastAsia="en-US"/>
-              </w:rPr>
-            </w:pPr>
-            <w:r>
-              <w:rPr>
-                <w:rFonts w:eastAsia="Calibri"/>
-                <w:bCs w:val="0"/>
-                <w:color w:val="000000"/>
-                <w:sz w:val="20"/>
-                <w:lang w:eastAsia="en-US"/>
-              </w:rPr>
-              <w:t xml:space="preserve">Теоретическое изучение основных концепций </w:t>
-            </w:r>
-            <w:r>
-              <w:rPr>
-                <w:rFonts w:eastAsia="Calibri"/>
-                <w:bCs w:val="0"/>
-                <w:color w:val="000000"/>
-                <w:sz w:val="20"/>
-                <w:lang w:val="en-US" w:eastAsia="en-US"/>
-              </w:rPr>
-              <w:t>Vue</w:t>
-            </w:r>
-            <w:r>
-              <w:rPr>
-                <w:rFonts w:eastAsia="Calibri"/>
-                <w:bCs w:val="0"/>
-                <w:color w:val="000000"/>
-                <w:sz w:val="20"/>
-                <w:lang w:eastAsia="en-US"/>
-              </w:rPr>
-              <w:t>.</w:t>
-            </w:r>
-            <w:r>
-              <w:rPr>
-                <w:rFonts w:eastAsia="Calibri"/>
-                <w:bCs w:val="0"/>
-                <w:color w:val="000000"/>
-                <w:sz w:val="20"/>
-                <w:lang w:val="en-US" w:eastAsia="en-US"/>
-              </w:rPr>
-              <w:t>js</w:t>
-            </w:r>
-            <w:r>
-              <w:rPr>
-                <w:rFonts w:eastAsia="Calibri"/>
-                <w:bCs w:val="0"/>
-                <w:color w:val="000000"/>
-                <w:sz w:val="20"/>
-                <w:lang w:eastAsia="en-US"/>
-              </w:rPr>
-              <w:t xml:space="preserve"> 3</w:t>
-            </w:r>
-          </w:p>
-        </w:tc>
-        <w:tc>
-          <w:tcPr>
-            <w:tcW w:w="816" w:type="pct"/>
-          </w:tcPr>
-          <w:p>
-            <w:pPr>
-              <w:suppressAutoHyphens w:val="0"/>
-              <w:spacing w:line="240" w:lineRule="auto"/>
-              <w:ind w:firstLine="0"/>
-              <w:jc w:val="center"/>
-              <w:rPr>
-                <w:rFonts w:eastAsia="Calibri"/>
-                <w:bCs w:val="0"/>
-                <w:color w:val="000000"/>
-                <w:sz w:val="20"/>
-                <w:lang w:val="en-US" w:eastAsia="en-US"/>
-              </w:rPr>
-            </w:pPr>
-            <w:r>
-              <w:rPr>
-                <w:rFonts w:eastAsia="Calibri"/>
-                <w:bCs w:val="0"/>
-                <w:color w:val="000000"/>
-                <w:sz w:val="20"/>
-                <w:lang w:val="en-US" w:eastAsia="en-US"/>
-              </w:rPr>
-              <w:t>9</w:t>
-            </w:r>
-          </w:p>
-        </w:tc>
-        <w:tc>
-          <w:tcPr>
-            <w:tcW w:w="808" w:type="pct"/>
-          </w:tcPr>
-          <w:p>
-            <w:pPr>
-              <w:suppressAutoHyphens w:val="0"/>
-              <w:spacing w:line="240" w:lineRule="auto"/>
-              <w:ind w:firstLine="0"/>
-              <w:jc w:val="center"/>
-              <w:rPr>
-                <w:rFonts w:eastAsia="Calibri"/>
-                <w:bCs w:val="0"/>
-                <w:color w:val="000000"/>
-                <w:sz w:val="20"/>
-                <w:lang w:val="en-US" w:eastAsia="en-US"/>
-              </w:rPr>
-            </w:pPr>
-            <w:r>
-              <w:rPr>
-                <w:rFonts w:eastAsia="Calibri"/>
-                <w:bCs w:val="0"/>
-                <w:color w:val="000000"/>
-                <w:sz w:val="20"/>
-                <w:lang w:val="en-US" w:eastAsia="en-US"/>
-              </w:rPr>
-              <w:t>04.08.2025</w:t>
-            </w:r>
-          </w:p>
-        </w:tc>
-      </w:tr>
-      <w:tr>
-        <w:trPr>
-          <w:trHeight w:val="397"/>
-          <w:jc w:val="center"/>
-        </w:trPr>
-        <w:tc>
-          <w:tcPr>
-            <w:tcW w:w="270" w:type="pct"/>
-            <w:vMerge/>
-          </w:tcPr>
-          <w:p>
-            <w:pPr>
-              <w:suppressAutoHyphens w:val="0"/>
-              <w:spacing w:line="240" w:lineRule="auto"/>
-              <w:ind w:firstLine="0"/>
-              <w:jc w:val="center"/>
-              <w:rPr>
-                <w:rFonts w:eastAsia="Calibri"/>
-                <w:bCs w:val="0"/>
-                <w:color w:val="000000"/>
-                <w:sz w:val="20"/>
-                <w:lang w:eastAsia="en-US"/>
-              </w:rPr>
-            </w:pPr>
-          </w:p>
-        </w:tc>
-        <w:tc>
-          <w:tcPr>
-            <w:tcW w:w="1032" w:type="pct"/>
-            <w:vMerge/>
-          </w:tcPr>
-          <w:p>
-            <w:pPr>
-              <w:suppressAutoHyphens w:val="0"/>
-              <w:spacing w:line="240" w:lineRule="auto"/>
-              <w:ind w:firstLine="0"/>
-              <w:jc w:val="left"/>
-              <w:rPr>
-                <w:rFonts w:eastAsia="Calibri"/>
-                <w:bCs w:val="0"/>
-                <w:color w:val="000000"/>
-                <w:sz w:val="20"/>
-                <w:lang w:eastAsia="en-US"/>
-              </w:rPr>
-            </w:pPr>
-          </w:p>
-        </w:tc>
-        <w:tc>
-          <w:tcPr>
-            <w:tcW w:w="2074" w:type="pct"/>
-          </w:tcPr>
-          <w:p>
-            <w:pPr>
-              <w:suppressAutoHyphens w:val="0"/>
-              <w:spacing w:line="240" w:lineRule="auto"/>
-              <w:ind w:firstLine="0"/>
-              <w:rPr>
-                <w:rFonts w:eastAsia="Calibri"/>
-                <w:bCs w:val="0"/>
-                <w:color w:val="000000"/>
-                <w:sz w:val="20"/>
-                <w:lang w:eastAsia="en-US"/>
-              </w:rPr>
-            </w:pPr>
-            <w:r>
-              <w:rPr>
-                <w:rFonts w:eastAsia="Calibri"/>
-                <w:bCs w:val="0"/>
-                <w:color w:val="000000"/>
-                <w:sz w:val="20"/>
-                <w:lang w:eastAsia="en-US"/>
-              </w:rPr>
-              <w:t xml:space="preserve">Изучение </w:t>
-            </w:r>
-            <w:r>
-              <w:rPr>
-                <w:rFonts w:eastAsia="Calibri"/>
-                <w:bCs w:val="0"/>
-                <w:color w:val="000000"/>
-                <w:sz w:val="20"/>
-                <w:lang w:val="en-US" w:eastAsia="en-US"/>
-              </w:rPr>
-              <w:t>Composition API</w:t>
-            </w:r>
-          </w:p>
-        </w:tc>
-        <w:tc>
-          <w:tcPr>
-            <w:tcW w:w="816" w:type="pct"/>
-          </w:tcPr>
-          <w:p>
-            <w:pPr>
-              <w:suppressAutoHyphens w:val="0"/>
-              <w:spacing w:line="240" w:lineRule="auto"/>
-              <w:ind w:firstLine="0"/>
-              <w:jc w:val="center"/>
-              <w:rPr>
-                <w:rFonts w:eastAsia="Calibri"/>
-                <w:bCs w:val="0"/>
-                <w:color w:val="000000"/>
-                <w:sz w:val="20"/>
-                <w:lang w:eastAsia="en-US"/>
-              </w:rPr>
-            </w:pPr>
-            <w:r>
-              <w:rPr>
-                <w:rFonts w:eastAsia="Calibri"/>
-                <w:bCs w:val="0"/>
-                <w:color w:val="000000"/>
-                <w:sz w:val="20"/>
-                <w:lang w:eastAsia="en-US"/>
-              </w:rPr>
-              <w:t>9</w:t>
-            </w:r>
-          </w:p>
-        </w:tc>
-        <w:tc>
-          <w:tcPr>
-            <w:tcW w:w="808" w:type="pct"/>
-          </w:tcPr>
-          <w:p>
-            <w:pPr>
-              <w:suppressAutoHyphens w:val="0"/>
-              <w:spacing w:line="240" w:lineRule="auto"/>
-              <w:ind w:firstLine="0"/>
-              <w:jc w:val="center"/>
-              <w:rPr>
-                <w:rFonts w:eastAsia="Calibri"/>
-                <w:bCs w:val="0"/>
-                <w:color w:val="000000"/>
-                <w:sz w:val="20"/>
-                <w:lang w:val="en-US" w:eastAsia="en-US"/>
-              </w:rPr>
-            </w:pPr>
-            <w:r>
-              <w:rPr>
-                <w:rFonts w:eastAsia="Calibri"/>
-                <w:bCs w:val="0"/>
-                <w:color w:val="000000"/>
-                <w:sz w:val="20"/>
-                <w:lang w:val="en-US" w:eastAsia="en-US"/>
-              </w:rPr>
-              <w:t>05.08.2025</w:t>
-            </w:r>
-          </w:p>
-        </w:tc>
-      </w:tr>
-      <w:tr>
-        <w:trPr>
-          <w:trHeight w:val="397"/>
-          <w:jc w:val="center"/>
-        </w:trPr>
-        <w:tc>
-          <w:tcPr>
-            <w:tcW w:w="270" w:type="pct"/>
-            <w:vMerge/>
-          </w:tcPr>
-          <w:p>
-            <w:pPr>
-              <w:suppressAutoHyphens w:val="0"/>
-              <w:spacing w:line="240" w:lineRule="auto"/>
-              <w:ind w:firstLine="0"/>
-              <w:jc w:val="center"/>
-              <w:rPr>
-                <w:rFonts w:eastAsia="Calibri"/>
-                <w:bCs w:val="0"/>
-                <w:color w:val="000000"/>
-                <w:sz w:val="20"/>
-                <w:lang w:eastAsia="en-US"/>
-              </w:rPr>
-            </w:pPr>
-          </w:p>
-        </w:tc>
-        <w:tc>
-          <w:tcPr>
-            <w:tcW w:w="1032" w:type="pct"/>
-            <w:vMerge/>
-          </w:tcPr>
-          <w:p>
-            <w:pPr>
-              <w:suppressAutoHyphens w:val="0"/>
-              <w:spacing w:line="240" w:lineRule="auto"/>
-              <w:ind w:firstLine="0"/>
-              <w:jc w:val="left"/>
-              <w:rPr>
-                <w:rFonts w:eastAsia="Calibri"/>
-                <w:bCs w:val="0"/>
-                <w:color w:val="000000"/>
-                <w:sz w:val="20"/>
-                <w:lang w:eastAsia="en-US"/>
-              </w:rPr>
-            </w:pPr>
-          </w:p>
-        </w:tc>
-        <w:tc>
-          <w:tcPr>
-            <w:tcW w:w="2074" w:type="pct"/>
-          </w:tcPr>
-          <w:p>
-            <w:pPr>
-              <w:suppressAutoHyphens w:val="0"/>
-              <w:spacing w:line="240" w:lineRule="auto"/>
-              <w:ind w:firstLine="0"/>
-              <w:rPr>
-                <w:rFonts w:eastAsia="Calibri"/>
-                <w:bCs w:val="0"/>
-                <w:color w:val="000000"/>
-                <w:sz w:val="20"/>
-                <w:lang w:val="en-US" w:eastAsia="en-US"/>
-              </w:rPr>
-            </w:pPr>
-            <w:r>
-              <w:rPr>
-                <w:rFonts w:eastAsia="Calibri"/>
-                <w:bCs w:val="0"/>
-                <w:color w:val="000000"/>
-                <w:sz w:val="20"/>
-                <w:lang w:eastAsia="en-US"/>
-              </w:rPr>
-              <w:t xml:space="preserve">Изучение </w:t>
-            </w:r>
-            <w:r>
-              <w:rPr>
-                <w:rFonts w:eastAsia="Calibri"/>
-                <w:bCs w:val="0"/>
-                <w:color w:val="000000"/>
-                <w:sz w:val="20"/>
-                <w:lang w:val="en-US" w:eastAsia="en-US"/>
-              </w:rPr>
-              <w:t>Git</w:t>
-            </w:r>
-          </w:p>
-        </w:tc>
-        <w:tc>
-          <w:tcPr>
-            <w:tcW w:w="816" w:type="pct"/>
-          </w:tcPr>
-          <w:p>
-            <w:pPr>
-              <w:suppressAutoHyphens w:val="0"/>
-              <w:spacing w:line="240" w:lineRule="auto"/>
-              <w:ind w:firstLine="0"/>
-              <w:jc w:val="center"/>
-              <w:rPr>
-                <w:rFonts w:eastAsia="Calibri"/>
-                <w:bCs w:val="0"/>
-                <w:color w:val="000000"/>
-                <w:sz w:val="20"/>
-                <w:lang w:eastAsia="en-US"/>
-              </w:rPr>
-            </w:pPr>
-            <w:r>
-              <w:rPr>
-                <w:rFonts w:eastAsia="Calibri"/>
-                <w:bCs w:val="0"/>
-                <w:color w:val="000000"/>
-                <w:sz w:val="20"/>
-                <w:lang w:eastAsia="en-US"/>
-              </w:rPr>
-              <w:t>9</w:t>
-            </w:r>
-          </w:p>
-        </w:tc>
-        <w:tc>
-          <w:tcPr>
-            <w:tcW w:w="808" w:type="pct"/>
-          </w:tcPr>
-          <w:p>
-            <w:pPr>
-              <w:suppressAutoHyphens w:val="0"/>
-              <w:spacing w:line="240" w:lineRule="auto"/>
-              <w:ind w:firstLine="0"/>
-              <w:jc w:val="center"/>
-              <w:rPr>
-                <w:rFonts w:eastAsia="Calibri"/>
-                <w:bCs w:val="0"/>
-                <w:color w:val="000000"/>
-                <w:sz w:val="20"/>
-                <w:lang w:val="en-US" w:eastAsia="en-US"/>
-              </w:rPr>
-            </w:pPr>
-            <w:r>
-              <w:rPr>
-                <w:rFonts w:eastAsia="Calibri"/>
-                <w:bCs w:val="0"/>
-                <w:color w:val="000000"/>
-                <w:sz w:val="20"/>
-                <w:lang w:val="en-US" w:eastAsia="en-US"/>
-              </w:rPr>
-              <w:t>06.08.2025</w:t>
-            </w:r>
-          </w:p>
-        </w:tc>
-      </w:tr>
-      <w:tr>
-        <w:trPr>
-          <w:trHeight w:val="397"/>
-          <w:jc w:val="center"/>
-        </w:trPr>
-        <w:tc>
-          <w:tcPr>
-            <w:tcW w:w="270" w:type="pct"/>
-            <w:vMerge/>
-          </w:tcPr>
-          <w:p>
-            <w:pPr>
-              <w:suppressAutoHyphens w:val="0"/>
-              <w:spacing w:line="240" w:lineRule="auto"/>
-              <w:ind w:firstLine="0"/>
-              <w:jc w:val="center"/>
-              <w:rPr>
-                <w:rFonts w:eastAsia="Calibri"/>
-                <w:bCs w:val="0"/>
-                <w:color w:val="000000"/>
-                <w:sz w:val="20"/>
-                <w:lang w:eastAsia="en-US"/>
-              </w:rPr>
-            </w:pPr>
-          </w:p>
-        </w:tc>
-        <w:tc>
-          <w:tcPr>
-            <w:tcW w:w="1032" w:type="pct"/>
-            <w:vMerge/>
-          </w:tcPr>
-          <w:p>
-            <w:pPr>
-              <w:suppressAutoHyphens w:val="0"/>
-              <w:spacing w:line="240" w:lineRule="auto"/>
-              <w:ind w:firstLine="0"/>
-              <w:jc w:val="left"/>
-              <w:rPr>
-                <w:rFonts w:eastAsia="Calibri"/>
-                <w:bCs w:val="0"/>
-                <w:color w:val="000000"/>
-                <w:sz w:val="20"/>
-                <w:lang w:eastAsia="en-US"/>
-              </w:rPr>
-            </w:pPr>
-          </w:p>
-        </w:tc>
-        <w:tc>
-          <w:tcPr>
-            <w:tcW w:w="2074" w:type="pct"/>
-          </w:tcPr>
-          <w:p>
-            <w:pPr>
-              <w:suppressAutoHyphens w:val="0"/>
-              <w:spacing w:line="240" w:lineRule="auto"/>
-              <w:ind w:firstLine="0"/>
-              <w:rPr>
-                <w:rFonts w:eastAsia="Calibri"/>
-                <w:bCs w:val="0"/>
-                <w:color w:val="000000"/>
-                <w:sz w:val="20"/>
-                <w:lang w:eastAsia="en-US"/>
-              </w:rPr>
-            </w:pPr>
-            <w:r>
-              <w:rPr>
-                <w:rFonts w:eastAsia="Calibri"/>
-                <w:bCs w:val="0"/>
-                <w:color w:val="000000"/>
-                <w:sz w:val="20"/>
-                <w:lang w:eastAsia="en-US"/>
-              </w:rPr>
-              <w:t xml:space="preserve">Использование полученных знаний </w:t>
-            </w:r>
-            <w:r>
-              <w:rPr>
-                <w:rFonts w:eastAsia="Calibri"/>
-                <w:bCs w:val="0"/>
-                <w:color w:val="000000"/>
-                <w:sz w:val="20"/>
-                <w:lang w:val="en-US" w:eastAsia="en-US"/>
-              </w:rPr>
-              <w:t>Git</w:t>
-            </w:r>
-            <w:r>
-              <w:rPr>
-                <w:rFonts w:eastAsia="Calibri"/>
-                <w:bCs w:val="0"/>
-                <w:color w:val="000000"/>
-                <w:sz w:val="20"/>
-                <w:lang w:eastAsia="en-US"/>
-              </w:rPr>
-              <w:t xml:space="preserve"> на практике</w:t>
-            </w:r>
-          </w:p>
-        </w:tc>
-        <w:tc>
-          <w:tcPr>
-            <w:tcW w:w="816" w:type="pct"/>
-          </w:tcPr>
-          <w:p>
-            <w:pPr>
-              <w:suppressAutoHyphens w:val="0"/>
-              <w:spacing w:line="240" w:lineRule="auto"/>
-              <w:ind w:firstLine="0"/>
-              <w:jc w:val="center"/>
-              <w:rPr>
-                <w:rFonts w:eastAsia="Calibri"/>
-                <w:bCs w:val="0"/>
-                <w:color w:val="000000"/>
-                <w:sz w:val="20"/>
-                <w:lang w:eastAsia="en-US"/>
-              </w:rPr>
-            </w:pPr>
-            <w:r>
-              <w:rPr>
-                <w:rFonts w:eastAsia="Calibri"/>
-                <w:bCs w:val="0"/>
-                <w:color w:val="000000"/>
-                <w:sz w:val="20"/>
-                <w:lang w:eastAsia="en-US"/>
-              </w:rPr>
-              <w:t>9</w:t>
-            </w:r>
-          </w:p>
-        </w:tc>
-        <w:tc>
-          <w:tcPr>
-            <w:tcW w:w="808" w:type="pct"/>
-          </w:tcPr>
-          <w:p>
-            <w:pPr>
-              <w:suppressAutoHyphens w:val="0"/>
-              <w:spacing w:line="240" w:lineRule="auto"/>
-              <w:ind w:firstLine="0"/>
-              <w:jc w:val="center"/>
-              <w:rPr>
-                <w:rFonts w:eastAsia="Calibri"/>
-                <w:bCs w:val="0"/>
-                <w:color w:val="000000"/>
-                <w:sz w:val="20"/>
-                <w:lang w:val="en-US" w:eastAsia="en-US"/>
-              </w:rPr>
-            </w:pPr>
-            <w:r>
-              <w:rPr>
-                <w:rFonts w:eastAsia="Calibri"/>
-                <w:bCs w:val="0"/>
-                <w:color w:val="000000"/>
-                <w:sz w:val="20"/>
-                <w:lang w:val="en-US" w:eastAsia="en-US"/>
-              </w:rPr>
-              <w:t>07.08.2025</w:t>
-            </w:r>
-          </w:p>
-        </w:tc>
-      </w:tr>
-      <w:tr>
-        <w:trPr>
-          <w:trHeight w:val="397"/>
-          <w:jc w:val="center"/>
-        </w:trPr>
-        <w:tc>
-          <w:tcPr>
-            <w:tcW w:w="270" w:type="pct"/>
-            <w:vMerge/>
-          </w:tcPr>
-          <w:p>
-            <w:pPr>
-              <w:suppressAutoHyphens w:val="0"/>
-              <w:spacing w:line="240" w:lineRule="auto"/>
-              <w:ind w:firstLine="0"/>
-              <w:jc w:val="center"/>
-              <w:rPr>
-                <w:rFonts w:eastAsia="Calibri"/>
-                <w:bCs w:val="0"/>
-                <w:color w:val="000000"/>
-                <w:sz w:val="20"/>
-                <w:lang w:eastAsia="en-US"/>
-              </w:rPr>
-            </w:pPr>
-          </w:p>
-        </w:tc>
-        <w:tc>
-          <w:tcPr>
-            <w:tcW w:w="1032" w:type="pct"/>
-            <w:vMerge/>
-          </w:tcPr>
-          <w:p>
-            <w:pPr>
-              <w:suppressAutoHyphens w:val="0"/>
-              <w:spacing w:line="240" w:lineRule="auto"/>
-              <w:ind w:firstLine="0"/>
-              <w:jc w:val="left"/>
-              <w:rPr>
-                <w:rFonts w:eastAsia="Calibri"/>
-                <w:bCs w:val="0"/>
-                <w:color w:val="000000"/>
-                <w:sz w:val="20"/>
-                <w:lang w:eastAsia="en-US"/>
-              </w:rPr>
-            </w:pPr>
-          </w:p>
-        </w:tc>
-        <w:tc>
-          <w:tcPr>
-            <w:tcW w:w="2074" w:type="pct"/>
-          </w:tcPr>
-          <w:p>
-            <w:pPr>
-              <w:suppressAutoHyphens w:val="0"/>
-              <w:spacing w:line="240" w:lineRule="auto"/>
-              <w:ind w:firstLine="0"/>
-              <w:rPr>
-                <w:rFonts w:eastAsia="Calibri"/>
-                <w:bCs w:val="0"/>
-                <w:color w:val="000000"/>
-                <w:sz w:val="20"/>
-                <w:lang w:eastAsia="en-US"/>
-              </w:rPr>
-            </w:pPr>
-            <w:r>
-              <w:rPr>
-                <w:rFonts w:eastAsia="Calibri"/>
-                <w:bCs w:val="0"/>
-                <w:color w:val="000000"/>
-                <w:sz w:val="20"/>
-                <w:lang w:eastAsia="en-US"/>
-              </w:rPr>
-              <w:t xml:space="preserve">Изучение компонента </w:t>
-            </w:r>
-            <w:r>
-              <w:rPr>
-                <w:rFonts w:eastAsia="Calibri"/>
-                <w:bCs w:val="0"/>
-                <w:color w:val="000000"/>
-                <w:sz w:val="20"/>
-                <w:lang w:val="en-US" w:eastAsia="en-US"/>
-              </w:rPr>
-              <w:t>RDFExtract</w:t>
-            </w:r>
-            <w:r>
-              <w:rPr>
-                <w:rFonts w:eastAsia="Calibri"/>
-                <w:bCs w:val="0"/>
-                <w:color w:val="000000"/>
-                <w:sz w:val="20"/>
-                <w:lang w:eastAsia="en-US"/>
-              </w:rPr>
-              <w:t xml:space="preserve"> </w:t>
-            </w:r>
-            <w:r>
-              <w:rPr>
-                <w:rFonts w:eastAsia="Calibri"/>
-                <w:bCs w:val="0"/>
-                <w:color w:val="000000"/>
-                <w:sz w:val="20"/>
-                <w:lang w:eastAsia="en-US"/>
-              </w:rPr>
-              <w:t>в проекте</w:t>
-            </w:r>
-          </w:p>
-        </w:tc>
-        <w:tc>
-          <w:tcPr>
-            <w:tcW w:w="816" w:type="pct"/>
-          </w:tcPr>
-          <w:p>
-            <w:pPr>
-              <w:suppressAutoHyphens w:val="0"/>
-              <w:spacing w:line="240" w:lineRule="auto"/>
-              <w:ind w:firstLine="0"/>
-              <w:jc w:val="center"/>
-              <w:rPr>
-                <w:rFonts w:eastAsia="Calibri"/>
-                <w:bCs w:val="0"/>
-                <w:color w:val="000000"/>
-                <w:sz w:val="20"/>
-                <w:lang w:eastAsia="en-US"/>
-              </w:rPr>
-            </w:pPr>
-            <w:r>
-              <w:rPr>
-                <w:rFonts w:eastAsia="Calibri"/>
-                <w:bCs w:val="0"/>
-                <w:color w:val="000000"/>
-                <w:sz w:val="20"/>
-                <w:lang w:eastAsia="en-US"/>
-              </w:rPr>
-              <w:t>9</w:t>
-            </w:r>
-          </w:p>
-        </w:tc>
-        <w:tc>
-          <w:tcPr>
-            <w:tcW w:w="808" w:type="pct"/>
-          </w:tcPr>
-          <w:p>
-            <w:pPr>
-              <w:suppressAutoHyphens w:val="0"/>
-              <w:spacing w:line="240" w:lineRule="auto"/>
-              <w:ind w:firstLine="0"/>
-              <w:jc w:val="center"/>
-              <w:rPr>
-                <w:rFonts w:eastAsia="Calibri"/>
-                <w:bCs w:val="0"/>
-                <w:color w:val="000000"/>
-                <w:sz w:val="20"/>
-                <w:lang w:val="en-US" w:eastAsia="en-US"/>
-              </w:rPr>
-            </w:pPr>
-            <w:r>
-              <w:rPr>
-                <w:rFonts w:eastAsia="Calibri"/>
-                <w:bCs w:val="0"/>
-                <w:color w:val="000000"/>
-                <w:sz w:val="20"/>
-                <w:lang w:val="en-US" w:eastAsia="en-US"/>
-              </w:rPr>
-              <w:t>08.08.2025</w:t>
-            </w:r>
-          </w:p>
-        </w:tc>
-      </w:tr>
-      <w:tr>
-        <w:trPr>
-          <w:trHeight w:val="397"/>
-          <w:jc w:val="center"/>
-        </w:trPr>
-        <w:tc>
-          <w:tcPr>
-            <w:tcW w:w="270" w:type="pct"/>
-            <w:vMerge/>
-          </w:tcPr>
-          <w:p>
-            <w:pPr>
-              <w:suppressAutoHyphens w:val="0"/>
-              <w:spacing w:line="240" w:lineRule="auto"/>
-              <w:ind w:firstLine="0"/>
-              <w:jc w:val="center"/>
-              <w:rPr>
-                <w:rFonts w:eastAsia="Calibri"/>
-                <w:bCs w:val="0"/>
-                <w:color w:val="000000"/>
-                <w:sz w:val="20"/>
-                <w:lang w:eastAsia="en-US"/>
-              </w:rPr>
-            </w:pPr>
-          </w:p>
-        </w:tc>
-        <w:tc>
-          <w:tcPr>
-            <w:tcW w:w="1032" w:type="pct"/>
-            <w:vMerge/>
-          </w:tcPr>
-          <w:p>
-            <w:pPr>
-              <w:suppressAutoHyphens w:val="0"/>
-              <w:spacing w:line="240" w:lineRule="auto"/>
-              <w:ind w:firstLine="0"/>
-              <w:jc w:val="left"/>
-              <w:rPr>
-                <w:rFonts w:eastAsia="Calibri"/>
-                <w:bCs w:val="0"/>
-                <w:color w:val="000000"/>
-                <w:sz w:val="20"/>
-                <w:lang w:eastAsia="en-US"/>
-              </w:rPr>
-            </w:pPr>
-          </w:p>
-        </w:tc>
-        <w:tc>
-          <w:tcPr>
-            <w:tcW w:w="2074" w:type="pct"/>
-          </w:tcPr>
-          <w:p>
-            <w:pPr>
-              <w:suppressAutoHyphens w:val="0"/>
-              <w:spacing w:line="240" w:lineRule="auto"/>
-              <w:ind w:firstLine="0"/>
-              <w:rPr>
-                <w:rFonts w:eastAsia="Calibri"/>
-                <w:bCs w:val="0"/>
-                <w:color w:val="000000"/>
-                <w:sz w:val="20"/>
-                <w:lang w:eastAsia="en-US"/>
-              </w:rPr>
-            </w:pPr>
-            <w:r>
-              <w:rPr>
-                <w:rFonts w:eastAsia="Calibri"/>
-                <w:bCs w:val="0"/>
-                <w:color w:val="000000"/>
-                <w:sz w:val="20"/>
-                <w:lang w:eastAsia="en-US"/>
-              </w:rPr>
-              <w:t>Выполнение 1</w:t>
-            </w:r>
-            <w:r>
-              <w:rPr>
-                <w:rFonts w:eastAsia="Calibri"/>
-                <w:bCs w:val="0"/>
-                <w:color w:val="000000"/>
-                <w:sz w:val="20"/>
-                <w:lang w:eastAsia="en-US"/>
-              </w:rPr>
-              <w:t xml:space="preserve"> пункта 1</w:t>
-            </w:r>
-            <w:r>
-              <w:rPr>
-                <w:rFonts w:eastAsia="Calibri"/>
-                <w:bCs w:val="0"/>
-                <w:color w:val="000000"/>
-                <w:sz w:val="20"/>
-                <w:lang w:eastAsia="en-US"/>
-              </w:rPr>
-              <w:t xml:space="preserve"> </w:t>
-            </w:r>
-            <w:r>
-              <w:rPr>
-                <w:rFonts w:eastAsia="Calibri"/>
-                <w:bCs w:val="0"/>
-                <w:color w:val="000000"/>
-                <w:sz w:val="20"/>
-                <w:lang w:eastAsia="en-US"/>
-              </w:rPr>
-              <w:t>этапа рефакторинга кода</w:t>
-            </w:r>
-            <w:r>
-              <w:rPr>
-                <w:rFonts w:eastAsia="Calibri"/>
-                <w:bCs w:val="0"/>
-                <w:color w:val="000000"/>
-                <w:sz w:val="20"/>
-                <w:lang w:eastAsia="en-US"/>
-              </w:rPr>
-              <w:t xml:space="preserve">: </w:t>
-            </w:r>
-            <w:r>
-              <w:rPr>
-                <w:rFonts w:eastAsia="Calibri"/>
-                <w:bCs w:val="0"/>
-                <w:color w:val="000000"/>
-                <w:sz w:val="20"/>
-                <w:lang w:eastAsia="en-US"/>
-              </w:rPr>
-              <w:t>удаление</w:t>
-            </w:r>
-            <w:r>
-              <w:rPr>
-                <w:rFonts w:eastAsia="Calibri"/>
-                <w:bCs w:val="0"/>
-                <w:color w:val="000000"/>
-                <w:sz w:val="20"/>
-                <w:lang w:eastAsia="en-US"/>
-              </w:rPr>
-              <w:t xml:space="preserve"> </w:t>
-            </w:r>
-            <w:r>
-              <w:rPr>
-                <w:rFonts w:eastAsia="Calibri"/>
-                <w:bCs w:val="0"/>
-                <w:color w:val="000000"/>
-                <w:sz w:val="20"/>
-                <w:lang w:eastAsia="en-US"/>
-              </w:rPr>
-              <w:t xml:space="preserve">компонента </w:t>
-            </w:r>
-            <w:r>
-              <w:rPr>
-                <w:rFonts w:eastAsia="Calibri"/>
-                <w:bCs w:val="0"/>
-                <w:color w:val="000000"/>
-                <w:sz w:val="20"/>
-                <w:lang w:val="en-US" w:eastAsia="en-US"/>
-              </w:rPr>
-              <w:t>RDFExtract</w:t>
-            </w:r>
-          </w:p>
-        </w:tc>
-        <w:tc>
-          <w:tcPr>
-            <w:tcW w:w="816" w:type="pct"/>
-          </w:tcPr>
-          <w:p>
-            <w:pPr>
-              <w:suppressAutoHyphens w:val="0"/>
-              <w:spacing w:line="240" w:lineRule="auto"/>
-              <w:ind w:firstLine="0"/>
-              <w:jc w:val="center"/>
-              <w:rPr>
-                <w:rFonts w:eastAsia="Calibri"/>
-                <w:bCs w:val="0"/>
-                <w:color w:val="000000"/>
-                <w:sz w:val="20"/>
-                <w:lang w:eastAsia="en-US"/>
-              </w:rPr>
-            </w:pPr>
-            <w:r>
-              <w:rPr>
-                <w:rFonts w:eastAsia="Calibri"/>
-                <w:bCs w:val="0"/>
-                <w:color w:val="000000"/>
-                <w:sz w:val="20"/>
-                <w:lang w:eastAsia="en-US"/>
-              </w:rPr>
-              <w:t>9</w:t>
-            </w:r>
-          </w:p>
-        </w:tc>
-        <w:tc>
-          <w:tcPr>
-            <w:tcW w:w="808" w:type="pct"/>
-          </w:tcPr>
-          <w:p>
-            <w:pPr>
-              <w:suppressAutoHyphens w:val="0"/>
-              <w:spacing w:line="240" w:lineRule="auto"/>
-              <w:ind w:firstLine="0"/>
-              <w:jc w:val="center"/>
-              <w:rPr>
-                <w:rFonts w:eastAsia="Calibri"/>
-                <w:bCs w:val="0"/>
-                <w:color w:val="000000"/>
-                <w:sz w:val="20"/>
-                <w:lang w:val="en-US" w:eastAsia="en-US"/>
-              </w:rPr>
-            </w:pPr>
-            <w:r>
-              <w:rPr>
-                <w:rFonts w:eastAsia="Calibri"/>
-                <w:bCs w:val="0"/>
-                <w:color w:val="000000"/>
-                <w:sz w:val="20"/>
-                <w:lang w:val="en-US" w:eastAsia="en-US"/>
-              </w:rPr>
-              <w:t>9.08.2025</w:t>
-            </w:r>
-          </w:p>
-        </w:tc>
-      </w:tr>
-      <w:tr>
-        <w:trPr>
-          <w:trHeight w:val="397"/>
-          <w:jc w:val="center"/>
-        </w:trPr>
-        <w:tc>
-          <w:tcPr>
-            <w:tcW w:w="270" w:type="pct"/>
-            <w:vMerge/>
-          </w:tcPr>
-          <w:p>
-            <w:pPr>
-              <w:suppressAutoHyphens w:val="0"/>
-              <w:spacing w:line="240" w:lineRule="auto"/>
-              <w:ind w:firstLine="0"/>
-              <w:jc w:val="center"/>
-              <w:rPr>
-                <w:rFonts w:eastAsia="Calibri"/>
-                <w:bCs w:val="0"/>
-                <w:color w:val="000000"/>
-                <w:sz w:val="20"/>
-                <w:lang w:eastAsia="en-US"/>
-              </w:rPr>
-            </w:pPr>
-          </w:p>
-        </w:tc>
-        <w:tc>
-          <w:tcPr>
-            <w:tcW w:w="1032" w:type="pct"/>
-            <w:vMerge/>
-          </w:tcPr>
-          <w:p>
-            <w:pPr>
-              <w:suppressAutoHyphens w:val="0"/>
-              <w:spacing w:line="240" w:lineRule="auto"/>
-              <w:ind w:firstLine="0"/>
-              <w:jc w:val="left"/>
-              <w:rPr>
-                <w:rFonts w:eastAsia="Calibri"/>
-                <w:bCs w:val="0"/>
-                <w:color w:val="000000"/>
-                <w:sz w:val="20"/>
-                <w:lang w:eastAsia="en-US"/>
-              </w:rPr>
-            </w:pPr>
-          </w:p>
-        </w:tc>
-        <w:tc>
-          <w:tcPr>
-            <w:tcW w:w="2074" w:type="pct"/>
-          </w:tcPr>
-          <w:p>
-            <w:pPr>
-              <w:suppressAutoHyphens w:val="0"/>
-              <w:spacing w:line="240" w:lineRule="auto"/>
-              <w:ind w:firstLine="0"/>
-              <w:rPr>
-                <w:rFonts w:eastAsia="Calibri"/>
-                <w:bCs w:val="0"/>
-                <w:color w:val="000000"/>
-                <w:sz w:val="20"/>
-                <w:lang w:eastAsia="en-US"/>
-              </w:rPr>
-            </w:pPr>
-            <w:r>
-              <w:rPr>
-                <w:rFonts w:eastAsia="Calibri"/>
-                <w:bCs w:val="0"/>
-                <w:color w:val="000000"/>
-                <w:sz w:val="20"/>
-                <w:lang w:eastAsia="en-US"/>
-              </w:rPr>
-              <w:t>Выполнение 2 пункта 1 этапа рефакторинга кода</w:t>
-            </w:r>
-            <w:r>
-              <w:rPr>
-                <w:rFonts w:eastAsia="Calibri"/>
-                <w:bCs w:val="0"/>
-                <w:color w:val="000000"/>
-                <w:sz w:val="20"/>
-                <w:lang w:eastAsia="en-US"/>
-              </w:rPr>
-              <w:t xml:space="preserve">: </w:t>
-            </w:r>
-            <w:r>
-              <w:rPr>
-                <w:rFonts w:eastAsia="Calibri"/>
-                <w:bCs w:val="0"/>
-                <w:color w:val="000000"/>
-                <w:sz w:val="20"/>
-                <w:lang w:eastAsia="en-US"/>
-              </w:rPr>
-              <w:t>удаление</w:t>
-            </w:r>
-            <w:r>
-              <w:rPr>
-                <w:rFonts w:eastAsia="Calibri"/>
-                <w:bCs w:val="0"/>
-                <w:color w:val="000000"/>
-                <w:sz w:val="20"/>
-                <w:lang w:eastAsia="en-US"/>
-              </w:rPr>
-              <w:t xml:space="preserve"> </w:t>
-            </w:r>
-            <w:r>
-              <w:rPr>
-                <w:rFonts w:eastAsia="Calibri"/>
-                <w:bCs w:val="0"/>
-                <w:color w:val="000000"/>
-                <w:sz w:val="20"/>
-                <w:lang w:eastAsia="en-US"/>
-              </w:rPr>
-              <w:t xml:space="preserve">компонента </w:t>
-            </w:r>
-            <w:r>
-              <w:rPr>
-                <w:rFonts w:eastAsia="Calibri"/>
-                <w:bCs w:val="0"/>
-                <w:color w:val="000000"/>
-                <w:sz w:val="20"/>
-                <w:lang w:val="en-US" w:eastAsia="en-US"/>
-              </w:rPr>
-              <w:t>RDFExtract</w:t>
-            </w:r>
-          </w:p>
-        </w:tc>
-        <w:tc>
-          <w:tcPr>
-            <w:tcW w:w="816" w:type="pct"/>
-          </w:tcPr>
-          <w:p>
-            <w:pPr>
-              <w:suppressAutoHyphens w:val="0"/>
-              <w:spacing w:line="240" w:lineRule="auto"/>
-              <w:ind w:firstLine="0"/>
-              <w:jc w:val="center"/>
-              <w:rPr>
-                <w:rFonts w:eastAsia="Calibri"/>
-                <w:bCs w:val="0"/>
-                <w:color w:val="000000"/>
-                <w:sz w:val="20"/>
-                <w:lang w:eastAsia="en-US"/>
-              </w:rPr>
-            </w:pPr>
-            <w:r>
-              <w:rPr>
-                <w:rFonts w:eastAsia="Calibri"/>
-                <w:bCs w:val="0"/>
-                <w:color w:val="000000"/>
-                <w:sz w:val="20"/>
-                <w:lang w:eastAsia="en-US"/>
-              </w:rPr>
-              <w:t>9</w:t>
-            </w:r>
-          </w:p>
-        </w:tc>
-        <w:tc>
-          <w:tcPr>
-            <w:tcW w:w="808" w:type="pct"/>
-          </w:tcPr>
-          <w:p>
-            <w:pPr>
-              <w:suppressAutoHyphens w:val="0"/>
-              <w:spacing w:line="240" w:lineRule="auto"/>
-              <w:ind w:firstLine="0"/>
-              <w:jc w:val="center"/>
-              <w:rPr>
-                <w:rFonts w:eastAsia="Calibri"/>
-                <w:bCs w:val="0"/>
-                <w:color w:val="000000"/>
-                <w:sz w:val="20"/>
-                <w:lang w:val="en-US" w:eastAsia="en-US"/>
-              </w:rPr>
-            </w:pPr>
-            <w:r>
-              <w:rPr>
-                <w:rFonts w:eastAsia="Calibri"/>
-                <w:bCs w:val="0"/>
-                <w:color w:val="000000"/>
-                <w:sz w:val="20"/>
-                <w:lang w:val="en-US" w:eastAsia="en-US"/>
-              </w:rPr>
-              <w:t>11.08.2025</w:t>
-            </w:r>
-          </w:p>
-        </w:tc>
-      </w:tr>
-      <w:tr>
-        <w:trPr>
-          <w:trHeight w:val="397"/>
-          <w:jc w:val="center"/>
-        </w:trPr>
-        <w:tc>
-          <w:tcPr>
-            <w:tcW w:w="270" w:type="pct"/>
-            <w:vMerge/>
-          </w:tcPr>
-          <w:p>
-            <w:pPr>
-              <w:suppressAutoHyphens w:val="0"/>
-              <w:spacing w:line="240" w:lineRule="auto"/>
-              <w:ind w:firstLine="0"/>
-              <w:jc w:val="center"/>
-              <w:rPr>
-                <w:rFonts w:eastAsia="Calibri"/>
-                <w:bCs w:val="0"/>
-                <w:color w:val="000000"/>
-                <w:sz w:val="20"/>
-                <w:lang w:eastAsia="en-US"/>
-              </w:rPr>
-            </w:pPr>
-          </w:p>
-        </w:tc>
-        <w:tc>
-          <w:tcPr>
-            <w:tcW w:w="1032" w:type="pct"/>
-            <w:vMerge/>
-          </w:tcPr>
-          <w:p>
-            <w:pPr>
-              <w:suppressAutoHyphens w:val="0"/>
-              <w:spacing w:line="240" w:lineRule="auto"/>
-              <w:ind w:firstLine="0"/>
-              <w:jc w:val="left"/>
-              <w:rPr>
-                <w:rFonts w:eastAsia="Calibri"/>
-                <w:bCs w:val="0"/>
-                <w:color w:val="000000"/>
-                <w:sz w:val="20"/>
-                <w:lang w:eastAsia="en-US"/>
-              </w:rPr>
-            </w:pPr>
-          </w:p>
-        </w:tc>
-        <w:tc>
-          <w:tcPr>
-            <w:tcW w:w="2074" w:type="pct"/>
-          </w:tcPr>
-          <w:p>
-            <w:pPr>
-              <w:suppressAutoHyphens w:val="0"/>
-              <w:spacing w:line="240" w:lineRule="auto"/>
-              <w:ind w:firstLine="0"/>
-              <w:rPr>
-                <w:rFonts w:eastAsia="Calibri"/>
-                <w:bCs w:val="0"/>
-                <w:color w:val="000000"/>
-                <w:sz w:val="20"/>
-                <w:lang w:eastAsia="en-US"/>
-              </w:rPr>
-            </w:pPr>
-            <w:r>
-              <w:rPr>
-                <w:rFonts w:eastAsia="Calibri"/>
-                <w:bCs w:val="0"/>
-                <w:color w:val="000000"/>
-                <w:sz w:val="20"/>
-                <w:lang w:eastAsia="en-US"/>
-              </w:rPr>
-              <w:t>Выполнение 3 пункта 1 этапа рефакторинга кода</w:t>
-            </w:r>
-            <w:r>
-              <w:rPr>
-                <w:rFonts w:eastAsia="Calibri"/>
-                <w:bCs w:val="0"/>
-                <w:color w:val="000000"/>
-                <w:sz w:val="20"/>
-                <w:lang w:eastAsia="en-US"/>
-              </w:rPr>
-              <w:t xml:space="preserve">: </w:t>
-            </w:r>
-            <w:r>
-              <w:rPr>
-                <w:rFonts w:eastAsia="Calibri"/>
-                <w:bCs w:val="0"/>
-                <w:color w:val="000000"/>
-                <w:sz w:val="20"/>
-                <w:lang w:eastAsia="en-US"/>
-              </w:rPr>
-              <w:t>удаление</w:t>
-            </w:r>
-            <w:r>
-              <w:rPr>
-                <w:rFonts w:eastAsia="Calibri"/>
-                <w:bCs w:val="0"/>
-                <w:color w:val="000000"/>
-                <w:sz w:val="20"/>
-                <w:lang w:eastAsia="en-US"/>
-              </w:rPr>
-              <w:t xml:space="preserve"> </w:t>
-            </w:r>
-            <w:r>
-              <w:rPr>
-                <w:rFonts w:eastAsia="Calibri"/>
-                <w:bCs w:val="0"/>
-                <w:color w:val="000000"/>
-                <w:sz w:val="20"/>
-                <w:lang w:eastAsia="en-US"/>
-              </w:rPr>
-              <w:t xml:space="preserve">компонента </w:t>
-            </w:r>
-            <w:r>
-              <w:rPr>
-                <w:rFonts w:eastAsia="Calibri"/>
-                <w:bCs w:val="0"/>
-                <w:color w:val="000000"/>
-                <w:sz w:val="20"/>
-                <w:lang w:val="en-US" w:eastAsia="en-US"/>
-              </w:rPr>
-              <w:t>RDFExtract</w:t>
-            </w:r>
-          </w:p>
-        </w:tc>
-        <w:tc>
-          <w:tcPr>
-            <w:tcW w:w="816" w:type="pct"/>
-          </w:tcPr>
-          <w:p>
-            <w:pPr>
-              <w:suppressAutoHyphens w:val="0"/>
-              <w:spacing w:line="240" w:lineRule="auto"/>
-              <w:ind w:firstLine="0"/>
-              <w:jc w:val="center"/>
-              <w:rPr>
-                <w:rFonts w:eastAsia="Calibri"/>
-                <w:bCs w:val="0"/>
-                <w:color w:val="000000"/>
-                <w:sz w:val="20"/>
-                <w:lang w:eastAsia="en-US"/>
-              </w:rPr>
-            </w:pPr>
-            <w:r>
-              <w:rPr>
-                <w:rFonts w:eastAsia="Calibri"/>
-                <w:bCs w:val="0"/>
-                <w:color w:val="000000"/>
-                <w:sz w:val="20"/>
-                <w:lang w:eastAsia="en-US"/>
-              </w:rPr>
-              <w:t>9</w:t>
-            </w:r>
-          </w:p>
-        </w:tc>
-        <w:tc>
-          <w:tcPr>
-            <w:tcW w:w="808" w:type="pct"/>
-          </w:tcPr>
-          <w:p>
-            <w:pPr>
-              <w:suppressAutoHyphens w:val="0"/>
-              <w:spacing w:line="240" w:lineRule="auto"/>
-              <w:ind w:firstLine="0"/>
-              <w:jc w:val="center"/>
-              <w:rPr>
-                <w:rFonts w:eastAsia="Calibri"/>
-                <w:bCs w:val="0"/>
-                <w:color w:val="000000"/>
-                <w:sz w:val="20"/>
-                <w:lang w:val="en-US" w:eastAsia="en-US"/>
-              </w:rPr>
-            </w:pPr>
-            <w:r>
-              <w:rPr>
-                <w:rFonts w:eastAsia="Calibri"/>
-                <w:bCs w:val="0"/>
-                <w:color w:val="000000"/>
-                <w:sz w:val="20"/>
-                <w:lang w:val="en-US" w:eastAsia="en-US"/>
-              </w:rPr>
-              <w:t>12.08.2025</w:t>
-            </w:r>
-          </w:p>
-        </w:tc>
-      </w:tr>
-      <w:tr>
-        <w:trPr>
-          <w:trHeight w:val="397"/>
-          <w:jc w:val="center"/>
-        </w:trPr>
-        <w:tc>
-          <w:tcPr>
-            <w:tcW w:w="270" w:type="pct"/>
-            <w:vMerge/>
-          </w:tcPr>
-          <w:p>
-            <w:pPr>
-              <w:suppressAutoHyphens w:val="0"/>
-              <w:spacing w:line="240" w:lineRule="auto"/>
-              <w:ind w:firstLine="0"/>
-              <w:jc w:val="center"/>
-              <w:rPr>
-                <w:rFonts w:eastAsia="Calibri"/>
-                <w:bCs w:val="0"/>
-                <w:color w:val="000000"/>
-                <w:sz w:val="20"/>
-                <w:lang w:eastAsia="en-US"/>
-              </w:rPr>
-            </w:pPr>
-          </w:p>
-        </w:tc>
-        <w:tc>
-          <w:tcPr>
-            <w:tcW w:w="1032" w:type="pct"/>
-            <w:vMerge/>
-          </w:tcPr>
-          <w:p>
-            <w:pPr>
-              <w:suppressAutoHyphens w:val="0"/>
-              <w:spacing w:line="240" w:lineRule="auto"/>
-              <w:ind w:firstLine="0"/>
-              <w:jc w:val="left"/>
-              <w:rPr>
-                <w:rFonts w:eastAsia="Calibri"/>
-                <w:bCs w:val="0"/>
-                <w:color w:val="000000"/>
-                <w:sz w:val="20"/>
-                <w:lang w:eastAsia="en-US"/>
-              </w:rPr>
-            </w:pPr>
-          </w:p>
-        </w:tc>
-        <w:tc>
-          <w:tcPr>
-            <w:tcW w:w="2074" w:type="pct"/>
-          </w:tcPr>
-          <w:p>
-            <w:pPr>
-              <w:suppressAutoHyphens w:val="0"/>
-              <w:spacing w:line="240" w:lineRule="auto"/>
-              <w:ind w:firstLine="0"/>
-              <w:rPr>
-                <w:rFonts w:eastAsia="Calibri"/>
-                <w:bCs w:val="0"/>
-                <w:color w:val="000000"/>
-                <w:sz w:val="20"/>
-                <w:lang w:eastAsia="en-US"/>
-              </w:rPr>
-            </w:pPr>
-            <w:r>
-              <w:rPr>
-                <w:rFonts w:eastAsia="Calibri"/>
-                <w:bCs w:val="0"/>
-                <w:color w:val="000000"/>
-                <w:sz w:val="20"/>
-                <w:lang w:eastAsia="en-US"/>
-              </w:rPr>
-              <w:t>Выполнение 4 пункта 1 этапа рефакторинга кода</w:t>
-            </w:r>
-            <w:r>
-              <w:rPr>
-                <w:rFonts w:eastAsia="Calibri"/>
-                <w:bCs w:val="0"/>
-                <w:color w:val="000000"/>
-                <w:sz w:val="20"/>
-                <w:lang w:eastAsia="en-US"/>
-              </w:rPr>
-              <w:t xml:space="preserve">: </w:t>
-            </w:r>
-            <w:r>
-              <w:rPr>
-                <w:rFonts w:eastAsia="Calibri"/>
-                <w:bCs w:val="0"/>
-                <w:color w:val="000000"/>
-                <w:sz w:val="20"/>
-                <w:lang w:eastAsia="en-US"/>
-              </w:rPr>
-              <w:t>удаление</w:t>
-            </w:r>
-            <w:r>
-              <w:rPr>
-                <w:rFonts w:eastAsia="Calibri"/>
-                <w:bCs w:val="0"/>
-                <w:color w:val="000000"/>
-                <w:sz w:val="20"/>
-                <w:lang w:eastAsia="en-US"/>
-              </w:rPr>
-              <w:t xml:space="preserve"> </w:t>
-            </w:r>
-            <w:r>
-              <w:rPr>
-                <w:rFonts w:eastAsia="Calibri"/>
-                <w:bCs w:val="0"/>
-                <w:color w:val="000000"/>
-                <w:sz w:val="20"/>
-                <w:lang w:eastAsia="en-US"/>
-              </w:rPr>
-              <w:t xml:space="preserve">компонента </w:t>
-            </w:r>
-            <w:r>
-              <w:rPr>
-                <w:rFonts w:eastAsia="Calibri"/>
-                <w:bCs w:val="0"/>
-                <w:color w:val="000000"/>
-                <w:sz w:val="20"/>
-                <w:lang w:val="en-US" w:eastAsia="en-US"/>
-              </w:rPr>
-              <w:t>RDFExtract</w:t>
-            </w:r>
-          </w:p>
-        </w:tc>
-        <w:tc>
-          <w:tcPr>
-            <w:tcW w:w="816" w:type="pct"/>
-          </w:tcPr>
-          <w:p>
-            <w:pPr>
-              <w:suppressAutoHyphens w:val="0"/>
-              <w:spacing w:line="240" w:lineRule="auto"/>
-              <w:ind w:firstLine="0"/>
-              <w:jc w:val="center"/>
-              <w:rPr>
-                <w:rFonts w:eastAsia="Calibri"/>
-                <w:bCs w:val="0"/>
-                <w:color w:val="000000"/>
-                <w:sz w:val="20"/>
-                <w:lang w:eastAsia="en-US"/>
-              </w:rPr>
-            </w:pPr>
-            <w:r>
-              <w:rPr>
-                <w:rFonts w:eastAsia="Calibri"/>
-                <w:bCs w:val="0"/>
-                <w:color w:val="000000"/>
-                <w:sz w:val="20"/>
-                <w:lang w:eastAsia="en-US"/>
-              </w:rPr>
-              <w:t>9</w:t>
-            </w:r>
-          </w:p>
-        </w:tc>
-        <w:tc>
-          <w:tcPr>
-            <w:tcW w:w="808" w:type="pct"/>
-          </w:tcPr>
-          <w:p>
-            <w:pPr>
-              <w:suppressAutoHyphens w:val="0"/>
-              <w:spacing w:line="240" w:lineRule="auto"/>
-              <w:ind w:firstLine="0"/>
-              <w:jc w:val="center"/>
-              <w:rPr>
-                <w:rFonts w:eastAsia="Calibri"/>
-                <w:bCs w:val="0"/>
-                <w:color w:val="000000"/>
-                <w:sz w:val="20"/>
-                <w:lang w:val="en-US" w:eastAsia="en-US"/>
-              </w:rPr>
-            </w:pPr>
-            <w:r>
-              <w:rPr>
-                <w:rFonts w:eastAsia="Calibri"/>
-                <w:bCs w:val="0"/>
-                <w:color w:val="000000"/>
-                <w:sz w:val="20"/>
-                <w:lang w:val="en-US" w:eastAsia="en-US"/>
-              </w:rPr>
-              <w:t>13.08.2025</w:t>
-            </w:r>
-          </w:p>
-        </w:tc>
-      </w:tr>
-      <w:tr>
-        <w:trPr>
-          <w:trHeight w:val="397"/>
-          <w:jc w:val="center"/>
-        </w:trPr>
-        <w:tc>
-          <w:tcPr>
-            <w:tcW w:w="270" w:type="pct"/>
-            <w:vMerge/>
-          </w:tcPr>
-          <w:p>
-            <w:pPr>
-              <w:suppressAutoHyphens w:val="0"/>
-              <w:spacing w:line="240" w:lineRule="auto"/>
-              <w:ind w:firstLine="0"/>
-              <w:jc w:val="center"/>
-              <w:rPr>
-                <w:rFonts w:eastAsia="Calibri"/>
-                <w:bCs w:val="0"/>
-                <w:color w:val="000000"/>
-                <w:sz w:val="20"/>
-                <w:lang w:eastAsia="en-US"/>
-              </w:rPr>
-            </w:pPr>
-          </w:p>
-        </w:tc>
-        <w:tc>
-          <w:tcPr>
-            <w:tcW w:w="1032" w:type="pct"/>
-            <w:vMerge/>
-          </w:tcPr>
-          <w:p>
-            <w:pPr>
-              <w:suppressAutoHyphens w:val="0"/>
-              <w:spacing w:line="240" w:lineRule="auto"/>
-              <w:ind w:firstLine="0"/>
-              <w:jc w:val="left"/>
-              <w:rPr>
-                <w:rFonts w:eastAsia="Calibri"/>
-                <w:bCs w:val="0"/>
-                <w:color w:val="000000"/>
-                <w:sz w:val="20"/>
-                <w:lang w:eastAsia="en-US"/>
-              </w:rPr>
-            </w:pPr>
-          </w:p>
-        </w:tc>
-        <w:tc>
-          <w:tcPr>
-            <w:tcW w:w="2074" w:type="pct"/>
-          </w:tcPr>
-          <w:p>
-            <w:pPr>
-              <w:suppressAutoHyphens w:val="0"/>
-              <w:spacing w:line="240" w:lineRule="auto"/>
-              <w:ind w:firstLine="0"/>
-              <w:rPr>
-                <w:rFonts w:eastAsia="Calibri"/>
-                <w:bCs w:val="0"/>
-                <w:color w:val="000000"/>
-                <w:sz w:val="20"/>
-                <w:lang w:eastAsia="en-US"/>
-              </w:rPr>
-            </w:pPr>
-            <w:r>
-              <w:rPr>
-                <w:rFonts w:eastAsia="Calibri"/>
-                <w:bCs w:val="0"/>
-                <w:color w:val="000000"/>
-                <w:sz w:val="20"/>
-                <w:lang w:eastAsia="en-US"/>
-              </w:rPr>
-              <w:t>Выполнение 5 пункта 1 этапа рефакторинга кода</w:t>
-            </w:r>
-            <w:r>
-              <w:rPr>
-                <w:rFonts w:eastAsia="Calibri"/>
-                <w:bCs w:val="0"/>
-                <w:color w:val="000000"/>
-                <w:sz w:val="20"/>
-                <w:lang w:eastAsia="en-US"/>
-              </w:rPr>
-              <w:t xml:space="preserve">: </w:t>
-            </w:r>
-            <w:r>
-              <w:rPr>
-                <w:rFonts w:eastAsia="Calibri"/>
-                <w:bCs w:val="0"/>
-                <w:color w:val="000000"/>
-                <w:sz w:val="20"/>
-                <w:lang w:eastAsia="en-US"/>
-              </w:rPr>
-              <w:t>удаление</w:t>
-            </w:r>
-            <w:r>
-              <w:rPr>
-                <w:rFonts w:eastAsia="Calibri"/>
-                <w:bCs w:val="0"/>
-                <w:color w:val="000000"/>
-                <w:sz w:val="20"/>
-                <w:lang w:eastAsia="en-US"/>
-              </w:rPr>
-              <w:t xml:space="preserve"> </w:t>
-            </w:r>
-            <w:r>
-              <w:rPr>
-                <w:rFonts w:eastAsia="Calibri"/>
-                <w:bCs w:val="0"/>
-                <w:color w:val="000000"/>
-                <w:sz w:val="20"/>
-                <w:lang w:eastAsia="en-US"/>
-              </w:rPr>
-              <w:t xml:space="preserve">компонента </w:t>
-            </w:r>
-            <w:r>
-              <w:rPr>
-                <w:rFonts w:eastAsia="Calibri"/>
-                <w:bCs w:val="0"/>
-                <w:color w:val="000000"/>
-                <w:sz w:val="20"/>
-                <w:lang w:val="en-US" w:eastAsia="en-US"/>
-              </w:rPr>
-              <w:t>RDFExtract</w:t>
-            </w:r>
-          </w:p>
-        </w:tc>
-        <w:tc>
-          <w:tcPr>
-            <w:tcW w:w="816" w:type="pct"/>
-          </w:tcPr>
-          <w:p>
-            <w:pPr>
-              <w:suppressAutoHyphens w:val="0"/>
-              <w:spacing w:line="240" w:lineRule="auto"/>
-              <w:ind w:firstLine="0"/>
-              <w:jc w:val="center"/>
-              <w:rPr>
-                <w:rFonts w:eastAsia="Calibri"/>
-                <w:bCs w:val="0"/>
-                <w:color w:val="000000"/>
-                <w:sz w:val="20"/>
-                <w:lang w:eastAsia="en-US"/>
-              </w:rPr>
-            </w:pPr>
-            <w:r>
-              <w:rPr>
-                <w:rFonts w:eastAsia="Calibri"/>
-                <w:bCs w:val="0"/>
-                <w:color w:val="000000"/>
-                <w:sz w:val="20"/>
-                <w:lang w:eastAsia="en-US"/>
-              </w:rPr>
-              <w:t>9</w:t>
-            </w:r>
-          </w:p>
-        </w:tc>
-        <w:tc>
-          <w:tcPr>
-            <w:tcW w:w="808" w:type="pct"/>
-          </w:tcPr>
-          <w:p>
-            <w:pPr>
-              <w:suppressAutoHyphens w:val="0"/>
-              <w:spacing w:line="240" w:lineRule="auto"/>
-              <w:ind w:firstLine="0"/>
-              <w:jc w:val="center"/>
-              <w:rPr>
-                <w:rFonts w:eastAsia="Calibri"/>
-                <w:bCs w:val="0"/>
-                <w:color w:val="000000"/>
-                <w:sz w:val="20"/>
-                <w:lang w:val="en-US" w:eastAsia="en-US"/>
-              </w:rPr>
-            </w:pPr>
-            <w:r>
-              <w:rPr>
-                <w:rFonts w:eastAsia="Calibri"/>
-                <w:bCs w:val="0"/>
-                <w:color w:val="000000"/>
-                <w:sz w:val="20"/>
-                <w:lang w:val="en-US" w:eastAsia="en-US"/>
-              </w:rPr>
-              <w:t>14.08.2025</w:t>
-            </w:r>
-          </w:p>
-        </w:tc>
-      </w:tr>
-      <w:tr>
-        <w:trPr>
-          <w:trHeight w:val="397"/>
-          <w:jc w:val="center"/>
-        </w:trPr>
-        <w:tc>
-          <w:tcPr>
-            <w:tcW w:w="270" w:type="pct"/>
-            <w:vMerge/>
-          </w:tcPr>
-          <w:p>
-            <w:pPr>
-              <w:suppressAutoHyphens w:val="0"/>
-              <w:spacing w:line="240" w:lineRule="auto"/>
-              <w:ind w:firstLine="0"/>
-              <w:jc w:val="center"/>
-              <w:rPr>
-                <w:rFonts w:eastAsia="Calibri"/>
-                <w:bCs w:val="0"/>
-                <w:color w:val="000000"/>
-                <w:sz w:val="20"/>
-                <w:lang w:eastAsia="en-US"/>
-              </w:rPr>
-            </w:pPr>
-          </w:p>
-        </w:tc>
-        <w:tc>
-          <w:tcPr>
-            <w:tcW w:w="1032" w:type="pct"/>
-            <w:vMerge/>
-          </w:tcPr>
-          <w:p>
-            <w:pPr>
-              <w:suppressAutoHyphens w:val="0"/>
-              <w:spacing w:line="240" w:lineRule="auto"/>
-              <w:ind w:firstLine="0"/>
-              <w:jc w:val="left"/>
-              <w:rPr>
-                <w:rFonts w:eastAsia="Calibri"/>
-                <w:bCs w:val="0"/>
-                <w:color w:val="000000"/>
-                <w:sz w:val="20"/>
-                <w:lang w:eastAsia="en-US"/>
-              </w:rPr>
-            </w:pPr>
-          </w:p>
-        </w:tc>
-        <w:tc>
-          <w:tcPr>
-            <w:tcW w:w="2074" w:type="pct"/>
-          </w:tcPr>
-          <w:p>
-            <w:pPr>
-              <w:suppressAutoHyphens w:val="0"/>
-              <w:spacing w:line="240" w:lineRule="auto"/>
-              <w:ind w:firstLine="0"/>
-              <w:rPr>
-                <w:rFonts w:eastAsia="Calibri"/>
-                <w:bCs w:val="0"/>
-                <w:color w:val="000000"/>
-                <w:sz w:val="20"/>
-                <w:lang w:eastAsia="en-US"/>
-              </w:rPr>
-            </w:pPr>
-            <w:r>
-              <w:rPr>
-                <w:rFonts w:eastAsia="Calibri"/>
-                <w:bCs w:val="0"/>
-                <w:color w:val="000000"/>
-                <w:sz w:val="20"/>
-                <w:lang w:eastAsia="en-US"/>
-              </w:rPr>
-              <w:t>Выполнение 6 пункта 1 этапа рефакторинга кода</w:t>
-            </w:r>
-            <w:r>
-              <w:rPr>
-                <w:rFonts w:eastAsia="Calibri"/>
-                <w:bCs w:val="0"/>
-                <w:color w:val="000000"/>
-                <w:sz w:val="20"/>
-                <w:lang w:eastAsia="en-US"/>
-              </w:rPr>
-              <w:t xml:space="preserve">: </w:t>
-            </w:r>
-            <w:r>
-              <w:rPr>
-                <w:rFonts w:eastAsia="Calibri"/>
-                <w:bCs w:val="0"/>
-                <w:color w:val="000000"/>
-                <w:sz w:val="20"/>
-                <w:lang w:eastAsia="en-US"/>
-              </w:rPr>
-              <w:t>удаление</w:t>
-            </w:r>
-            <w:r>
-              <w:rPr>
-                <w:rFonts w:eastAsia="Calibri"/>
-                <w:bCs w:val="0"/>
-                <w:color w:val="000000"/>
-                <w:sz w:val="20"/>
-                <w:lang w:eastAsia="en-US"/>
-              </w:rPr>
-              <w:t xml:space="preserve"> </w:t>
-            </w:r>
-            <w:r>
-              <w:rPr>
-                <w:rFonts w:eastAsia="Calibri"/>
-                <w:bCs w:val="0"/>
-                <w:color w:val="000000"/>
-                <w:sz w:val="20"/>
-                <w:lang w:eastAsia="en-US"/>
-              </w:rPr>
-              <w:t xml:space="preserve">компонента </w:t>
-            </w:r>
-            <w:r>
-              <w:rPr>
-                <w:rFonts w:eastAsia="Calibri"/>
-                <w:bCs w:val="0"/>
-                <w:color w:val="000000"/>
-                <w:sz w:val="20"/>
-                <w:lang w:val="en-US" w:eastAsia="en-US"/>
-              </w:rPr>
-              <w:t>RDFExtract</w:t>
-            </w:r>
-          </w:p>
-        </w:tc>
-        <w:tc>
-          <w:tcPr>
-            <w:tcW w:w="816" w:type="pct"/>
-          </w:tcPr>
-          <w:p>
-            <w:pPr>
-              <w:suppressAutoHyphens w:val="0"/>
-              <w:spacing w:line="240" w:lineRule="auto"/>
-              <w:ind w:firstLine="0"/>
-              <w:jc w:val="center"/>
-              <w:rPr>
-                <w:rFonts w:eastAsia="Calibri"/>
-                <w:bCs w:val="0"/>
-                <w:color w:val="000000"/>
-                <w:sz w:val="20"/>
-                <w:lang w:eastAsia="en-US"/>
-              </w:rPr>
-            </w:pPr>
-            <w:r>
-              <w:rPr>
-                <w:rFonts w:eastAsia="Calibri"/>
-                <w:bCs w:val="0"/>
-                <w:color w:val="000000"/>
-                <w:sz w:val="20"/>
-                <w:lang w:eastAsia="en-US"/>
-              </w:rPr>
-              <w:t>9</w:t>
-            </w:r>
-          </w:p>
-        </w:tc>
-        <w:tc>
-          <w:tcPr>
-            <w:tcW w:w="808" w:type="pct"/>
-          </w:tcPr>
-          <w:p>
-            <w:pPr>
-              <w:suppressAutoHyphens w:val="0"/>
-              <w:spacing w:line="240" w:lineRule="auto"/>
-              <w:ind w:firstLine="0"/>
-              <w:jc w:val="center"/>
-              <w:rPr>
-                <w:rFonts w:eastAsia="Calibri"/>
-                <w:bCs w:val="0"/>
-                <w:color w:val="000000"/>
-                <w:sz w:val="20"/>
-                <w:lang w:val="en-US" w:eastAsia="en-US"/>
-              </w:rPr>
-            </w:pPr>
-            <w:r>
-              <w:rPr>
-                <w:rFonts w:eastAsia="Calibri"/>
-                <w:bCs w:val="0"/>
-                <w:color w:val="000000"/>
-                <w:sz w:val="20"/>
-                <w:lang w:val="en-US" w:eastAsia="en-US"/>
-              </w:rPr>
-              <w:t>15.08.2025</w:t>
-            </w:r>
-          </w:p>
-        </w:tc>
-      </w:tr>
-      <w:tr>
-        <w:trPr>
-          <w:trHeight w:val="397"/>
-          <w:jc w:val="center"/>
-        </w:trPr>
-        <w:tc>
-          <w:tcPr>
-            <w:tcW w:w="270" w:type="pct"/>
-            <w:vMerge/>
-          </w:tcPr>
-          <w:p>
-            <w:pPr>
-              <w:suppressAutoHyphens w:val="0"/>
-              <w:spacing w:line="240" w:lineRule="auto"/>
-              <w:ind w:firstLine="0"/>
-              <w:jc w:val="center"/>
-              <w:rPr>
-                <w:rFonts w:eastAsia="Calibri"/>
-                <w:bCs w:val="0"/>
-                <w:color w:val="000000"/>
-                <w:sz w:val="20"/>
-                <w:lang w:eastAsia="en-US"/>
-              </w:rPr>
-            </w:pPr>
-          </w:p>
-        </w:tc>
-        <w:tc>
-          <w:tcPr>
-            <w:tcW w:w="1032" w:type="pct"/>
-            <w:vMerge/>
-          </w:tcPr>
-          <w:p>
-            <w:pPr>
-              <w:suppressAutoHyphens w:val="0"/>
-              <w:spacing w:line="240" w:lineRule="auto"/>
-              <w:ind w:firstLine="0"/>
-              <w:jc w:val="left"/>
-              <w:rPr>
-                <w:rFonts w:eastAsia="Calibri"/>
-                <w:bCs w:val="0"/>
-                <w:color w:val="000000"/>
-                <w:sz w:val="20"/>
-                <w:lang w:eastAsia="en-US"/>
-              </w:rPr>
-            </w:pPr>
-          </w:p>
-        </w:tc>
-        <w:tc>
-          <w:tcPr>
-            <w:tcW w:w="2074" w:type="pct"/>
-          </w:tcPr>
-          <w:p>
-            <w:pPr>
-              <w:suppressAutoHyphens w:val="0"/>
-              <w:spacing w:line="240" w:lineRule="auto"/>
-              <w:ind w:firstLine="0"/>
-              <w:rPr>
-                <w:rFonts w:eastAsia="Calibri"/>
-                <w:bCs w:val="0"/>
-                <w:color w:val="000000"/>
-                <w:sz w:val="20"/>
-                <w:lang w:eastAsia="en-US"/>
-              </w:rPr>
-            </w:pPr>
-            <w:r>
-              <w:rPr>
-                <w:rFonts w:eastAsia="Calibri"/>
-                <w:bCs w:val="0"/>
-                <w:color w:val="000000"/>
-                <w:sz w:val="20"/>
-                <w:lang w:eastAsia="en-US"/>
-              </w:rPr>
-              <w:t xml:space="preserve">Выполнение </w:t>
-            </w:r>
-            <w:r>
-              <w:rPr>
-                <w:rFonts w:eastAsia="Calibri"/>
-                <w:bCs w:val="0"/>
-                <w:color w:val="000000"/>
-                <w:sz w:val="20"/>
-                <w:lang w:eastAsia="en-US"/>
-              </w:rPr>
-              <w:t>1</w:t>
-            </w:r>
-            <w:r>
-              <w:rPr>
-                <w:rFonts w:eastAsia="Calibri"/>
-                <w:bCs w:val="0"/>
-                <w:color w:val="000000"/>
-                <w:sz w:val="20"/>
-                <w:lang w:eastAsia="en-US"/>
-              </w:rPr>
-              <w:t xml:space="preserve"> пункта </w:t>
-            </w:r>
-            <w:r>
-              <w:rPr>
-                <w:rFonts w:eastAsia="Calibri"/>
-                <w:bCs w:val="0"/>
-                <w:color w:val="000000"/>
-                <w:sz w:val="20"/>
-                <w:lang w:eastAsia="en-US"/>
-              </w:rPr>
-              <w:t>2</w:t>
-            </w:r>
-            <w:r>
-              <w:rPr>
-                <w:rFonts w:eastAsia="Calibri"/>
-                <w:bCs w:val="0"/>
-                <w:color w:val="000000"/>
-                <w:sz w:val="20"/>
-                <w:lang w:eastAsia="en-US"/>
-              </w:rPr>
-              <w:t xml:space="preserve"> этапа рефакторинга кода</w:t>
-            </w:r>
-            <w:r>
-              <w:rPr>
-                <w:rFonts w:eastAsia="Calibri"/>
-                <w:bCs w:val="0"/>
-                <w:color w:val="000000"/>
-                <w:sz w:val="20"/>
-                <w:lang w:eastAsia="en-US"/>
-              </w:rPr>
-              <w:t xml:space="preserve">: </w:t>
-            </w:r>
-            <w:r>
-              <w:rPr>
-                <w:rFonts w:eastAsia="Calibri"/>
-                <w:bCs w:val="0"/>
-                <w:color w:val="000000"/>
-                <w:sz w:val="20"/>
-                <w:lang w:eastAsia="en-US"/>
-              </w:rPr>
-              <w:t>удаление</w:t>
-            </w:r>
-            <w:r>
-              <w:rPr>
-                <w:rFonts w:eastAsia="Calibri"/>
-                <w:bCs w:val="0"/>
-                <w:color w:val="000000"/>
-                <w:sz w:val="20"/>
-                <w:lang w:eastAsia="en-US"/>
-              </w:rPr>
-              <w:t xml:space="preserve"> </w:t>
-            </w:r>
-            <w:r>
-              <w:rPr>
-                <w:rFonts w:eastAsia="Calibri"/>
-                <w:bCs w:val="0"/>
-                <w:color w:val="000000"/>
-                <w:sz w:val="20"/>
-                <w:lang w:eastAsia="en-US"/>
-              </w:rPr>
-              <w:t xml:space="preserve">компонента </w:t>
-            </w:r>
-            <w:r>
-              <w:rPr>
-                <w:rFonts w:eastAsia="Calibri"/>
-                <w:bCs w:val="0"/>
-                <w:color w:val="000000"/>
-                <w:sz w:val="20"/>
-                <w:lang w:val="en-US" w:eastAsia="en-US"/>
-              </w:rPr>
-              <w:t>ChainNode</w:t>
-            </w:r>
-          </w:p>
-        </w:tc>
-        <w:tc>
-          <w:tcPr>
-            <w:tcW w:w="816" w:type="pct"/>
-          </w:tcPr>
-          <w:p>
-            <w:pPr>
-              <w:suppressAutoHyphens w:val="0"/>
-              <w:spacing w:line="240" w:lineRule="auto"/>
-              <w:ind w:firstLine="0"/>
-              <w:jc w:val="center"/>
-              <w:rPr>
-                <w:rFonts w:eastAsia="Calibri"/>
-                <w:bCs w:val="0"/>
-                <w:color w:val="000000"/>
-                <w:sz w:val="20"/>
-                <w:lang w:eastAsia="en-US"/>
-              </w:rPr>
-            </w:pPr>
-            <w:r>
-              <w:rPr>
-                <w:rFonts w:eastAsia="Calibri"/>
-                <w:bCs w:val="0"/>
-                <w:color w:val="000000"/>
-                <w:sz w:val="20"/>
-                <w:lang w:eastAsia="en-US"/>
-              </w:rPr>
-              <w:t>9</w:t>
-            </w:r>
-          </w:p>
-        </w:tc>
-        <w:tc>
-          <w:tcPr>
-            <w:tcW w:w="808" w:type="pct"/>
-          </w:tcPr>
-          <w:p>
-            <w:pPr>
-              <w:suppressAutoHyphens w:val="0"/>
-              <w:spacing w:line="240" w:lineRule="auto"/>
-              <w:ind w:firstLine="0"/>
-              <w:jc w:val="center"/>
-              <w:rPr>
-                <w:rFonts w:eastAsia="Calibri"/>
-                <w:bCs w:val="0"/>
-                <w:color w:val="000000"/>
-                <w:sz w:val="20"/>
-                <w:lang w:val="en-US" w:eastAsia="en-US"/>
-              </w:rPr>
-            </w:pPr>
-            <w:r>
-              <w:rPr>
-                <w:rFonts w:eastAsia="Calibri"/>
-                <w:bCs w:val="0"/>
-                <w:color w:val="000000"/>
-                <w:sz w:val="20"/>
-                <w:lang w:val="en-US" w:eastAsia="en-US"/>
-              </w:rPr>
-              <w:t>16.08.2025</w:t>
-            </w:r>
-          </w:p>
-        </w:tc>
-      </w:tr>
-      <w:tr>
-        <w:trPr>
-          <w:trHeight w:val="397"/>
-          <w:jc w:val="center"/>
-        </w:trPr>
-        <w:tc>
-          <w:tcPr>
-            <w:tcW w:w="270" w:type="pct"/>
-            <w:vMerge/>
-          </w:tcPr>
-          <w:p>
-            <w:pPr>
-              <w:suppressAutoHyphens w:val="0"/>
-              <w:spacing w:line="240" w:lineRule="auto"/>
-              <w:ind w:firstLine="0"/>
-              <w:jc w:val="center"/>
-              <w:rPr>
-                <w:rFonts w:eastAsia="Calibri"/>
-                <w:bCs w:val="0"/>
-                <w:color w:val="000000"/>
-                <w:sz w:val="20"/>
-                <w:lang w:eastAsia="en-US"/>
-              </w:rPr>
-            </w:pPr>
-          </w:p>
-        </w:tc>
-        <w:tc>
-          <w:tcPr>
-            <w:tcW w:w="1032" w:type="pct"/>
-            <w:vMerge/>
-          </w:tcPr>
-          <w:p>
-            <w:pPr>
-              <w:suppressAutoHyphens w:val="0"/>
-              <w:spacing w:line="240" w:lineRule="auto"/>
-              <w:ind w:firstLine="0"/>
-              <w:jc w:val="left"/>
-              <w:rPr>
-                <w:rFonts w:eastAsia="Calibri"/>
-                <w:bCs w:val="0"/>
-                <w:color w:val="000000"/>
-                <w:sz w:val="20"/>
-                <w:lang w:eastAsia="en-US"/>
-              </w:rPr>
-            </w:pPr>
-          </w:p>
-        </w:tc>
-        <w:tc>
-          <w:tcPr>
-            <w:tcW w:w="2074" w:type="pct"/>
-          </w:tcPr>
-          <w:p>
-            <w:pPr>
-              <w:suppressAutoHyphens w:val="0"/>
-              <w:spacing w:line="240" w:lineRule="auto"/>
-              <w:ind w:firstLine="0"/>
-              <w:rPr>
-                <w:rFonts w:eastAsia="Calibri"/>
-                <w:bCs w:val="0"/>
-                <w:color w:val="000000"/>
-                <w:sz w:val="20"/>
-                <w:lang w:eastAsia="en-US"/>
-              </w:rPr>
-            </w:pPr>
-            <w:r>
-              <w:rPr>
-                <w:rFonts w:eastAsia="Calibri"/>
-                <w:bCs w:val="0"/>
-                <w:color w:val="000000"/>
-                <w:sz w:val="20"/>
-                <w:lang w:eastAsia="en-US"/>
-              </w:rPr>
-              <w:t xml:space="preserve">Выполнение </w:t>
-            </w:r>
-            <w:r>
-              <w:rPr>
-                <w:rFonts w:eastAsia="Calibri"/>
-                <w:bCs w:val="0"/>
-                <w:color w:val="000000"/>
-                <w:sz w:val="20"/>
-                <w:lang w:eastAsia="en-US"/>
-              </w:rPr>
-              <w:t>2</w:t>
-            </w:r>
-            <w:r>
-              <w:rPr>
-                <w:rFonts w:eastAsia="Calibri"/>
-                <w:bCs w:val="0"/>
-                <w:color w:val="000000"/>
-                <w:sz w:val="20"/>
-                <w:lang w:eastAsia="en-US"/>
-              </w:rPr>
-              <w:t xml:space="preserve"> пункта </w:t>
-            </w:r>
-            <w:r>
-              <w:rPr>
-                <w:rFonts w:eastAsia="Calibri"/>
-                <w:bCs w:val="0"/>
-                <w:color w:val="000000"/>
-                <w:sz w:val="20"/>
-                <w:lang w:eastAsia="en-US"/>
-              </w:rPr>
-              <w:t>2</w:t>
-            </w:r>
-            <w:r>
-              <w:rPr>
-                <w:rFonts w:eastAsia="Calibri"/>
-                <w:bCs w:val="0"/>
-                <w:color w:val="000000"/>
-                <w:sz w:val="20"/>
-                <w:lang w:eastAsia="en-US"/>
-              </w:rPr>
-              <w:t xml:space="preserve"> этапа рефакторинга кода</w:t>
-            </w:r>
-            <w:r>
-              <w:rPr>
-                <w:rFonts w:eastAsia="Calibri"/>
-                <w:bCs w:val="0"/>
-                <w:color w:val="000000"/>
-                <w:sz w:val="20"/>
-                <w:lang w:eastAsia="en-US"/>
-              </w:rPr>
-              <w:t xml:space="preserve">: </w:t>
-            </w:r>
-            <w:r>
-              <w:rPr>
-                <w:rFonts w:eastAsia="Calibri"/>
-                <w:bCs w:val="0"/>
-                <w:color w:val="000000"/>
-                <w:sz w:val="20"/>
-                <w:lang w:eastAsia="en-US"/>
-              </w:rPr>
-              <w:t>удаление</w:t>
-            </w:r>
-            <w:r>
-              <w:rPr>
-                <w:rFonts w:eastAsia="Calibri"/>
-                <w:bCs w:val="0"/>
-                <w:color w:val="000000"/>
-                <w:sz w:val="20"/>
-                <w:lang w:eastAsia="en-US"/>
-              </w:rPr>
-              <w:t xml:space="preserve"> </w:t>
-            </w:r>
-            <w:r>
-              <w:rPr>
-                <w:rFonts w:eastAsia="Calibri"/>
-                <w:bCs w:val="0"/>
-                <w:color w:val="000000"/>
-                <w:sz w:val="20"/>
-                <w:lang w:eastAsia="en-US"/>
-              </w:rPr>
-              <w:t xml:space="preserve">компонента </w:t>
-            </w:r>
-            <w:r>
-              <w:rPr>
-                <w:rFonts w:eastAsia="Calibri"/>
-                <w:bCs w:val="0"/>
-                <w:color w:val="000000"/>
-                <w:sz w:val="20"/>
-                <w:lang w:val="en-US" w:eastAsia="en-US"/>
-              </w:rPr>
-              <w:t>ChainNode</w:t>
-            </w:r>
-          </w:p>
-        </w:tc>
-        <w:tc>
-          <w:tcPr>
-            <w:tcW w:w="816" w:type="pct"/>
-          </w:tcPr>
-          <w:p>
-            <w:pPr>
-              <w:suppressAutoHyphens w:val="0"/>
-              <w:spacing w:line="240" w:lineRule="auto"/>
-              <w:ind w:firstLine="0"/>
-              <w:jc w:val="center"/>
-              <w:rPr>
-                <w:rFonts w:eastAsia="Calibri"/>
-                <w:bCs w:val="0"/>
-                <w:color w:val="000000"/>
-                <w:sz w:val="20"/>
-                <w:lang w:eastAsia="en-US"/>
-              </w:rPr>
-            </w:pPr>
-            <w:r>
-              <w:rPr>
-                <w:rFonts w:eastAsia="Calibri"/>
-                <w:bCs w:val="0"/>
-                <w:color w:val="000000"/>
-                <w:sz w:val="20"/>
-                <w:lang w:eastAsia="en-US"/>
-              </w:rPr>
-              <w:t>9</w:t>
-            </w:r>
-          </w:p>
-        </w:tc>
-        <w:tc>
-          <w:tcPr>
-            <w:tcW w:w="808" w:type="pct"/>
-          </w:tcPr>
-          <w:p>
-            <w:pPr>
-              <w:suppressAutoHyphens w:val="0"/>
-              <w:spacing w:line="240" w:lineRule="auto"/>
-              <w:ind w:firstLine="0"/>
-              <w:jc w:val="center"/>
-              <w:rPr>
-                <w:rFonts w:eastAsia="Calibri"/>
-                <w:bCs w:val="0"/>
-                <w:color w:val="000000"/>
-                <w:sz w:val="20"/>
-                <w:lang w:val="en-US" w:eastAsia="en-US"/>
-              </w:rPr>
-            </w:pPr>
-            <w:r>
-              <w:rPr>
-                <w:rFonts w:eastAsia="Calibri"/>
-                <w:bCs w:val="0"/>
-                <w:color w:val="000000"/>
-                <w:sz w:val="20"/>
-                <w:lang w:val="en-US" w:eastAsia="en-US"/>
-              </w:rPr>
-              <w:t>18.08.2025</w:t>
-            </w:r>
-          </w:p>
-        </w:tc>
-      </w:tr>
-      <w:tr>
-        <w:trPr>
-          <w:trHeight w:val="397"/>
-          <w:jc w:val="center"/>
-        </w:trPr>
-        <w:tc>
-          <w:tcPr>
-            <w:tcW w:w="270" w:type="pct"/>
-            <w:vMerge/>
-          </w:tcPr>
-          <w:p>
-            <w:pPr>
-              <w:suppressAutoHyphens w:val="0"/>
-              <w:spacing w:line="240" w:lineRule="auto"/>
-              <w:ind w:firstLine="0"/>
-              <w:jc w:val="center"/>
-              <w:rPr>
-                <w:rFonts w:eastAsia="Calibri"/>
-                <w:bCs w:val="0"/>
-                <w:color w:val="000000"/>
-                <w:sz w:val="20"/>
-                <w:lang w:eastAsia="en-US"/>
-              </w:rPr>
-            </w:pPr>
-          </w:p>
-        </w:tc>
-        <w:tc>
-          <w:tcPr>
-            <w:tcW w:w="1032" w:type="pct"/>
-            <w:vMerge/>
-          </w:tcPr>
-          <w:p>
-            <w:pPr>
-              <w:suppressAutoHyphens w:val="0"/>
-              <w:spacing w:line="240" w:lineRule="auto"/>
-              <w:ind w:firstLine="0"/>
-              <w:jc w:val="left"/>
-              <w:rPr>
-                <w:rFonts w:eastAsia="Calibri"/>
-                <w:bCs w:val="0"/>
-                <w:color w:val="000000"/>
-                <w:sz w:val="20"/>
-                <w:lang w:eastAsia="en-US"/>
-              </w:rPr>
-            </w:pPr>
-          </w:p>
-        </w:tc>
-        <w:tc>
-          <w:tcPr>
-            <w:tcW w:w="2074" w:type="pct"/>
-          </w:tcPr>
-          <w:p>
-            <w:pPr>
-              <w:suppressAutoHyphens w:val="0"/>
-              <w:spacing w:line="240" w:lineRule="auto"/>
-              <w:ind w:firstLine="0"/>
-              <w:rPr>
-                <w:rFonts w:eastAsia="Calibri"/>
-                <w:bCs w:val="0"/>
-                <w:color w:val="000000"/>
-                <w:sz w:val="20"/>
-                <w:lang w:eastAsia="en-US"/>
-              </w:rPr>
-            </w:pPr>
-            <w:r>
-              <w:rPr>
-                <w:rFonts w:eastAsia="Calibri"/>
-                <w:bCs w:val="0"/>
-                <w:color w:val="000000"/>
-                <w:sz w:val="20"/>
-                <w:lang w:eastAsia="en-US"/>
-              </w:rPr>
-              <w:t xml:space="preserve">Выполнение 3 пункта </w:t>
-            </w:r>
-            <w:r>
-              <w:rPr>
-                <w:rFonts w:eastAsia="Calibri"/>
-                <w:bCs w:val="0"/>
-                <w:color w:val="000000"/>
-                <w:sz w:val="20"/>
-                <w:lang w:eastAsia="en-US"/>
-              </w:rPr>
-              <w:t>2</w:t>
-            </w:r>
-            <w:r>
-              <w:rPr>
-                <w:rFonts w:eastAsia="Calibri"/>
-                <w:bCs w:val="0"/>
-                <w:color w:val="000000"/>
-                <w:sz w:val="20"/>
-                <w:lang w:eastAsia="en-US"/>
-              </w:rPr>
-              <w:t xml:space="preserve"> этапа рефакторинга кода</w:t>
-            </w:r>
-            <w:r>
-              <w:rPr>
-                <w:rFonts w:eastAsia="Calibri"/>
-                <w:bCs w:val="0"/>
-                <w:color w:val="000000"/>
-                <w:sz w:val="20"/>
-                <w:lang w:eastAsia="en-US"/>
-              </w:rPr>
-              <w:t xml:space="preserve">: </w:t>
-            </w:r>
-            <w:r>
-              <w:rPr>
-                <w:rFonts w:eastAsia="Calibri"/>
-                <w:bCs w:val="0"/>
-                <w:color w:val="000000"/>
-                <w:sz w:val="20"/>
-                <w:lang w:eastAsia="en-US"/>
-              </w:rPr>
-              <w:t>удаление</w:t>
-            </w:r>
-            <w:r>
-              <w:rPr>
-                <w:rFonts w:eastAsia="Calibri"/>
-                <w:bCs w:val="0"/>
-                <w:color w:val="000000"/>
-                <w:sz w:val="20"/>
-                <w:lang w:eastAsia="en-US"/>
-              </w:rPr>
-              <w:t xml:space="preserve"> </w:t>
-            </w:r>
-            <w:r>
-              <w:rPr>
-                <w:rFonts w:eastAsia="Calibri"/>
-                <w:bCs w:val="0"/>
-                <w:color w:val="000000"/>
-                <w:sz w:val="20"/>
-                <w:lang w:eastAsia="en-US"/>
-              </w:rPr>
-              <w:t xml:space="preserve">компонента </w:t>
-            </w:r>
-            <w:r>
-              <w:rPr>
-                <w:rFonts w:eastAsia="Calibri"/>
-                <w:bCs w:val="0"/>
-                <w:color w:val="000000"/>
-                <w:sz w:val="20"/>
-                <w:lang w:val="en-US" w:eastAsia="en-US"/>
-              </w:rPr>
-              <w:t>ChainNode</w:t>
-            </w:r>
-          </w:p>
-        </w:tc>
-        <w:tc>
-          <w:tcPr>
-            <w:tcW w:w="816" w:type="pct"/>
-          </w:tcPr>
-          <w:p>
-            <w:pPr>
-              <w:suppressAutoHyphens w:val="0"/>
-              <w:spacing w:line="240" w:lineRule="auto"/>
-              <w:ind w:firstLine="0"/>
-              <w:jc w:val="center"/>
-              <w:rPr>
-                <w:rFonts w:eastAsia="Calibri"/>
-                <w:bCs w:val="0"/>
-                <w:color w:val="000000"/>
-                <w:sz w:val="20"/>
-                <w:lang w:eastAsia="en-US"/>
-              </w:rPr>
-            </w:pPr>
-            <w:r>
-              <w:rPr>
-                <w:rFonts w:eastAsia="Calibri"/>
-                <w:bCs w:val="0"/>
-                <w:color w:val="000000"/>
-                <w:sz w:val="20"/>
-                <w:lang w:eastAsia="en-US"/>
-              </w:rPr>
-              <w:t>9</w:t>
-            </w:r>
-          </w:p>
-        </w:tc>
-        <w:tc>
-          <w:tcPr>
-            <w:tcW w:w="808" w:type="pct"/>
-          </w:tcPr>
-          <w:p>
-            <w:pPr>
-              <w:suppressAutoHyphens w:val="0"/>
-              <w:spacing w:line="240" w:lineRule="auto"/>
-              <w:ind w:firstLine="0"/>
-              <w:jc w:val="center"/>
-              <w:rPr>
-                <w:rFonts w:eastAsia="Calibri"/>
-                <w:bCs w:val="0"/>
-                <w:color w:val="000000"/>
-                <w:sz w:val="20"/>
-                <w:lang w:val="en-US" w:eastAsia="en-US"/>
-              </w:rPr>
-            </w:pPr>
-            <w:r>
-              <w:rPr>
-                <w:rFonts w:eastAsia="Calibri"/>
-                <w:bCs w:val="0"/>
-                <w:color w:val="000000"/>
-                <w:sz w:val="20"/>
-                <w:lang w:val="en-US" w:eastAsia="en-US"/>
-              </w:rPr>
-              <w:t>19.08.2025</w:t>
-            </w:r>
-          </w:p>
-        </w:tc>
-      </w:tr>
-      <w:tr>
-        <w:trPr>
-          <w:trHeight w:val="397"/>
-          <w:jc w:val="center"/>
-        </w:trPr>
-        <w:tc>
-          <w:tcPr>
-            <w:tcW w:w="270" w:type="pct"/>
-            <w:vMerge/>
-          </w:tcPr>
-          <w:p>
-            <w:pPr>
-              <w:suppressAutoHyphens w:val="0"/>
-              <w:spacing w:line="240" w:lineRule="auto"/>
-              <w:ind w:firstLine="0"/>
-              <w:jc w:val="center"/>
-              <w:rPr>
-                <w:rFonts w:eastAsia="Calibri"/>
-                <w:bCs w:val="0"/>
-                <w:color w:val="000000"/>
-                <w:sz w:val="20"/>
-                <w:lang w:eastAsia="en-US"/>
-              </w:rPr>
-            </w:pPr>
-          </w:p>
-        </w:tc>
-        <w:tc>
-          <w:tcPr>
-            <w:tcW w:w="1032" w:type="pct"/>
-            <w:vMerge/>
-          </w:tcPr>
-          <w:p>
-            <w:pPr>
-              <w:suppressAutoHyphens w:val="0"/>
-              <w:spacing w:line="240" w:lineRule="auto"/>
-              <w:ind w:firstLine="0"/>
-              <w:jc w:val="left"/>
-              <w:rPr>
-                <w:rFonts w:eastAsia="Calibri"/>
-                <w:bCs w:val="0"/>
-                <w:color w:val="000000"/>
-                <w:sz w:val="20"/>
-                <w:lang w:eastAsia="en-US"/>
-              </w:rPr>
-            </w:pPr>
-          </w:p>
-        </w:tc>
-        <w:tc>
-          <w:tcPr>
-            <w:tcW w:w="2074" w:type="pct"/>
-          </w:tcPr>
-          <w:p>
-            <w:pPr>
-              <w:suppressAutoHyphens w:val="0"/>
-              <w:spacing w:line="240" w:lineRule="auto"/>
-              <w:ind w:firstLine="0"/>
-              <w:rPr>
-                <w:rFonts w:eastAsia="Calibri"/>
-                <w:bCs w:val="0"/>
-                <w:color w:val="000000"/>
-                <w:sz w:val="20"/>
-                <w:lang w:eastAsia="en-US"/>
-              </w:rPr>
-            </w:pPr>
-            <w:r>
-              <w:rPr>
-                <w:rFonts w:eastAsia="Calibri"/>
-                <w:bCs w:val="0"/>
-                <w:color w:val="000000"/>
-                <w:sz w:val="20"/>
-                <w:lang w:eastAsia="en-US"/>
-              </w:rPr>
-              <w:t xml:space="preserve">Выполнение 4 пункта </w:t>
-            </w:r>
-            <w:r>
-              <w:rPr>
-                <w:rFonts w:eastAsia="Calibri"/>
-                <w:bCs w:val="0"/>
-                <w:color w:val="000000"/>
-                <w:sz w:val="20"/>
-                <w:lang w:eastAsia="en-US"/>
-              </w:rPr>
-              <w:t>2</w:t>
-            </w:r>
-            <w:r>
-              <w:rPr>
-                <w:rFonts w:eastAsia="Calibri"/>
-                <w:bCs w:val="0"/>
-                <w:color w:val="000000"/>
-                <w:sz w:val="20"/>
-                <w:lang w:eastAsia="en-US"/>
-              </w:rPr>
-              <w:t xml:space="preserve"> этапа рефакторинга кода</w:t>
-            </w:r>
-            <w:r>
-              <w:rPr>
-                <w:rFonts w:eastAsia="Calibri"/>
-                <w:bCs w:val="0"/>
-                <w:color w:val="000000"/>
-                <w:sz w:val="20"/>
-                <w:lang w:eastAsia="en-US"/>
-              </w:rPr>
-              <w:t xml:space="preserve">: </w:t>
-            </w:r>
-            <w:r>
-              <w:rPr>
-                <w:rFonts w:eastAsia="Calibri"/>
-                <w:bCs w:val="0"/>
-                <w:color w:val="000000"/>
-                <w:sz w:val="20"/>
-                <w:lang w:eastAsia="en-US"/>
-              </w:rPr>
-              <w:t>удаление</w:t>
-            </w:r>
-            <w:r>
-              <w:rPr>
-                <w:rFonts w:eastAsia="Calibri"/>
-                <w:bCs w:val="0"/>
-                <w:color w:val="000000"/>
-                <w:sz w:val="20"/>
-                <w:lang w:eastAsia="en-US"/>
-              </w:rPr>
-              <w:t xml:space="preserve"> </w:t>
-            </w:r>
-            <w:r>
-              <w:rPr>
-                <w:rFonts w:eastAsia="Calibri"/>
-                <w:bCs w:val="0"/>
-                <w:color w:val="000000"/>
-                <w:sz w:val="20"/>
-                <w:lang w:eastAsia="en-US"/>
-              </w:rPr>
-              <w:t xml:space="preserve">компонента </w:t>
-            </w:r>
-            <w:r>
-              <w:rPr>
-                <w:rFonts w:eastAsia="Calibri"/>
-                <w:bCs w:val="0"/>
-                <w:color w:val="000000"/>
-                <w:sz w:val="20"/>
-                <w:lang w:val="en-US" w:eastAsia="en-US"/>
-              </w:rPr>
-              <w:t>ChainNode</w:t>
-            </w:r>
-          </w:p>
-        </w:tc>
-        <w:tc>
-          <w:tcPr>
-            <w:tcW w:w="816" w:type="pct"/>
-          </w:tcPr>
-          <w:p>
-            <w:pPr>
-              <w:suppressAutoHyphens w:val="0"/>
-              <w:spacing w:line="240" w:lineRule="auto"/>
-              <w:ind w:firstLine="0"/>
-              <w:jc w:val="center"/>
-              <w:rPr>
-                <w:rFonts w:eastAsia="Calibri"/>
-                <w:bCs w:val="0"/>
-                <w:color w:val="000000"/>
-                <w:sz w:val="20"/>
-                <w:lang w:eastAsia="en-US"/>
-              </w:rPr>
-            </w:pPr>
-            <w:r>
-              <w:rPr>
-                <w:rFonts w:eastAsia="Calibri"/>
-                <w:bCs w:val="0"/>
-                <w:color w:val="000000"/>
-                <w:sz w:val="20"/>
-                <w:lang w:eastAsia="en-US"/>
-              </w:rPr>
-              <w:t>9</w:t>
-            </w:r>
-          </w:p>
-        </w:tc>
-        <w:tc>
-          <w:tcPr>
-            <w:tcW w:w="808" w:type="pct"/>
-          </w:tcPr>
-          <w:p>
-            <w:pPr>
-              <w:suppressAutoHyphens w:val="0"/>
-              <w:spacing w:line="240" w:lineRule="auto"/>
-              <w:ind w:firstLine="0"/>
-              <w:jc w:val="center"/>
-              <w:rPr>
-                <w:rFonts w:eastAsia="Calibri"/>
-                <w:bCs w:val="0"/>
-                <w:color w:val="000000"/>
-                <w:sz w:val="20"/>
-                <w:lang w:val="en-US" w:eastAsia="en-US"/>
-              </w:rPr>
-            </w:pPr>
-            <w:r>
-              <w:rPr>
-                <w:rFonts w:eastAsia="Calibri"/>
-                <w:bCs w:val="0"/>
-                <w:color w:val="000000"/>
-                <w:sz w:val="20"/>
-                <w:lang w:val="en-US" w:eastAsia="en-US"/>
-              </w:rPr>
-              <w:t>20.08.2025</w:t>
-            </w:r>
-          </w:p>
-        </w:tc>
-      </w:tr>
-      <w:tr>
-        <w:trPr>
-          <w:trHeight w:val="397"/>
-          <w:jc w:val="center"/>
-        </w:trPr>
-        <w:tc>
-          <w:tcPr>
-            <w:tcW w:w="270" w:type="pct"/>
-            <w:vMerge/>
-          </w:tcPr>
-          <w:p>
-            <w:pPr>
-              <w:suppressAutoHyphens w:val="0"/>
-              <w:spacing w:line="240" w:lineRule="auto"/>
-              <w:ind w:firstLine="0"/>
-              <w:jc w:val="center"/>
-              <w:rPr>
-                <w:rFonts w:eastAsia="Calibri"/>
-                <w:bCs w:val="0"/>
-                <w:color w:val="000000"/>
-                <w:sz w:val="20"/>
-                <w:lang w:eastAsia="en-US"/>
-              </w:rPr>
-            </w:pPr>
-          </w:p>
-        </w:tc>
-        <w:tc>
-          <w:tcPr>
-            <w:tcW w:w="1032" w:type="pct"/>
-            <w:vMerge/>
-          </w:tcPr>
-          <w:p>
-            <w:pPr>
-              <w:suppressAutoHyphens w:val="0"/>
-              <w:spacing w:line="240" w:lineRule="auto"/>
-              <w:ind w:firstLine="0"/>
-              <w:jc w:val="left"/>
-              <w:rPr>
-                <w:rFonts w:eastAsia="Calibri"/>
-                <w:bCs w:val="0"/>
-                <w:color w:val="000000"/>
-                <w:sz w:val="20"/>
-                <w:lang w:eastAsia="en-US"/>
-              </w:rPr>
-            </w:pPr>
-          </w:p>
-        </w:tc>
-        <w:tc>
-          <w:tcPr>
-            <w:tcW w:w="2074" w:type="pct"/>
-          </w:tcPr>
-          <w:p>
-            <w:pPr>
-              <w:suppressAutoHyphens w:val="0"/>
-              <w:spacing w:line="240" w:lineRule="auto"/>
-              <w:ind w:firstLine="0"/>
-              <w:rPr>
-                <w:rFonts w:eastAsia="Calibri"/>
-                <w:bCs w:val="0"/>
-                <w:color w:val="000000"/>
-                <w:sz w:val="20"/>
-                <w:lang w:eastAsia="en-US"/>
-              </w:rPr>
-            </w:pPr>
-            <w:r>
-              <w:rPr>
-                <w:rFonts w:eastAsia="Calibri"/>
-                <w:bCs w:val="0"/>
-                <w:color w:val="000000"/>
-                <w:sz w:val="20"/>
-                <w:lang w:eastAsia="en-US"/>
-              </w:rPr>
-              <w:t xml:space="preserve">Выполнение 5 пункта </w:t>
-            </w:r>
-            <w:r>
-              <w:rPr>
-                <w:rFonts w:eastAsia="Calibri"/>
-                <w:bCs w:val="0"/>
-                <w:color w:val="000000"/>
-                <w:sz w:val="20"/>
-                <w:lang w:eastAsia="en-US"/>
-              </w:rPr>
-              <w:t>2</w:t>
-            </w:r>
-            <w:r>
-              <w:rPr>
-                <w:rFonts w:eastAsia="Calibri"/>
-                <w:bCs w:val="0"/>
-                <w:color w:val="000000"/>
-                <w:sz w:val="20"/>
-                <w:lang w:eastAsia="en-US"/>
-              </w:rPr>
-              <w:t xml:space="preserve"> этапа рефакторинга кода</w:t>
-            </w:r>
-            <w:r>
-              <w:rPr>
-                <w:rFonts w:eastAsia="Calibri"/>
-                <w:bCs w:val="0"/>
-                <w:color w:val="000000"/>
-                <w:sz w:val="20"/>
-                <w:lang w:eastAsia="en-US"/>
-              </w:rPr>
-              <w:t xml:space="preserve">: </w:t>
-            </w:r>
-            <w:r>
-              <w:rPr>
-                <w:rFonts w:eastAsia="Calibri"/>
-                <w:bCs w:val="0"/>
-                <w:color w:val="000000"/>
-                <w:sz w:val="20"/>
-                <w:lang w:eastAsia="en-US"/>
-              </w:rPr>
-              <w:t>удаление</w:t>
-            </w:r>
-            <w:r>
-              <w:rPr>
-                <w:rFonts w:eastAsia="Calibri"/>
-                <w:bCs w:val="0"/>
-                <w:color w:val="000000"/>
-                <w:sz w:val="20"/>
-                <w:lang w:eastAsia="en-US"/>
-              </w:rPr>
-              <w:t xml:space="preserve"> </w:t>
-            </w:r>
-            <w:r>
-              <w:rPr>
-                <w:rFonts w:eastAsia="Calibri"/>
-                <w:bCs w:val="0"/>
-                <w:color w:val="000000"/>
-                <w:sz w:val="20"/>
-                <w:lang w:eastAsia="en-US"/>
-              </w:rPr>
-              <w:t xml:space="preserve">компонента </w:t>
-            </w:r>
-            <w:r>
-              <w:rPr>
-                <w:rFonts w:eastAsia="Calibri"/>
-                <w:bCs w:val="0"/>
-                <w:color w:val="000000"/>
-                <w:sz w:val="20"/>
-                <w:lang w:val="en-US" w:eastAsia="en-US"/>
-              </w:rPr>
-              <w:t>ChainNode</w:t>
-            </w:r>
-          </w:p>
-        </w:tc>
-        <w:tc>
-          <w:tcPr>
-            <w:tcW w:w="816" w:type="pct"/>
-          </w:tcPr>
-          <w:p>
-            <w:pPr>
-              <w:suppressAutoHyphens w:val="0"/>
-              <w:spacing w:line="240" w:lineRule="auto"/>
-              <w:ind w:firstLine="0"/>
-              <w:jc w:val="center"/>
-              <w:rPr>
-                <w:rFonts w:eastAsia="Calibri"/>
-                <w:bCs w:val="0"/>
-                <w:color w:val="000000"/>
-                <w:sz w:val="20"/>
-                <w:lang w:eastAsia="en-US"/>
-              </w:rPr>
-            </w:pPr>
-            <w:r>
-              <w:rPr>
-                <w:rFonts w:eastAsia="Calibri"/>
-                <w:bCs w:val="0"/>
-                <w:color w:val="000000"/>
-                <w:sz w:val="20"/>
-                <w:lang w:eastAsia="en-US"/>
-              </w:rPr>
-              <w:t>9</w:t>
-            </w:r>
-          </w:p>
-        </w:tc>
-        <w:tc>
-          <w:tcPr>
-            <w:tcW w:w="808" w:type="pct"/>
-          </w:tcPr>
-          <w:p>
-            <w:pPr>
-              <w:suppressAutoHyphens w:val="0"/>
-              <w:spacing w:line="240" w:lineRule="auto"/>
-              <w:ind w:firstLine="0"/>
-              <w:jc w:val="center"/>
-              <w:rPr>
-                <w:rFonts w:eastAsia="Calibri"/>
-                <w:bCs w:val="0"/>
-                <w:color w:val="000000"/>
-                <w:sz w:val="20"/>
-                <w:lang w:val="en-US" w:eastAsia="en-US"/>
-              </w:rPr>
-            </w:pPr>
-            <w:r>
-              <w:rPr>
-                <w:rFonts w:eastAsia="Calibri"/>
-                <w:bCs w:val="0"/>
-                <w:color w:val="000000"/>
-                <w:sz w:val="20"/>
-                <w:lang w:val="en-US" w:eastAsia="en-US"/>
-              </w:rPr>
-              <w:t>21.08.2025</w:t>
-            </w:r>
-          </w:p>
-        </w:tc>
-      </w:tr>
-      <w:tr>
-        <w:trPr>
-          <w:trHeight w:val="397"/>
-          <w:jc w:val="center"/>
-        </w:trPr>
-        <w:tc>
-          <w:tcPr>
-            <w:tcW w:w="270" w:type="pct"/>
-            <w:vMerge/>
-          </w:tcPr>
-          <w:p>
-            <w:pPr>
-              <w:suppressAutoHyphens w:val="0"/>
-              <w:spacing w:line="240" w:lineRule="auto"/>
-              <w:ind w:firstLine="0"/>
-              <w:jc w:val="center"/>
-              <w:rPr>
-                <w:rFonts w:eastAsia="Calibri"/>
-                <w:bCs w:val="0"/>
-                <w:color w:val="000000"/>
-                <w:sz w:val="20"/>
-                <w:lang w:eastAsia="en-US"/>
-              </w:rPr>
-            </w:pPr>
-          </w:p>
-        </w:tc>
-        <w:tc>
-          <w:tcPr>
-            <w:tcW w:w="1032" w:type="pct"/>
-            <w:vMerge/>
-          </w:tcPr>
-          <w:p>
-            <w:pPr>
-              <w:suppressAutoHyphens w:val="0"/>
-              <w:spacing w:line="240" w:lineRule="auto"/>
-              <w:ind w:firstLine="0"/>
-              <w:jc w:val="left"/>
-              <w:rPr>
-                <w:rFonts w:eastAsia="Calibri"/>
-                <w:bCs w:val="0"/>
-                <w:color w:val="000000"/>
-                <w:sz w:val="20"/>
-                <w:lang w:eastAsia="en-US"/>
-              </w:rPr>
-            </w:pPr>
-          </w:p>
-        </w:tc>
-        <w:tc>
-          <w:tcPr>
-            <w:tcW w:w="2074" w:type="pct"/>
-          </w:tcPr>
-          <w:p>
-            <w:pPr>
-              <w:suppressAutoHyphens w:val="0"/>
-              <w:spacing w:line="240" w:lineRule="auto"/>
-              <w:ind w:firstLine="0"/>
-              <w:rPr>
-                <w:rFonts w:eastAsia="Calibri"/>
-                <w:bCs w:val="0"/>
-                <w:color w:val="000000"/>
-                <w:sz w:val="20"/>
-                <w:lang w:eastAsia="en-US"/>
-              </w:rPr>
-            </w:pPr>
-            <w:r>
-              <w:rPr>
-                <w:rFonts w:eastAsia="Calibri"/>
-                <w:bCs w:val="0"/>
-                <w:color w:val="000000"/>
-                <w:sz w:val="20"/>
-                <w:lang w:eastAsia="en-US"/>
-              </w:rPr>
-              <w:t xml:space="preserve">Выполнение </w:t>
-            </w:r>
-            <w:r>
-              <w:rPr>
-                <w:rFonts w:eastAsia="Calibri"/>
-                <w:bCs w:val="0"/>
-                <w:color w:val="000000"/>
-                <w:sz w:val="20"/>
-                <w:lang w:eastAsia="en-US"/>
-              </w:rPr>
-              <w:t>1</w:t>
-            </w:r>
-            <w:r>
-              <w:rPr>
-                <w:rFonts w:eastAsia="Calibri"/>
-                <w:bCs w:val="0"/>
-                <w:color w:val="000000"/>
-                <w:sz w:val="20"/>
-                <w:lang w:eastAsia="en-US"/>
-              </w:rPr>
-              <w:t xml:space="preserve"> пункта </w:t>
-            </w:r>
-            <w:r>
-              <w:rPr>
-                <w:rFonts w:eastAsia="Calibri"/>
-                <w:bCs w:val="0"/>
-                <w:color w:val="000000"/>
-                <w:sz w:val="20"/>
-                <w:lang w:eastAsia="en-US"/>
-              </w:rPr>
-              <w:t>3</w:t>
-            </w:r>
-            <w:r>
-              <w:rPr>
-                <w:rFonts w:eastAsia="Calibri"/>
-                <w:bCs w:val="0"/>
-                <w:color w:val="000000"/>
-                <w:sz w:val="20"/>
-                <w:lang w:eastAsia="en-US"/>
-              </w:rPr>
-              <w:t xml:space="preserve"> этапа «</w:t>
-            </w:r>
-            <w:r>
-              <w:rPr>
-                <w:rFonts w:eastAsia="Calibri"/>
-                <w:bCs w:val="0"/>
-                <w:color w:val="000000"/>
-                <w:sz w:val="20"/>
-                <w:lang w:eastAsia="en-US"/>
-              </w:rPr>
-              <w:t>Создание страницы компонентов</w:t>
-            </w:r>
-            <w:r>
-              <w:rPr>
-                <w:rFonts w:eastAsia="Calibri"/>
-                <w:bCs w:val="0"/>
-                <w:color w:val="000000"/>
-                <w:sz w:val="20"/>
-                <w:lang w:eastAsia="en-US"/>
-              </w:rPr>
-              <w:t>»</w:t>
-            </w:r>
-          </w:p>
-        </w:tc>
-        <w:tc>
-          <w:tcPr>
-            <w:tcW w:w="816" w:type="pct"/>
-          </w:tcPr>
-          <w:p>
-            <w:pPr>
-              <w:suppressAutoHyphens w:val="0"/>
-              <w:spacing w:line="240" w:lineRule="auto"/>
-              <w:ind w:firstLine="0"/>
-              <w:jc w:val="center"/>
-              <w:rPr>
-                <w:rFonts w:eastAsia="Calibri"/>
-                <w:bCs w:val="0"/>
-                <w:color w:val="000000"/>
-                <w:sz w:val="20"/>
-                <w:lang w:eastAsia="en-US"/>
-              </w:rPr>
-            </w:pPr>
-            <w:r>
-              <w:rPr>
-                <w:rFonts w:eastAsia="Calibri"/>
-                <w:bCs w:val="0"/>
-                <w:color w:val="000000"/>
-                <w:sz w:val="20"/>
-                <w:lang w:eastAsia="en-US"/>
-              </w:rPr>
-              <w:t>9</w:t>
-            </w:r>
-          </w:p>
-        </w:tc>
-        <w:tc>
-          <w:tcPr>
-            <w:tcW w:w="808" w:type="pct"/>
-          </w:tcPr>
-          <w:p>
-            <w:pPr>
-              <w:suppressAutoHyphens w:val="0"/>
-              <w:spacing w:line="240" w:lineRule="auto"/>
-              <w:ind w:firstLine="0"/>
-              <w:jc w:val="center"/>
-              <w:rPr>
-                <w:rFonts w:eastAsia="Calibri"/>
-                <w:bCs w:val="0"/>
-                <w:color w:val="000000"/>
-                <w:sz w:val="20"/>
-                <w:lang w:val="en-US" w:eastAsia="en-US"/>
-              </w:rPr>
-            </w:pPr>
-            <w:r>
-              <w:rPr>
-                <w:rFonts w:eastAsia="Calibri"/>
-                <w:bCs w:val="0"/>
-                <w:color w:val="000000"/>
-                <w:sz w:val="20"/>
-                <w:lang w:val="en-US" w:eastAsia="en-US"/>
-              </w:rPr>
-              <w:t>22.08.2025</w:t>
-            </w:r>
-          </w:p>
-        </w:tc>
-      </w:tr>
-      <w:tr>
-        <w:trPr>
-          <w:trHeight w:val="397"/>
-          <w:jc w:val="center"/>
-        </w:trPr>
-        <w:tc>
-          <w:tcPr>
-            <w:tcW w:w="270" w:type="pct"/>
-            <w:vMerge/>
-          </w:tcPr>
-          <w:p>
-            <w:pPr>
-              <w:suppressAutoHyphens w:val="0"/>
-              <w:spacing w:line="240" w:lineRule="auto"/>
-              <w:ind w:firstLine="0"/>
-              <w:jc w:val="center"/>
-              <w:rPr>
-                <w:rFonts w:eastAsia="Calibri"/>
-                <w:bCs w:val="0"/>
-                <w:color w:val="000000"/>
-                <w:sz w:val="20"/>
-                <w:lang w:eastAsia="en-US"/>
-              </w:rPr>
-            </w:pPr>
-          </w:p>
-        </w:tc>
-        <w:tc>
-          <w:tcPr>
-            <w:tcW w:w="1032" w:type="pct"/>
-            <w:vMerge/>
-          </w:tcPr>
-          <w:p>
-            <w:pPr>
-              <w:suppressAutoHyphens w:val="0"/>
-              <w:spacing w:line="240" w:lineRule="auto"/>
-              <w:ind w:firstLine="0"/>
-              <w:jc w:val="left"/>
-              <w:rPr>
-                <w:rFonts w:eastAsia="Calibri"/>
-                <w:bCs w:val="0"/>
-                <w:color w:val="000000"/>
-                <w:sz w:val="20"/>
-                <w:lang w:eastAsia="en-US"/>
-              </w:rPr>
-            </w:pPr>
-          </w:p>
-        </w:tc>
-        <w:tc>
-          <w:tcPr>
-            <w:tcW w:w="2074" w:type="pct"/>
-          </w:tcPr>
-          <w:p>
-            <w:pPr>
-              <w:suppressAutoHyphens w:val="0"/>
-              <w:spacing w:line="240" w:lineRule="auto"/>
-              <w:ind w:firstLine="0"/>
-              <w:rPr>
-                <w:rFonts w:eastAsia="Calibri"/>
-                <w:bCs w:val="0"/>
-                <w:color w:val="000000"/>
-                <w:sz w:val="20"/>
-                <w:lang w:eastAsia="en-US"/>
-              </w:rPr>
-            </w:pPr>
-            <w:r>
-              <w:rPr>
-                <w:rFonts w:eastAsia="Calibri"/>
-                <w:bCs w:val="0"/>
-                <w:color w:val="000000"/>
-                <w:sz w:val="20"/>
-                <w:lang w:eastAsia="en-US"/>
-              </w:rPr>
-              <w:t xml:space="preserve">Выполнение </w:t>
-            </w:r>
-            <w:r>
-              <w:rPr>
-                <w:rFonts w:eastAsia="Calibri"/>
-                <w:bCs w:val="0"/>
-                <w:color w:val="000000"/>
-                <w:sz w:val="20"/>
-                <w:lang w:eastAsia="en-US"/>
-              </w:rPr>
-              <w:t>2</w:t>
-            </w:r>
-            <w:r>
-              <w:rPr>
-                <w:rFonts w:eastAsia="Calibri"/>
-                <w:bCs w:val="0"/>
-                <w:color w:val="000000"/>
-                <w:sz w:val="20"/>
-                <w:lang w:eastAsia="en-US"/>
-              </w:rPr>
-              <w:t xml:space="preserve"> пункта </w:t>
-            </w:r>
-            <w:r>
-              <w:rPr>
-                <w:rFonts w:eastAsia="Calibri"/>
-                <w:bCs w:val="0"/>
-                <w:color w:val="000000"/>
-                <w:sz w:val="20"/>
-                <w:lang w:eastAsia="en-US"/>
-              </w:rPr>
-              <w:t>3</w:t>
-            </w:r>
-            <w:r>
-              <w:rPr>
-                <w:rFonts w:eastAsia="Calibri"/>
-                <w:bCs w:val="0"/>
-                <w:color w:val="000000"/>
-                <w:sz w:val="20"/>
-                <w:lang w:eastAsia="en-US"/>
-              </w:rPr>
-              <w:t xml:space="preserve"> этапа «</w:t>
-            </w:r>
-            <w:r>
-              <w:rPr>
-                <w:rFonts w:eastAsia="Calibri"/>
-                <w:bCs w:val="0"/>
-                <w:color w:val="000000"/>
-                <w:sz w:val="20"/>
-                <w:lang w:eastAsia="en-US"/>
-              </w:rPr>
-              <w:t>Создание страницы компонентов</w:t>
-            </w:r>
-            <w:r>
-              <w:rPr>
-                <w:rFonts w:eastAsia="Calibri"/>
-                <w:bCs w:val="0"/>
-                <w:color w:val="000000"/>
-                <w:sz w:val="20"/>
-                <w:lang w:eastAsia="en-US"/>
-              </w:rPr>
-              <w:t>»</w:t>
-            </w:r>
-          </w:p>
-        </w:tc>
-        <w:tc>
-          <w:tcPr>
-            <w:tcW w:w="816" w:type="pct"/>
-          </w:tcPr>
-          <w:p>
-            <w:pPr>
-              <w:suppressAutoHyphens w:val="0"/>
-              <w:spacing w:line="240" w:lineRule="auto"/>
-              <w:ind w:firstLine="0"/>
-              <w:jc w:val="center"/>
-              <w:rPr>
-                <w:rFonts w:eastAsia="Calibri"/>
-                <w:bCs w:val="0"/>
-                <w:color w:val="000000"/>
-                <w:sz w:val="20"/>
-                <w:lang w:eastAsia="en-US"/>
-              </w:rPr>
-            </w:pPr>
-            <w:r>
-              <w:rPr>
-                <w:rFonts w:eastAsia="Calibri"/>
-                <w:bCs w:val="0"/>
-                <w:color w:val="000000"/>
-                <w:sz w:val="20"/>
-                <w:lang w:eastAsia="en-US"/>
-              </w:rPr>
-              <w:t>9</w:t>
-            </w:r>
-          </w:p>
-        </w:tc>
-        <w:tc>
-          <w:tcPr>
-            <w:tcW w:w="808" w:type="pct"/>
-          </w:tcPr>
-          <w:p>
-            <w:pPr>
-              <w:suppressAutoHyphens w:val="0"/>
-              <w:spacing w:line="240" w:lineRule="auto"/>
-              <w:ind w:firstLine="0"/>
-              <w:jc w:val="center"/>
-              <w:rPr>
-                <w:rFonts w:eastAsia="Calibri"/>
-                <w:bCs w:val="0"/>
-                <w:color w:val="000000"/>
-                <w:sz w:val="20"/>
-                <w:lang w:val="en-US" w:eastAsia="en-US"/>
-              </w:rPr>
-            </w:pPr>
-            <w:r>
-              <w:rPr>
-                <w:rFonts w:eastAsia="Calibri"/>
-                <w:bCs w:val="0"/>
-                <w:color w:val="000000"/>
-                <w:sz w:val="20"/>
-                <w:lang w:val="en-US" w:eastAsia="en-US"/>
-              </w:rPr>
-              <w:t>23.08.2025</w:t>
-            </w:r>
-          </w:p>
-        </w:tc>
-      </w:tr>
-      <w:tr>
-        <w:trPr>
-          <w:trHeight w:val="397"/>
-          <w:jc w:val="center"/>
-        </w:trPr>
-        <w:tc>
-          <w:tcPr>
-            <w:tcW w:w="270" w:type="pct"/>
-            <w:vMerge/>
-          </w:tcPr>
-          <w:p>
-            <w:pPr>
-              <w:suppressAutoHyphens w:val="0"/>
-              <w:spacing w:line="240" w:lineRule="auto"/>
-              <w:ind w:firstLine="0"/>
-              <w:jc w:val="center"/>
-              <w:rPr>
-                <w:rFonts w:eastAsia="Calibri"/>
-                <w:bCs w:val="0"/>
-                <w:color w:val="000000"/>
-                <w:sz w:val="20"/>
-                <w:lang w:eastAsia="en-US"/>
-              </w:rPr>
-            </w:pPr>
-          </w:p>
-        </w:tc>
-        <w:tc>
-          <w:tcPr>
-            <w:tcW w:w="1032" w:type="pct"/>
-            <w:vMerge/>
-          </w:tcPr>
-          <w:p>
-            <w:pPr>
-              <w:suppressAutoHyphens w:val="0"/>
-              <w:spacing w:line="240" w:lineRule="auto"/>
-              <w:ind w:firstLine="0"/>
-              <w:jc w:val="left"/>
-              <w:rPr>
-                <w:rFonts w:eastAsia="Calibri"/>
-                <w:bCs w:val="0"/>
-                <w:color w:val="000000"/>
-                <w:sz w:val="20"/>
-                <w:lang w:eastAsia="en-US"/>
-              </w:rPr>
-            </w:pPr>
-          </w:p>
-        </w:tc>
-        <w:tc>
-          <w:tcPr>
-            <w:tcW w:w="2074" w:type="pct"/>
-          </w:tcPr>
-          <w:p>
-            <w:pPr>
-              <w:suppressAutoHyphens w:val="0"/>
-              <w:spacing w:line="240" w:lineRule="auto"/>
-              <w:ind w:firstLine="0"/>
-              <w:rPr>
-                <w:rFonts w:eastAsia="Calibri"/>
-                <w:bCs w:val="0"/>
-                <w:color w:val="000000"/>
-                <w:sz w:val="20"/>
-                <w:lang w:eastAsia="en-US"/>
-              </w:rPr>
-            </w:pPr>
-            <w:r>
-              <w:rPr>
-                <w:rFonts w:eastAsia="Calibri"/>
-                <w:bCs w:val="0"/>
-                <w:color w:val="000000"/>
-                <w:sz w:val="20"/>
-                <w:lang w:eastAsia="en-US"/>
-              </w:rPr>
-              <w:t xml:space="preserve">Выполнение </w:t>
-            </w:r>
-            <w:r>
-              <w:rPr>
-                <w:rFonts w:eastAsia="Calibri"/>
-                <w:bCs w:val="0"/>
-                <w:color w:val="000000"/>
-                <w:sz w:val="20"/>
-                <w:lang w:eastAsia="en-US"/>
-              </w:rPr>
-              <w:t>3</w:t>
-            </w:r>
-            <w:r>
-              <w:rPr>
-                <w:rFonts w:eastAsia="Calibri"/>
-                <w:bCs w:val="0"/>
-                <w:color w:val="000000"/>
-                <w:sz w:val="20"/>
-                <w:lang w:eastAsia="en-US"/>
-              </w:rPr>
-              <w:t xml:space="preserve"> пункта </w:t>
-            </w:r>
-            <w:r>
-              <w:rPr>
-                <w:rFonts w:eastAsia="Calibri"/>
-                <w:bCs w:val="0"/>
-                <w:color w:val="000000"/>
-                <w:sz w:val="20"/>
-                <w:lang w:eastAsia="en-US"/>
-              </w:rPr>
-              <w:t>3</w:t>
-            </w:r>
-            <w:r>
-              <w:rPr>
-                <w:rFonts w:eastAsia="Calibri"/>
-                <w:bCs w:val="0"/>
-                <w:color w:val="000000"/>
-                <w:sz w:val="20"/>
-                <w:lang w:eastAsia="en-US"/>
-              </w:rPr>
-              <w:t xml:space="preserve"> этапа «</w:t>
-            </w:r>
-            <w:r>
-              <w:rPr>
-                <w:rFonts w:eastAsia="Calibri"/>
-                <w:bCs w:val="0"/>
-                <w:color w:val="000000"/>
-                <w:sz w:val="20"/>
-                <w:lang w:eastAsia="en-US"/>
-              </w:rPr>
-              <w:t>Создание страницы компонентов</w:t>
-            </w:r>
-            <w:r>
-              <w:rPr>
-                <w:rFonts w:eastAsia="Calibri"/>
-                <w:bCs w:val="0"/>
-                <w:color w:val="000000"/>
-                <w:sz w:val="20"/>
-                <w:lang w:eastAsia="en-US"/>
-              </w:rPr>
-              <w:t>»</w:t>
-            </w:r>
-          </w:p>
-        </w:tc>
-        <w:tc>
-          <w:tcPr>
-            <w:tcW w:w="816" w:type="pct"/>
-          </w:tcPr>
-          <w:p>
-            <w:pPr>
-              <w:suppressAutoHyphens w:val="0"/>
-              <w:spacing w:line="240" w:lineRule="auto"/>
-              <w:ind w:firstLine="0"/>
-              <w:jc w:val="center"/>
-              <w:rPr>
-                <w:rFonts w:eastAsia="Calibri"/>
-                <w:bCs w:val="0"/>
-                <w:color w:val="000000"/>
-                <w:sz w:val="20"/>
-                <w:lang w:eastAsia="en-US"/>
-              </w:rPr>
-            </w:pPr>
-            <w:r>
-              <w:rPr>
-                <w:rFonts w:eastAsia="Calibri"/>
-                <w:bCs w:val="0"/>
-                <w:color w:val="000000"/>
-                <w:sz w:val="20"/>
-                <w:lang w:eastAsia="en-US"/>
-              </w:rPr>
-              <w:t>9</w:t>
-            </w:r>
-          </w:p>
-        </w:tc>
-        <w:tc>
-          <w:tcPr>
-            <w:tcW w:w="808" w:type="pct"/>
-          </w:tcPr>
-          <w:p>
-            <w:pPr>
-              <w:suppressAutoHyphens w:val="0"/>
-              <w:spacing w:line="240" w:lineRule="auto"/>
-              <w:ind w:firstLine="0"/>
-              <w:jc w:val="center"/>
-              <w:rPr>
-                <w:rFonts w:eastAsia="Calibri"/>
-                <w:bCs w:val="0"/>
-                <w:color w:val="000000"/>
-                <w:sz w:val="20"/>
-                <w:lang w:val="en-US" w:eastAsia="en-US"/>
-              </w:rPr>
-            </w:pPr>
-            <w:r>
-              <w:rPr>
-                <w:rFonts w:eastAsia="Calibri"/>
-                <w:bCs w:val="0"/>
-                <w:color w:val="000000"/>
-                <w:sz w:val="20"/>
-                <w:lang w:val="en-US" w:eastAsia="en-US"/>
-              </w:rPr>
-              <w:t>25.08.2025</w:t>
-            </w:r>
-          </w:p>
-        </w:tc>
-      </w:tr>
-      <w:tr>
-        <w:trPr>
-          <w:trHeight w:val="397"/>
-          <w:jc w:val="center"/>
-        </w:trPr>
-        <w:tc>
-          <w:tcPr>
-            <w:tcW w:w="270" w:type="pct"/>
-            <w:vMerge/>
-          </w:tcPr>
-          <w:p>
-            <w:pPr>
-              <w:suppressAutoHyphens w:val="0"/>
-              <w:spacing w:line="240" w:lineRule="auto"/>
-              <w:ind w:firstLine="0"/>
-              <w:jc w:val="center"/>
-              <w:rPr>
-                <w:rFonts w:eastAsia="Calibri"/>
-                <w:bCs w:val="0"/>
-                <w:color w:val="000000"/>
-                <w:sz w:val="20"/>
-                <w:lang w:eastAsia="en-US"/>
-              </w:rPr>
-            </w:pPr>
-          </w:p>
-        </w:tc>
-        <w:tc>
-          <w:tcPr>
-            <w:tcW w:w="1032" w:type="pct"/>
-            <w:vMerge/>
-          </w:tcPr>
-          <w:p>
-            <w:pPr>
-              <w:suppressAutoHyphens w:val="0"/>
-              <w:spacing w:line="240" w:lineRule="auto"/>
-              <w:ind w:firstLine="0"/>
-              <w:jc w:val="left"/>
-              <w:rPr>
-                <w:rFonts w:eastAsia="Calibri"/>
-                <w:bCs w:val="0"/>
-                <w:color w:val="000000"/>
-                <w:sz w:val="20"/>
-                <w:lang w:eastAsia="en-US"/>
-              </w:rPr>
-            </w:pPr>
-          </w:p>
-        </w:tc>
-        <w:tc>
-          <w:tcPr>
-            <w:tcW w:w="2074" w:type="pct"/>
-          </w:tcPr>
-          <w:p>
-            <w:pPr>
-              <w:suppressAutoHyphens w:val="0"/>
-              <w:spacing w:line="240" w:lineRule="auto"/>
-              <w:ind w:firstLine="0"/>
-              <w:rPr>
-                <w:rFonts w:eastAsia="Calibri"/>
-                <w:bCs w:val="0"/>
-                <w:color w:val="000000"/>
-                <w:sz w:val="20"/>
-                <w:lang w:eastAsia="en-US"/>
-              </w:rPr>
-            </w:pPr>
-            <w:r>
-              <w:rPr>
-                <w:rFonts w:eastAsia="Calibri"/>
-                <w:bCs w:val="0"/>
-                <w:color w:val="000000"/>
-                <w:sz w:val="20"/>
-                <w:lang w:eastAsia="en-US"/>
-              </w:rPr>
-              <w:t xml:space="preserve">Выполнение </w:t>
-            </w:r>
-            <w:r>
-              <w:rPr>
-                <w:rFonts w:eastAsia="Calibri"/>
-                <w:bCs w:val="0"/>
-                <w:color w:val="000000"/>
-                <w:sz w:val="20"/>
-                <w:lang w:eastAsia="en-US"/>
-              </w:rPr>
-              <w:t xml:space="preserve">4 этапа </w:t>
-            </w:r>
-            <w:r>
-              <w:rPr>
-                <w:rFonts w:eastAsia="Calibri"/>
-                <w:bCs w:val="0"/>
-                <w:color w:val="000000"/>
-                <w:sz w:val="20"/>
-                <w:lang w:eastAsia="en-US"/>
-              </w:rPr>
-              <w:t>«</w:t>
-            </w:r>
-            <w:r>
-              <w:rPr>
-                <w:rFonts w:eastAsia="Calibri"/>
-                <w:bCs w:val="0"/>
-                <w:color w:val="000000"/>
-                <w:sz w:val="20"/>
-                <w:lang w:eastAsia="en-US"/>
-              </w:rPr>
-              <w:t>Создание новой вкладки услуги</w:t>
-            </w:r>
-            <w:r>
-              <w:rPr>
-                <w:rFonts w:eastAsia="Calibri"/>
-                <w:bCs w:val="0"/>
-                <w:color w:val="000000"/>
-                <w:sz w:val="20"/>
-                <w:lang w:eastAsia="en-US"/>
-              </w:rPr>
-              <w:t>»</w:t>
-            </w:r>
-          </w:p>
-        </w:tc>
-        <w:tc>
-          <w:tcPr>
-            <w:tcW w:w="816" w:type="pct"/>
-          </w:tcPr>
-          <w:p>
-            <w:pPr>
-              <w:suppressAutoHyphens w:val="0"/>
-              <w:spacing w:line="240" w:lineRule="auto"/>
-              <w:ind w:firstLine="0"/>
-              <w:jc w:val="center"/>
-              <w:rPr>
-                <w:rFonts w:eastAsia="Calibri"/>
-                <w:bCs w:val="0"/>
-                <w:color w:val="000000"/>
-                <w:sz w:val="20"/>
-                <w:lang w:eastAsia="en-US"/>
-              </w:rPr>
-            </w:pPr>
-            <w:r>
-              <w:rPr>
-                <w:rFonts w:eastAsia="Calibri"/>
-                <w:bCs w:val="0"/>
-                <w:color w:val="000000"/>
-                <w:sz w:val="20"/>
-                <w:lang w:eastAsia="en-US"/>
-              </w:rPr>
-              <w:t>9</w:t>
-            </w:r>
-          </w:p>
-        </w:tc>
-        <w:tc>
-          <w:tcPr>
-            <w:tcW w:w="808" w:type="pct"/>
-          </w:tcPr>
-          <w:p>
-            <w:pPr>
-              <w:suppressAutoHyphens w:val="0"/>
-              <w:spacing w:line="240" w:lineRule="auto"/>
-              <w:ind w:firstLine="0"/>
-              <w:jc w:val="center"/>
-              <w:rPr>
-                <w:rFonts w:eastAsia="Calibri"/>
-                <w:bCs w:val="0"/>
-                <w:color w:val="000000"/>
-                <w:sz w:val="20"/>
-                <w:lang w:val="en-US" w:eastAsia="en-US"/>
-              </w:rPr>
-            </w:pPr>
-            <w:r>
-              <w:rPr>
-                <w:rFonts w:eastAsia="Calibri"/>
-                <w:bCs w:val="0"/>
-                <w:color w:val="000000"/>
-                <w:sz w:val="20"/>
-                <w:lang w:val="en-US" w:eastAsia="en-US"/>
-              </w:rPr>
-              <w:t>26.08.2025</w:t>
-            </w:r>
-          </w:p>
-        </w:tc>
-      </w:tr>
-      <w:tr>
-        <w:trPr>
-          <w:trHeight w:val="223"/>
-          <w:jc w:val="center"/>
-        </w:trPr>
-        <w:tc>
-          <w:tcPr>
-            <w:tcW w:w="270" w:type="pct"/>
-          </w:tcPr>
-          <w:p>
-            <w:pPr>
-              <w:suppressAutoHyphens w:val="0"/>
-              <w:spacing w:line="240" w:lineRule="auto"/>
-              <w:ind w:firstLine="0"/>
-              <w:jc w:val="center"/>
-              <w:rPr>
-                <w:rFonts w:eastAsia="Calibri"/>
-                <w:bCs w:val="0"/>
-                <w:color w:val="000000"/>
-                <w:sz w:val="20"/>
-                <w:lang w:eastAsia="en-US"/>
-              </w:rPr>
-            </w:pPr>
-            <w:r>
-              <w:rPr>
-                <w:rFonts w:eastAsia="Calibri"/>
-                <w:bCs w:val="0"/>
-                <w:color w:val="000000"/>
-                <w:sz w:val="20"/>
-                <w:lang w:eastAsia="en-US"/>
-              </w:rPr>
-              <w:t>3.</w:t>
-            </w:r>
-          </w:p>
-        </w:tc>
-        <w:tc>
-          <w:tcPr>
-            <w:tcW w:w="1032" w:type="pct"/>
-          </w:tcPr>
-          <w:p>
-            <w:pPr>
-              <w:suppressAutoHyphens w:val="0"/>
-              <w:spacing w:line="240" w:lineRule="auto"/>
-              <w:ind w:firstLine="0"/>
-              <w:jc w:val="left"/>
-              <w:rPr>
-                <w:rFonts w:eastAsia="Calibri"/>
-                <w:bCs w:val="0"/>
-                <w:color w:val="000000"/>
-                <w:sz w:val="20"/>
-                <w:lang w:eastAsia="en-US"/>
-              </w:rPr>
-            </w:pPr>
-            <w:r>
-              <w:rPr>
-                <w:rFonts w:eastAsia="Calibri"/>
-                <w:bCs w:val="0"/>
-                <w:color w:val="000000"/>
-                <w:sz w:val="20"/>
-                <w:lang w:eastAsia="en-US"/>
-              </w:rPr>
-              <w:t>Подготовка отчета</w:t>
-            </w:r>
-          </w:p>
-        </w:tc>
-        <w:tc>
-          <w:tcPr>
-            <w:tcW w:w="2074" w:type="pct"/>
-          </w:tcPr>
-          <w:p>
-            <w:pPr>
-              <w:suppressAutoHyphens w:val="0"/>
-              <w:spacing w:line="240" w:lineRule="auto"/>
-              <w:ind w:firstLine="0"/>
-              <w:rPr>
-                <w:rFonts w:eastAsia="Calibri"/>
-                <w:bCs w:val="0"/>
-                <w:color w:val="000000"/>
-                <w:sz w:val="20"/>
-                <w:lang w:eastAsia="en-US"/>
-              </w:rPr>
-            </w:pPr>
-            <w:r>
-              <w:rPr>
-                <w:rFonts w:eastAsia="Calibri"/>
-                <w:bCs w:val="0"/>
-                <w:color w:val="000000"/>
-                <w:sz w:val="20"/>
-                <w:lang w:eastAsia="en-US"/>
-              </w:rPr>
-              <w:t>Сбор, обработка и систематизация фактического и литературного материала</w:t>
-            </w:r>
-          </w:p>
-        </w:tc>
-        <w:tc>
-          <w:tcPr>
-            <w:tcW w:w="816" w:type="pct"/>
-          </w:tcPr>
-          <w:p>
-            <w:pPr>
-              <w:suppressAutoHyphens w:val="0"/>
-              <w:spacing w:line="240" w:lineRule="auto"/>
-              <w:ind w:firstLine="0"/>
-              <w:jc w:val="center"/>
-              <w:rPr>
-                <w:rFonts w:eastAsia="Calibri"/>
-                <w:bCs w:val="0"/>
-                <w:color w:val="000000"/>
-                <w:sz w:val="20"/>
-                <w:lang w:eastAsia="en-US"/>
-              </w:rPr>
-            </w:pPr>
-            <w:r>
-              <w:rPr>
-                <w:rFonts w:eastAsia="Calibri"/>
-                <w:bCs w:val="0"/>
-                <w:color w:val="000000"/>
-                <w:sz w:val="20"/>
-                <w:lang w:val="en-US" w:eastAsia="en-US"/>
-              </w:rPr>
-              <w:t>24</w:t>
-            </w:r>
-          </w:p>
-        </w:tc>
-        <w:tc>
-          <w:tcPr>
-            <w:tcW w:w="808" w:type="pct"/>
-          </w:tcPr>
-          <w:p>
-            <w:pPr>
-              <w:suppressAutoHyphens w:val="0"/>
-              <w:spacing w:line="240" w:lineRule="auto"/>
-              <w:ind w:firstLine="0"/>
-              <w:jc w:val="center"/>
-              <w:rPr>
-                <w:rFonts w:eastAsia="Calibri"/>
-                <w:bCs w:val="0"/>
-                <w:color w:val="000000"/>
-                <w:sz w:val="20"/>
-                <w:lang w:eastAsia="en-US"/>
-              </w:rPr>
-            </w:pPr>
-            <w:r>
-              <w:rPr>
-                <w:rFonts w:eastAsia="Calibri"/>
-                <w:bCs w:val="0"/>
-                <w:color w:val="000000"/>
-                <w:sz w:val="20"/>
-                <w:lang w:val="en-US" w:eastAsia="en-US"/>
-              </w:rPr>
-              <w:t>27.08.2025-29.08.2025</w:t>
-            </w:r>
-          </w:p>
-        </w:tc>
-      </w:tr>
-      <w:tr>
-        <w:trPr>
-          <w:trHeight w:val="541"/>
-          <w:jc w:val="center"/>
-        </w:trPr>
-        <w:tc>
-          <w:tcPr>
-            <w:tcW w:w="270" w:type="pct"/>
-          </w:tcPr>
-          <w:p>
-            <w:pPr>
-              <w:suppressAutoHyphens w:val="0"/>
-              <w:spacing w:line="240" w:lineRule="auto"/>
-              <w:ind w:firstLine="0"/>
-              <w:jc w:val="center"/>
-              <w:rPr>
-                <w:rFonts w:eastAsia="Calibri"/>
-                <w:bCs w:val="0"/>
-                <w:color w:val="000000"/>
-                <w:sz w:val="20"/>
-                <w:lang w:eastAsia="en-US"/>
-              </w:rPr>
-            </w:pPr>
-            <w:r>
-              <w:rPr>
-                <w:rFonts w:eastAsia="Calibri"/>
-                <w:bCs w:val="0"/>
-                <w:color w:val="000000"/>
-                <w:sz w:val="20"/>
-                <w:lang w:eastAsia="en-US"/>
-              </w:rPr>
-              <w:t>4.</w:t>
-            </w:r>
-          </w:p>
-        </w:tc>
-        <w:tc>
-          <w:tcPr>
-            <w:tcW w:w="1032" w:type="pct"/>
-          </w:tcPr>
-          <w:p>
-            <w:pPr>
-              <w:suppressAutoHyphens w:val="0"/>
-              <w:spacing w:line="240" w:lineRule="auto"/>
-              <w:ind w:firstLine="0"/>
-              <w:jc w:val="left"/>
-              <w:rPr>
-                <w:rFonts w:eastAsia="Calibri"/>
-                <w:bCs w:val="0"/>
-                <w:color w:val="000000"/>
-                <w:sz w:val="20"/>
-                <w:lang w:eastAsia="en-US"/>
-              </w:rPr>
-            </w:pPr>
-            <w:r>
-              <w:rPr>
-                <w:rFonts w:eastAsia="Calibri"/>
-                <w:bCs w:val="0"/>
-                <w:color w:val="000000"/>
-                <w:sz w:val="20"/>
-                <w:lang w:eastAsia="en-US"/>
-              </w:rPr>
-              <w:t>Заключительный этап</w:t>
-            </w:r>
-          </w:p>
-        </w:tc>
-        <w:tc>
-          <w:tcPr>
-            <w:tcW w:w="2074" w:type="pct"/>
-          </w:tcPr>
-          <w:p>
-            <w:pPr>
-              <w:suppressAutoHyphens w:val="0"/>
-              <w:spacing w:line="240" w:lineRule="auto"/>
-              <w:ind w:firstLine="0"/>
-              <w:rPr>
-                <w:rFonts w:eastAsia="Calibri"/>
-                <w:bCs w:val="0"/>
-                <w:color w:val="000000"/>
-                <w:sz w:val="20"/>
-                <w:lang w:eastAsia="en-US"/>
-              </w:rPr>
-            </w:pPr>
-            <w:r>
-              <w:rPr>
-                <w:rFonts w:eastAsia="Calibri"/>
-                <w:bCs w:val="0"/>
-                <w:color w:val="000000"/>
-                <w:sz w:val="20"/>
-                <w:lang w:eastAsia="en-US"/>
-              </w:rPr>
-              <w:t>Получение отзыва на рабочем месте</w:t>
-            </w:r>
-          </w:p>
-          <w:p>
-            <w:pPr>
-              <w:suppressAutoHyphens w:val="0"/>
-              <w:spacing w:line="240" w:lineRule="auto"/>
-              <w:ind w:firstLine="0"/>
-              <w:rPr>
-                <w:rFonts w:eastAsia="Calibri"/>
-                <w:bCs w:val="0"/>
-                <w:color w:val="000000"/>
-                <w:sz w:val="20"/>
-                <w:lang w:eastAsia="en-US"/>
-              </w:rPr>
-            </w:pPr>
-            <w:r>
-              <w:rPr>
-                <w:rFonts w:eastAsia="Calibri"/>
-                <w:bCs w:val="0"/>
-                <w:color w:val="000000"/>
-                <w:sz w:val="20"/>
-                <w:lang w:eastAsia="en-US"/>
-              </w:rPr>
-              <w:t>Публичная защита отчета</w:t>
-            </w:r>
-          </w:p>
-        </w:tc>
-        <w:tc>
-          <w:tcPr>
-            <w:tcW w:w="816" w:type="pct"/>
-          </w:tcPr>
-          <w:p>
-            <w:pPr>
-              <w:suppressAutoHyphens w:val="0"/>
-              <w:spacing w:line="240" w:lineRule="auto"/>
-              <w:ind w:firstLine="0"/>
-              <w:jc w:val="center"/>
-              <w:rPr>
-                <w:rFonts w:eastAsia="Calibri"/>
-                <w:bCs w:val="0"/>
-                <w:color w:val="000000"/>
-                <w:sz w:val="20"/>
-                <w:lang w:val="en-US" w:eastAsia="en-US"/>
-              </w:rPr>
-            </w:pPr>
-            <w:r>
-              <w:rPr>
-                <w:rFonts w:eastAsia="Calibri"/>
-                <w:bCs w:val="0"/>
-                <w:color w:val="000000"/>
-                <w:sz w:val="20"/>
-                <w:lang w:val="en-US" w:eastAsia="en-US"/>
-              </w:rPr>
-              <w:t>3</w:t>
-            </w:r>
-          </w:p>
-        </w:tc>
-        <w:tc>
-          <w:tcPr>
-            <w:tcW w:w="808" w:type="pct"/>
-          </w:tcPr>
-          <w:p>
-            <w:pPr>
-              <w:suppressAutoHyphens w:val="0"/>
-              <w:spacing w:line="240" w:lineRule="auto"/>
-              <w:ind w:firstLine="0"/>
-              <w:jc w:val="center"/>
-              <w:rPr>
-                <w:rFonts w:eastAsia="Calibri"/>
-                <w:bCs w:val="0"/>
-                <w:color w:val="000000"/>
-                <w:sz w:val="20"/>
-                <w:lang w:eastAsia="en-US"/>
-              </w:rPr>
-            </w:pPr>
-            <w:r>
-              <w:rPr>
-                <w:rFonts w:eastAsia="Calibri"/>
-                <w:bCs w:val="0"/>
-                <w:color w:val="000000"/>
-                <w:sz w:val="20"/>
-                <w:lang w:val="en-US" w:eastAsia="en-US"/>
-              </w:rPr>
-              <w:t>29.08.2025</w:t>
-            </w:r>
-          </w:p>
-        </w:tc>
-      </w:tr>
-      <w:tr>
-        <w:trPr>
-          <w:jc w:val="center"/>
-        </w:trPr>
-        <w:tc>
-          <w:tcPr>
-            <w:tcW w:w="270" w:type="pct"/>
-          </w:tcPr>
-          <w:p>
-            <w:pPr>
-              <w:suppressAutoHyphens w:val="0"/>
-              <w:spacing w:line="240" w:lineRule="auto"/>
-              <w:ind w:firstLine="0"/>
-              <w:jc w:val="center"/>
-              <w:rPr>
-                <w:rFonts w:eastAsia="Calibri"/>
-                <w:bCs w:val="0"/>
-                <w:color w:val="000000"/>
-                <w:sz w:val="20"/>
-                <w:lang w:eastAsia="en-US"/>
-              </w:rPr>
-            </w:pPr>
-          </w:p>
-        </w:tc>
-        <w:tc>
-          <w:tcPr>
-            <w:tcW w:w="1032" w:type="pct"/>
-          </w:tcPr>
-          <w:p>
-            <w:pPr>
-              <w:suppressAutoHyphens w:val="0"/>
-              <w:spacing w:line="240" w:lineRule="auto"/>
-              <w:ind w:firstLine="0"/>
-              <w:jc w:val="right"/>
-              <w:rPr>
-                <w:rFonts w:eastAsia="Calibri"/>
-                <w:bCs w:val="0"/>
-                <w:color w:val="000000"/>
-                <w:sz w:val="20"/>
-                <w:lang w:eastAsia="en-US"/>
-              </w:rPr>
-            </w:pPr>
-            <w:r>
-              <w:rPr>
-                <w:rFonts w:eastAsia="Calibri"/>
-                <w:bCs w:val="0"/>
-                <w:color w:val="000000"/>
-                <w:sz w:val="20"/>
-                <w:lang w:eastAsia="en-US"/>
-              </w:rPr>
-              <w:t>ИТОГО</w:t>
-            </w:r>
-          </w:p>
-        </w:tc>
-        <w:tc>
-          <w:tcPr>
-            <w:tcW w:w="2074" w:type="pct"/>
-          </w:tcPr>
-          <w:p>
-            <w:pPr>
-              <w:suppressAutoHyphens w:val="0"/>
-              <w:spacing w:line="240" w:lineRule="auto"/>
-              <w:ind w:firstLine="0"/>
-              <w:rPr>
-                <w:rFonts w:eastAsia="Calibri"/>
-                <w:bCs w:val="0"/>
-                <w:color w:val="000000"/>
-                <w:sz w:val="20"/>
-                <w:lang w:eastAsia="en-US"/>
-              </w:rPr>
-            </w:pPr>
-          </w:p>
-        </w:tc>
-        <w:tc>
-          <w:tcPr>
-            <w:tcW w:w="816" w:type="pct"/>
-          </w:tcPr>
-          <w:p>
-            <w:pPr>
-              <w:suppressAutoHyphens w:val="0"/>
-              <w:spacing w:line="240" w:lineRule="auto"/>
-              <w:ind w:firstLine="0"/>
-              <w:jc w:val="center"/>
-              <w:rPr>
-                <w:rFonts w:eastAsia="Calibri"/>
-                <w:bCs w:val="0"/>
-                <w:color w:val="000000"/>
-                <w:sz w:val="20"/>
-                <w:lang w:eastAsia="en-US"/>
-              </w:rPr>
-            </w:pPr>
-            <w:r>
-              <w:rPr>
-                <w:rFonts w:eastAsia="Calibri"/>
-                <w:bCs w:val="0"/>
-                <w:color w:val="000000"/>
-                <w:sz w:val="20"/>
-                <w:lang w:eastAsia="en-US"/>
-              </w:rPr>
-              <w:t>216</w:t>
-            </w:r>
-          </w:p>
-        </w:tc>
-        <w:tc>
-          <w:tcPr>
-            <w:tcW w:w="808" w:type="pct"/>
-          </w:tcPr>
-          <w:p>
-            <w:pPr>
-              <w:suppressAutoHyphens w:val="0"/>
-              <w:spacing w:line="240" w:lineRule="auto"/>
-              <w:ind w:firstLine="0"/>
-              <w:jc w:val="center"/>
-              <w:rPr>
-                <w:rFonts w:eastAsia="Calibri"/>
-                <w:bCs w:val="0"/>
-                <w:color w:val="000000"/>
-                <w:sz w:val="20"/>
-                <w:lang w:eastAsia="en-US"/>
-              </w:rPr>
-            </w:pPr>
-          </w:p>
-        </w:tc>
-      </w:tr>
-    </w:tbl>
-    <w:p>
-      <w:pPr>
-        <w:spacing w:line="240" w:lineRule="auto"/>
-        <w:jc w:val="center"/>
-        <w:rPr>
-          <w:color w:val="000000" w:themeColor="text1"/>
-          <w:sz w:val="20"/>
-        </w:rPr>
-      </w:pPr>
-    </w:p>
-    <w:p>
-      <w:pPr>
-        <w:spacing w:line="240" w:lineRule="auto"/>
-        <w:jc w:val="right"/>
-        <w:rPr>
-          <w:color w:val="000000" w:themeColor="text1"/>
-        </w:rPr>
-      </w:pPr>
-    </w:p>
-    <w:p>
-      <w:pPr>
-        <w:spacing w:line="240" w:lineRule="auto"/>
-        <w:jc w:val="right"/>
-        <w:rPr>
-          <w:color w:val="000000" w:themeColor="text1"/>
-          <w:sz w:val="24"/>
-          <w:szCs w:val="24"/>
-        </w:rPr>
-      </w:pPr>
-      <w:r>
-        <w:rPr>
-          <w:color w:val="000000" w:themeColor="text1"/>
-          <w:sz w:val="24"/>
-          <w:szCs w:val="24"/>
-        </w:rPr>
-        <w:t>Обучающийся  ____________/__________________</w:t>
-      </w:r>
-    </w:p>
-    <w:p>
-      <w:pPr>
-        <w:spacing w:line="240" w:lineRule="auto"/>
-        <w:jc w:val="right"/>
-        <w:rPr>
-          <w:color w:val="000000" w:themeColor="text1"/>
-          <w:sz w:val="24"/>
-          <w:szCs w:val="24"/>
-        </w:rPr>
-      </w:pPr>
-    </w:p>
-    <w:p>
-      <w:pPr>
-        <w:suppressAutoHyphens w:val="0"/>
-        <w:spacing w:line="240" w:lineRule="auto"/>
-        <w:ind w:firstLine="0"/>
-        <w:jc w:val="right"/>
-        <w:rPr>
-          <w:rFonts w:eastAsia="Calibri"/>
-          <w:bCs w:val="0"/>
-          <w:color w:val="000000"/>
-          <w:sz w:val="24"/>
-          <w:szCs w:val="24"/>
-          <w:lang w:eastAsia="en-US"/>
-        </w:rPr>
-      </w:pPr>
-      <w:r>
-        <w:rPr>
-          <w:rFonts w:eastAsia="Calibri"/>
-          <w:bCs w:val="0"/>
-          <w:color w:val="000000"/>
-          <w:sz w:val="24"/>
-          <w:szCs w:val="24"/>
-          <w:lang w:eastAsia="en-US"/>
-        </w:rPr>
-        <w:t>Руководитель практики от профильной организации ____________/__________________</w:t>
-      </w:r>
-    </w:p>
-    <w:p>
-      <w:pPr>
-        <w:spacing w:line="240" w:lineRule="auto"/>
-        <w:jc w:val="right"/>
-        <w:rPr>
-          <w:color w:val="000000" w:themeColor="text1"/>
-          <w:sz w:val="24"/>
-          <w:szCs w:val="24"/>
-        </w:rPr>
-      </w:pPr>
-    </w:p>
-    <w:p>
-      <w:pPr>
-        <w:spacing w:line="240" w:lineRule="auto"/>
-        <w:jc w:val="right"/>
-        <w:rPr>
-          <w:color w:val="000000" w:themeColor="text1"/>
-          <w:sz w:val="24"/>
-          <w:szCs w:val="24"/>
-        </w:rPr>
-      </w:pPr>
-      <w:r>
-        <w:rPr>
-          <w:color w:val="000000" w:themeColor="text1"/>
-          <w:sz w:val="24"/>
-          <w:szCs w:val="24"/>
-        </w:rPr>
-        <w:t>Дата составления  «____»__________20__ г.</w:t>
-      </w:r>
-    </w:p>
-    <w:p>
-      <w:pPr>
-        <w:rPr>
-          <w:b/>
-          <w:color w:val="000000" w:themeColor="text1"/>
-          <w:sz w:val="24"/>
-          <w:szCs w:val="24"/>
-        </w:rPr>
-        <w:sectPr>
-          <w:footerReference w:type="default" r:id="rId9"/>
-          <w:pgSz w:w="11906" w:h="16838"/>
-          <w:pgMar w:top="1134" w:right="850" w:bottom="1134" w:left="1701" w:header="708" w:footer="708" w:gutter="0"/>
-          <w:cols w:space="708"/>
-          <w:titlePg/>
-          <w:docGrid w:linePitch="360"/>
-        </w:sectPr>
-      </w:pPr>
-    </w:p>
-    <w:p>
-      <w:pPr>
-        <w:rPr>
-          <w:b/>
-          <w:color w:val="000000" w:themeColor="text1"/>
-          <w:sz w:val="24"/>
-          <w:szCs w:val="24"/>
-        </w:rPr>
-      </w:pPr>
-    </w:p>
-    <w:p>
-      <w:pPr>
-        <w:rPr>
-          <w:sz w:val="24"/>
-          <w:szCs w:val="24"/>
-        </w:rPr>
-      </w:pPr>
-    </w:p>
-    <w:p>
-      <w:pPr>
-        <w:rPr>
-          <w:sz w:val="24"/>
-          <w:szCs w:val="24"/>
-        </w:rPr>
-      </w:pPr>
-    </w:p>
-    <w:p>
-      <w:pPr>
-        <w:rPr>
-          <w:sz w:val="24"/>
-          <w:szCs w:val="24"/>
-        </w:rPr>
-      </w:pPr>
-    </w:p>
-    <w:p>
-      <w:pPr>
-        <w:rPr>
-          <w:sz w:val="24"/>
-          <w:szCs w:val="24"/>
-        </w:rPr>
-      </w:pPr>
-    </w:p>
-    <w:p>
-      <w:pPr>
-        <w:rPr>
-          <w:sz w:val="24"/>
-          <w:szCs w:val="24"/>
-        </w:rPr>
-      </w:pPr>
-    </w:p>
-    <w:p>
-      <w:pPr>
-        <w:rPr>
-          <w:sz w:val="24"/>
-          <w:szCs w:val="24"/>
-        </w:rPr>
-      </w:pPr>
-    </w:p>
-    <w:p>
-      <w:pPr>
-        <w:rPr>
-          <w:b/>
-          <w:color w:val="000000" w:themeColor="text1"/>
-          <w:sz w:val="24"/>
-          <w:szCs w:val="24"/>
-        </w:rPr>
-      </w:pPr>
-    </w:p>
-    <w:p>
-      <w:pPr>
-        <w:tabs>
-          <w:tab w:val="left" w:pos="6132"/>
-        </w:tabs>
-        <w:rPr>
-          <w:b/>
-          <w:color w:val="000000" w:themeColor="text1"/>
-          <w:sz w:val="24"/>
-          <w:szCs w:val="24"/>
-        </w:rPr>
-      </w:pPr>
-      <w:r>
-        <w:rPr>
-          <w:b/>
-          <w:color w:val="000000" w:themeColor="text1"/>
-          <w:sz w:val="24"/>
-          <w:szCs w:val="24"/>
-        </w:rPr>
-        <w:tab/>
-      </w:r>
-    </w:p>
-    <w:p>
-      <w:pPr>
-        <w:tabs>
-          <w:tab w:val="left" w:pos="6132"/>
-        </w:tabs>
-        <w:rPr>
-          <w:b/>
-          <w:color w:val="000000" w:themeColor="text1"/>
-          <w:sz w:val="24"/>
-          <w:szCs w:val="24"/>
+          <w:lang w:val="en-US"/>
         </w:rPr>
       </w:pPr>
     </w:p>
@@ -9428,8 +1578,8 @@
         </w:rPr>
       </w:pPr>
     </w:p>
-    <w:bookmarkStart w:id="13" w:name="_Toc81341383" w:displacedByCustomXml="next"/>
-    <w:bookmarkStart w:id="14" w:name="_Toc50547337" w:displacedByCustomXml="next"/>
+    <w:bookmarkStart w:id="13" w:name="_Toc50547337" w:displacedByCustomXml="next"/>
+    <w:bookmarkStart w:id="14" w:name="_Toc81341383" w:displacedByCustomXml="next"/>
     <w:sdt>
       <w:sdtPr>
         <w:rPr>
@@ -9495,7 +1645,7 @@
                 <w:webHidden/>
                 <w:lang w:val="en-US"/>
               </w:rPr>
-              <w:t>8</w:t>
+              <w:t>3</w:t>
             </w:r>
           </w:hyperlink>
         </w:p>
@@ -9564,7 +1714,7 @@
                 <w:szCs w:val="28"/>
                 <w:lang w:val="en-US"/>
               </w:rPr>
-              <w:t>9</w:t>
+              <w:t>4</w:t>
             </w:r>
           </w:hyperlink>
         </w:p>
@@ -9631,62 +1781,9 @@
                 <w:webHidden/>
                 <w:sz w:val="28"/>
                 <w:szCs w:val="28"/>
-              </w:rPr>
-              <w:fldChar w:fldCharType="begin"/>
-            </w:r>
-            <w:r>
-              <w:rPr>
-                <w:rFonts w:ascii="Times New Roman" w:hAnsi="Times New Roman"/>
-                <w:bCs/>
-                <w:noProof/>
-                <w:webHidden/>
-                <w:sz w:val="28"/>
-                <w:szCs w:val="28"/>
-              </w:rPr>
-              <w:instrText xml:space="preserve"> PAGEREF _Toc72937023 \h </w:instrText>
-            </w:r>
-            <w:r>
-              <w:rPr>
-                <w:rFonts w:ascii="Times New Roman" w:hAnsi="Times New Roman"/>
-                <w:bCs/>
-                <w:noProof/>
-                <w:webHidden/>
-                <w:sz w:val="28"/>
-                <w:szCs w:val="28"/>
-              </w:rPr>
-            </w:r>
-            <w:r>
-              <w:rPr>
-                <w:rFonts w:ascii="Times New Roman" w:hAnsi="Times New Roman"/>
-                <w:bCs/>
-                <w:noProof/>
-                <w:webHidden/>
-                <w:sz w:val="28"/>
-                <w:szCs w:val="28"/>
-              </w:rPr>
-              <w:fldChar w:fldCharType="separate"/>
-            </w:r>
-            <w:r>
-              <w:rPr>
-                <w:rFonts w:ascii="Times New Roman" w:hAnsi="Times New Roman"/>
-                <w:bCs/>
-                <w:noProof/>
-                <w:webHidden/>
-                <w:sz w:val="28"/>
-                <w:szCs w:val="28"/>
-              </w:rPr>
-              <w:t>10</w:t>
-            </w:r>
-            <w:r>
-              <w:rPr>
-                <w:rFonts w:ascii="Times New Roman" w:hAnsi="Times New Roman"/>
-                <w:bCs/>
-                <w:noProof/>
-                <w:webHidden/>
-                <w:sz w:val="28"/>
-                <w:szCs w:val="28"/>
-              </w:rPr>
-              <w:fldChar w:fldCharType="end"/>
+                <w:lang w:val="en-US"/>
+              </w:rPr>
+              <w:t>5</w:t>
             </w:r>
           </w:hyperlink>
         </w:p>
@@ -9753,62 +1850,9 @@
                 <w:webHidden/>
                 <w:sz w:val="28"/>
                 <w:szCs w:val="28"/>
-              </w:rPr>
-              <w:fldChar w:fldCharType="begin"/>
-            </w:r>
-            <w:r>
-              <w:rPr>
-                <w:rFonts w:ascii="Times New Roman" w:hAnsi="Times New Roman"/>
-                <w:b w:val="0"/>
-                <w:noProof/>
-                <w:webHidden/>
-                <w:sz w:val="28"/>
-                <w:szCs w:val="28"/>
-              </w:rPr>
-              <w:instrText xml:space="preserve"> PAGEREF _Toc72937024 \h </w:instrText>
-            </w:r>
-            <w:r>
-              <w:rPr>
-                <w:rFonts w:ascii="Times New Roman" w:hAnsi="Times New Roman"/>
-                <w:b w:val="0"/>
-                <w:noProof/>
-                <w:webHidden/>
-                <w:sz w:val="28"/>
-                <w:szCs w:val="28"/>
-              </w:rPr>
-            </w:r>
-            <w:r>
-              <w:rPr>
-                <w:rFonts w:ascii="Times New Roman" w:hAnsi="Times New Roman"/>
-                <w:b w:val="0"/>
-                <w:noProof/>
-                <w:webHidden/>
-                <w:sz w:val="28"/>
-                <w:szCs w:val="28"/>
-              </w:rPr>
-              <w:fldChar w:fldCharType="separate"/>
-            </w:r>
-            <w:r>
-              <w:rPr>
-                <w:rFonts w:ascii="Times New Roman" w:hAnsi="Times New Roman"/>
-                <w:b w:val="0"/>
-                <w:noProof/>
-                <w:webHidden/>
-                <w:sz w:val="28"/>
-                <w:szCs w:val="28"/>
-              </w:rPr>
-              <w:t>10</w:t>
-            </w:r>
-            <w:r>
-              <w:rPr>
-                <w:rFonts w:ascii="Times New Roman" w:hAnsi="Times New Roman"/>
-                <w:b w:val="0"/>
-                <w:noProof/>
-                <w:webHidden/>
-                <w:sz w:val="28"/>
-                <w:szCs w:val="28"/>
-              </w:rPr>
-              <w:fldChar w:fldCharType="end"/>
+                <w:lang w:val="en-US"/>
+              </w:rPr>
+              <w:t>5</w:t>
             </w:r>
           </w:hyperlink>
         </w:p>
@@ -9875,62 +1919,9 @@
                 <w:webHidden/>
                 <w:sz w:val="28"/>
                 <w:szCs w:val="28"/>
-              </w:rPr>
-              <w:fldChar w:fldCharType="begin"/>
-            </w:r>
-            <w:r>
-              <w:rPr>
-                <w:rFonts w:ascii="Times New Roman" w:hAnsi="Times New Roman"/>
-                <w:b w:val="0"/>
-                <w:noProof/>
-                <w:webHidden/>
-                <w:sz w:val="28"/>
-                <w:szCs w:val="28"/>
-              </w:rPr>
-              <w:instrText xml:space="preserve"> PAGEREF _Toc72937025 \h </w:instrText>
-            </w:r>
-            <w:r>
-              <w:rPr>
-                <w:rFonts w:ascii="Times New Roman" w:hAnsi="Times New Roman"/>
-                <w:b w:val="0"/>
-                <w:noProof/>
-                <w:webHidden/>
-                <w:sz w:val="28"/>
-                <w:szCs w:val="28"/>
-              </w:rPr>
-            </w:r>
-            <w:r>
-              <w:rPr>
-                <w:rFonts w:ascii="Times New Roman" w:hAnsi="Times New Roman"/>
-                <w:b w:val="0"/>
-                <w:noProof/>
-                <w:webHidden/>
-                <w:sz w:val="28"/>
-                <w:szCs w:val="28"/>
-              </w:rPr>
-              <w:fldChar w:fldCharType="separate"/>
-            </w:r>
-            <w:r>
-              <w:rPr>
-                <w:rFonts w:ascii="Times New Roman" w:hAnsi="Times New Roman"/>
-                <w:b w:val="0"/>
-                <w:noProof/>
-                <w:webHidden/>
-                <w:sz w:val="28"/>
-                <w:szCs w:val="28"/>
-              </w:rPr>
-              <w:t>10</w:t>
-            </w:r>
-            <w:r>
-              <w:rPr>
-                <w:rFonts w:ascii="Times New Roman" w:hAnsi="Times New Roman"/>
-                <w:b w:val="0"/>
-                <w:noProof/>
-                <w:webHidden/>
-                <w:sz w:val="28"/>
-                <w:szCs w:val="28"/>
-              </w:rPr>
-              <w:fldChar w:fldCharType="end"/>
+                <w:lang w:val="en-US"/>
+              </w:rPr>
+              <w:t>5</w:t>
             </w:r>
           </w:hyperlink>
         </w:p>
@@ -9988,29 +1979,7 @@
                 <w:sz w:val="28"/>
                 <w:szCs w:val="28"/>
               </w:rPr>
-              <w:t xml:space="preserve">Стили Api </w:t>
-            </w:r>
-            <w:r>
-              <w:rPr>
-                <w:rStyle w:val="a8"/>
-                <w:rFonts w:ascii="Times New Roman" w:hAnsi="Times New Roman"/>
-                <w:b w:val="0"/>
-                <w:noProof/>
-                <w:sz w:val="28"/>
-                <w:szCs w:val="28"/>
-              </w:rPr>
-              <w:t>V</w:t>
-            </w:r>
-            <w:r>
-              <w:rPr>
-                <w:rStyle w:val="a8"/>
-                <w:rFonts w:ascii="Times New Roman" w:hAnsi="Times New Roman"/>
-                <w:b w:val="0"/>
-                <w:noProof/>
-                <w:sz w:val="28"/>
-                <w:szCs w:val="28"/>
-              </w:rPr>
-              <w:t>ue.Js</w:t>
+              <w:t>Стили Api Vue.Js</w:t>
             </w:r>
             <w:r>
               <w:rPr>
@@ -10022,60 +1991,6 @@
                 <w:szCs w:val="28"/>
               </w:rPr>
               <w:tab/>
-            </w:r>
-            <w:r>
-              <w:rPr>
-                <w:rFonts w:ascii="Times New Roman" w:hAnsi="Times New Roman"/>
-                <w:b w:val="0"/>
-                <w:noProof/>
-                <w:webHidden/>
-                <w:sz w:val="28"/>
-                <w:szCs w:val="28"/>
-              </w:rPr>
-              <w:fldChar w:fldCharType="begin"/>
-            </w:r>
-            <w:r>
-              <w:rPr>
-                <w:rFonts w:ascii="Times New Roman" w:hAnsi="Times New Roman"/>
-                <w:b w:val="0"/>
-                <w:noProof/>
-                <w:webHidden/>
-                <w:sz w:val="28"/>
-                <w:szCs w:val="28"/>
-              </w:rPr>
-              <w:instrText xml:space="preserve"> PAGEREF _Toc72937025 \h </w:instrText>
-            </w:r>
-            <w:r>
-              <w:rPr>
-                <w:rFonts w:ascii="Times New Roman" w:hAnsi="Times New Roman"/>
-                <w:b w:val="0"/>
-                <w:noProof/>
-                <w:webHidden/>
-                <w:sz w:val="28"/>
-                <w:szCs w:val="28"/>
-              </w:rPr>
-            </w:r>
-            <w:r>
-              <w:rPr>
-                <w:rFonts w:ascii="Times New Roman" w:hAnsi="Times New Roman"/>
-                <w:b w:val="0"/>
-                <w:noProof/>
-                <w:webHidden/>
-                <w:sz w:val="28"/>
-                <w:szCs w:val="28"/>
-              </w:rPr>
-              <w:fldChar w:fldCharType="separate"/>
-            </w:r>
-            <w:r>
-              <w:rPr>
-                <w:rFonts w:ascii="Times New Roman" w:hAnsi="Times New Roman"/>
-                <w:b w:val="0"/>
-                <w:noProof/>
-                <w:webHidden/>
-                <w:sz w:val="28"/>
-                <w:szCs w:val="28"/>
-              </w:rPr>
-              <w:t>1</w:t>
             </w:r>
             <w:r>
               <w:rPr>
@@ -10087,18 +2002,7 @@
                 <w:szCs w:val="28"/>
                 <w:lang w:val="en-US"/>
               </w:rPr>
-              <w:t>1</w:t>
-            </w:r>
-            <w:r>
-              <w:rPr>
-                <w:rFonts w:ascii="Times New Roman" w:hAnsi="Times New Roman"/>
-                <w:b w:val="0"/>
-                <w:noProof/>
-                <w:webHidden/>
-                <w:sz w:val="28"/>
-                <w:szCs w:val="28"/>
-              </w:rPr>
-              <w:fldChar w:fldCharType="end"/>
+              <w:t>6</w:t>
             </w:r>
           </w:hyperlink>
         </w:p>
@@ -10144,29 +2048,7 @@
                 <w:sz w:val="28"/>
                 <w:szCs w:val="28"/>
               </w:rPr>
-              <w:t>Git – Быстр</w:t>
-            </w:r>
-            <w:r>
-              <w:rPr>
-                <w:rStyle w:val="a8"/>
-                <w:rFonts w:ascii="Times New Roman" w:hAnsi="Times New Roman"/>
-                <w:bCs/>
-                <w:noProof/>
-                <w:sz w:val="28"/>
-                <w:szCs w:val="28"/>
-              </w:rPr>
-              <w:t>ы</w:t>
-            </w:r>
-            <w:r>
-              <w:rPr>
-                <w:rStyle w:val="a8"/>
-                <w:rFonts w:ascii="Times New Roman" w:hAnsi="Times New Roman"/>
-                <w:bCs/>
-                <w:noProof/>
-                <w:sz w:val="28"/>
-                <w:szCs w:val="28"/>
-              </w:rPr>
-              <w:t>й Контроль Версий</w:t>
+              <w:t>Git – Быстрый Контроль Версий</w:t>
             </w:r>
             <w:r>
               <w:rPr>
@@ -10178,60 +2060,6 @@
                 <w:szCs w:val="28"/>
               </w:rPr>
               <w:tab/>
-            </w:r>
-            <w:r>
-              <w:rPr>
-                <w:rFonts w:ascii="Times New Roman" w:hAnsi="Times New Roman"/>
-                <w:bCs/>
-                <w:noProof/>
-                <w:webHidden/>
-                <w:sz w:val="28"/>
-                <w:szCs w:val="28"/>
-              </w:rPr>
-              <w:fldChar w:fldCharType="begin"/>
-            </w:r>
-            <w:r>
-              <w:rPr>
-                <w:rFonts w:ascii="Times New Roman" w:hAnsi="Times New Roman"/>
-                <w:bCs/>
-                <w:noProof/>
-                <w:webHidden/>
-                <w:sz w:val="28"/>
-                <w:szCs w:val="28"/>
-              </w:rPr>
-              <w:instrText xml:space="preserve"> PAGEREF _Toc72937026 \h </w:instrText>
-            </w:r>
-            <w:r>
-              <w:rPr>
-                <w:rFonts w:ascii="Times New Roman" w:hAnsi="Times New Roman"/>
-                <w:bCs/>
-                <w:noProof/>
-                <w:webHidden/>
-                <w:sz w:val="28"/>
-                <w:szCs w:val="28"/>
-              </w:rPr>
-            </w:r>
-            <w:r>
-              <w:rPr>
-                <w:rFonts w:ascii="Times New Roman" w:hAnsi="Times New Roman"/>
-                <w:bCs/>
-                <w:noProof/>
-                <w:webHidden/>
-                <w:sz w:val="28"/>
-                <w:szCs w:val="28"/>
-              </w:rPr>
-              <w:fldChar w:fldCharType="separate"/>
-            </w:r>
-            <w:r>
-              <w:rPr>
-                <w:rFonts w:ascii="Times New Roman" w:hAnsi="Times New Roman"/>
-                <w:bCs/>
-                <w:noProof/>
-                <w:webHidden/>
-                <w:sz w:val="28"/>
-                <w:szCs w:val="28"/>
-              </w:rPr>
-              <w:t>1</w:t>
             </w:r>
             <w:r>
               <w:rPr>
@@ -10243,18 +2071,7 @@
                 <w:szCs w:val="28"/>
                 <w:lang w:val="en-US"/>
               </w:rPr>
-              <w:t>4</w:t>
-            </w:r>
-            <w:r>
-              <w:rPr>
-                <w:rFonts w:ascii="Times New Roman" w:hAnsi="Times New Roman"/>
-                <w:bCs/>
-                <w:noProof/>
-                <w:webHidden/>
-                <w:sz w:val="28"/>
-                <w:szCs w:val="28"/>
-              </w:rPr>
-              <w:fldChar w:fldCharType="end"/>
+              <w:t>9</w:t>
             </w:r>
           </w:hyperlink>
         </w:p>
@@ -10321,74 +2138,9 @@
                 <w:webHidden/>
                 <w:sz w:val="28"/>
                 <w:szCs w:val="28"/>
-              </w:rPr>
-              <w:fldChar w:fldCharType="begin"/>
-            </w:r>
-            <w:r>
-              <w:rPr>
-                <w:rFonts w:ascii="Times New Roman" w:hAnsi="Times New Roman"/>
-                <w:b w:val="0"/>
-                <w:noProof/>
-                <w:webHidden/>
-                <w:sz w:val="28"/>
-                <w:szCs w:val="28"/>
-              </w:rPr>
-              <w:instrText xml:space="preserve"> PAGEREF _Toc72937027 \h </w:instrText>
-            </w:r>
-            <w:r>
-              <w:rPr>
-                <w:rFonts w:ascii="Times New Roman" w:hAnsi="Times New Roman"/>
-                <w:b w:val="0"/>
-                <w:noProof/>
-                <w:webHidden/>
-                <w:sz w:val="28"/>
-                <w:szCs w:val="28"/>
-              </w:rPr>
-            </w:r>
-            <w:r>
-              <w:rPr>
-                <w:rFonts w:ascii="Times New Roman" w:hAnsi="Times New Roman"/>
-                <w:b w:val="0"/>
-                <w:noProof/>
-                <w:webHidden/>
-                <w:sz w:val="28"/>
-                <w:szCs w:val="28"/>
-              </w:rPr>
-              <w:fldChar w:fldCharType="separate"/>
-            </w:r>
-            <w:r>
-              <w:rPr>
-                <w:rFonts w:ascii="Times New Roman" w:hAnsi="Times New Roman"/>
-                <w:b w:val="0"/>
-                <w:noProof/>
-                <w:webHidden/>
-                <w:sz w:val="28"/>
-                <w:szCs w:val="28"/>
-              </w:rPr>
-              <w:t>1</w:t>
-            </w:r>
-            <w:r>
-              <w:rPr>
-                <w:rFonts w:ascii="Times New Roman" w:hAnsi="Times New Roman"/>
-                <w:b w:val="0"/>
-                <w:noProof/>
-                <w:webHidden/>
-                <w:sz w:val="28"/>
-                <w:szCs w:val="28"/>
                 <w:lang w:val="en-US"/>
               </w:rPr>
-              <w:t>4</w:t>
-            </w:r>
-            <w:r>
-              <w:rPr>
-                <w:rFonts w:ascii="Times New Roman" w:hAnsi="Times New Roman"/>
-                <w:b w:val="0"/>
-                <w:noProof/>
-                <w:webHidden/>
-                <w:sz w:val="28"/>
-                <w:szCs w:val="28"/>
-              </w:rPr>
-              <w:fldChar w:fldCharType="end"/>
+              <w:t>9</w:t>
             </w:r>
           </w:hyperlink>
         </w:p>
@@ -10455,74 +2207,9 @@
                 <w:webHidden/>
                 <w:sz w:val="28"/>
                 <w:szCs w:val="28"/>
-              </w:rPr>
-              <w:fldChar w:fldCharType="begin"/>
-            </w:r>
-            <w:r>
-              <w:rPr>
-                <w:rFonts w:ascii="Times New Roman" w:hAnsi="Times New Roman"/>
-                <w:b w:val="0"/>
-                <w:noProof/>
-                <w:webHidden/>
-                <w:sz w:val="28"/>
-                <w:szCs w:val="28"/>
-              </w:rPr>
-              <w:instrText xml:space="preserve"> PAGEREF _Toc72937028 \h </w:instrText>
-            </w:r>
-            <w:r>
-              <w:rPr>
-                <w:rFonts w:ascii="Times New Roman" w:hAnsi="Times New Roman"/>
-                <w:b w:val="0"/>
-                <w:noProof/>
-                <w:webHidden/>
-                <w:sz w:val="28"/>
-                <w:szCs w:val="28"/>
-              </w:rPr>
-            </w:r>
-            <w:r>
-              <w:rPr>
-                <w:rFonts w:ascii="Times New Roman" w:hAnsi="Times New Roman"/>
-                <w:b w:val="0"/>
-                <w:noProof/>
-                <w:webHidden/>
-                <w:sz w:val="28"/>
-                <w:szCs w:val="28"/>
-              </w:rPr>
-              <w:fldChar w:fldCharType="separate"/>
-            </w:r>
-            <w:r>
-              <w:rPr>
-                <w:rFonts w:ascii="Times New Roman" w:hAnsi="Times New Roman"/>
-                <w:b w:val="0"/>
-                <w:noProof/>
-                <w:webHidden/>
-                <w:sz w:val="28"/>
-                <w:szCs w:val="28"/>
-              </w:rPr>
-              <w:t>1</w:t>
-            </w:r>
-            <w:r>
-              <w:rPr>
-                <w:rFonts w:ascii="Times New Roman" w:hAnsi="Times New Roman"/>
-                <w:b w:val="0"/>
-                <w:noProof/>
-                <w:webHidden/>
-                <w:sz w:val="28"/>
-                <w:szCs w:val="28"/>
                 <w:lang w:val="en-US"/>
               </w:rPr>
-              <w:t>4</w:t>
-            </w:r>
-            <w:r>
-              <w:rPr>
-                <w:rFonts w:ascii="Times New Roman" w:hAnsi="Times New Roman"/>
-                <w:b w:val="0"/>
-                <w:noProof/>
-                <w:webHidden/>
-                <w:sz w:val="28"/>
-                <w:szCs w:val="28"/>
-              </w:rPr>
-              <w:fldChar w:fldCharType="end"/>
+              <w:t>9</w:t>
             </w:r>
           </w:hyperlink>
         </w:p>
@@ -10601,74 +2288,9 @@
                 <w:webHidden/>
                 <w:sz w:val="28"/>
                 <w:szCs w:val="28"/>
-              </w:rPr>
-              <w:fldChar w:fldCharType="begin"/>
-            </w:r>
-            <w:r>
-              <w:rPr>
-                <w:rFonts w:ascii="Times New Roman" w:hAnsi="Times New Roman"/>
-                <w:b w:val="0"/>
-                <w:noProof/>
-                <w:webHidden/>
-                <w:sz w:val="28"/>
-                <w:szCs w:val="28"/>
-              </w:rPr>
-              <w:instrText xml:space="preserve"> PAGEREF _Toc72937028 \h </w:instrText>
-            </w:r>
-            <w:r>
-              <w:rPr>
-                <w:rFonts w:ascii="Times New Roman" w:hAnsi="Times New Roman"/>
-                <w:b w:val="0"/>
-                <w:noProof/>
-                <w:webHidden/>
-                <w:sz w:val="28"/>
-                <w:szCs w:val="28"/>
-              </w:rPr>
-            </w:r>
-            <w:r>
-              <w:rPr>
-                <w:rFonts w:ascii="Times New Roman" w:hAnsi="Times New Roman"/>
-                <w:b w:val="0"/>
-                <w:noProof/>
-                <w:webHidden/>
-                <w:sz w:val="28"/>
-                <w:szCs w:val="28"/>
-              </w:rPr>
-              <w:fldChar w:fldCharType="separate"/>
-            </w:r>
-            <w:r>
-              <w:rPr>
-                <w:rFonts w:ascii="Times New Roman" w:hAnsi="Times New Roman"/>
-                <w:b w:val="0"/>
-                <w:noProof/>
-                <w:webHidden/>
-                <w:sz w:val="28"/>
-                <w:szCs w:val="28"/>
-              </w:rPr>
-              <w:t>1</w:t>
-            </w:r>
-            <w:r>
-              <w:rPr>
-                <w:rFonts w:ascii="Times New Roman" w:hAnsi="Times New Roman"/>
-                <w:b w:val="0"/>
-                <w:noProof/>
-                <w:webHidden/>
-                <w:sz w:val="28"/>
-                <w:szCs w:val="28"/>
                 <w:lang w:val="en-US"/>
               </w:rPr>
-              <w:t>5</w:t>
-            </w:r>
-            <w:r>
-              <w:rPr>
-                <w:rFonts w:ascii="Times New Roman" w:hAnsi="Times New Roman"/>
-                <w:b w:val="0"/>
-                <w:noProof/>
-                <w:webHidden/>
-                <w:sz w:val="28"/>
-                <w:szCs w:val="28"/>
-              </w:rPr>
-              <w:fldChar w:fldCharType="end"/>
+              <w:t>10</w:t>
             </w:r>
           </w:hyperlink>
         </w:p>
@@ -10792,7 +2414,7 @@
                 <w:szCs w:val="28"/>
                 <w:lang w:val="en-US"/>
               </w:rPr>
-              <w:t>7</w:t>
+              <w:t>2</w:t>
             </w:r>
             <w:r>
               <w:rPr>
@@ -10927,7 +2549,7 @@
                 <w:szCs w:val="28"/>
                 <w:lang w:val="en-US"/>
               </w:rPr>
-              <w:t>7</w:t>
+              <w:t>2</w:t>
             </w:r>
             <w:r>
               <w:rPr>
@@ -11062,7 +2684,7 @@
                 <w:szCs w:val="28"/>
                 <w:lang w:val="en-US"/>
               </w:rPr>
-              <w:t>7</w:t>
+              <w:t>2</w:t>
             </w:r>
             <w:r>
               <w:rPr>
@@ -11136,7 +2758,7 @@
                 <w:webHidden/>
                 <w:lang w:val="en-US"/>
               </w:rPr>
-              <w:t>8</w:t>
+              <w:t>3</w:t>
             </w:r>
             <w:r>
               <w:rPr>
@@ -11205,7 +2827,7 @@
                 <w:webHidden/>
                 <w:lang w:val="en-US"/>
               </w:rPr>
-              <w:t>9</w:t>
+              <w:t>4</w:t>
             </w:r>
             <w:r>
               <w:rPr>
@@ -11243,7 +2865,7 @@
                 <w:webHidden/>
                 <w:lang w:val="en-US"/>
               </w:rPr>
-              <w:t>20</w:t>
+              <w:t>15</w:t>
             </w:r>
           </w:hyperlink>
         </w:p>
@@ -12890,7 +4512,7 @@
         </w:rPr>
         <w:t>С помощью Composition API мы определяем логику компонента, используя импортированные функции API. В однофайловых компонентах, Composition API обычно используется с синтаксисом </w:t>
       </w:r>
-      <w:hyperlink r:id="rId10" w:history="1">
+      <w:hyperlink r:id="rId7" w:history="1">
         <w:r>
           <w:rPr>
             <w:rStyle w:val="a8"/>
@@ -13753,7 +5375,7 @@
                     </pic:cNvPicPr>
                   </pic:nvPicPr>
                   <pic:blipFill>
-                    <a:blip r:embed="rId11">
+                    <a:blip r:embed="rId8">
                       <a:extLst>
                         <a:ext uri="{28A0092B-C50C-407E-A947-70E740481C1C}">
                           <a14:useLocalDpi xmlns:a14="http://schemas.microsoft.com/office/drawing/2010/main" val="0"/>
@@ -15417,7 +7039,7 @@
         </w:rPr>
         <w:t xml:space="preserve">[Электронный ресурс]. – Режим доступа: </w:t>
       </w:r>
-      <w:hyperlink r:id="rId12" w:history="1">
+      <w:hyperlink r:id="rId9" w:history="1">
         <w:r>
           <w:rPr>
             <w:rStyle w:val="a8"/>
@@ -15448,7 +7070,7 @@
         </w:rPr>
         <w:t xml:space="preserve">Хабр. Git для новичков (часть 1) [Электронный ресурс]. – Режим доступа: </w:t>
       </w:r>
-      <w:hyperlink r:id="rId13" w:history="1">
+      <w:hyperlink r:id="rId10" w:history="1">
         <w:r>
           <w:rPr>
             <w:rStyle w:val="a8"/>
@@ -15479,7 +7101,7 @@
         </w:rPr>
         <w:t xml:space="preserve">Git. Documentation [Электронный ресурс]. – Режим доступа: </w:t>
       </w:r>
-      <w:hyperlink r:id="rId14" w:history="1">
+      <w:hyperlink r:id="rId11" w:history="1">
         <w:r>
           <w:rPr>
             <w:rStyle w:val="a8"/>
@@ -17128,6 +8750,7 @@
       </w:r>
     </w:p>
     <w:sectPr>
+      <w:footerReference w:type="default" r:id="rId12"/>
       <w:type w:val="continuous"/>
       <w:pgSz w:w="11906" w:h="16838"/>
       <w:pgMar w:top="1134" w:right="850" w:bottom="1134" w:left="1701" w:header="708" w:footer="708" w:gutter="0"/>
@@ -17139,7 +8762,7 @@
 </file>
 
 <file path=word/endnotes.xml><?xml version="1.0" encoding="utf-8"?>
-<w:endnotes xmlns:wpc="http://schemas.microsoft.com/office/word/2010/wordprocessingCanvas" xmlns:cx="http://schemas.microsoft.com/office/drawing/2014/chartex" xmlns:cx1="http://schemas.microsoft.com/office/drawing/2015/9/8/chartex" xmlns:cx2="http://schemas.microsoft.com/office/drawing/2015/10/21/chartex" xmlns:cx3="http://schemas.microsoft.com/office/drawing/2016/5/9/chartex" xmlns:cx4="http://schemas.microsoft.com/office/drawing/2016/5/10/chartex" xmlns:cx5="http://schemas.microsoft.com/office/drawing/2016/5/11/chartex" xmlns:cx6="http://schemas.microsoft.com/office/drawing/2016/5/12/chartex" xmlns:cx7="http://schemas.microsoft.com/office/drawing/2016/5/13/chartex" xmlns:cx8="http://schemas.microsoft.com/office/drawing/2016/5/14/chartex" xmlns:mc="http://schemas.openxmlformats.org/markup-compatibility/2006" xmlns:aink="http://schemas.microsoft.com/office/drawing/2016/ink" xmlns:am3d="http://schemas.microsoft.com/office/drawing/2017/model3d" xmlns:o="urn:schemas-microsoft-com:office:office" xmlns:r="http://schemas.openxmlformats.org/officeDocument/2006/relationships" xmlns:m="http://schemas.openxmlformats.org/officeDocument/2006/math" xmlns:v="urn:schemas-microsoft-com:vml" xmlns:wp14="http://schemas.microsoft.com/office/word/2010/wordprocessingDrawing" xmlns:wp="http://schemas.openxmlformats.org/drawingml/2006/wordprocessingDrawing" xmlns:w10="urn:schemas-microsoft-com:office:word" xmlns:w="http://schemas.openxmlformats.org/wordprocessingml/2006/main" xmlns:w14="http://schemas.microsoft.com/office/word/2010/wordml" xmlns:w15="http://schemas.microsoft.com/office/word/2012/wordml" xmlns:w16cex="http://schemas.microsoft.com/office/word/2018/wordml/cex" xmlns:w16cid="http://schemas.microsoft.com/office/word/2016/wordml/cid" xmlns:w16="http://schemas.microsoft.com/office/word/2018/wordml" xmlns:w16sdtdh="http://schemas.microsoft.com/office/word/2020/wordml/sdtdatahash" xmlns:w16se="http://schemas.microsoft.com/office/word/2015/wordml/symex" xmlns:wpg="http://schemas.microsoft.com/office/word/2010/wordprocessingGroup" xmlns:wpi="http://schemas.microsoft.com/office/word/2010/wordprocessingInk" xmlns:wne="http://schemas.microsoft.com/office/word/2006/wordml" xmlns:wps="http://schemas.microsoft.com/office/word/2010/wordprocessingShape" mc:Ignorable="w14 w15 w16se w16cid w16 w16cex w16sdtdh wp14">
+<w:endnotes xmlns:wpc="http://schemas.microsoft.com/office/word/2010/wordprocessingCanvas" xmlns:cx="http://schemas.microsoft.com/office/drawing/2014/chartex" xmlns:cx1="http://schemas.microsoft.com/office/drawing/2015/9/8/chartex" xmlns:cx2="http://schemas.microsoft.com/office/drawing/2015/10/21/chartex" xmlns:cx3="http://schemas.microsoft.com/office/drawing/2016/5/9/chartex" xmlns:cx4="http://schemas.microsoft.com/office/drawing/2016/5/10/chartex" xmlns:cx5="http://schemas.microsoft.com/office/drawing/2016/5/11/chartex" xmlns:cx6="http://schemas.microsoft.com/office/drawing/2016/5/12/chartex" xmlns:cx7="http://schemas.microsoft.com/office/drawing/2016/5/13/chartex" xmlns:cx8="http://schemas.microsoft.com/office/drawing/2016/5/14/chartex" xmlns:mc="http://schemas.openxmlformats.org/markup-compatibility/2006" xmlns:aink="http://schemas.microsoft.com/office/drawing/2016/ink" xmlns:am3d="http://schemas.microsoft.com/office/drawing/2017/model3d" xmlns:o="urn:schemas-microsoft-com:office:office" xmlns:oel="http://schemas.microsoft.com/office/2019/extlst" xmlns:r="http://schemas.openxmlformats.org/officeDocument/2006/relationships" xmlns:m="http://schemas.openxmlformats.org/officeDocument/2006/math" xmlns:v="urn:schemas-microsoft-com:vml" xmlns:wp14="http://schemas.microsoft.com/office/word/2010/wordprocessingDrawing" xmlns:wp="http://schemas.openxmlformats.org/drawingml/2006/wordprocessingDrawing" xmlns:w10="urn:schemas-microsoft-com:office:word" xmlns:w="http://schemas.openxmlformats.org/wordprocessingml/2006/main" xmlns:w14="http://schemas.microsoft.com/office/word/2010/wordml" xmlns:w15="http://schemas.microsoft.com/office/word/2012/wordml" xmlns:w16cex="http://schemas.microsoft.com/office/word/2018/wordml/cex" xmlns:w16cid="http://schemas.microsoft.com/office/word/2016/wordml/cid" xmlns:w16="http://schemas.microsoft.com/office/word/2018/wordml" xmlns:w16du="http://schemas.microsoft.com/office/word/2023/wordml/word16du" xmlns:w16sdtdh="http://schemas.microsoft.com/office/word/2020/wordml/sdtdatahash" xmlns:w16sdtfl="http://schemas.microsoft.com/office/word/2024/wordml/sdtformatlock" xmlns:w16se="http://schemas.microsoft.com/office/word/2015/wordml/symex" xmlns:wpg="http://schemas.microsoft.com/office/word/2010/wordprocessingGroup" xmlns:wpi="http://schemas.microsoft.com/office/word/2010/wordprocessingInk" xmlns:wne="http://schemas.microsoft.com/office/word/2006/wordml" xmlns:wps="http://schemas.microsoft.com/office/word/2010/wordprocessingShape" mc:Ignorable="w14 w15 w16se w16cid w16 w16cex w16sdtdh w16sdtfl w16du wp14">
   <w:endnote w:type="separator" w:id="-1">
     <w:p>
       <w:pPr>
@@ -17164,7 +8787,7 @@
 </file>
 
 <file path=word/footer1.xml><?xml version="1.0" encoding="utf-8"?>
-<w:ftr xmlns:wpc="http://schemas.microsoft.com/office/word/2010/wordprocessingCanvas" xmlns:cx="http://schemas.microsoft.com/office/drawing/2014/chartex" xmlns:cx1="http://schemas.microsoft.com/office/drawing/2015/9/8/chartex" xmlns:cx2="http://schemas.microsoft.com/office/drawing/2015/10/21/chartex" xmlns:cx3="http://schemas.microsoft.com/office/drawing/2016/5/9/chartex" xmlns:cx4="http://schemas.microsoft.com/office/drawing/2016/5/10/chartex" xmlns:cx5="http://schemas.microsoft.com/office/drawing/2016/5/11/chartex" xmlns:cx6="http://schemas.microsoft.com/office/drawing/2016/5/12/chartex" xmlns:cx7="http://schemas.microsoft.com/office/drawing/2016/5/13/chartex" xmlns:cx8="http://schemas.microsoft.com/office/drawing/2016/5/14/chartex" xmlns:mc="http://schemas.openxmlformats.org/markup-compatibility/2006" xmlns:aink="http://schemas.microsoft.com/office/drawing/2016/ink" xmlns:am3d="http://schemas.microsoft.com/office/drawing/2017/model3d" xmlns:o="urn:schemas-microsoft-com:office:office" xmlns:r="http://schemas.openxmlformats.org/officeDocument/2006/relationships" xmlns:m="http://schemas.openxmlformats.org/officeDocument/2006/math" xmlns:v="urn:schemas-microsoft-com:vml" xmlns:wp14="http://schemas.microsoft.com/office/word/2010/wordprocessingDrawing" xmlns:wp="http://schemas.openxmlformats.org/drawingml/2006/wordprocessingDrawing" xmlns:w10="urn:schemas-microsoft-com:office:word" xmlns:w="http://schemas.openxmlformats.org/wordprocessingml/2006/main" xmlns:w14="http://schemas.microsoft.com/office/word/2010/wordml" xmlns:w15="http://schemas.microsoft.com/office/word/2012/wordml" xmlns:w16cex="http://schemas.microsoft.com/office/word/2018/wordml/cex" xmlns:w16cid="http://schemas.microsoft.com/office/word/2016/wordml/cid" xmlns:w16="http://schemas.microsoft.com/office/word/2018/wordml" xmlns:w16sdtdh="http://schemas.microsoft.com/office/word/2020/wordml/sdtdatahash" xmlns:w16se="http://schemas.microsoft.com/office/word/2015/wordml/symex" xmlns:wpg="http://schemas.microsoft.com/office/word/2010/wordprocessingGroup" xmlns:wpi="http://schemas.microsoft.com/office/word/2010/wordprocessingInk" xmlns:wne="http://schemas.microsoft.com/office/word/2006/wordml" xmlns:wps="http://schemas.microsoft.com/office/word/2010/wordprocessingShape" mc:Ignorable="w14 w15 w16se w16cid w16 w16cex w16sdtdh wp14">
+<w:ftr xmlns:wpc="http://schemas.microsoft.com/office/word/2010/wordprocessingCanvas" xmlns:cx="http://schemas.microsoft.com/office/drawing/2014/chartex" xmlns:cx1="http://schemas.microsoft.com/office/drawing/2015/9/8/chartex" xmlns:cx2="http://schemas.microsoft.com/office/drawing/2015/10/21/chartex" xmlns:cx3="http://schemas.microsoft.com/office/drawing/2016/5/9/chartex" xmlns:cx4="http://schemas.microsoft.com/office/drawing/2016/5/10/chartex" xmlns:cx5="http://schemas.microsoft.com/office/drawing/2016/5/11/chartex" xmlns:cx6="http://schemas.microsoft.com/office/drawing/2016/5/12/chartex" xmlns:cx7="http://schemas.microsoft.com/office/drawing/2016/5/13/chartex" xmlns:cx8="http://schemas.microsoft.com/office/drawing/2016/5/14/chartex" xmlns:mc="http://schemas.openxmlformats.org/markup-compatibility/2006" xmlns:aink="http://schemas.microsoft.com/office/drawing/2016/ink" xmlns:am3d="http://schemas.microsoft.com/office/drawing/2017/model3d" xmlns:o="urn:schemas-microsoft-com:office:office" xmlns:oel="http://schemas.microsoft.com/office/2019/extlst" xmlns:r="http://schemas.openxmlformats.org/officeDocument/2006/relationships" xmlns:m="http://schemas.openxmlformats.org/officeDocument/2006/math" xmlns:v="urn:schemas-microsoft-com:vml" xmlns:wp14="http://schemas.microsoft.com/office/word/2010/wordprocessingDrawing" xmlns:wp="http://schemas.openxmlformats.org/drawingml/2006/wordprocessingDrawing" xmlns:w10="urn:schemas-microsoft-com:office:word" xmlns:w="http://schemas.openxmlformats.org/wordprocessingml/2006/main" xmlns:w14="http://schemas.microsoft.com/office/word/2010/wordml" xmlns:w15="http://schemas.microsoft.com/office/word/2012/wordml" xmlns:w16cex="http://schemas.microsoft.com/office/word/2018/wordml/cex" xmlns:w16cid="http://schemas.microsoft.com/office/word/2016/wordml/cid" xmlns:w16="http://schemas.microsoft.com/office/word/2018/wordml" xmlns:w16du="http://schemas.microsoft.com/office/word/2023/wordml/word16du" xmlns:w16sdtdh="http://schemas.microsoft.com/office/word/2020/wordml/sdtdatahash" xmlns:w16sdtfl="http://schemas.microsoft.com/office/word/2024/wordml/sdtformatlock" xmlns:w16se="http://schemas.microsoft.com/office/word/2015/wordml/symex" xmlns:wpg="http://schemas.microsoft.com/office/word/2010/wordprocessingGroup" xmlns:wpi="http://schemas.microsoft.com/office/word/2010/wordprocessingInk" xmlns:wne="http://schemas.microsoft.com/office/word/2006/wordml" xmlns:wps="http://schemas.microsoft.com/office/word/2010/wordprocessingShape" mc:Ignorable="w14 w15 w16se w16cid w16 w16cex w16sdtdh w16sdtfl w16du wp14">
   <w:sdt>
     <w:sdtPr>
       <w:id w:val="29032582"/>
@@ -17237,7 +8860,7 @@
 </file>
 
 <file path=word/footnotes.xml><?xml version="1.0" encoding="utf-8"?>
-<w:footnotes xmlns:wpc="http://schemas.microsoft.com/office/word/2010/wordprocessingCanvas" xmlns:cx="http://schemas.microsoft.com/office/drawing/2014/chartex" xmlns:cx1="http://schemas.microsoft.com/office/drawing/2015/9/8/chartex" xmlns:cx2="http://schemas.microsoft.com/office/drawing/2015/10/21/chartex" xmlns:cx3="http://schemas.microsoft.com/office/drawing/2016/5/9/chartex" xmlns:cx4="http://schemas.microsoft.com/office/drawing/2016/5/10/chartex" xmlns:cx5="http://schemas.microsoft.com/office/drawing/2016/5/11/chartex" xmlns:cx6="http://schemas.microsoft.com/office/drawing/2016/5/12/chartex" xmlns:cx7="http://schemas.microsoft.com/office/drawing/2016/5/13/chartex" xmlns:cx8="http://schemas.microsoft.com/office/drawing/2016/5/14/chartex" xmlns:mc="http://schemas.openxmlformats.org/markup-compatibility/2006" xmlns:aink="http://schemas.microsoft.com/office/drawing/2016/ink" xmlns:am3d="http://schemas.microsoft.com/office/drawing/2017/model3d" xmlns:o="urn:schemas-microsoft-com:office:office" xmlns:r="http://schemas.openxmlformats.org/officeDocument/2006/relationships" xmlns:m="http://schemas.openxmlformats.org/officeDocument/2006/math" xmlns:v="urn:schemas-microsoft-com:vml" xmlns:wp14="http://schemas.microsoft.com/office/word/2010/wordprocessingDrawing" xmlns:wp="http://schemas.openxmlformats.org/drawingml/2006/wordprocessingDrawing" xmlns:w10="urn:schemas-microsoft-com:office:word" xmlns:w="http://schemas.openxmlformats.org/wordprocessingml/2006/main" xmlns:w14="http://schemas.microsoft.com/office/word/2010/wordml" xmlns:w15="http://schemas.microsoft.com/office/word/2012/wordml" xmlns:w16cex="http://schemas.microsoft.com/office/word/2018/wordml/cex" xmlns:w16cid="http://schemas.microsoft.com/office/word/2016/wordml/cid" xmlns:w16="http://schemas.microsoft.com/office/word/2018/wordml" xmlns:w16sdtdh="http://schemas.microsoft.com/office/word/2020/wordml/sdtdatahash" xmlns:w16se="http://schemas.microsoft.com/office/word/2015/wordml/symex" xmlns:wpg="http://schemas.microsoft.com/office/word/2010/wordprocessingGroup" xmlns:wpi="http://schemas.microsoft.com/office/word/2010/wordprocessingInk" xmlns:wne="http://schemas.microsoft.com/office/word/2006/wordml" xmlns:wps="http://schemas.microsoft.com/office/word/2010/wordprocessingShape" mc:Ignorable="w14 w15 w16se w16cid w16 w16cex w16sdtdh wp14">
+<w:footnotes xmlns:wpc="http://schemas.microsoft.com/office/word/2010/wordprocessingCanvas" xmlns:cx="http://schemas.microsoft.com/office/drawing/2014/chartex" xmlns:cx1="http://schemas.microsoft.com/office/drawing/2015/9/8/chartex" xmlns:cx2="http://schemas.microsoft.com/office/drawing/2015/10/21/chartex" xmlns:cx3="http://schemas.microsoft.com/office/drawing/2016/5/9/chartex" xmlns:cx4="http://schemas.microsoft.com/office/drawing/2016/5/10/chartex" xmlns:cx5="http://schemas.microsoft.com/office/drawing/2016/5/11/chartex" xmlns:cx6="http://schemas.microsoft.com/office/drawing/2016/5/12/chartex" xmlns:cx7="http://schemas.microsoft.com/office/drawing/2016/5/13/chartex" xmlns:cx8="http://schemas.microsoft.com/office/drawing/2016/5/14/chartex" xmlns:mc="http://schemas.openxmlformats.org/markup-compatibility/2006" xmlns:aink="http://schemas.microsoft.com/office/drawing/2016/ink" xmlns:am3d="http://schemas.microsoft.com/office/drawing/2017/model3d" xmlns:o="urn:schemas-microsoft-com:office:office" xmlns:oel="http://schemas.microsoft.com/office/2019/extlst" xmlns:r="http://schemas.openxmlformats.org/officeDocument/2006/relationships" xmlns:m="http://schemas.openxmlformats.org/officeDocument/2006/math" xmlns:v="urn:schemas-microsoft-com:vml" xmlns:wp14="http://schemas.microsoft.com/office/word/2010/wordprocessingDrawing" xmlns:wp="http://schemas.openxmlformats.org/drawingml/2006/wordprocessingDrawing" xmlns:w10="urn:schemas-microsoft-com:office:word" xmlns:w="http://schemas.openxmlformats.org/wordprocessingml/2006/main" xmlns:w14="http://schemas.microsoft.com/office/word/2010/wordml" xmlns:w15="http://schemas.microsoft.com/office/word/2012/wordml" xmlns:w16cex="http://schemas.microsoft.com/office/word/2018/wordml/cex" xmlns:w16cid="http://schemas.microsoft.com/office/word/2016/wordml/cid" xmlns:w16="http://schemas.microsoft.com/office/word/2018/wordml" xmlns:w16du="http://schemas.microsoft.com/office/word/2023/wordml/word16du" xmlns:w16sdtdh="http://schemas.microsoft.com/office/word/2020/wordml/sdtdatahash" xmlns:w16sdtfl="http://schemas.microsoft.com/office/word/2024/wordml/sdtformatlock" xmlns:w16se="http://schemas.microsoft.com/office/word/2015/wordml/symex" xmlns:wpg="http://schemas.microsoft.com/office/word/2010/wordprocessingGroup" xmlns:wpi="http://schemas.microsoft.com/office/word/2010/wordprocessingInk" xmlns:wne="http://schemas.microsoft.com/office/word/2006/wordml" xmlns:wps="http://schemas.microsoft.com/office/word/2010/wordprocessingShape" mc:Ignorable="w14 w15 w16se w16cid w16 w16cex w16sdtdh w16sdtfl w16du wp14">
   <w:footnote w:type="separator" w:id="-1">
     <w:p>
       <w:pPr>
@@ -17262,7 +8885,7 @@
 </file>
 
 <file path=word/numbering.xml><?xml version="1.0" encoding="utf-8"?>
-<w:numbering xmlns:wpc="http://schemas.microsoft.com/office/word/2010/wordprocessingCanvas" xmlns:cx="http://schemas.microsoft.com/office/drawing/2014/chartex" xmlns:cx1="http://schemas.microsoft.com/office/drawing/2015/9/8/chartex" xmlns:cx2="http://schemas.microsoft.com/office/drawing/2015/10/21/chartex" xmlns:cx3="http://schemas.microsoft.com/office/drawing/2016/5/9/chartex" xmlns:cx4="http://schemas.microsoft.com/office/drawing/2016/5/10/chartex" xmlns:cx5="http://schemas.microsoft.com/office/drawing/2016/5/11/chartex" xmlns:cx6="http://schemas.microsoft.com/office/drawing/2016/5/12/chartex" xmlns:cx7="http://schemas.microsoft.com/office/drawing/2016/5/13/chartex" xmlns:cx8="http://schemas.microsoft.com/office/drawing/2016/5/14/chartex" xmlns:mc="http://schemas.openxmlformats.org/markup-compatibility/2006" xmlns:aink="http://schemas.microsoft.com/office/drawing/2016/ink" xmlns:am3d="http://schemas.microsoft.com/office/drawing/2017/model3d" xmlns:o="urn:schemas-microsoft-com:office:office" xmlns:r="http://schemas.openxmlformats.org/officeDocument/2006/relationships" xmlns:m="http://schemas.openxmlformats.org/officeDocument/2006/math" xmlns:v="urn:schemas-microsoft-com:vml" xmlns:wp14="http://schemas.microsoft.com/office/word/2010/wordprocessingDrawing" xmlns:wp="http://schemas.openxmlformats.org/drawingml/2006/wordprocessingDrawing" xmlns:w10="urn:schemas-microsoft-com:office:word" xmlns:w="http://schemas.openxmlformats.org/wordprocessingml/2006/main" xmlns:w14="http://schemas.microsoft.com/office/word/2010/wordml" xmlns:w15="http://schemas.microsoft.com/office/word/2012/wordml" xmlns:w16cex="http://schemas.microsoft.com/office/word/2018/wordml/cex" xmlns:w16cid="http://schemas.microsoft.com/office/word/2016/wordml/cid" xmlns:w16="http://schemas.microsoft.com/office/word/2018/wordml" xmlns:w16sdtdh="http://schemas.microsoft.com/office/word/2020/wordml/sdtdatahash" xmlns:w16se="http://schemas.microsoft.com/office/word/2015/wordml/symex" xmlns:wpg="http://schemas.microsoft.com/office/word/2010/wordprocessingGroup" xmlns:wpi="http://schemas.microsoft.com/office/word/2010/wordprocessingInk" xmlns:wne="http://schemas.microsoft.com/office/word/2006/wordml" xmlns:wps="http://schemas.microsoft.com/office/word/2010/wordprocessingShape" mc:Ignorable="w14 w15 w16se w16cid w16 w16cex w16sdtdh wp14">
+<w:numbering xmlns:wpc="http://schemas.microsoft.com/office/word/2010/wordprocessingCanvas" xmlns:cx="http://schemas.microsoft.com/office/drawing/2014/chartex" xmlns:cx1="http://schemas.microsoft.com/office/drawing/2015/9/8/chartex" xmlns:cx2="http://schemas.microsoft.com/office/drawing/2015/10/21/chartex" xmlns:cx3="http://schemas.microsoft.com/office/drawing/2016/5/9/chartex" xmlns:cx4="http://schemas.microsoft.com/office/drawing/2016/5/10/chartex" xmlns:cx5="http://schemas.microsoft.com/office/drawing/2016/5/11/chartex" xmlns:cx6="http://schemas.microsoft.com/office/drawing/2016/5/12/chartex" xmlns:cx7="http://schemas.microsoft.com/office/drawing/2016/5/13/chartex" xmlns:cx8="http://schemas.microsoft.com/office/drawing/2016/5/14/chartex" xmlns:mc="http://schemas.openxmlformats.org/markup-compatibility/2006" xmlns:aink="http://schemas.microsoft.com/office/drawing/2016/ink" xmlns:am3d="http://schemas.microsoft.com/office/drawing/2017/model3d" xmlns:o="urn:schemas-microsoft-com:office:office" xmlns:oel="http://schemas.microsoft.com/office/2019/extlst" xmlns:r="http://schemas.openxmlformats.org/officeDocument/2006/relationships" xmlns:m="http://schemas.openxmlformats.org/officeDocument/2006/math" xmlns:v="urn:schemas-microsoft-com:vml" xmlns:wp14="http://schemas.microsoft.com/office/word/2010/wordprocessingDrawing" xmlns:wp="http://schemas.openxmlformats.org/drawingml/2006/wordprocessingDrawing" xmlns:w10="urn:schemas-microsoft-com:office:word" xmlns:w="http://schemas.openxmlformats.org/wordprocessingml/2006/main" xmlns:w14="http://schemas.microsoft.com/office/word/2010/wordml" xmlns:w15="http://schemas.microsoft.com/office/word/2012/wordml" xmlns:w16cex="http://schemas.microsoft.com/office/word/2018/wordml/cex" xmlns:w16cid="http://schemas.microsoft.com/office/word/2016/wordml/cid" xmlns:w16="http://schemas.microsoft.com/office/word/2018/wordml" xmlns:w16du="http://schemas.microsoft.com/office/word/2023/wordml/word16du" xmlns:w16sdtdh="http://schemas.microsoft.com/office/word/2020/wordml/sdtdatahash" xmlns:w16sdtfl="http://schemas.microsoft.com/office/word/2024/wordml/sdtformatlock" xmlns:w16se="http://schemas.microsoft.com/office/word/2015/wordml/symex" xmlns:wpg="http://schemas.microsoft.com/office/word/2010/wordprocessingGroup" xmlns:wpi="http://schemas.microsoft.com/office/word/2010/wordprocessingInk" xmlns:wne="http://schemas.microsoft.com/office/word/2006/wordml" xmlns:wps="http://schemas.microsoft.com/office/word/2010/wordprocessingShape" mc:Ignorable="w14 w15 w16se w16cid w16 w16cex w16sdtdh w16sdtfl w16du wp14">
   <w:abstractNum w:abstractNumId="0" w15:restartNumberingAfterBreak="0">
     <w:nsid w:val="1B500B9D"/>
     <w:multiLevelType w:val="multilevel"/>
@@ -18898,19 +10521,19 @@
       </w:rPr>
     </w:lvl>
   </w:abstractNum>
-  <w:num w:numId="1">
+  <w:num w:numId="1" w16cid:durableId="912396373">
     <w:abstractNumId w:val="8"/>
   </w:num>
-  <w:num w:numId="2">
+  <w:num w:numId="2" w16cid:durableId="1550654613">
     <w:abstractNumId w:val="3"/>
   </w:num>
-  <w:num w:numId="3">
+  <w:num w:numId="3" w16cid:durableId="1137836665">
     <w:abstractNumId w:val="12"/>
   </w:num>
-  <w:num w:numId="4">
+  <w:num w:numId="4" w16cid:durableId="1532645333">
     <w:abstractNumId w:val="7"/>
   </w:num>
-  <w:num w:numId="5">
+  <w:num w:numId="5" w16cid:durableId="1407074563">
     <w:abstractNumId w:val="11"/>
     <w:lvlOverride w:ilvl="0"/>
     <w:lvlOverride w:ilvl="1">
@@ -18938,38 +10561,38 @@
       <w:startOverride w:val="1"/>
     </w:lvlOverride>
   </w:num>
-  <w:num w:numId="6">
+  <w:num w:numId="6" w16cid:durableId="1034574426">
     <w:abstractNumId w:val="4"/>
   </w:num>
-  <w:num w:numId="7">
+  <w:num w:numId="7" w16cid:durableId="1384212395">
     <w:abstractNumId w:val="0"/>
   </w:num>
-  <w:num w:numId="8">
+  <w:num w:numId="8" w16cid:durableId="405689827">
     <w:abstractNumId w:val="5"/>
   </w:num>
-  <w:num w:numId="9">
+  <w:num w:numId="9" w16cid:durableId="480461592">
     <w:abstractNumId w:val="6"/>
   </w:num>
-  <w:num w:numId="10">
+  <w:num w:numId="10" w16cid:durableId="1283152840">
     <w:abstractNumId w:val="13"/>
   </w:num>
-  <w:num w:numId="11">
+  <w:num w:numId="11" w16cid:durableId="673337358">
     <w:abstractNumId w:val="2"/>
   </w:num>
-  <w:num w:numId="12">
+  <w:num w:numId="12" w16cid:durableId="1576628577">
     <w:abstractNumId w:val="1"/>
   </w:num>
-  <w:num w:numId="13">
+  <w:num w:numId="13" w16cid:durableId="741224257">
     <w:abstractNumId w:val="10"/>
   </w:num>
-  <w:num w:numId="14">
+  <w:num w:numId="14" w16cid:durableId="1259371445">
     <w:abstractNumId w:val="9"/>
   </w:num>
 </w:numbering>
 </file>
 
 <file path=word/styles.xml><?xml version="1.0" encoding="utf-8"?>
-<w:styles xmlns:mc="http://schemas.openxmlformats.org/markup-compatibility/2006" xmlns:r="http://schemas.openxmlformats.org/officeDocument/2006/relationships" xmlns:w="http://schemas.openxmlformats.org/wordprocessingml/2006/main" xmlns:w14="http://schemas.microsoft.com/office/word/2010/wordml" xmlns:w15="http://schemas.microsoft.com/office/word/2012/wordml" xmlns:w16cex="http://schemas.microsoft.com/office/word/2018/wordml/cex" xmlns:w16cid="http://schemas.microsoft.com/office/word/2016/wordml/cid" xmlns:w16="http://schemas.microsoft.com/office/word/2018/wordml" xmlns:w16sdtdh="http://schemas.microsoft.com/office/word/2020/wordml/sdtdatahash" xmlns:w16se="http://schemas.microsoft.com/office/word/2015/wordml/symex" mc:Ignorable="w14 w15 w16se w16cid w16 w16cex w16sdtdh">
+<w:styles xmlns:mc="http://schemas.openxmlformats.org/markup-compatibility/2006" xmlns:r="http://schemas.openxmlformats.org/officeDocument/2006/relationships" xmlns:w="http://schemas.openxmlformats.org/wordprocessingml/2006/main" xmlns:w14="http://schemas.microsoft.com/office/word/2010/wordml" xmlns:w15="http://schemas.microsoft.com/office/word/2012/wordml" xmlns:w16cex="http://schemas.microsoft.com/office/word/2018/wordml/cex" xmlns:w16cid="http://schemas.microsoft.com/office/word/2016/wordml/cid" xmlns:w16="http://schemas.microsoft.com/office/word/2018/wordml" xmlns:w16du="http://schemas.microsoft.com/office/word/2023/wordml/word16du" xmlns:w16sdtdh="http://schemas.microsoft.com/office/word/2020/wordml/sdtdatahash" xmlns:w16sdtfl="http://schemas.microsoft.com/office/word/2024/wordml/sdtformatlock" xmlns:w16se="http://schemas.microsoft.com/office/word/2015/wordml/symex" mc:Ignorable="w14 w15 w16se w16cid w16 w16cex w16sdtdh w16sdtfl w16du">
   <w:docDefaults>
     <w:rPrDefault>
       <w:rPr>

--- a/практика.docx
+++ b/практика.docx
@@ -275,12 +275,22 @@
           <w:sz w:val="24"/>
           <w:szCs w:val="24"/>
         </w:rPr>
-        <w:t xml:space="preserve">на базе </w:t>
-      </w:r>
+        <w:t xml:space="preserve">на </w:t>
+      </w:r>
+      <w:proofErr w:type="gramStart"/>
       <w:r>
         <w:rPr>
           <w:rFonts w:ascii="Times New Roman" w:hAnsi="Times New Roman"/>
           <w:color w:val="000000" w:themeColor="text1"/>
+          <w:sz w:val="24"/>
+          <w:szCs w:val="24"/>
+        </w:rPr>
+        <w:t xml:space="preserve">базе </w:t>
+      </w:r>
+      <w:r>
+        <w:rPr>
+          <w:rFonts w:ascii="Times New Roman" w:hAnsi="Times New Roman"/>
+          <w:color w:val="000000" w:themeColor="text1"/>
           <w:sz w:val="20"/>
           <w:szCs w:val="20"/>
         </w:rPr>
@@ -291,7 +301,15 @@
           <w:rFonts w:ascii="Liberation Serif" w:hAnsi="Liberation Serif"/>
           <w:u w:val="single"/>
         </w:rPr>
-        <w:t>ООО «</w:t>
+        <w:t>ООО</w:t>
+      </w:r>
+      <w:proofErr w:type="gramEnd"/>
+      <w:r>
+        <w:rPr>
+          <w:rFonts w:ascii="Liberation Serif" w:hAnsi="Liberation Serif"/>
+          <w:u w:val="single"/>
+        </w:rPr>
+        <w:t xml:space="preserve"> «</w:t>
       </w:r>
       <w:r>
         <w:rPr>
@@ -1378,6 +1396,7 @@
                 <w:u w:val="single"/>
               </w:rPr>
             </w:pPr>
+            <w:proofErr w:type="spellStart"/>
             <w:r>
               <w:rPr>
                 <w:rFonts w:ascii="Times New Roman" w:hAnsi="Times New Roman"/>
@@ -1386,7 +1405,18 @@
                 <w:szCs w:val="24"/>
                 <w:u w:val="single"/>
               </w:rPr>
-              <w:t>Щипцова А.В.</w:t>
+              <w:t>Щипцова</w:t>
+            </w:r>
+            <w:proofErr w:type="spellEnd"/>
+            <w:r>
+              <w:rPr>
+                <w:rFonts w:ascii="Times New Roman" w:hAnsi="Times New Roman"/>
+                <w:color w:val="000000" w:themeColor="text1"/>
+                <w:sz w:val="24"/>
+                <w:szCs w:val="24"/>
+                <w:u w:val="single"/>
+              </w:rPr>
+              <w:t xml:space="preserve"> А.В.</w:t>
             </w:r>
           </w:p>
         </w:tc>
@@ -2961,8 +2991,13 @@
       </w:r>
     </w:p>
     <w:p>
-      <w:r>
-        <w:t>Цели  практики:</w:t>
+      <w:proofErr w:type="gramStart"/>
+      <w:r>
+        <w:t>Цели  практики</w:t>
+      </w:r>
+      <w:proofErr w:type="gramEnd"/>
+      <w:r>
+        <w:t>:</w:t>
       </w:r>
     </w:p>
     <w:p>
@@ -2972,7 +3007,15 @@
     </w:p>
     <w:p>
       <w:r>
-        <w:t>закрепление, расширения и  углубления теоретических и практических знаний умений и навыков, полученных ранее при изучении дисциплин учебного плана.</w:t>
+        <w:t xml:space="preserve">закрепление, расширения </w:t>
+      </w:r>
+      <w:proofErr w:type="gramStart"/>
+      <w:r>
+        <w:t>и  углубления</w:t>
+      </w:r>
+      <w:proofErr w:type="gramEnd"/>
+      <w:r>
+        <w:t xml:space="preserve"> теоретических и практических знаний умений и навыков, полученных ранее при изучении дисциплин учебного плана.</w:t>
       </w:r>
     </w:p>
     <w:p>
@@ -3096,7 +3139,23 @@
           <w:bCs w:val="0"/>
           <w:szCs w:val="28"/>
         </w:rPr>
-        <w:t xml:space="preserve"> «ТелеМФЦ» в России, разработав принципиально новый подход к оказанию государственных и муниципальных услуг на территории Чувашской Республики. В настоящее время организация продолжает разрабатывать сервисы, не имеющие аналогов на рынке.</w:t>
+        <w:t xml:space="preserve"> «</w:t>
+      </w:r>
+      <w:proofErr w:type="spellStart"/>
+      <w:r>
+        <w:rPr>
+          <w:bCs w:val="0"/>
+          <w:szCs w:val="28"/>
+        </w:rPr>
+        <w:t>ТелеМФЦ</w:t>
+      </w:r>
+      <w:proofErr w:type="spellEnd"/>
+      <w:r>
+        <w:rPr>
+          <w:bCs w:val="0"/>
+          <w:szCs w:val="28"/>
+        </w:rPr>
+        <w:t>» в России, разработав принципиально новый подход к оказанию государственных и муниципальных услуг на территории Чувашской Республики. В настоящее время организация продолжает разрабатывать сервисы, не имеющие аналогов на рынке.</w:t>
       </w:r>
     </w:p>
     <w:p>
@@ -3227,6 +3286,7 @@
         </w:rPr>
         <w:t>.</w:t>
       </w:r>
+      <w:proofErr w:type="spellStart"/>
       <w:r>
         <w:rPr>
           <w:b/>
@@ -3236,6 +3296,7 @@
         </w:rPr>
         <w:t>js</w:t>
       </w:r>
+      <w:proofErr w:type="spellEnd"/>
     </w:p>
     <w:bookmarkEnd w:id="21"/>
     <w:p>
@@ -3253,23 +3314,39 @@
           <w:lang w:eastAsia="zh-CN"/>
         </w:rPr>
       </w:pPr>
-      <w:r>
-        <w:rPr>
-          <w:lang w:eastAsia="zh-CN"/>
-        </w:rPr>
-        <w:t>Vue — JavaScript фреймворк для создания пользовательских интерфейсов. Он создан на стандартах HTML, CSS и JavaScript и предоставляет декларативную и компонентную модель программирования, которая помогает эффективно разрабатывать пользовательские интерфейсы любой сложности.</w:t>
-      </w:r>
-    </w:p>
-    <w:p>
-      <w:pPr>
-        <w:rPr>
-          <w:lang w:eastAsia="zh-CN"/>
-        </w:rPr>
-      </w:pPr>
-    </w:p>
-    <w:p>
-      <w:r>
-        <w:t>В зависимости от сценария использования Vue можно использовать по-разному:</w:t>
+      <w:proofErr w:type="spellStart"/>
+      <w:r>
+        <w:rPr>
+          <w:lang w:eastAsia="zh-CN"/>
+        </w:rPr>
+        <w:t>Vue</w:t>
+      </w:r>
+      <w:proofErr w:type="spellEnd"/>
+      <w:r>
+        <w:rPr>
+          <w:lang w:eastAsia="zh-CN"/>
+        </w:rPr>
+        <w:t xml:space="preserve"> — JavaScript фреймворк для создания пользовательских интерфейсов. Он создан на стандартах HTML, CSS и JavaScript и предоставляет декларативную и компонентную модель программирования, которая помогает эффективно разрабатывать пользовательские интерфейсы любой сложности.</w:t>
+      </w:r>
+    </w:p>
+    <w:p>
+      <w:pPr>
+        <w:rPr>
+          <w:lang w:eastAsia="zh-CN"/>
+        </w:rPr>
+      </w:pPr>
+    </w:p>
+    <w:p>
+      <w:r>
+        <w:t xml:space="preserve">В зависимости от сценария использования </w:t>
+      </w:r>
+      <w:proofErr w:type="spellStart"/>
+      <w:r>
+        <w:t>Vue</w:t>
+      </w:r>
+      <w:proofErr w:type="spellEnd"/>
+      <w:r>
+        <w:t xml:space="preserve"> можно использовать по-разному:</w:t>
       </w:r>
     </w:p>
     <w:p>
@@ -3312,8 +3389,13 @@
           <w:numId w:val="7"/>
         </w:numPr>
       </w:pPr>
-      <w:r>
-        <w:t>Fullstack / Отрисовка на стороне сервера (SSR)</w:t>
+      <w:proofErr w:type="spellStart"/>
+      <w:r>
+        <w:t>Fullstack</w:t>
+      </w:r>
+      <w:proofErr w:type="spellEnd"/>
+      <w:r>
+        <w:t xml:space="preserve"> / Отрисовка на стороне сервера (SSR)</w:t>
       </w:r>
     </w:p>
     <w:p>
@@ -3323,8 +3405,13 @@
           <w:numId w:val="7"/>
         </w:numPr>
       </w:pPr>
-      <w:r>
-        <w:t>Jamstack / Генерация статического сайта (SSG)</w:t>
+      <w:proofErr w:type="spellStart"/>
+      <w:r>
+        <w:t>Jamstack</w:t>
+      </w:r>
+      <w:proofErr w:type="spellEnd"/>
+      <w:r>
+        <w:t xml:space="preserve"> / Генерация статического сайта (SSG)</w:t>
       </w:r>
     </w:p>
     <w:p>
@@ -3335,7 +3422,15 @@
         </w:numPr>
       </w:pPr>
       <w:r>
-        <w:t>Нацеленность на настольные, мобильные устройства, WebGL и даже терминалы</w:t>
+        <w:t xml:space="preserve">Нацеленность на настольные, мобильные устройства, </w:t>
+      </w:r>
+      <w:proofErr w:type="spellStart"/>
+      <w:r>
+        <w:t>WebGL</w:t>
+      </w:r>
+      <w:proofErr w:type="spellEnd"/>
+      <w:r>
+        <w:t xml:space="preserve"> и даже терминалы</w:t>
       </w:r>
     </w:p>
     <w:p>
@@ -3369,6 +3464,7 @@
         <w:t xml:space="preserve"> </w:t>
       </w:r>
       <w:bookmarkStart w:id="22" w:name="_Hlk207138745"/>
+      <w:proofErr w:type="spellStart"/>
       <w:r>
         <w:rPr>
           <w:b/>
@@ -3376,7 +3472,17 @@
           <w:szCs w:val="28"/>
           <w:lang w:eastAsia="zh-CN"/>
         </w:rPr>
-        <w:t>Однофайловые компоненты</w:t>
+        <w:t>Однофайловые</w:t>
+      </w:r>
+      <w:proofErr w:type="spellEnd"/>
+      <w:r>
+        <w:rPr>
+          <w:b/>
+          <w:sz w:val="28"/>
+          <w:szCs w:val="28"/>
+          <w:lang w:eastAsia="zh-CN"/>
+        </w:rPr>
+        <w:t xml:space="preserve"> компоненты</w:t>
       </w:r>
       <w:r>
         <w:rPr>
@@ -3404,6 +3510,7 @@
         </w:rPr>
         <w:t>.</w:t>
       </w:r>
+      <w:proofErr w:type="spellStart"/>
       <w:r>
         <w:rPr>
           <w:b/>
@@ -3414,6 +3521,7 @@
         <w:t>js</w:t>
       </w:r>
       <w:bookmarkEnd w:id="22"/>
+      <w:proofErr w:type="spellEnd"/>
     </w:p>
     <w:p>
       <w:pPr>
@@ -3437,22 +3545,134 @@
           <w:bCs w:val="0"/>
           <w:lang w:eastAsia="zh-CN"/>
         </w:rPr>
-        <w:t>В большинстве проектов Vue, где есть шаг сборки, компоненты Vue создаются с использованием файлов HTML-подобного формата, называемого однофайловыми компонентами (также известного как *.vue файлы, сокращённо называемых SFC). Однофайловые компоненты Vue, как следует из названия, объединяют в себе логику компонента (JavaScript), шаблон (HTML) и стили (CSS) в одном файле. </w:t>
-      </w:r>
-    </w:p>
-    <w:p>
-      <w:pPr>
-        <w:rPr>
-          <w:bCs w:val="0"/>
-          <w:lang w:eastAsia="zh-CN"/>
-        </w:rPr>
-      </w:pPr>
-      <w:r>
-        <w:rPr>
-          <w:bCs w:val="0"/>
-          <w:lang w:eastAsia="zh-CN"/>
-        </w:rPr>
-        <w:t>Пример однофайлового компонента</w:t>
+        <w:t xml:space="preserve">В большинстве проектов </w:t>
+      </w:r>
+      <w:proofErr w:type="spellStart"/>
+      <w:r>
+        <w:rPr>
+          <w:bCs w:val="0"/>
+          <w:lang w:eastAsia="zh-CN"/>
+        </w:rPr>
+        <w:t>Vue</w:t>
+      </w:r>
+      <w:proofErr w:type="spellEnd"/>
+      <w:r>
+        <w:rPr>
+          <w:bCs w:val="0"/>
+          <w:lang w:eastAsia="zh-CN"/>
+        </w:rPr>
+        <w:t xml:space="preserve">, где есть шаг сборки, компоненты </w:t>
+      </w:r>
+      <w:proofErr w:type="spellStart"/>
+      <w:r>
+        <w:rPr>
+          <w:bCs w:val="0"/>
+          <w:lang w:eastAsia="zh-CN"/>
+        </w:rPr>
+        <w:t>Vue</w:t>
+      </w:r>
+      <w:proofErr w:type="spellEnd"/>
+      <w:r>
+        <w:rPr>
+          <w:bCs w:val="0"/>
+          <w:lang w:eastAsia="zh-CN"/>
+        </w:rPr>
+        <w:t xml:space="preserve"> создаются с использованием файлов HTML-подобного формата, называемого </w:t>
+      </w:r>
+      <w:proofErr w:type="spellStart"/>
+      <w:r>
+        <w:rPr>
+          <w:bCs w:val="0"/>
+          <w:lang w:eastAsia="zh-CN"/>
+        </w:rPr>
+        <w:t>однофайловыми</w:t>
+      </w:r>
+      <w:proofErr w:type="spellEnd"/>
+      <w:r>
+        <w:rPr>
+          <w:bCs w:val="0"/>
+          <w:lang w:eastAsia="zh-CN"/>
+        </w:rPr>
+        <w:t xml:space="preserve"> компонентами (также известного как *.</w:t>
+      </w:r>
+      <w:proofErr w:type="spellStart"/>
+      <w:r>
+        <w:rPr>
+          <w:bCs w:val="0"/>
+          <w:lang w:eastAsia="zh-CN"/>
+        </w:rPr>
+        <w:t>vue</w:t>
+      </w:r>
+      <w:proofErr w:type="spellEnd"/>
+      <w:r>
+        <w:rPr>
+          <w:bCs w:val="0"/>
+          <w:lang w:eastAsia="zh-CN"/>
+        </w:rPr>
+        <w:t xml:space="preserve"> файлы, сокращённо называемых SFC). </w:t>
+      </w:r>
+      <w:proofErr w:type="spellStart"/>
+      <w:r>
+        <w:rPr>
+          <w:bCs w:val="0"/>
+          <w:lang w:eastAsia="zh-CN"/>
+        </w:rPr>
+        <w:t>Однофайловые</w:t>
+      </w:r>
+      <w:proofErr w:type="spellEnd"/>
+      <w:r>
+        <w:rPr>
+          <w:bCs w:val="0"/>
+          <w:lang w:eastAsia="zh-CN"/>
+        </w:rPr>
+        <w:t xml:space="preserve"> компоненты </w:t>
+      </w:r>
+      <w:proofErr w:type="spellStart"/>
+      <w:r>
+        <w:rPr>
+          <w:bCs w:val="0"/>
+          <w:lang w:eastAsia="zh-CN"/>
+        </w:rPr>
+        <w:t>Vue</w:t>
+      </w:r>
+      <w:proofErr w:type="spellEnd"/>
+      <w:r>
+        <w:rPr>
+          <w:bCs w:val="0"/>
+          <w:lang w:eastAsia="zh-CN"/>
+        </w:rPr>
+        <w:t>, как следует из названия, объединяют в себе логику компонента (JavaScript), шаблон (HTML) и стили (CSS) в одном файле. </w:t>
+      </w:r>
+    </w:p>
+    <w:p>
+      <w:pPr>
+        <w:rPr>
+          <w:bCs w:val="0"/>
+          <w:lang w:eastAsia="zh-CN"/>
+        </w:rPr>
+      </w:pPr>
+      <w:r>
+        <w:rPr>
+          <w:bCs w:val="0"/>
+          <w:lang w:eastAsia="zh-CN"/>
+        </w:rPr>
+        <w:t xml:space="preserve">Пример </w:t>
+      </w:r>
+      <w:proofErr w:type="spellStart"/>
+      <w:r>
+        <w:rPr>
+          <w:bCs w:val="0"/>
+          <w:lang w:eastAsia="zh-CN"/>
+        </w:rPr>
+        <w:t>однофайлового</w:t>
+      </w:r>
+      <w:proofErr w:type="spellEnd"/>
+      <w:r>
+        <w:rPr>
+          <w:bCs w:val="0"/>
+          <w:lang w:eastAsia="zh-CN"/>
+        </w:rPr>
+        <w:t xml:space="preserve"> компонента</w:t>
       </w:r>
       <w:r>
         <w:rPr>
@@ -3533,18 +3753,19 @@
           <w:sz w:val="20"/>
           <w:lang w:val="en-US" w:eastAsia="zh-CN"/>
         </w:rPr>
-        <w:t>import { ref } from 'vue'</w:t>
-      </w:r>
-    </w:p>
-    <w:p>
-      <w:pPr>
+        <w:t xml:space="preserve">import </w:t>
+      </w:r>
+      <w:proofErr w:type="gramStart"/>
+      <w:r>
         <w:rPr>
           <w:rFonts w:ascii="Courier New" w:hAnsi="Courier New" w:cs="Courier New"/>
           <w:bCs w:val="0"/>
           <w:sz w:val="20"/>
           <w:lang w:val="en-US" w:eastAsia="zh-CN"/>
         </w:rPr>
-      </w:pPr>
+        <w:t>{ ref</w:t>
+      </w:r>
+      <w:proofErr w:type="gramEnd"/>
       <w:r>
         <w:rPr>
           <w:rFonts w:ascii="Courier New" w:hAnsi="Courier New" w:cs="Courier New"/>
@@ -3552,19 +3773,59 @@
           <w:sz w:val="20"/>
           <w:lang w:val="en-US" w:eastAsia="zh-CN"/>
         </w:rPr>
+        <w:t xml:space="preserve"> } from '</w:t>
+      </w:r>
+      <w:proofErr w:type="spellStart"/>
+      <w:r>
+        <w:rPr>
+          <w:rFonts w:ascii="Courier New" w:hAnsi="Courier New" w:cs="Courier New"/>
+          <w:bCs w:val="0"/>
+          <w:sz w:val="20"/>
+          <w:lang w:val="en-US" w:eastAsia="zh-CN"/>
+        </w:rPr>
+        <w:t>vue</w:t>
+      </w:r>
+      <w:proofErr w:type="spellEnd"/>
+      <w:r>
+        <w:rPr>
+          <w:rFonts w:ascii="Courier New" w:hAnsi="Courier New" w:cs="Courier New"/>
+          <w:bCs w:val="0"/>
+          <w:sz w:val="20"/>
+          <w:lang w:val="en-US" w:eastAsia="zh-CN"/>
+        </w:rPr>
+        <w:t>'</w:t>
+      </w:r>
+    </w:p>
+    <w:p>
+      <w:pPr>
+        <w:rPr>
+          <w:rFonts w:ascii="Courier New" w:hAnsi="Courier New" w:cs="Courier New"/>
+          <w:bCs w:val="0"/>
+          <w:sz w:val="20"/>
+          <w:lang w:val="en-US" w:eastAsia="zh-CN"/>
+        </w:rPr>
+      </w:pPr>
+      <w:r>
+        <w:rPr>
+          <w:rFonts w:ascii="Courier New" w:hAnsi="Courier New" w:cs="Courier New"/>
+          <w:bCs w:val="0"/>
+          <w:sz w:val="20"/>
+          <w:lang w:val="en-US" w:eastAsia="zh-CN"/>
+        </w:rPr>
         <w:lastRenderedPageBreak/>
-        <w:t>const count = ref(0)</w:t>
-      </w:r>
-    </w:p>
-    <w:p>
-      <w:pPr>
+        <w:t xml:space="preserve">const count = </w:t>
+      </w:r>
+      <w:proofErr w:type="gramStart"/>
+      <w:r>
         <w:rPr>
           <w:rFonts w:ascii="Courier New" w:hAnsi="Courier New" w:cs="Courier New"/>
           <w:bCs w:val="0"/>
           <w:sz w:val="20"/>
           <w:lang w:val="en-US" w:eastAsia="zh-CN"/>
         </w:rPr>
-      </w:pPr>
+        <w:t>ref(</w:t>
+      </w:r>
+      <w:proofErr w:type="gramEnd"/>
       <w:r>
         <w:rPr>
           <w:rFonts w:ascii="Courier New" w:hAnsi="Courier New" w:cs="Courier New"/>
@@ -3572,6 +3833,25 @@
           <w:sz w:val="20"/>
           <w:lang w:val="en-US" w:eastAsia="zh-CN"/>
         </w:rPr>
+        <w:t>0)</w:t>
+      </w:r>
+    </w:p>
+    <w:p>
+      <w:pPr>
+        <w:rPr>
+          <w:rFonts w:ascii="Courier New" w:hAnsi="Courier New" w:cs="Courier New"/>
+          <w:bCs w:val="0"/>
+          <w:sz w:val="20"/>
+          <w:lang w:val="en-US" w:eastAsia="zh-CN"/>
+        </w:rPr>
+      </w:pPr>
+      <w:r>
+        <w:rPr>
+          <w:rFonts w:ascii="Courier New" w:hAnsi="Courier New" w:cs="Courier New"/>
+          <w:bCs w:val="0"/>
+          <w:sz w:val="20"/>
+          <w:lang w:val="en-US" w:eastAsia="zh-CN"/>
+        </w:rPr>
         <w:t>&lt;/script&gt;</w:t>
       </w:r>
     </w:p>
@@ -3638,18 +3918,19 @@
           <w:sz w:val="20"/>
           <w:lang w:val="en-US" w:eastAsia="zh-CN"/>
         </w:rPr>
-        <w:t>: {{ count }}&lt;/button&gt;</w:t>
-      </w:r>
-    </w:p>
-    <w:p>
-      <w:pPr>
+        <w:t xml:space="preserve">: </w:t>
+      </w:r>
+      <w:proofErr w:type="gramStart"/>
+      <w:r>
         <w:rPr>
           <w:rFonts w:ascii="Courier New" w:hAnsi="Courier New" w:cs="Courier New"/>
           <w:bCs w:val="0"/>
           <w:sz w:val="20"/>
           <w:lang w:val="en-US" w:eastAsia="zh-CN"/>
         </w:rPr>
-      </w:pPr>
+        <w:t>{{ count</w:t>
+      </w:r>
+      <w:proofErr w:type="gramEnd"/>
       <w:r>
         <w:rPr>
           <w:rFonts w:ascii="Courier New" w:hAnsi="Courier New" w:cs="Courier New"/>
@@ -3657,6 +3938,45 @@
           <w:sz w:val="20"/>
           <w:lang w:val="en-US" w:eastAsia="zh-CN"/>
         </w:rPr>
+        <w:t xml:space="preserve"> </w:t>
+      </w:r>
+      <w:proofErr w:type="gramStart"/>
+      <w:r>
+        <w:rPr>
+          <w:rFonts w:ascii="Courier New" w:hAnsi="Courier New" w:cs="Courier New"/>
+          <w:bCs w:val="0"/>
+          <w:sz w:val="20"/>
+          <w:lang w:val="en-US" w:eastAsia="zh-CN"/>
+        </w:rPr>
+        <w:t>}}&lt;</w:t>
+      </w:r>
+      <w:proofErr w:type="gramEnd"/>
+      <w:r>
+        <w:rPr>
+          <w:rFonts w:ascii="Courier New" w:hAnsi="Courier New" w:cs="Courier New"/>
+          <w:bCs w:val="0"/>
+          <w:sz w:val="20"/>
+          <w:lang w:val="en-US" w:eastAsia="zh-CN"/>
+        </w:rPr>
+        <w:t>/button&gt;</w:t>
+      </w:r>
+    </w:p>
+    <w:p>
+      <w:pPr>
+        <w:rPr>
+          <w:rFonts w:ascii="Courier New" w:hAnsi="Courier New" w:cs="Courier New"/>
+          <w:bCs w:val="0"/>
+          <w:sz w:val="20"/>
+          <w:lang w:val="en-US" w:eastAsia="zh-CN"/>
+        </w:rPr>
+      </w:pPr>
+      <w:r>
+        <w:rPr>
+          <w:rFonts w:ascii="Courier New" w:hAnsi="Courier New" w:cs="Courier New"/>
+          <w:bCs w:val="0"/>
+          <w:sz w:val="20"/>
+          <w:lang w:val="en-US" w:eastAsia="zh-CN"/>
+        </w:rPr>
         <w:t>&lt;/template&gt;</w:t>
       </w:r>
     </w:p>
@@ -3762,7 +4082,27 @@
           <w:sz w:val="20"/>
           <w:lang w:eastAsia="zh-CN"/>
         </w:rPr>
-        <w:t>&lt;/style&gt;</w:t>
+        <w:t>&lt;/</w:t>
+      </w:r>
+      <w:proofErr w:type="spellStart"/>
+      <w:r>
+        <w:rPr>
+          <w:rFonts w:ascii="Courier New" w:hAnsi="Courier New" w:cs="Courier New"/>
+          <w:bCs w:val="0"/>
+          <w:sz w:val="20"/>
+          <w:lang w:eastAsia="zh-CN"/>
+        </w:rPr>
+        <w:t>style</w:t>
+      </w:r>
+      <w:proofErr w:type="spellEnd"/>
+      <w:r>
+        <w:rPr>
+          <w:rFonts w:ascii="Courier New" w:hAnsi="Courier New" w:cs="Courier New"/>
+          <w:bCs w:val="0"/>
+          <w:sz w:val="20"/>
+          <w:lang w:eastAsia="zh-CN"/>
+        </w:rPr>
+        <w:t>&gt;</w:t>
       </w:r>
     </w:p>
     <w:p>
@@ -3779,11 +4119,47 @@
           <w:lang w:eastAsia="zh-CN"/>
         </w:rPr>
       </w:pPr>
-      <w:r>
-        <w:rPr>
-          <w:lang w:eastAsia="zh-CN"/>
-        </w:rPr>
-        <w:t>Однофайловые компоненты — отличительная особенность Vue и рекомендуемый способ создания компонентов Vue, </w:t>
+      <w:proofErr w:type="spellStart"/>
+      <w:r>
+        <w:rPr>
+          <w:lang w:eastAsia="zh-CN"/>
+        </w:rPr>
+        <w:t>Однофайловые</w:t>
+      </w:r>
+      <w:proofErr w:type="spellEnd"/>
+      <w:r>
+        <w:rPr>
+          <w:lang w:eastAsia="zh-CN"/>
+        </w:rPr>
+        <w:t xml:space="preserve"> компоненты — отличительная особенность </w:t>
+      </w:r>
+      <w:proofErr w:type="spellStart"/>
+      <w:r>
+        <w:rPr>
+          <w:lang w:eastAsia="zh-CN"/>
+        </w:rPr>
+        <w:t>Vue</w:t>
+      </w:r>
+      <w:proofErr w:type="spellEnd"/>
+      <w:r>
+        <w:rPr>
+          <w:lang w:eastAsia="zh-CN"/>
+        </w:rPr>
+        <w:t xml:space="preserve"> и рекомендуемый способ создания компонентов </w:t>
+      </w:r>
+      <w:proofErr w:type="spellStart"/>
+      <w:r>
+        <w:rPr>
+          <w:lang w:eastAsia="zh-CN"/>
+        </w:rPr>
+        <w:t>Vue</w:t>
+      </w:r>
+      <w:proofErr w:type="spellEnd"/>
+      <w:r>
+        <w:rPr>
+          <w:lang w:eastAsia="zh-CN"/>
+        </w:rPr>
+        <w:t>, </w:t>
       </w:r>
       <w:r>
         <w:rPr>
@@ -3860,6 +4236,7 @@
         </w:rPr>
         <w:t>.</w:t>
       </w:r>
+      <w:proofErr w:type="spellStart"/>
       <w:r>
         <w:rPr>
           <w:b/>
@@ -3869,6 +4246,7 @@
         </w:rPr>
         <w:t>js</w:t>
       </w:r>
+      <w:proofErr w:type="spellEnd"/>
     </w:p>
     <w:bookmarkEnd w:id="23"/>
     <w:p>
@@ -3893,161 +4271,452 @@
           <w:bCs w:val="0"/>
           <w:lang w:eastAsia="zh-CN"/>
         </w:rPr>
-        <w:t>Компоненты Vue можно создавать с использованием двух различных стилей: Options API и Composition API.</w:t>
-      </w:r>
-    </w:p>
-    <w:p>
-      <w:pPr>
-        <w:rPr>
-          <w:bCs w:val="0"/>
-          <w:lang w:eastAsia="zh-CN"/>
-        </w:rPr>
-      </w:pPr>
-    </w:p>
-    <w:p>
-      <w:pPr>
-        <w:rPr>
-          <w:lang w:eastAsia="zh-CN"/>
-        </w:rPr>
-      </w:pPr>
-      <w:r>
-        <w:rPr>
-          <w:lang w:eastAsia="zh-CN"/>
-        </w:rPr>
-        <w:t>При использовании Options API логика компонентов определяется с помощью объекта опций, таких как data, methods и mounted. Свойства, определённые в опциях, доступны через this внутри функций и указывают на экземпляр компонента:</w:t>
-      </w:r>
-    </w:p>
-    <w:p>
-      <w:pPr>
-        <w:rPr>
-          <w:rFonts w:ascii="Courier New" w:hAnsi="Courier New" w:cs="Courier New"/>
-          <w:bCs w:val="0"/>
-          <w:sz w:val="20"/>
-          <w:lang w:eastAsia="zh-CN"/>
-        </w:rPr>
-      </w:pPr>
-      <w:r>
-        <w:rPr>
-          <w:rFonts w:ascii="Courier New" w:hAnsi="Courier New" w:cs="Courier New"/>
-          <w:bCs w:val="0"/>
-          <w:sz w:val="20"/>
-          <w:lang w:eastAsia="zh-CN"/>
-        </w:rPr>
-        <w:t>&lt;script&gt;</w:t>
-      </w:r>
-    </w:p>
-    <w:p>
-      <w:pPr>
-        <w:rPr>
-          <w:rFonts w:ascii="Courier New" w:hAnsi="Courier New" w:cs="Courier New"/>
-          <w:bCs w:val="0"/>
-          <w:sz w:val="20"/>
-          <w:lang w:eastAsia="zh-CN"/>
-        </w:rPr>
-      </w:pPr>
-      <w:r>
-        <w:rPr>
-          <w:rFonts w:ascii="Courier New" w:hAnsi="Courier New" w:cs="Courier New"/>
-          <w:bCs w:val="0"/>
-          <w:sz w:val="20"/>
-          <w:lang w:eastAsia="zh-CN"/>
-        </w:rPr>
-        <w:t>export default {</w:t>
-      </w:r>
-    </w:p>
-    <w:p>
-      <w:pPr>
-        <w:rPr>
-          <w:rFonts w:ascii="Courier New" w:hAnsi="Courier New" w:cs="Courier New"/>
-          <w:bCs w:val="0"/>
-          <w:sz w:val="20"/>
-          <w:lang w:eastAsia="zh-CN"/>
-        </w:rPr>
-      </w:pPr>
-      <w:r>
-        <w:rPr>
-          <w:rFonts w:ascii="Courier New" w:hAnsi="Courier New" w:cs="Courier New"/>
-          <w:bCs w:val="0"/>
-          <w:sz w:val="20"/>
-          <w:lang w:eastAsia="zh-CN"/>
-        </w:rPr>
-        <w:t xml:space="preserve">  // Свойства возвращаемые из data() становятся реактивным</w:t>
-      </w:r>
-    </w:p>
-    <w:p>
-      <w:pPr>
-        <w:rPr>
-          <w:rFonts w:ascii="Courier New" w:hAnsi="Courier New" w:cs="Courier New"/>
-          <w:bCs w:val="0"/>
-          <w:sz w:val="20"/>
-          <w:lang w:eastAsia="zh-CN"/>
-        </w:rPr>
-      </w:pPr>
-      <w:r>
-        <w:rPr>
-          <w:rFonts w:ascii="Courier New" w:hAnsi="Courier New" w:cs="Courier New"/>
-          <w:bCs w:val="0"/>
-          <w:sz w:val="20"/>
-          <w:lang w:eastAsia="zh-CN"/>
-        </w:rPr>
-        <w:t xml:space="preserve">  // состоянием компонента и к ним можно обращаться через `this`.</w:t>
-      </w:r>
-    </w:p>
-    <w:p>
-      <w:pPr>
-        <w:rPr>
-          <w:rFonts w:ascii="Courier New" w:hAnsi="Courier New" w:cs="Courier New"/>
-          <w:bCs w:val="0"/>
-          <w:sz w:val="20"/>
-          <w:lang w:eastAsia="zh-CN"/>
-        </w:rPr>
-      </w:pPr>
-      <w:r>
-        <w:rPr>
-          <w:rFonts w:ascii="Courier New" w:hAnsi="Courier New" w:cs="Courier New"/>
-          <w:bCs w:val="0"/>
-          <w:sz w:val="20"/>
-          <w:lang w:eastAsia="zh-CN"/>
-        </w:rPr>
-        <w:t xml:space="preserve">  data() {</w:t>
-      </w:r>
-    </w:p>
-    <w:p>
-      <w:pPr>
-        <w:rPr>
-          <w:rFonts w:ascii="Courier New" w:hAnsi="Courier New" w:cs="Courier New"/>
-          <w:bCs w:val="0"/>
-          <w:sz w:val="20"/>
-          <w:lang w:eastAsia="zh-CN"/>
-        </w:rPr>
-      </w:pPr>
-      <w:r>
-        <w:rPr>
-          <w:rFonts w:ascii="Courier New" w:hAnsi="Courier New" w:cs="Courier New"/>
-          <w:bCs w:val="0"/>
-          <w:sz w:val="20"/>
-          <w:lang w:eastAsia="zh-CN"/>
-        </w:rPr>
-        <w:t xml:space="preserve">    return {</w:t>
-      </w:r>
-    </w:p>
-    <w:p>
-      <w:pPr>
-        <w:rPr>
-          <w:rFonts w:ascii="Courier New" w:hAnsi="Courier New" w:cs="Courier New"/>
-          <w:bCs w:val="0"/>
-          <w:sz w:val="20"/>
-          <w:lang w:eastAsia="zh-CN"/>
-        </w:rPr>
-      </w:pPr>
-      <w:r>
-        <w:rPr>
-          <w:rFonts w:ascii="Courier New" w:hAnsi="Courier New" w:cs="Courier New"/>
-          <w:bCs w:val="0"/>
-          <w:sz w:val="20"/>
-          <w:lang w:eastAsia="zh-CN"/>
-        </w:rPr>
-        <w:t xml:space="preserve">      count: 0</w:t>
+        <w:t xml:space="preserve">Компоненты </w:t>
+      </w:r>
+      <w:proofErr w:type="spellStart"/>
+      <w:r>
+        <w:rPr>
+          <w:bCs w:val="0"/>
+          <w:lang w:eastAsia="zh-CN"/>
+        </w:rPr>
+        <w:t>Vue</w:t>
+      </w:r>
+      <w:proofErr w:type="spellEnd"/>
+      <w:r>
+        <w:rPr>
+          <w:bCs w:val="0"/>
+          <w:lang w:eastAsia="zh-CN"/>
+        </w:rPr>
+        <w:t xml:space="preserve"> можно создавать с использованием двух различных стилей: </w:t>
+      </w:r>
+      <w:proofErr w:type="spellStart"/>
+      <w:r>
+        <w:rPr>
+          <w:bCs w:val="0"/>
+          <w:lang w:eastAsia="zh-CN"/>
+        </w:rPr>
+        <w:t>Options</w:t>
+      </w:r>
+      <w:proofErr w:type="spellEnd"/>
+      <w:r>
+        <w:rPr>
+          <w:bCs w:val="0"/>
+          <w:lang w:eastAsia="zh-CN"/>
+        </w:rPr>
+        <w:t xml:space="preserve"> API и </w:t>
+      </w:r>
+      <w:proofErr w:type="spellStart"/>
+      <w:r>
+        <w:rPr>
+          <w:bCs w:val="0"/>
+          <w:lang w:eastAsia="zh-CN"/>
+        </w:rPr>
+        <w:t>Composition</w:t>
+      </w:r>
+      <w:proofErr w:type="spellEnd"/>
+      <w:r>
+        <w:rPr>
+          <w:bCs w:val="0"/>
+          <w:lang w:eastAsia="zh-CN"/>
+        </w:rPr>
+        <w:t xml:space="preserve"> API.</w:t>
+      </w:r>
+    </w:p>
+    <w:p>
+      <w:pPr>
+        <w:rPr>
+          <w:bCs w:val="0"/>
+          <w:lang w:eastAsia="zh-CN"/>
+        </w:rPr>
+      </w:pPr>
+    </w:p>
+    <w:p>
+      <w:pPr>
+        <w:rPr>
+          <w:lang w:eastAsia="zh-CN"/>
+        </w:rPr>
+      </w:pPr>
+      <w:r>
+        <w:rPr>
+          <w:lang w:eastAsia="zh-CN"/>
+        </w:rPr>
+        <w:t xml:space="preserve">При использовании </w:t>
+      </w:r>
+      <w:proofErr w:type="spellStart"/>
+      <w:r>
+        <w:rPr>
+          <w:lang w:eastAsia="zh-CN"/>
+        </w:rPr>
+        <w:t>Options</w:t>
+      </w:r>
+      <w:proofErr w:type="spellEnd"/>
+      <w:r>
+        <w:rPr>
+          <w:lang w:eastAsia="zh-CN"/>
+        </w:rPr>
+        <w:t xml:space="preserve"> API логика компонентов определяется с помощью объекта опций, таких как </w:t>
+      </w:r>
+      <w:proofErr w:type="spellStart"/>
+      <w:r>
+        <w:rPr>
+          <w:lang w:eastAsia="zh-CN"/>
+        </w:rPr>
+        <w:t>data</w:t>
+      </w:r>
+      <w:proofErr w:type="spellEnd"/>
+      <w:r>
+        <w:rPr>
+          <w:lang w:eastAsia="zh-CN"/>
+        </w:rPr>
+        <w:t>, </w:t>
+      </w:r>
+      <w:proofErr w:type="spellStart"/>
+      <w:r>
+        <w:rPr>
+          <w:lang w:eastAsia="zh-CN"/>
+        </w:rPr>
+        <w:t>methods</w:t>
+      </w:r>
+      <w:proofErr w:type="spellEnd"/>
+      <w:r>
+        <w:rPr>
+          <w:lang w:eastAsia="zh-CN"/>
+        </w:rPr>
+        <w:t> и </w:t>
+      </w:r>
+      <w:proofErr w:type="spellStart"/>
+      <w:r>
+        <w:rPr>
+          <w:lang w:eastAsia="zh-CN"/>
+        </w:rPr>
+        <w:t>mounted</w:t>
+      </w:r>
+      <w:proofErr w:type="spellEnd"/>
+      <w:r>
+        <w:rPr>
+          <w:lang w:eastAsia="zh-CN"/>
+        </w:rPr>
+        <w:t>. Свойства, определённые в опциях, доступны через </w:t>
+      </w:r>
+      <w:proofErr w:type="spellStart"/>
+      <w:r>
+        <w:rPr>
+          <w:lang w:eastAsia="zh-CN"/>
+        </w:rPr>
+        <w:t>this</w:t>
+      </w:r>
+      <w:proofErr w:type="spellEnd"/>
+      <w:r>
+        <w:rPr>
+          <w:lang w:eastAsia="zh-CN"/>
+        </w:rPr>
+        <w:t> внутри функций и указывают на экземпляр компонента:</w:t>
+      </w:r>
+    </w:p>
+    <w:p>
+      <w:pPr>
+        <w:rPr>
+          <w:rFonts w:ascii="Courier New" w:hAnsi="Courier New" w:cs="Courier New"/>
+          <w:bCs w:val="0"/>
+          <w:sz w:val="20"/>
+          <w:lang w:eastAsia="zh-CN"/>
+        </w:rPr>
+      </w:pPr>
+      <w:r>
+        <w:rPr>
+          <w:rFonts w:ascii="Courier New" w:hAnsi="Courier New" w:cs="Courier New"/>
+          <w:bCs w:val="0"/>
+          <w:sz w:val="20"/>
+          <w:lang w:eastAsia="zh-CN"/>
+        </w:rPr>
+        <w:t>&lt;</w:t>
+      </w:r>
+      <w:proofErr w:type="spellStart"/>
+      <w:r>
+        <w:rPr>
+          <w:rFonts w:ascii="Courier New" w:hAnsi="Courier New" w:cs="Courier New"/>
+          <w:bCs w:val="0"/>
+          <w:sz w:val="20"/>
+          <w:lang w:eastAsia="zh-CN"/>
+        </w:rPr>
+        <w:t>script</w:t>
+      </w:r>
+      <w:proofErr w:type="spellEnd"/>
+      <w:r>
+        <w:rPr>
+          <w:rFonts w:ascii="Courier New" w:hAnsi="Courier New" w:cs="Courier New"/>
+          <w:bCs w:val="0"/>
+          <w:sz w:val="20"/>
+          <w:lang w:eastAsia="zh-CN"/>
+        </w:rPr>
+        <w:t>&gt;</w:t>
+      </w:r>
+    </w:p>
+    <w:p>
+      <w:pPr>
+        <w:rPr>
+          <w:rFonts w:ascii="Courier New" w:hAnsi="Courier New" w:cs="Courier New"/>
+          <w:bCs w:val="0"/>
+          <w:sz w:val="20"/>
+          <w:lang w:eastAsia="zh-CN"/>
+        </w:rPr>
+      </w:pPr>
+      <w:proofErr w:type="spellStart"/>
+      <w:r>
+        <w:rPr>
+          <w:rFonts w:ascii="Courier New" w:hAnsi="Courier New" w:cs="Courier New"/>
+          <w:bCs w:val="0"/>
+          <w:sz w:val="20"/>
+          <w:lang w:eastAsia="zh-CN"/>
+        </w:rPr>
+        <w:t>export</w:t>
+      </w:r>
+      <w:proofErr w:type="spellEnd"/>
+      <w:r>
+        <w:rPr>
+          <w:rFonts w:ascii="Courier New" w:hAnsi="Courier New" w:cs="Courier New"/>
+          <w:bCs w:val="0"/>
+          <w:sz w:val="20"/>
+          <w:lang w:eastAsia="zh-CN"/>
+        </w:rPr>
+        <w:t xml:space="preserve"> </w:t>
+      </w:r>
+      <w:proofErr w:type="spellStart"/>
+      <w:r>
+        <w:rPr>
+          <w:rFonts w:ascii="Courier New" w:hAnsi="Courier New" w:cs="Courier New"/>
+          <w:bCs w:val="0"/>
+          <w:sz w:val="20"/>
+          <w:lang w:eastAsia="zh-CN"/>
+        </w:rPr>
+        <w:t>default</w:t>
+      </w:r>
+      <w:proofErr w:type="spellEnd"/>
+      <w:r>
+        <w:rPr>
+          <w:rFonts w:ascii="Courier New" w:hAnsi="Courier New" w:cs="Courier New"/>
+          <w:bCs w:val="0"/>
+          <w:sz w:val="20"/>
+          <w:lang w:eastAsia="zh-CN"/>
+        </w:rPr>
+        <w:t xml:space="preserve"> {</w:t>
+      </w:r>
+    </w:p>
+    <w:p>
+      <w:pPr>
+        <w:rPr>
+          <w:rFonts w:ascii="Courier New" w:hAnsi="Courier New" w:cs="Courier New"/>
+          <w:bCs w:val="0"/>
+          <w:sz w:val="20"/>
+          <w:lang w:eastAsia="zh-CN"/>
+        </w:rPr>
+      </w:pPr>
+      <w:r>
+        <w:rPr>
+          <w:rFonts w:ascii="Courier New" w:hAnsi="Courier New" w:cs="Courier New"/>
+          <w:bCs w:val="0"/>
+          <w:sz w:val="20"/>
+          <w:lang w:eastAsia="zh-CN"/>
+        </w:rPr>
+        <w:t xml:space="preserve">  // Свойства возвращаемые из </w:t>
+      </w:r>
+      <w:proofErr w:type="spellStart"/>
+      <w:proofErr w:type="gramStart"/>
+      <w:r>
+        <w:rPr>
+          <w:rFonts w:ascii="Courier New" w:hAnsi="Courier New" w:cs="Courier New"/>
+          <w:bCs w:val="0"/>
+          <w:sz w:val="20"/>
+          <w:lang w:eastAsia="zh-CN"/>
+        </w:rPr>
+        <w:t>data</w:t>
+      </w:r>
+      <w:proofErr w:type="spellEnd"/>
+      <w:r>
+        <w:rPr>
+          <w:rFonts w:ascii="Courier New" w:hAnsi="Courier New" w:cs="Courier New"/>
+          <w:bCs w:val="0"/>
+          <w:sz w:val="20"/>
+          <w:lang w:eastAsia="zh-CN"/>
+        </w:rPr>
+        <w:t>(</w:t>
+      </w:r>
+      <w:proofErr w:type="gramEnd"/>
+      <w:r>
+        <w:rPr>
+          <w:rFonts w:ascii="Courier New" w:hAnsi="Courier New" w:cs="Courier New"/>
+          <w:bCs w:val="0"/>
+          <w:sz w:val="20"/>
+          <w:lang w:eastAsia="zh-CN"/>
+        </w:rPr>
+        <w:t>) становятся реактивным</w:t>
+      </w:r>
+    </w:p>
+    <w:p>
+      <w:pPr>
+        <w:rPr>
+          <w:rFonts w:ascii="Courier New" w:hAnsi="Courier New" w:cs="Courier New"/>
+          <w:bCs w:val="0"/>
+          <w:sz w:val="20"/>
+          <w:lang w:eastAsia="zh-CN"/>
+        </w:rPr>
+      </w:pPr>
+      <w:r>
+        <w:rPr>
+          <w:rFonts w:ascii="Courier New" w:hAnsi="Courier New" w:cs="Courier New"/>
+          <w:bCs w:val="0"/>
+          <w:sz w:val="20"/>
+          <w:lang w:eastAsia="zh-CN"/>
+        </w:rPr>
+        <w:t xml:space="preserve">  // состоянием компонента и к ним можно обращаться через `</w:t>
+      </w:r>
+      <w:proofErr w:type="spellStart"/>
+      <w:r>
+        <w:rPr>
+          <w:rFonts w:ascii="Courier New" w:hAnsi="Courier New" w:cs="Courier New"/>
+          <w:bCs w:val="0"/>
+          <w:sz w:val="20"/>
+          <w:lang w:eastAsia="zh-CN"/>
+        </w:rPr>
+        <w:t>this</w:t>
+      </w:r>
+      <w:proofErr w:type="spellEnd"/>
+      <w:r>
+        <w:rPr>
+          <w:rFonts w:ascii="Courier New" w:hAnsi="Courier New" w:cs="Courier New"/>
+          <w:bCs w:val="0"/>
+          <w:sz w:val="20"/>
+          <w:lang w:eastAsia="zh-CN"/>
+        </w:rPr>
+        <w:t>`.</w:t>
+      </w:r>
+    </w:p>
+    <w:p>
+      <w:pPr>
+        <w:rPr>
+          <w:rFonts w:ascii="Courier New" w:hAnsi="Courier New" w:cs="Courier New"/>
+          <w:bCs w:val="0"/>
+          <w:sz w:val="20"/>
+          <w:lang w:eastAsia="zh-CN"/>
+        </w:rPr>
+      </w:pPr>
+      <w:r>
+        <w:rPr>
+          <w:rFonts w:ascii="Courier New" w:hAnsi="Courier New" w:cs="Courier New"/>
+          <w:bCs w:val="0"/>
+          <w:sz w:val="20"/>
+          <w:lang w:eastAsia="zh-CN"/>
+        </w:rPr>
+        <w:t xml:space="preserve">  </w:t>
+      </w:r>
+      <w:proofErr w:type="spellStart"/>
+      <w:proofErr w:type="gramStart"/>
+      <w:r>
+        <w:rPr>
+          <w:rFonts w:ascii="Courier New" w:hAnsi="Courier New" w:cs="Courier New"/>
+          <w:bCs w:val="0"/>
+          <w:sz w:val="20"/>
+          <w:lang w:eastAsia="zh-CN"/>
+        </w:rPr>
+        <w:t>data</w:t>
+      </w:r>
+      <w:proofErr w:type="spellEnd"/>
+      <w:r>
+        <w:rPr>
+          <w:rFonts w:ascii="Courier New" w:hAnsi="Courier New" w:cs="Courier New"/>
+          <w:bCs w:val="0"/>
+          <w:sz w:val="20"/>
+          <w:lang w:eastAsia="zh-CN"/>
+        </w:rPr>
+        <w:t>(</w:t>
+      </w:r>
+      <w:proofErr w:type="gramEnd"/>
+      <w:r>
+        <w:rPr>
+          <w:rFonts w:ascii="Courier New" w:hAnsi="Courier New" w:cs="Courier New"/>
+          <w:bCs w:val="0"/>
+          <w:sz w:val="20"/>
+          <w:lang w:eastAsia="zh-CN"/>
+        </w:rPr>
+        <w:t>) {</w:t>
+      </w:r>
+    </w:p>
+    <w:p>
+      <w:pPr>
+        <w:rPr>
+          <w:rFonts w:ascii="Courier New" w:hAnsi="Courier New" w:cs="Courier New"/>
+          <w:bCs w:val="0"/>
+          <w:sz w:val="20"/>
+          <w:lang w:eastAsia="zh-CN"/>
+        </w:rPr>
+      </w:pPr>
+      <w:r>
+        <w:rPr>
+          <w:rFonts w:ascii="Courier New" w:hAnsi="Courier New" w:cs="Courier New"/>
+          <w:bCs w:val="0"/>
+          <w:sz w:val="20"/>
+          <w:lang w:eastAsia="zh-CN"/>
+        </w:rPr>
+        <w:t xml:space="preserve">    </w:t>
+      </w:r>
+      <w:proofErr w:type="spellStart"/>
+      <w:r>
+        <w:rPr>
+          <w:rFonts w:ascii="Courier New" w:hAnsi="Courier New" w:cs="Courier New"/>
+          <w:bCs w:val="0"/>
+          <w:sz w:val="20"/>
+          <w:lang w:eastAsia="zh-CN"/>
+        </w:rPr>
+        <w:t>return</w:t>
+      </w:r>
+      <w:proofErr w:type="spellEnd"/>
+      <w:r>
+        <w:rPr>
+          <w:rFonts w:ascii="Courier New" w:hAnsi="Courier New" w:cs="Courier New"/>
+          <w:bCs w:val="0"/>
+          <w:sz w:val="20"/>
+          <w:lang w:eastAsia="zh-CN"/>
+        </w:rPr>
+        <w:t xml:space="preserve"> {</w:t>
+      </w:r>
+    </w:p>
+    <w:p>
+      <w:pPr>
+        <w:rPr>
+          <w:rFonts w:ascii="Courier New" w:hAnsi="Courier New" w:cs="Courier New"/>
+          <w:bCs w:val="0"/>
+          <w:sz w:val="20"/>
+          <w:lang w:eastAsia="zh-CN"/>
+        </w:rPr>
+      </w:pPr>
+      <w:r>
+        <w:rPr>
+          <w:rFonts w:ascii="Courier New" w:hAnsi="Courier New" w:cs="Courier New"/>
+          <w:bCs w:val="0"/>
+          <w:sz w:val="20"/>
+          <w:lang w:eastAsia="zh-CN"/>
+        </w:rPr>
+        <w:t xml:space="preserve">      </w:t>
+      </w:r>
+      <w:proofErr w:type="spellStart"/>
+      <w:r>
+        <w:rPr>
+          <w:rFonts w:ascii="Courier New" w:hAnsi="Courier New" w:cs="Courier New"/>
+          <w:bCs w:val="0"/>
+          <w:sz w:val="20"/>
+          <w:lang w:eastAsia="zh-CN"/>
+        </w:rPr>
+        <w:t>count</w:t>
+      </w:r>
+      <w:proofErr w:type="spellEnd"/>
+      <w:r>
+        <w:rPr>
+          <w:rFonts w:ascii="Courier New" w:hAnsi="Courier New" w:cs="Courier New"/>
+          <w:bCs w:val="0"/>
+          <w:sz w:val="20"/>
+          <w:lang w:eastAsia="zh-CN"/>
+        </w:rPr>
+        <w:t>: 0</w:t>
       </w:r>
     </w:p>
     <w:p>
@@ -4114,7 +4783,27 @@
           <w:sz w:val="20"/>
           <w:lang w:eastAsia="zh-CN"/>
         </w:rPr>
-        <w:t xml:space="preserve">  // Методы это функции, которые мутируют состояние и вызывают обновления.</w:t>
+        <w:t xml:space="preserve">  // </w:t>
+      </w:r>
+      <w:proofErr w:type="gramStart"/>
+      <w:r>
+        <w:rPr>
+          <w:rFonts w:ascii="Courier New" w:hAnsi="Courier New" w:cs="Courier New"/>
+          <w:bCs w:val="0"/>
+          <w:sz w:val="20"/>
+          <w:lang w:eastAsia="zh-CN"/>
+        </w:rPr>
+        <w:t>Методы это</w:t>
+      </w:r>
+      <w:proofErr w:type="gramEnd"/>
+      <w:r>
+        <w:rPr>
+          <w:rFonts w:ascii="Courier New" w:hAnsi="Courier New" w:cs="Courier New"/>
+          <w:bCs w:val="0"/>
+          <w:sz w:val="20"/>
+          <w:lang w:eastAsia="zh-CN"/>
+        </w:rPr>
+        <w:t xml:space="preserve"> функции, которые мутируют состояние и вызывают обновления.</w:t>
       </w:r>
     </w:p>
     <w:p>
@@ -4153,45 +4842,118 @@
           <w:sz w:val="20"/>
           <w:lang w:eastAsia="zh-CN"/>
         </w:rPr>
-        <w:t xml:space="preserve">  methods: {</w:t>
-      </w:r>
-    </w:p>
-    <w:p>
-      <w:pPr>
-        <w:rPr>
-          <w:rFonts w:ascii="Courier New" w:hAnsi="Courier New" w:cs="Courier New"/>
-          <w:bCs w:val="0"/>
-          <w:sz w:val="20"/>
-          <w:lang w:eastAsia="zh-CN"/>
-        </w:rPr>
-      </w:pPr>
-      <w:r>
-        <w:rPr>
-          <w:rFonts w:ascii="Courier New" w:hAnsi="Courier New" w:cs="Courier New"/>
-          <w:bCs w:val="0"/>
-          <w:sz w:val="20"/>
-          <w:lang w:eastAsia="zh-CN"/>
-        </w:rPr>
-        <w:t xml:space="preserve">    increment() {</w:t>
-      </w:r>
-    </w:p>
-    <w:p>
-      <w:pPr>
-        <w:rPr>
-          <w:rFonts w:ascii="Courier New" w:hAnsi="Courier New" w:cs="Courier New"/>
-          <w:bCs w:val="0"/>
-          <w:sz w:val="20"/>
-          <w:lang w:eastAsia="zh-CN"/>
-        </w:rPr>
-      </w:pPr>
-      <w:r>
-        <w:rPr>
-          <w:rFonts w:ascii="Courier New" w:hAnsi="Courier New" w:cs="Courier New"/>
-          <w:bCs w:val="0"/>
-          <w:sz w:val="20"/>
-          <w:lang w:eastAsia="zh-CN"/>
-        </w:rPr>
-        <w:t xml:space="preserve">      this.count++</w:t>
+        <w:t xml:space="preserve">  </w:t>
+      </w:r>
+      <w:proofErr w:type="spellStart"/>
+      <w:r>
+        <w:rPr>
+          <w:rFonts w:ascii="Courier New" w:hAnsi="Courier New" w:cs="Courier New"/>
+          <w:bCs w:val="0"/>
+          <w:sz w:val="20"/>
+          <w:lang w:eastAsia="zh-CN"/>
+        </w:rPr>
+        <w:t>methods</w:t>
+      </w:r>
+      <w:proofErr w:type="spellEnd"/>
+      <w:r>
+        <w:rPr>
+          <w:rFonts w:ascii="Courier New" w:hAnsi="Courier New" w:cs="Courier New"/>
+          <w:bCs w:val="0"/>
+          <w:sz w:val="20"/>
+          <w:lang w:eastAsia="zh-CN"/>
+        </w:rPr>
+        <w:t>: {</w:t>
+      </w:r>
+    </w:p>
+    <w:p>
+      <w:pPr>
+        <w:rPr>
+          <w:rFonts w:ascii="Courier New" w:hAnsi="Courier New" w:cs="Courier New"/>
+          <w:bCs w:val="0"/>
+          <w:sz w:val="20"/>
+          <w:lang w:eastAsia="zh-CN"/>
+        </w:rPr>
+      </w:pPr>
+      <w:r>
+        <w:rPr>
+          <w:rFonts w:ascii="Courier New" w:hAnsi="Courier New" w:cs="Courier New"/>
+          <w:bCs w:val="0"/>
+          <w:sz w:val="20"/>
+          <w:lang w:eastAsia="zh-CN"/>
+        </w:rPr>
+        <w:t xml:space="preserve">    </w:t>
+      </w:r>
+      <w:proofErr w:type="spellStart"/>
+      <w:proofErr w:type="gramStart"/>
+      <w:r>
+        <w:rPr>
+          <w:rFonts w:ascii="Courier New" w:hAnsi="Courier New" w:cs="Courier New"/>
+          <w:bCs w:val="0"/>
+          <w:sz w:val="20"/>
+          <w:lang w:eastAsia="zh-CN"/>
+        </w:rPr>
+        <w:t>increment</w:t>
+      </w:r>
+      <w:proofErr w:type="spellEnd"/>
+      <w:r>
+        <w:rPr>
+          <w:rFonts w:ascii="Courier New" w:hAnsi="Courier New" w:cs="Courier New"/>
+          <w:bCs w:val="0"/>
+          <w:sz w:val="20"/>
+          <w:lang w:eastAsia="zh-CN"/>
+        </w:rPr>
+        <w:t>(</w:t>
+      </w:r>
+      <w:proofErr w:type="gramEnd"/>
+      <w:r>
+        <w:rPr>
+          <w:rFonts w:ascii="Courier New" w:hAnsi="Courier New" w:cs="Courier New"/>
+          <w:bCs w:val="0"/>
+          <w:sz w:val="20"/>
+          <w:lang w:eastAsia="zh-CN"/>
+        </w:rPr>
+        <w:t>) {</w:t>
+      </w:r>
+    </w:p>
+    <w:p>
+      <w:pPr>
+        <w:rPr>
+          <w:rFonts w:ascii="Courier New" w:hAnsi="Courier New" w:cs="Courier New"/>
+          <w:bCs w:val="0"/>
+          <w:sz w:val="20"/>
+          <w:lang w:eastAsia="zh-CN"/>
+        </w:rPr>
+      </w:pPr>
+      <w:r>
+        <w:rPr>
+          <w:rFonts w:ascii="Courier New" w:hAnsi="Courier New" w:cs="Courier New"/>
+          <w:bCs w:val="0"/>
+          <w:sz w:val="20"/>
+          <w:lang w:eastAsia="zh-CN"/>
+        </w:rPr>
+        <w:t xml:space="preserve">      </w:t>
+      </w:r>
+      <w:proofErr w:type="spellStart"/>
+      <w:proofErr w:type="gramStart"/>
+      <w:r>
+        <w:rPr>
+          <w:rFonts w:ascii="Courier New" w:hAnsi="Courier New" w:cs="Courier New"/>
+          <w:bCs w:val="0"/>
+          <w:sz w:val="20"/>
+          <w:lang w:eastAsia="zh-CN"/>
+        </w:rPr>
+        <w:t>this.count</w:t>
+      </w:r>
+      <w:proofErr w:type="spellEnd"/>
+      <w:proofErr w:type="gramEnd"/>
+      <w:r>
+        <w:rPr>
+          <w:rFonts w:ascii="Courier New" w:hAnsi="Courier New" w:cs="Courier New"/>
+          <w:bCs w:val="0"/>
+          <w:sz w:val="20"/>
+          <w:lang w:eastAsia="zh-CN"/>
+        </w:rPr>
+        <w:t>++</w:t>
       </w:r>
     </w:p>
     <w:p>
@@ -4315,26 +5077,108 @@
           <w:sz w:val="20"/>
           <w:lang w:eastAsia="zh-CN"/>
         </w:rPr>
-        <w:t xml:space="preserve">  mounted() {</w:t>
-      </w:r>
-    </w:p>
-    <w:p>
-      <w:pPr>
-        <w:rPr>
-          <w:rFonts w:ascii="Courier New" w:hAnsi="Courier New" w:cs="Courier New"/>
-          <w:bCs w:val="0"/>
-          <w:sz w:val="20"/>
-          <w:lang w:eastAsia="zh-CN"/>
-        </w:rPr>
-      </w:pPr>
-      <w:r>
-        <w:rPr>
-          <w:rFonts w:ascii="Courier New" w:hAnsi="Courier New" w:cs="Courier New"/>
-          <w:bCs w:val="0"/>
-          <w:sz w:val="20"/>
-          <w:lang w:eastAsia="zh-CN"/>
-        </w:rPr>
-        <w:t xml:space="preserve">    console.log(`Стартовое значение счётчика — ${this.count}.`)</w:t>
+        <w:t xml:space="preserve">  </w:t>
+      </w:r>
+      <w:proofErr w:type="spellStart"/>
+      <w:proofErr w:type="gramStart"/>
+      <w:r>
+        <w:rPr>
+          <w:rFonts w:ascii="Courier New" w:hAnsi="Courier New" w:cs="Courier New"/>
+          <w:bCs w:val="0"/>
+          <w:sz w:val="20"/>
+          <w:lang w:eastAsia="zh-CN"/>
+        </w:rPr>
+        <w:t>mounted</w:t>
+      </w:r>
+      <w:proofErr w:type="spellEnd"/>
+      <w:r>
+        <w:rPr>
+          <w:rFonts w:ascii="Courier New" w:hAnsi="Courier New" w:cs="Courier New"/>
+          <w:bCs w:val="0"/>
+          <w:sz w:val="20"/>
+          <w:lang w:eastAsia="zh-CN"/>
+        </w:rPr>
+        <w:t>(</w:t>
+      </w:r>
+      <w:proofErr w:type="gramEnd"/>
+      <w:r>
+        <w:rPr>
+          <w:rFonts w:ascii="Courier New" w:hAnsi="Courier New" w:cs="Courier New"/>
+          <w:bCs w:val="0"/>
+          <w:sz w:val="20"/>
+          <w:lang w:eastAsia="zh-CN"/>
+        </w:rPr>
+        <w:t>) {</w:t>
+      </w:r>
+    </w:p>
+    <w:p>
+      <w:pPr>
+        <w:rPr>
+          <w:rFonts w:ascii="Courier New" w:hAnsi="Courier New" w:cs="Courier New"/>
+          <w:bCs w:val="0"/>
+          <w:sz w:val="20"/>
+          <w:lang w:eastAsia="zh-CN"/>
+        </w:rPr>
+      </w:pPr>
+      <w:r>
+        <w:rPr>
+          <w:rFonts w:ascii="Courier New" w:hAnsi="Courier New" w:cs="Courier New"/>
+          <w:bCs w:val="0"/>
+          <w:sz w:val="20"/>
+          <w:lang w:eastAsia="zh-CN"/>
+        </w:rPr>
+        <w:t xml:space="preserve">    </w:t>
+      </w:r>
+      <w:proofErr w:type="gramStart"/>
+      <w:r>
+        <w:rPr>
+          <w:rFonts w:ascii="Courier New" w:hAnsi="Courier New" w:cs="Courier New"/>
+          <w:bCs w:val="0"/>
+          <w:sz w:val="20"/>
+          <w:lang w:eastAsia="zh-CN"/>
+        </w:rPr>
+        <w:t>console.log(</w:t>
+      </w:r>
+      <w:proofErr w:type="gramEnd"/>
+      <w:r>
+        <w:rPr>
+          <w:rFonts w:ascii="Courier New" w:hAnsi="Courier New" w:cs="Courier New"/>
+          <w:bCs w:val="0"/>
+          <w:sz w:val="20"/>
+          <w:lang w:eastAsia="zh-CN"/>
+        </w:rPr>
+        <w:t>`Стартовое значение счётчика — ${</w:t>
+      </w:r>
+      <w:proofErr w:type="spellStart"/>
+      <w:proofErr w:type="gramStart"/>
+      <w:r>
+        <w:rPr>
+          <w:rFonts w:ascii="Courier New" w:hAnsi="Courier New" w:cs="Courier New"/>
+          <w:bCs w:val="0"/>
+          <w:sz w:val="20"/>
+          <w:lang w:eastAsia="zh-CN"/>
+        </w:rPr>
+        <w:t>this.count</w:t>
+      </w:r>
+      <w:proofErr w:type="spellEnd"/>
+      <w:r>
+        <w:rPr>
+          <w:rFonts w:ascii="Courier New" w:hAnsi="Courier New" w:cs="Courier New"/>
+          <w:bCs w:val="0"/>
+          <w:sz w:val="20"/>
+          <w:lang w:eastAsia="zh-CN"/>
+        </w:rPr>
+        <w:t>}.`</w:t>
+      </w:r>
+      <w:proofErr w:type="gramEnd"/>
+      <w:r>
+        <w:rPr>
+          <w:rFonts w:ascii="Courier New" w:hAnsi="Courier New" w:cs="Courier New"/>
+          <w:bCs w:val="0"/>
+          <w:sz w:val="20"/>
+          <w:lang w:eastAsia="zh-CN"/>
+        </w:rPr>
+        <w:t>)</w:t>
       </w:r>
     </w:p>
     <w:p>
@@ -4466,26 +5310,86 @@
           <w:sz w:val="20"/>
           <w:lang w:val="en-US" w:eastAsia="zh-CN"/>
         </w:rPr>
-        <w:t>: {{ count }}&lt;/button&gt;</w:t>
-      </w:r>
-    </w:p>
-    <w:p>
-      <w:pPr>
-        <w:rPr>
-          <w:rFonts w:ascii="Courier New" w:hAnsi="Courier New" w:cs="Courier New"/>
-          <w:bCs w:val="0"/>
-          <w:sz w:val="20"/>
-          <w:lang w:eastAsia="zh-CN"/>
-        </w:rPr>
-      </w:pPr>
-      <w:r>
-        <w:rPr>
-          <w:rFonts w:ascii="Courier New" w:hAnsi="Courier New" w:cs="Courier New"/>
-          <w:bCs w:val="0"/>
-          <w:sz w:val="20"/>
-          <w:lang w:eastAsia="zh-CN"/>
-        </w:rPr>
-        <w:t>&lt;/template&gt;</w:t>
+        <w:t xml:space="preserve">: </w:t>
+      </w:r>
+      <w:proofErr w:type="gramStart"/>
+      <w:r>
+        <w:rPr>
+          <w:rFonts w:ascii="Courier New" w:hAnsi="Courier New" w:cs="Courier New"/>
+          <w:bCs w:val="0"/>
+          <w:sz w:val="20"/>
+          <w:lang w:val="en-US" w:eastAsia="zh-CN"/>
+        </w:rPr>
+        <w:t>{{ count</w:t>
+      </w:r>
+      <w:proofErr w:type="gramEnd"/>
+      <w:r>
+        <w:rPr>
+          <w:rFonts w:ascii="Courier New" w:hAnsi="Courier New" w:cs="Courier New"/>
+          <w:bCs w:val="0"/>
+          <w:sz w:val="20"/>
+          <w:lang w:val="en-US" w:eastAsia="zh-CN"/>
+        </w:rPr>
+        <w:t xml:space="preserve"> </w:t>
+      </w:r>
+      <w:proofErr w:type="gramStart"/>
+      <w:r>
+        <w:rPr>
+          <w:rFonts w:ascii="Courier New" w:hAnsi="Courier New" w:cs="Courier New"/>
+          <w:bCs w:val="0"/>
+          <w:sz w:val="20"/>
+          <w:lang w:val="en-US" w:eastAsia="zh-CN"/>
+        </w:rPr>
+        <w:t>}}&lt;</w:t>
+      </w:r>
+      <w:proofErr w:type="gramEnd"/>
+      <w:r>
+        <w:rPr>
+          <w:rFonts w:ascii="Courier New" w:hAnsi="Courier New" w:cs="Courier New"/>
+          <w:bCs w:val="0"/>
+          <w:sz w:val="20"/>
+          <w:lang w:val="en-US" w:eastAsia="zh-CN"/>
+        </w:rPr>
+        <w:t>/button&gt;</w:t>
+      </w:r>
+    </w:p>
+    <w:p>
+      <w:pPr>
+        <w:rPr>
+          <w:rFonts w:ascii="Courier New" w:hAnsi="Courier New" w:cs="Courier New"/>
+          <w:bCs w:val="0"/>
+          <w:sz w:val="20"/>
+          <w:lang w:eastAsia="zh-CN"/>
+        </w:rPr>
+      </w:pPr>
+      <w:r>
+        <w:rPr>
+          <w:rFonts w:ascii="Courier New" w:hAnsi="Courier New" w:cs="Courier New"/>
+          <w:bCs w:val="0"/>
+          <w:sz w:val="20"/>
+          <w:lang w:eastAsia="zh-CN"/>
+        </w:rPr>
+        <w:t>&lt;/</w:t>
+      </w:r>
+      <w:proofErr w:type="spellStart"/>
+      <w:r>
+        <w:rPr>
+          <w:rFonts w:ascii="Courier New" w:hAnsi="Courier New" w:cs="Courier New"/>
+          <w:bCs w:val="0"/>
+          <w:sz w:val="20"/>
+          <w:lang w:eastAsia="zh-CN"/>
+        </w:rPr>
+        <w:t>template</w:t>
+      </w:r>
+      <w:proofErr w:type="spellEnd"/>
+      <w:r>
+        <w:rPr>
+          <w:rFonts w:ascii="Courier New" w:hAnsi="Courier New" w:cs="Courier New"/>
+          <w:bCs w:val="0"/>
+          <w:sz w:val="20"/>
+          <w:lang w:eastAsia="zh-CN"/>
+        </w:rPr>
+        <w:t>&gt;</w:t>
       </w:r>
     </w:p>
     <w:p>
@@ -4510,16 +5414,100 @@
           <w:szCs w:val="28"/>
           <w:lang w:eastAsia="zh-CN"/>
         </w:rPr>
-        <w:t>С помощью Composition API мы определяем логику компонента, используя импортированные функции API. В однофайловых компонентах, Composition API обычно используется с синтаксисом </w:t>
-      </w:r>
-      <w:hyperlink r:id="rId7" w:history="1">
+        <w:t xml:space="preserve">С помощью </w:t>
+      </w:r>
+      <w:proofErr w:type="spellStart"/>
+      <w:r>
+        <w:rPr>
+          <w:szCs w:val="28"/>
+          <w:lang w:eastAsia="zh-CN"/>
+        </w:rPr>
+        <w:t>Composition</w:t>
+      </w:r>
+      <w:proofErr w:type="spellEnd"/>
+      <w:r>
+        <w:rPr>
+          <w:szCs w:val="28"/>
+          <w:lang w:eastAsia="zh-CN"/>
+        </w:rPr>
+        <w:t xml:space="preserve"> API мы определяем логику компонента, используя импортированные функции API. В </w:t>
+      </w:r>
+      <w:proofErr w:type="spellStart"/>
+      <w:r>
+        <w:rPr>
+          <w:szCs w:val="28"/>
+          <w:lang w:eastAsia="zh-CN"/>
+        </w:rPr>
+        <w:t>однофайловых</w:t>
+      </w:r>
+      <w:proofErr w:type="spellEnd"/>
+      <w:r>
+        <w:rPr>
+          <w:szCs w:val="28"/>
+          <w:lang w:eastAsia="zh-CN"/>
+        </w:rPr>
+        <w:t xml:space="preserve"> компонентах, </w:t>
+      </w:r>
+      <w:proofErr w:type="spellStart"/>
+      <w:r>
+        <w:rPr>
+          <w:szCs w:val="28"/>
+          <w:lang w:eastAsia="zh-CN"/>
+        </w:rPr>
+        <w:t>Composition</w:t>
+      </w:r>
+      <w:proofErr w:type="spellEnd"/>
+      <w:r>
+        <w:rPr>
+          <w:szCs w:val="28"/>
+          <w:lang w:eastAsia="zh-CN"/>
+        </w:rPr>
+        <w:t xml:space="preserve"> API обычно используется с синтаксисом </w:t>
+      </w:r>
+      <w:hyperlink r:id="rId8" w:history="1">
         <w:r>
           <w:rPr>
             <w:rStyle w:val="a8"/>
             <w:szCs w:val="28"/>
             <w:lang w:eastAsia="zh-CN"/>
           </w:rPr>
-          <w:t>&lt;script setup&gt;</w:t>
+          <w:t>&lt;</w:t>
+        </w:r>
+        <w:proofErr w:type="spellStart"/>
+        <w:r>
+          <w:rPr>
+            <w:rStyle w:val="a8"/>
+            <w:szCs w:val="28"/>
+            <w:lang w:eastAsia="zh-CN"/>
+          </w:rPr>
+          <w:t>script</w:t>
+        </w:r>
+        <w:proofErr w:type="spellEnd"/>
+        <w:r>
+          <w:rPr>
+            <w:rStyle w:val="a8"/>
+            <w:szCs w:val="28"/>
+            <w:lang w:eastAsia="zh-CN"/>
+          </w:rPr>
+          <w:t xml:space="preserve"> </w:t>
+        </w:r>
+        <w:proofErr w:type="spellStart"/>
+        <w:r>
+          <w:rPr>
+            <w:rStyle w:val="a8"/>
+            <w:szCs w:val="28"/>
+            <w:lang w:eastAsia="zh-CN"/>
+          </w:rPr>
+          <w:t>setup</w:t>
+        </w:r>
+        <w:proofErr w:type="spellEnd"/>
+        <w:r>
+          <w:rPr>
+            <w:rStyle w:val="a8"/>
+            <w:szCs w:val="28"/>
+            <w:lang w:eastAsia="zh-CN"/>
+          </w:rPr>
+          <w:t>&gt;</w:t>
         </w:r>
       </w:hyperlink>
       <w:r>
@@ -4527,38 +5515,150 @@
           <w:szCs w:val="28"/>
           <w:lang w:eastAsia="zh-CN"/>
         </w:rPr>
-        <w:t>. Атрибут setup — подсказка компилятору для выполнения специальных преобразований на этапе компиляции, что позволяет использовать Composition API с меньшим количеством кода. Например, импорты и переменные / функции, объявленные на верхнем уровне в &lt;script setup&gt; можно использовать напрямую в шаблоне.</w:t>
-      </w:r>
-    </w:p>
-    <w:p>
-      <w:pPr>
+        <w:t>. Атрибут </w:t>
+      </w:r>
+      <w:proofErr w:type="spellStart"/>
+      <w:r>
         <w:rPr>
           <w:szCs w:val="28"/>
           <w:lang w:eastAsia="zh-CN"/>
         </w:rPr>
-      </w:pPr>
-    </w:p>
-    <w:p>
-      <w:pPr>
+        <w:t>setup</w:t>
+      </w:r>
+      <w:proofErr w:type="spellEnd"/>
+      <w:r>
         <w:rPr>
           <w:szCs w:val="28"/>
           <w:lang w:eastAsia="zh-CN"/>
         </w:rPr>
-      </w:pPr>
+        <w:t xml:space="preserve"> — подсказка компилятору для выполнения специальных преобразований на этапе компиляции, что позволяет использовать </w:t>
+      </w:r>
+      <w:proofErr w:type="spellStart"/>
       <w:r>
         <w:rPr>
           <w:szCs w:val="28"/>
           <w:lang w:eastAsia="zh-CN"/>
         </w:rPr>
-        <w:t>Вот тот же компонент, с точно таким же шаблоном, но написанный с использованием Composition API и &lt;script setup&gt;:</w:t>
-      </w:r>
-    </w:p>
-    <w:p>
-      <w:pPr>
+        <w:t>Composition</w:t>
+      </w:r>
+      <w:proofErr w:type="spellEnd"/>
+      <w:r>
         <w:rPr>
           <w:szCs w:val="28"/>
           <w:lang w:eastAsia="zh-CN"/>
         </w:rPr>
+        <w:t xml:space="preserve"> API с меньшим количеством кода. Например, импорты и переменные / функции, объявленные на верхнем уровне в &lt;</w:t>
+      </w:r>
+      <w:proofErr w:type="spellStart"/>
+      <w:r>
+        <w:rPr>
+          <w:szCs w:val="28"/>
+          <w:lang w:eastAsia="zh-CN"/>
+        </w:rPr>
+        <w:t>script</w:t>
+      </w:r>
+      <w:proofErr w:type="spellEnd"/>
+      <w:r>
+        <w:rPr>
+          <w:szCs w:val="28"/>
+          <w:lang w:eastAsia="zh-CN"/>
+        </w:rPr>
+        <w:t xml:space="preserve"> </w:t>
+      </w:r>
+      <w:proofErr w:type="spellStart"/>
+      <w:r>
+        <w:rPr>
+          <w:szCs w:val="28"/>
+          <w:lang w:eastAsia="zh-CN"/>
+        </w:rPr>
+        <w:t>setup</w:t>
+      </w:r>
+      <w:proofErr w:type="spellEnd"/>
+      <w:r>
+        <w:rPr>
+          <w:szCs w:val="28"/>
+          <w:lang w:eastAsia="zh-CN"/>
+        </w:rPr>
+        <w:t>&gt; можно использовать напрямую в шаблоне.</w:t>
+      </w:r>
+    </w:p>
+    <w:p>
+      <w:pPr>
+        <w:rPr>
+          <w:szCs w:val="28"/>
+          <w:lang w:eastAsia="zh-CN"/>
+        </w:rPr>
+      </w:pPr>
+    </w:p>
+    <w:p>
+      <w:pPr>
+        <w:rPr>
+          <w:szCs w:val="28"/>
+          <w:lang w:eastAsia="zh-CN"/>
+        </w:rPr>
+      </w:pPr>
+      <w:r>
+        <w:rPr>
+          <w:szCs w:val="28"/>
+          <w:lang w:eastAsia="zh-CN"/>
+        </w:rPr>
+        <w:t xml:space="preserve">Вот тот же компонент, с точно таким же шаблоном, но написанный с использованием </w:t>
+      </w:r>
+      <w:proofErr w:type="spellStart"/>
+      <w:r>
+        <w:rPr>
+          <w:szCs w:val="28"/>
+          <w:lang w:eastAsia="zh-CN"/>
+        </w:rPr>
+        <w:t>Composition</w:t>
+      </w:r>
+      <w:proofErr w:type="spellEnd"/>
+      <w:r>
+        <w:rPr>
+          <w:szCs w:val="28"/>
+          <w:lang w:eastAsia="zh-CN"/>
+        </w:rPr>
+        <w:t xml:space="preserve"> API и &lt;</w:t>
+      </w:r>
+      <w:proofErr w:type="spellStart"/>
+      <w:r>
+        <w:rPr>
+          <w:szCs w:val="28"/>
+          <w:lang w:eastAsia="zh-CN"/>
+        </w:rPr>
+        <w:t>script</w:t>
+      </w:r>
+      <w:proofErr w:type="spellEnd"/>
+      <w:r>
+        <w:rPr>
+          <w:szCs w:val="28"/>
+          <w:lang w:eastAsia="zh-CN"/>
+        </w:rPr>
+        <w:t xml:space="preserve"> </w:t>
+      </w:r>
+      <w:proofErr w:type="spellStart"/>
+      <w:r>
+        <w:rPr>
+          <w:szCs w:val="28"/>
+          <w:lang w:eastAsia="zh-CN"/>
+        </w:rPr>
+        <w:t>setup</w:t>
+      </w:r>
+      <w:proofErr w:type="spellEnd"/>
+      <w:r>
+        <w:rPr>
+          <w:szCs w:val="28"/>
+          <w:lang w:eastAsia="zh-CN"/>
+        </w:rPr>
+        <w:t>&gt;:</w:t>
+      </w:r>
+    </w:p>
+    <w:p>
+      <w:pPr>
+        <w:rPr>
+          <w:szCs w:val="28"/>
+          <w:lang w:eastAsia="zh-CN"/>
+        </w:rPr>
       </w:pPr>
     </w:p>
     <w:p>
@@ -4641,8 +5741,9 @@
           <w:sz w:val="20"/>
           <w:lang w:val="en-US" w:eastAsia="zh-CN"/>
         </w:rPr>
-        <w:t xml:space="preserve"> { </w:t>
-      </w:r>
+        <w:t xml:space="preserve"> </w:t>
+      </w:r>
+      <w:proofErr w:type="gramStart"/>
       <w:r>
         <w:rPr>
           <w:rFonts w:ascii="Courier New" w:hAnsi="Courier New" w:cs="Courier New"/>
@@ -4650,8 +5751,18 @@
           <w:sz w:val="20"/>
           <w:lang w:val="en-US" w:eastAsia="zh-CN"/>
         </w:rPr>
+        <w:t xml:space="preserve">{ </w:t>
+      </w:r>
+      <w:r>
+        <w:rPr>
+          <w:rFonts w:ascii="Courier New" w:hAnsi="Courier New" w:cs="Courier New"/>
+          <w:bCs w:val="0"/>
+          <w:sz w:val="20"/>
+          <w:lang w:val="en-US" w:eastAsia="zh-CN"/>
+        </w:rPr>
         <w:t>ref</w:t>
       </w:r>
+      <w:proofErr w:type="gramEnd"/>
       <w:r>
         <w:rPr>
           <w:rFonts w:ascii="Courier New" w:hAnsi="Courier New" w:cs="Courier New"/>
@@ -4661,6 +5772,8 @@
         </w:rPr>
         <w:t xml:space="preserve">, </w:t>
       </w:r>
+      <w:proofErr w:type="spellStart"/>
+      <w:proofErr w:type="gramStart"/>
       <w:r>
         <w:rPr>
           <w:rFonts w:ascii="Courier New" w:hAnsi="Courier New" w:cs="Courier New"/>
@@ -4670,6 +5783,7 @@
         </w:rPr>
         <w:t>onMounted</w:t>
       </w:r>
+      <w:proofErr w:type="spellEnd"/>
       <w:r>
         <w:rPr>
           <w:rFonts w:ascii="Courier New" w:hAnsi="Courier New" w:cs="Courier New"/>
@@ -4677,8 +5791,9 @@
           <w:sz w:val="20"/>
           <w:lang w:val="en-US" w:eastAsia="zh-CN"/>
         </w:rPr>
-        <w:t xml:space="preserve"> } </w:t>
-      </w:r>
+        <w:t xml:space="preserve"> }</w:t>
+      </w:r>
+      <w:proofErr w:type="gramEnd"/>
       <w:r>
         <w:rPr>
           <w:rFonts w:ascii="Courier New" w:hAnsi="Courier New" w:cs="Courier New"/>
@@ -4686,6 +5801,15 @@
           <w:sz w:val="20"/>
           <w:lang w:val="en-US" w:eastAsia="zh-CN"/>
         </w:rPr>
+        <w:t xml:space="preserve"> </w:t>
+      </w:r>
+      <w:r>
+        <w:rPr>
+          <w:rFonts w:ascii="Courier New" w:hAnsi="Courier New" w:cs="Courier New"/>
+          <w:bCs w:val="0"/>
+          <w:sz w:val="20"/>
+          <w:lang w:val="en-US" w:eastAsia="zh-CN"/>
+        </w:rPr>
         <w:t>from</w:t>
       </w:r>
       <w:r>
@@ -4697,6 +5821,7 @@
         </w:rPr>
         <w:t xml:space="preserve"> '</w:t>
       </w:r>
+      <w:proofErr w:type="spellStart"/>
       <w:r>
         <w:rPr>
           <w:rFonts w:ascii="Courier New" w:hAnsi="Courier New" w:cs="Courier New"/>
@@ -4706,6 +5831,7 @@
         </w:rPr>
         <w:t>vue</w:t>
       </w:r>
+      <w:proofErr w:type="spellEnd"/>
       <w:r>
         <w:rPr>
           <w:rFonts w:ascii="Courier New" w:hAnsi="Courier New" w:cs="Courier New"/>
@@ -4754,43 +5880,125 @@
           <w:lang w:eastAsia="zh-CN"/>
         </w:rPr>
       </w:pPr>
-      <w:r>
-        <w:rPr>
-          <w:rFonts w:ascii="Courier New" w:hAnsi="Courier New" w:cs="Courier New"/>
-          <w:bCs w:val="0"/>
-          <w:sz w:val="20"/>
-          <w:lang w:eastAsia="zh-CN"/>
-        </w:rPr>
-        <w:t>const count = ref(0)</w:t>
-      </w:r>
-    </w:p>
-    <w:p>
-      <w:pPr>
-        <w:rPr>
-          <w:rFonts w:ascii="Courier New" w:hAnsi="Courier New" w:cs="Courier New"/>
-          <w:bCs w:val="0"/>
-          <w:sz w:val="20"/>
-          <w:lang w:eastAsia="zh-CN"/>
-        </w:rPr>
-      </w:pPr>
-    </w:p>
-    <w:p>
-      <w:pPr>
-        <w:rPr>
-          <w:rFonts w:ascii="Courier New" w:hAnsi="Courier New" w:cs="Courier New"/>
-          <w:bCs w:val="0"/>
-          <w:sz w:val="20"/>
-          <w:lang w:eastAsia="zh-CN"/>
-        </w:rPr>
-      </w:pPr>
-      <w:r>
-        <w:rPr>
-          <w:rFonts w:ascii="Courier New" w:hAnsi="Courier New" w:cs="Courier New"/>
-          <w:bCs w:val="0"/>
-          <w:sz w:val="20"/>
-          <w:lang w:eastAsia="zh-CN"/>
-        </w:rPr>
-        <w:t>// функции которые мутируют состояние и вызывают обновления</w:t>
+      <w:proofErr w:type="spellStart"/>
+      <w:r>
+        <w:rPr>
+          <w:rFonts w:ascii="Courier New" w:hAnsi="Courier New" w:cs="Courier New"/>
+          <w:bCs w:val="0"/>
+          <w:sz w:val="20"/>
+          <w:lang w:eastAsia="zh-CN"/>
+        </w:rPr>
+        <w:t>const</w:t>
+      </w:r>
+      <w:proofErr w:type="spellEnd"/>
+      <w:r>
+        <w:rPr>
+          <w:rFonts w:ascii="Courier New" w:hAnsi="Courier New" w:cs="Courier New"/>
+          <w:bCs w:val="0"/>
+          <w:sz w:val="20"/>
+          <w:lang w:eastAsia="zh-CN"/>
+        </w:rPr>
+        <w:t xml:space="preserve"> </w:t>
+      </w:r>
+      <w:proofErr w:type="spellStart"/>
+      <w:r>
+        <w:rPr>
+          <w:rFonts w:ascii="Courier New" w:hAnsi="Courier New" w:cs="Courier New"/>
+          <w:bCs w:val="0"/>
+          <w:sz w:val="20"/>
+          <w:lang w:eastAsia="zh-CN"/>
+        </w:rPr>
+        <w:t>count</w:t>
+      </w:r>
+      <w:proofErr w:type="spellEnd"/>
+      <w:r>
+        <w:rPr>
+          <w:rFonts w:ascii="Courier New" w:hAnsi="Courier New" w:cs="Courier New"/>
+          <w:bCs w:val="0"/>
+          <w:sz w:val="20"/>
+          <w:lang w:eastAsia="zh-CN"/>
+        </w:rPr>
+        <w:t xml:space="preserve"> = </w:t>
+      </w:r>
+      <w:proofErr w:type="spellStart"/>
+      <w:proofErr w:type="gramStart"/>
+      <w:r>
+        <w:rPr>
+          <w:rFonts w:ascii="Courier New" w:hAnsi="Courier New" w:cs="Courier New"/>
+          <w:bCs w:val="0"/>
+          <w:sz w:val="20"/>
+          <w:lang w:eastAsia="zh-CN"/>
+        </w:rPr>
+        <w:t>ref</w:t>
+      </w:r>
+      <w:proofErr w:type="spellEnd"/>
+      <w:r>
+        <w:rPr>
+          <w:rFonts w:ascii="Courier New" w:hAnsi="Courier New" w:cs="Courier New"/>
+          <w:bCs w:val="0"/>
+          <w:sz w:val="20"/>
+          <w:lang w:eastAsia="zh-CN"/>
+        </w:rPr>
+        <w:t>(</w:t>
+      </w:r>
+      <w:proofErr w:type="gramEnd"/>
+      <w:r>
+        <w:rPr>
+          <w:rFonts w:ascii="Courier New" w:hAnsi="Courier New" w:cs="Courier New"/>
+          <w:bCs w:val="0"/>
+          <w:sz w:val="20"/>
+          <w:lang w:eastAsia="zh-CN"/>
+        </w:rPr>
+        <w:t>0)</w:t>
+      </w:r>
+    </w:p>
+    <w:p>
+      <w:pPr>
+        <w:rPr>
+          <w:rFonts w:ascii="Courier New" w:hAnsi="Courier New" w:cs="Courier New"/>
+          <w:bCs w:val="0"/>
+          <w:sz w:val="20"/>
+          <w:lang w:eastAsia="zh-CN"/>
+        </w:rPr>
+      </w:pPr>
+    </w:p>
+    <w:p>
+      <w:pPr>
+        <w:rPr>
+          <w:rFonts w:ascii="Courier New" w:hAnsi="Courier New" w:cs="Courier New"/>
+          <w:bCs w:val="0"/>
+          <w:sz w:val="20"/>
+          <w:lang w:eastAsia="zh-CN"/>
+        </w:rPr>
+      </w:pPr>
+      <w:r>
+        <w:rPr>
+          <w:rFonts w:ascii="Courier New" w:hAnsi="Courier New" w:cs="Courier New"/>
+          <w:bCs w:val="0"/>
+          <w:sz w:val="20"/>
+          <w:lang w:eastAsia="zh-CN"/>
+        </w:rPr>
+        <w:t xml:space="preserve">// </w:t>
+      </w:r>
+      <w:proofErr w:type="gramStart"/>
+      <w:r>
+        <w:rPr>
+          <w:rFonts w:ascii="Courier New" w:hAnsi="Courier New" w:cs="Courier New"/>
+          <w:bCs w:val="0"/>
+          <w:sz w:val="20"/>
+          <w:lang w:eastAsia="zh-CN"/>
+        </w:rPr>
+        <w:t>функции</w:t>
+      </w:r>
+      <w:proofErr w:type="gramEnd"/>
+      <w:r>
+        <w:rPr>
+          <w:rFonts w:ascii="Courier New" w:hAnsi="Courier New" w:cs="Courier New"/>
+          <w:bCs w:val="0"/>
+          <w:sz w:val="20"/>
+          <w:lang w:eastAsia="zh-CN"/>
+        </w:rPr>
+        <w:t xml:space="preserve"> которые мутируют состояние и вызывают обновления</w:t>
       </w:r>
     </w:p>
     <w:p>
@@ -4809,18 +6017,19 @@
           <w:sz w:val="20"/>
           <w:lang w:val="en-US" w:eastAsia="zh-CN"/>
         </w:rPr>
-        <w:t>function increment() {</w:t>
-      </w:r>
-    </w:p>
-    <w:p>
-      <w:pPr>
+        <w:t xml:space="preserve">function </w:t>
+      </w:r>
+      <w:proofErr w:type="gramStart"/>
+      <w:r>
         <w:rPr>
           <w:rFonts w:ascii="Courier New" w:hAnsi="Courier New" w:cs="Courier New"/>
           <w:bCs w:val="0"/>
           <w:sz w:val="20"/>
           <w:lang w:val="en-US" w:eastAsia="zh-CN"/>
         </w:rPr>
-      </w:pPr>
+        <w:t>increment(</w:t>
+      </w:r>
+      <w:proofErr w:type="gramEnd"/>
       <w:r>
         <w:rPr>
           <w:rFonts w:ascii="Courier New" w:hAnsi="Courier New" w:cs="Courier New"/>
@@ -4828,7 +6037,7 @@
           <w:sz w:val="20"/>
           <w:lang w:val="en-US" w:eastAsia="zh-CN"/>
         </w:rPr>
-        <w:t xml:space="preserve">  count.value++</w:t>
+        <w:t>) {</w:t>
       </w:r>
     </w:p>
     <w:p>
@@ -4847,6 +6056,45 @@
           <w:sz w:val="20"/>
           <w:lang w:val="en-US" w:eastAsia="zh-CN"/>
         </w:rPr>
+        <w:t xml:space="preserve">  </w:t>
+      </w:r>
+      <w:proofErr w:type="spellStart"/>
+      <w:r>
+        <w:rPr>
+          <w:rFonts w:ascii="Courier New" w:hAnsi="Courier New" w:cs="Courier New"/>
+          <w:bCs w:val="0"/>
+          <w:sz w:val="20"/>
+          <w:lang w:val="en-US" w:eastAsia="zh-CN"/>
+        </w:rPr>
+        <w:t>count.value</w:t>
+      </w:r>
+      <w:proofErr w:type="spellEnd"/>
+      <w:r>
+        <w:rPr>
+          <w:rFonts w:ascii="Courier New" w:hAnsi="Courier New" w:cs="Courier New"/>
+          <w:bCs w:val="0"/>
+          <w:sz w:val="20"/>
+          <w:lang w:val="en-US" w:eastAsia="zh-CN"/>
+        </w:rPr>
+        <w:t>++</w:t>
+      </w:r>
+    </w:p>
+    <w:p>
+      <w:pPr>
+        <w:rPr>
+          <w:rFonts w:ascii="Courier New" w:hAnsi="Courier New" w:cs="Courier New"/>
+          <w:bCs w:val="0"/>
+          <w:sz w:val="20"/>
+          <w:lang w:val="en-US" w:eastAsia="zh-CN"/>
+        </w:rPr>
+      </w:pPr>
+      <w:r>
+        <w:rPr>
+          <w:rFonts w:ascii="Courier New" w:hAnsi="Courier New" w:cs="Courier New"/>
+          <w:bCs w:val="0"/>
+          <w:sz w:val="20"/>
+          <w:lang w:val="en-US" w:eastAsia="zh-CN"/>
+        </w:rPr>
         <w:t>}</w:t>
       </w:r>
     </w:p>
@@ -4933,6 +6181,8 @@
           <w:lang w:val="en-US" w:eastAsia="zh-CN"/>
         </w:rPr>
       </w:pPr>
+      <w:proofErr w:type="spellStart"/>
+      <w:proofErr w:type="gramStart"/>
       <w:r>
         <w:rPr>
           <w:rFonts w:ascii="Courier New" w:hAnsi="Courier New" w:cs="Courier New"/>
@@ -4940,18 +6190,19 @@
           <w:sz w:val="20"/>
           <w:lang w:val="en-US" w:eastAsia="zh-CN"/>
         </w:rPr>
-        <w:t>onMounted(() =&gt; {</w:t>
-      </w:r>
-    </w:p>
-    <w:p>
-      <w:pPr>
+        <w:t>onMounted</w:t>
+      </w:r>
+      <w:proofErr w:type="spellEnd"/>
+      <w:r>
         <w:rPr>
           <w:rFonts w:ascii="Courier New" w:hAnsi="Courier New" w:cs="Courier New"/>
           <w:bCs w:val="0"/>
           <w:sz w:val="20"/>
           <w:lang w:val="en-US" w:eastAsia="zh-CN"/>
         </w:rPr>
-      </w:pPr>
+        <w:t>(</w:t>
+      </w:r>
+      <w:proofErr w:type="gramEnd"/>
       <w:r>
         <w:rPr>
           <w:rFonts w:ascii="Courier New" w:hAnsi="Courier New" w:cs="Courier New"/>
@@ -4959,7 +6210,46 @@
           <w:sz w:val="20"/>
           <w:lang w:val="en-US" w:eastAsia="zh-CN"/>
         </w:rPr>
-        <w:t xml:space="preserve">  console.log(`</w:t>
+        <w:t>() =&gt; {</w:t>
+      </w:r>
+    </w:p>
+    <w:p>
+      <w:pPr>
+        <w:rPr>
+          <w:rFonts w:ascii="Courier New" w:hAnsi="Courier New" w:cs="Courier New"/>
+          <w:bCs w:val="0"/>
+          <w:sz w:val="20"/>
+          <w:lang w:val="en-US" w:eastAsia="zh-CN"/>
+        </w:rPr>
+      </w:pPr>
+      <w:r>
+        <w:rPr>
+          <w:rFonts w:ascii="Courier New" w:hAnsi="Courier New" w:cs="Courier New"/>
+          <w:bCs w:val="0"/>
+          <w:sz w:val="20"/>
+          <w:lang w:val="en-US" w:eastAsia="zh-CN"/>
+        </w:rPr>
+        <w:t xml:space="preserve">  </w:t>
+      </w:r>
+      <w:proofErr w:type="gramStart"/>
+      <w:r>
+        <w:rPr>
+          <w:rFonts w:ascii="Courier New" w:hAnsi="Courier New" w:cs="Courier New"/>
+          <w:bCs w:val="0"/>
+          <w:sz w:val="20"/>
+          <w:lang w:val="en-US" w:eastAsia="zh-CN"/>
+        </w:rPr>
+        <w:t>console.log(</w:t>
+      </w:r>
+      <w:proofErr w:type="gramEnd"/>
+      <w:r>
+        <w:rPr>
+          <w:rFonts w:ascii="Courier New" w:hAnsi="Courier New" w:cs="Courier New"/>
+          <w:bCs w:val="0"/>
+          <w:sz w:val="20"/>
+          <w:lang w:val="en-US" w:eastAsia="zh-CN"/>
+        </w:rPr>
+        <w:t>`</w:t>
       </w:r>
       <w:r>
         <w:rPr>
@@ -5013,18 +6303,20 @@
           <w:sz w:val="20"/>
           <w:lang w:val="en-US" w:eastAsia="zh-CN"/>
         </w:rPr>
-        <w:t xml:space="preserve"> — ${count.value}.`)</w:t>
-      </w:r>
-    </w:p>
-    <w:p>
-      <w:pPr>
+        <w:t xml:space="preserve"> — ${</w:t>
+      </w:r>
+      <w:proofErr w:type="spellStart"/>
+      <w:r>
         <w:rPr>
           <w:rFonts w:ascii="Courier New" w:hAnsi="Courier New" w:cs="Courier New"/>
           <w:bCs w:val="0"/>
           <w:sz w:val="20"/>
           <w:lang w:val="en-US" w:eastAsia="zh-CN"/>
         </w:rPr>
-      </w:pPr>
+        <w:t>count.value</w:t>
+      </w:r>
+      <w:proofErr w:type="spellEnd"/>
+      <w:proofErr w:type="gramStart"/>
       <w:r>
         <w:rPr>
           <w:rFonts w:ascii="Courier New" w:hAnsi="Courier New" w:cs="Courier New"/>
@@ -5032,6 +6324,35 @@
           <w:sz w:val="20"/>
           <w:lang w:val="en-US" w:eastAsia="zh-CN"/>
         </w:rPr>
+        <w:t>}.`</w:t>
+      </w:r>
+      <w:proofErr w:type="gramEnd"/>
+      <w:r>
+        <w:rPr>
+          <w:rFonts w:ascii="Courier New" w:hAnsi="Courier New" w:cs="Courier New"/>
+          <w:bCs w:val="0"/>
+          <w:sz w:val="20"/>
+          <w:lang w:val="en-US" w:eastAsia="zh-CN"/>
+        </w:rPr>
+        <w:t>)</w:t>
+      </w:r>
+    </w:p>
+    <w:p>
+      <w:pPr>
+        <w:rPr>
+          <w:rFonts w:ascii="Courier New" w:hAnsi="Courier New" w:cs="Courier New"/>
+          <w:bCs w:val="0"/>
+          <w:sz w:val="20"/>
+          <w:lang w:val="en-US" w:eastAsia="zh-CN"/>
+        </w:rPr>
+      </w:pPr>
+      <w:r>
+        <w:rPr>
+          <w:rFonts w:ascii="Courier New" w:hAnsi="Courier New" w:cs="Courier New"/>
+          <w:bCs w:val="0"/>
+          <w:sz w:val="20"/>
+          <w:lang w:val="en-US" w:eastAsia="zh-CN"/>
+        </w:rPr>
         <w:t>})</w:t>
       </w:r>
     </w:p>
@@ -5117,26 +6438,86 @@
           <w:sz w:val="20"/>
           <w:lang w:val="en-US" w:eastAsia="zh-CN"/>
         </w:rPr>
-        <w:t>: {{ count }}&lt;/button&gt;</w:t>
-      </w:r>
-    </w:p>
-    <w:p>
-      <w:pPr>
-        <w:rPr>
-          <w:rFonts w:ascii="Courier New" w:hAnsi="Courier New" w:cs="Courier New"/>
-          <w:bCs w:val="0"/>
-          <w:sz w:val="20"/>
-          <w:lang w:eastAsia="zh-CN"/>
-        </w:rPr>
-      </w:pPr>
-      <w:r>
-        <w:rPr>
-          <w:rFonts w:ascii="Courier New" w:hAnsi="Courier New" w:cs="Courier New"/>
-          <w:bCs w:val="0"/>
-          <w:sz w:val="20"/>
-          <w:lang w:eastAsia="zh-CN"/>
-        </w:rPr>
-        <w:t>&lt;/template&gt;</w:t>
+        <w:t xml:space="preserve">: </w:t>
+      </w:r>
+      <w:proofErr w:type="gramStart"/>
+      <w:r>
+        <w:rPr>
+          <w:rFonts w:ascii="Courier New" w:hAnsi="Courier New" w:cs="Courier New"/>
+          <w:bCs w:val="0"/>
+          <w:sz w:val="20"/>
+          <w:lang w:val="en-US" w:eastAsia="zh-CN"/>
+        </w:rPr>
+        <w:t>{{ count</w:t>
+      </w:r>
+      <w:proofErr w:type="gramEnd"/>
+      <w:r>
+        <w:rPr>
+          <w:rFonts w:ascii="Courier New" w:hAnsi="Courier New" w:cs="Courier New"/>
+          <w:bCs w:val="0"/>
+          <w:sz w:val="20"/>
+          <w:lang w:val="en-US" w:eastAsia="zh-CN"/>
+        </w:rPr>
+        <w:t xml:space="preserve"> </w:t>
+      </w:r>
+      <w:proofErr w:type="gramStart"/>
+      <w:r>
+        <w:rPr>
+          <w:rFonts w:ascii="Courier New" w:hAnsi="Courier New" w:cs="Courier New"/>
+          <w:bCs w:val="0"/>
+          <w:sz w:val="20"/>
+          <w:lang w:val="en-US" w:eastAsia="zh-CN"/>
+        </w:rPr>
+        <w:t>}}&lt;</w:t>
+      </w:r>
+      <w:proofErr w:type="gramEnd"/>
+      <w:r>
+        <w:rPr>
+          <w:rFonts w:ascii="Courier New" w:hAnsi="Courier New" w:cs="Courier New"/>
+          <w:bCs w:val="0"/>
+          <w:sz w:val="20"/>
+          <w:lang w:val="en-US" w:eastAsia="zh-CN"/>
+        </w:rPr>
+        <w:t>/button&gt;</w:t>
+      </w:r>
+    </w:p>
+    <w:p>
+      <w:pPr>
+        <w:rPr>
+          <w:rFonts w:ascii="Courier New" w:hAnsi="Courier New" w:cs="Courier New"/>
+          <w:bCs w:val="0"/>
+          <w:sz w:val="20"/>
+          <w:lang w:eastAsia="zh-CN"/>
+        </w:rPr>
+      </w:pPr>
+      <w:r>
+        <w:rPr>
+          <w:rFonts w:ascii="Courier New" w:hAnsi="Courier New" w:cs="Courier New"/>
+          <w:bCs w:val="0"/>
+          <w:sz w:val="20"/>
+          <w:lang w:eastAsia="zh-CN"/>
+        </w:rPr>
+        <w:t>&lt;/</w:t>
+      </w:r>
+      <w:proofErr w:type="spellStart"/>
+      <w:r>
+        <w:rPr>
+          <w:rFonts w:ascii="Courier New" w:hAnsi="Courier New" w:cs="Courier New"/>
+          <w:bCs w:val="0"/>
+          <w:sz w:val="20"/>
+          <w:lang w:eastAsia="zh-CN"/>
+        </w:rPr>
+        <w:t>template</w:t>
+      </w:r>
+      <w:proofErr w:type="spellEnd"/>
+      <w:r>
+        <w:rPr>
+          <w:rFonts w:ascii="Courier New" w:hAnsi="Courier New" w:cs="Courier New"/>
+          <w:bCs w:val="0"/>
+          <w:sz w:val="20"/>
+          <w:lang w:eastAsia="zh-CN"/>
+        </w:rPr>
+        <w:t>&gt;</w:t>
       </w:r>
     </w:p>
     <w:p/>
@@ -5266,11 +6647,19 @@
           <w:lang w:eastAsia="zh-CN"/>
         </w:rPr>
       </w:pPr>
-      <w:r>
-        <w:rPr>
-          <w:lang w:eastAsia="zh-CN"/>
-        </w:rPr>
-        <w:t>Git — это распределенная система управления версиями, которая означает, что локальный клон проекта — это полный репозиторий управления версиями. Полнофункциональные локальные репозитории упрощают работу как в автономном, так и в удаленном режиме. Разработчики фиксируют свою работу локально, а затем синхронизируют копию репозитория с копией на сервере. Эта парадигма отличается от централизованных систем управления версиями, где клиенты должны синхронизировать код с сервером перед созданием новой версии кода.</w:t>
+      <w:proofErr w:type="spellStart"/>
+      <w:r>
+        <w:rPr>
+          <w:lang w:eastAsia="zh-CN"/>
+        </w:rPr>
+        <w:t>Git</w:t>
+      </w:r>
+      <w:proofErr w:type="spellEnd"/>
+      <w:r>
+        <w:rPr>
+          <w:lang w:eastAsia="zh-CN"/>
+        </w:rPr>
+        <w:t xml:space="preserve"> — это распределенная система управления версиями, которая означает, что локальный клон проекта — это полный репозиторий управления версиями. Полнофункциональные локальные репозитории упрощают работу как в автономном, так и в удаленном режиме. Разработчики фиксируют свою работу локально, а затем синхронизируют копию репозитория с копией на сервере. Эта парадигма отличается от централизованных систем управления версиями, где клиенты должны синхронизировать код с сервером перед созданием новой версии кода.</w:t>
       </w:r>
     </w:p>
     <w:p>
@@ -5328,17 +6717,73 @@
     </w:p>
     <w:p>
       <w:r>
-        <w:t>При каждом сохранении работы Git создает фиксацию. Фиксация — это моментальный снимок всех файлов в определенный момент времени. Если файл не изменился с одной фиксации на следующую, Git использует ранее сохраненный файл.</w:t>
-      </w:r>
-    </w:p>
-    <w:p>
-      <w:r>
-        <w:t>Фиксации создают ссылки на другие фиксации, формируя граф журнала разработки. Можно отменить изменения код предыдущей фиксации, проверить, как файлы изменились с одной фиксации на следующую, а также просмотреть такие сведения, как где и когда были внесены изменения. Фиксации определяются в Git уникальным криптографическим хэшом содержимого фиксации. Так как все хэшируется, невозможно вносить изменения, терять информацию или повреждены файлы без обнаружения Git.</w:t>
-      </w:r>
-    </w:p>
-    <w:p>
-      <w:r>
-        <w:t xml:space="preserve">Каждый разработчик сохраняет изменения в собственном локальном репозитории кода. В результате может быть много различных изменений, основанных на одной фиксации. Git предоставляет средства для изоляции изменений и последующего их слияния. Ветви, которые являются упрощенными указателями для работы в процессе, управляют этим </w:t>
+        <w:t xml:space="preserve">При каждом сохранении работы </w:t>
+      </w:r>
+      <w:proofErr w:type="spellStart"/>
+      <w:r>
+        <w:t>Git</w:t>
+      </w:r>
+      <w:proofErr w:type="spellEnd"/>
+      <w:r>
+        <w:t xml:space="preserve"> создает фиксацию. Фиксация — это моментальный снимок всех файлов в определенный момент времени. Если файл не изменился с одной фиксации на следующую, </w:t>
+      </w:r>
+      <w:proofErr w:type="spellStart"/>
+      <w:r>
+        <w:t>Git</w:t>
+      </w:r>
+      <w:proofErr w:type="spellEnd"/>
+      <w:r>
+        <w:t xml:space="preserve"> использует ранее сохраненный файл.</w:t>
+      </w:r>
+    </w:p>
+    <w:p>
+      <w:r>
+        <w:t xml:space="preserve">Фиксации создают ссылки на другие фиксации, формируя граф журнала разработки. Можно отменить изменения код предыдущей фиксации, проверить, как файлы изменились с одной фиксации на следующую, а также просмотреть такие сведения, как где и когда были внесены изменения. Фиксации определяются в </w:t>
+      </w:r>
+      <w:proofErr w:type="spellStart"/>
+      <w:r>
+        <w:t>Git</w:t>
+      </w:r>
+      <w:proofErr w:type="spellEnd"/>
+      <w:r>
+        <w:t xml:space="preserve"> уникальным криптографическим </w:t>
+      </w:r>
+      <w:proofErr w:type="spellStart"/>
+      <w:r>
+        <w:t>хэшом</w:t>
+      </w:r>
+      <w:proofErr w:type="spellEnd"/>
+      <w:r>
+        <w:t xml:space="preserve"> содержимого фиксации. Так как все </w:t>
+      </w:r>
+      <w:proofErr w:type="spellStart"/>
+      <w:r>
+        <w:t>хэшируется</w:t>
+      </w:r>
+      <w:proofErr w:type="spellEnd"/>
+      <w:r>
+        <w:t xml:space="preserve">, невозможно вносить изменения, терять информацию или повреждены файлы без обнаружения </w:t>
+      </w:r>
+      <w:proofErr w:type="spellStart"/>
+      <w:r>
+        <w:t>Git</w:t>
+      </w:r>
+      <w:proofErr w:type="spellEnd"/>
+      <w:r>
+        <w:t>.</w:t>
+      </w:r>
+    </w:p>
+    <w:p>
+      <w:r>
+        <w:t xml:space="preserve">Каждый разработчик сохраняет изменения в собственном локальном репозитории кода. В результате может быть много различных изменений, основанных на одной фиксации. </w:t>
+      </w:r>
+      <w:proofErr w:type="spellStart"/>
+      <w:r>
+        <w:t>Git</w:t>
+      </w:r>
+      <w:proofErr w:type="spellEnd"/>
+      <w:r>
+        <w:t xml:space="preserve"> предоставляет средства для изоляции изменений и последующего их слияния. Ветви, которые являются упрощенными указателями для работы в процессе, управляют этим </w:t>
       </w:r>
       <w:r>
         <w:lastRenderedPageBreak/>
@@ -5375,7 +6820,7 @@
                     </pic:cNvPicPr>
                   </pic:nvPicPr>
                   <pic:blipFill>
-                    <a:blip r:embed="rId8">
+                    <a:blip r:embed="rId9">
                       <a:extLst>
                         <a:ext uri="{28A0092B-C50C-407E-A947-70E740481C1C}">
                           <a14:useLocalDpi xmlns:a14="http://schemas.microsoft.com/office/drawing/2010/main" val="0"/>
@@ -5418,7 +6863,19 @@
         <w:rPr>
           <w:sz w:val="20"/>
         </w:rPr>
-        <w:t>Рис.1</w:t>
+        <w:t>Рис</w:t>
+      </w:r>
+      <w:r>
+        <w:rPr>
+          <w:sz w:val="20"/>
+        </w:rPr>
+        <w:t xml:space="preserve">унок </w:t>
+      </w:r>
+      <w:r>
+        <w:rPr>
+          <w:sz w:val="20"/>
+        </w:rPr>
+        <w:t>1</w:t>
       </w:r>
       <w:r>
         <w:rPr>
@@ -6205,20 +7662,18 @@
         <w:pStyle w:val="a5"/>
         <w:numPr>
           <w:ilvl w:val="1"/>
-          <w:numId w:val="13"/>
+          <w:numId w:val="15"/>
         </w:numPr>
         <w:ind w:left="0" w:firstLine="709"/>
         <w:rPr>
+          <w:szCs w:val="36"/>
+        </w:rPr>
+      </w:pPr>
+      <w:r>
+        <w:rPr>
+          <w:b/>
           <w:sz w:val="28"/>
-          <w:szCs w:val="36"/>
-        </w:rPr>
-      </w:pPr>
-      <w:r>
-        <w:rPr>
-          <w:b/>
-          <w:bCs/>
-          <w:sz w:val="28"/>
-          <w:szCs w:val="36"/>
+          <w:szCs w:val="40"/>
         </w:rPr>
         <w:t>Что такое рефакторинг</w:t>
       </w:r>
@@ -6255,20 +7710,21 @@
         <w:rPr>
           <w:szCs w:val="36"/>
         </w:rPr>
-        <w:t xml:space="preserve">Рефакторинг упрощает читаемость кода, упрощая работу с ним. В дальнейшем такой  код будет гораздо легче расширять и исправлять в нем ошибки. </w:t>
-      </w:r>
-    </w:p>
-    <w:p>
-      <w:pPr>
+        <w:t xml:space="preserve">Рефакторинг упрощает читаемость кода, упрощая работу с ним. В дальнейшем </w:t>
+      </w:r>
+      <w:proofErr w:type="gramStart"/>
+      <w:r>
         <w:rPr>
           <w:szCs w:val="36"/>
         </w:rPr>
-      </w:pPr>
+        <w:t>такой  код</w:t>
+      </w:r>
+      <w:proofErr w:type="gramEnd"/>
       <w:r>
         <w:rPr>
           <w:szCs w:val="36"/>
         </w:rPr>
-        <w:t>Добавление нового функционала и рефакторинг это разные вещи, сперва стоит отрефакторить код, а после добавлять в код новый функционал.</w:t>
+        <w:t xml:space="preserve"> будет гораздо легче расширять и исправлять в нем ошибки. </w:t>
       </w:r>
     </w:p>
     <w:p>
@@ -6281,14 +7737,56 @@
         <w:rPr>
           <w:szCs w:val="36"/>
         </w:rPr>
-        <w:t>Рефакторинг - это не одно большое действие, а множество маленьких. Например, к рефакторингу относятся переименование переменных в более понятные, выделение функций и устранение повторяющегося кода.</w:t>
+        <w:t xml:space="preserve">Добавление нового функционала и рефакторинг это разные вещи, сперва стоит </w:t>
+      </w:r>
+      <w:proofErr w:type="spellStart"/>
+      <w:r>
+        <w:rPr>
+          <w:szCs w:val="36"/>
+        </w:rPr>
+        <w:t>отрефакторить</w:t>
+      </w:r>
+      <w:proofErr w:type="spellEnd"/>
+      <w:r>
+        <w:rPr>
+          <w:szCs w:val="36"/>
+        </w:rPr>
+        <w:t xml:space="preserve"> код, а после добавлять в код новый функционал.</w:t>
+      </w:r>
+    </w:p>
+    <w:p>
+      <w:pPr>
+        <w:rPr>
+          <w:szCs w:val="36"/>
+        </w:rPr>
+      </w:pPr>
+      <w:r>
+        <w:rPr>
+          <w:szCs w:val="36"/>
+        </w:rPr>
+        <w:t xml:space="preserve">Рефакторинг </w:t>
+      </w:r>
+      <w:proofErr w:type="gramStart"/>
+      <w:r>
+        <w:rPr>
+          <w:szCs w:val="36"/>
+        </w:rPr>
+        <w:t>- это</w:t>
+      </w:r>
+      <w:proofErr w:type="gramEnd"/>
+      <w:r>
+        <w:rPr>
+          <w:szCs w:val="36"/>
+        </w:rPr>
+        <w:t xml:space="preserve"> не одно большое действие, а множество маленьких. Например, к рефакторингу относятся переименование переменных в более понятные, выделение функций и устранение повторяющегося кода.</w:t>
       </w:r>
     </w:p>
     <w:p>
       <w:pPr>
         <w:spacing w:line="240" w:lineRule="auto"/>
         <w:rPr>
-          <w:szCs w:val="36"/>
+          <w:sz w:val="32"/>
+          <w:szCs w:val="40"/>
         </w:rPr>
       </w:pPr>
     </w:p>
@@ -6297,52 +7795,53 @@
         <w:pStyle w:val="a5"/>
         <w:numPr>
           <w:ilvl w:val="1"/>
-          <w:numId w:val="13"/>
+          <w:numId w:val="15"/>
         </w:numPr>
         <w:spacing w:line="240" w:lineRule="auto"/>
         <w:ind w:left="0" w:firstLine="709"/>
         <w:rPr>
-          <w:szCs w:val="36"/>
-        </w:rPr>
-      </w:pPr>
-      <w:r>
-        <w:rPr>
-          <w:b/>
-          <w:bCs/>
           <w:sz w:val="28"/>
           <w:szCs w:val="40"/>
         </w:rPr>
+      </w:pPr>
+      <w:r>
+        <w:rPr>
+          <w:b/>
+          <w:sz w:val="28"/>
+          <w:szCs w:val="44"/>
+        </w:rPr>
         <w:t xml:space="preserve">Рефакторинг компонентов </w:t>
       </w:r>
+      <w:proofErr w:type="spellStart"/>
       <w:r>
         <w:rPr>
           <w:b/>
-          <w:bCs/>
           <w:sz w:val="28"/>
-          <w:szCs w:val="40"/>
-          <w:lang w:val="en-US"/>
-        </w:rPr>
-        <w:t xml:space="preserve">RDFExtract </w:t>
-      </w:r>
+          <w:szCs w:val="44"/>
+          <w:lang w:val="en-US"/>
+        </w:rPr>
+        <w:t>RDFExtract</w:t>
+      </w:r>
+      <w:proofErr w:type="spellEnd"/>
       <w:r>
         <w:rPr>
           <w:b/>
-          <w:bCs/>
           <w:sz w:val="28"/>
-          <w:szCs w:val="40"/>
-        </w:rPr>
-        <w:t xml:space="preserve">и </w:t>
-      </w:r>
+          <w:szCs w:val="44"/>
+        </w:rPr>
+        <w:t xml:space="preserve"> и </w:t>
+      </w:r>
+      <w:proofErr w:type="spellStart"/>
       <w:r>
         <w:rPr>
           <w:b/>
-          <w:bCs/>
           <w:sz w:val="28"/>
-          <w:szCs w:val="40"/>
+          <w:szCs w:val="44"/>
           <w:lang w:val="en-US"/>
         </w:rPr>
         <w:t>ChainNode</w:t>
       </w:r>
+      <w:proofErr w:type="spellEnd"/>
     </w:p>
     <w:p>
       <w:pPr>
@@ -6350,7 +7849,6 @@
         <w:ind w:firstLine="0"/>
         <w:rPr>
           <w:szCs w:val="40"/>
-          <w:lang w:val="en-US"/>
         </w:rPr>
       </w:pPr>
     </w:p>
@@ -6376,170 +7874,202 @@
           <w:sz w:val="28"/>
           <w:szCs w:val="40"/>
         </w:rPr>
-        <w:t xml:space="preserve"> был проведен рефактор таких компонентов как </w:t>
-      </w:r>
+        <w:t xml:space="preserve"> был проведен </w:t>
+      </w:r>
+      <w:proofErr w:type="spellStart"/>
       <w:r>
         <w:rPr>
           <w:sz w:val="28"/>
           <w:szCs w:val="40"/>
-          <w:lang w:val="en-US"/>
-        </w:rPr>
-        <w:t>RDFExtract</w:t>
-      </w:r>
+        </w:rPr>
+        <w:t>рефактор</w:t>
+      </w:r>
+      <w:proofErr w:type="spellEnd"/>
       <w:r>
         <w:rPr>
           <w:sz w:val="28"/>
           <w:szCs w:val="40"/>
         </w:rPr>
-        <w:t xml:space="preserve"> </w:t>
-      </w:r>
+        <w:t xml:space="preserve"> таких компонентов как </w:t>
+      </w:r>
+      <w:proofErr w:type="spellStart"/>
       <w:r>
         <w:rPr>
           <w:sz w:val="28"/>
           <w:szCs w:val="40"/>
-        </w:rPr>
-        <w:t xml:space="preserve">и </w:t>
-      </w:r>
+          <w:lang w:val="en-US"/>
+        </w:rPr>
+        <w:t>RDFExtract</w:t>
+      </w:r>
+      <w:proofErr w:type="spellEnd"/>
       <w:r>
         <w:rPr>
           <w:sz w:val="28"/>
           <w:szCs w:val="40"/>
-          <w:lang w:val="en-US"/>
-        </w:rPr>
-        <w:t>ChainNode</w:t>
+        </w:rPr>
+        <w:t xml:space="preserve"> </w:t>
       </w:r>
       <w:r>
         <w:rPr>
           <w:sz w:val="28"/>
           <w:szCs w:val="40"/>
         </w:rPr>
-        <w:t>.</w:t>
-      </w:r>
+        <w:t xml:space="preserve">и </w:t>
+      </w:r>
+      <w:proofErr w:type="spellStart"/>
       <w:r>
         <w:rPr>
           <w:sz w:val="28"/>
           <w:szCs w:val="40"/>
-        </w:rPr>
-        <w:t xml:space="preserve"> </w:t>
-      </w:r>
+          <w:lang w:val="en-US"/>
+        </w:rPr>
+        <w:t>ChainNode</w:t>
+      </w:r>
+      <w:proofErr w:type="spellEnd"/>
       <w:r>
         <w:rPr>
           <w:sz w:val="28"/>
           <w:szCs w:val="40"/>
-          <w:lang w:val="en-US"/>
-        </w:rPr>
-        <w:t>RDFExtract</w:t>
+        </w:rPr>
+        <w:t>.</w:t>
       </w:r>
       <w:r>
         <w:rPr>
           <w:sz w:val="28"/>
           <w:szCs w:val="40"/>
         </w:rPr>
-        <w:t xml:space="preserve"> был заменен на более новый компонент </w:t>
-      </w:r>
+        <w:t xml:space="preserve"> </w:t>
+      </w:r>
+      <w:proofErr w:type="spellStart"/>
       <w:r>
         <w:rPr>
           <w:sz w:val="28"/>
           <w:szCs w:val="40"/>
           <w:lang w:val="en-US"/>
         </w:rPr>
-        <w:t>RDFProvide</w:t>
-      </w:r>
+        <w:t>RDFExtract</w:t>
+      </w:r>
+      <w:proofErr w:type="spellEnd"/>
       <w:r>
         <w:rPr>
           <w:sz w:val="28"/>
           <w:szCs w:val="40"/>
         </w:rPr>
-        <w:t xml:space="preserve"> </w:t>
-      </w:r>
+        <w:t xml:space="preserve"> был заменен на более новый компонент </w:t>
+      </w:r>
+      <w:proofErr w:type="spellStart"/>
       <w:r>
         <w:rPr>
           <w:sz w:val="28"/>
           <w:szCs w:val="40"/>
-        </w:rPr>
-        <w:t xml:space="preserve">с сопутствующими заменами некоторых параметров. </w:t>
-      </w:r>
+          <w:lang w:val="en-US"/>
+        </w:rPr>
+        <w:t>RDFProvide</w:t>
+      </w:r>
+      <w:proofErr w:type="spellEnd"/>
       <w:r>
         <w:rPr>
           <w:sz w:val="28"/>
           <w:szCs w:val="40"/>
-          <w:lang w:val="en-US"/>
-        </w:rPr>
-        <w:t>ChainNode</w:t>
+        </w:rPr>
+        <w:t xml:space="preserve"> </w:t>
       </w:r>
       <w:r>
         <w:rPr>
           <w:sz w:val="28"/>
           <w:szCs w:val="40"/>
         </w:rPr>
-        <w:t xml:space="preserve"> </w:t>
-      </w:r>
+        <w:t xml:space="preserve">с сопутствующими заменами некоторых параметров. </w:t>
+      </w:r>
+      <w:proofErr w:type="spellStart"/>
       <w:r>
         <w:rPr>
           <w:sz w:val="28"/>
           <w:szCs w:val="40"/>
-        </w:rPr>
-        <w:t xml:space="preserve">в свою очередь заменялся на </w:t>
-      </w:r>
+          <w:lang w:val="en-US"/>
+        </w:rPr>
+        <w:t>ChainNode</w:t>
+      </w:r>
+      <w:proofErr w:type="spellEnd"/>
       <w:r>
         <w:rPr>
           <w:sz w:val="28"/>
           <w:szCs w:val="40"/>
-          <w:lang w:val="en-US"/>
-        </w:rPr>
-        <w:t>RefNode</w:t>
+        </w:rPr>
+        <w:t xml:space="preserve"> </w:t>
       </w:r>
       <w:r>
         <w:rPr>
           <w:sz w:val="28"/>
           <w:szCs w:val="40"/>
         </w:rPr>
-        <w:t xml:space="preserve">. </w:t>
-      </w:r>
+        <w:t xml:space="preserve">в свою очередь заменялся на </w:t>
+      </w:r>
+      <w:proofErr w:type="spellStart"/>
       <w:r>
         <w:rPr>
           <w:sz w:val="28"/>
           <w:szCs w:val="40"/>
-        </w:rPr>
-        <w:t xml:space="preserve">Рефакторинг </w:t>
-      </w:r>
+          <w:lang w:val="en-US"/>
+        </w:rPr>
+        <w:t>RefNode</w:t>
+      </w:r>
+      <w:proofErr w:type="spellEnd"/>
       <w:r>
         <w:rPr>
           <w:sz w:val="28"/>
           <w:szCs w:val="40"/>
-          <w:lang w:val="en-US"/>
-        </w:rPr>
-        <w:t>ChainNode</w:t>
+        </w:rPr>
+        <w:t xml:space="preserve">. </w:t>
       </w:r>
       <w:r>
         <w:rPr>
           <w:sz w:val="28"/>
           <w:szCs w:val="40"/>
         </w:rPr>
-        <w:t xml:space="preserve"> </w:t>
-      </w:r>
+        <w:t xml:space="preserve">Рефакторинг </w:t>
+      </w:r>
+      <w:proofErr w:type="spellStart"/>
       <w:r>
         <w:rPr>
           <w:sz w:val="28"/>
           <w:szCs w:val="40"/>
-        </w:rPr>
-        <w:t>также потребовал рефакторинга функций, связанных с ним.</w:t>
-      </w:r>
+          <w:lang w:val="en-US"/>
+        </w:rPr>
+        <w:t>ChainNode</w:t>
+      </w:r>
+      <w:proofErr w:type="spellEnd"/>
       <w:r>
         <w:rPr>
           <w:sz w:val="28"/>
           <w:szCs w:val="40"/>
         </w:rPr>
-        <w:t xml:space="preserve"> Код примера рефакторинга компонента </w:t>
+        <w:t xml:space="preserve"> </w:t>
       </w:r>
       <w:r>
         <w:rPr>
           <w:sz w:val="28"/>
           <w:szCs w:val="40"/>
+        </w:rPr>
+        <w:t>также потребовал рефакторинга функций, связанных с ним.</w:t>
+      </w:r>
+      <w:r>
+        <w:rPr>
+          <w:sz w:val="28"/>
+          <w:szCs w:val="40"/>
+        </w:rPr>
+        <w:t xml:space="preserve"> Код примера рефакторинга компонента </w:t>
+      </w:r>
+      <w:proofErr w:type="spellStart"/>
+      <w:r>
+        <w:rPr>
+          <w:sz w:val="28"/>
+          <w:szCs w:val="40"/>
           <w:lang w:val="en-US"/>
         </w:rPr>
         <w:t>RDFExtract</w:t>
       </w:r>
+      <w:proofErr w:type="spellEnd"/>
       <w:r>
         <w:rPr>
           <w:sz w:val="28"/>
@@ -6711,7 +8241,23 @@
           <w:sz w:val="28"/>
           <w:szCs w:val="40"/>
         </w:rPr>
-        <w:t>В результате проведенной работы был получен ценный опыт проектно-технологической деятельности: от анализа существующего кода и планирования работ до их непосредственного выполнения, тестирования и интеграции в крупный проект. Были закреплены навыки работы в команде с использованием Git, что является отраслевым стандартом, а также углублено понимание жизненного цикла разработки ПО и важности поддержания чистоты и читаемости кода.</w:t>
+        <w:t xml:space="preserve">В результате проведенной работы был получен ценный опыт проектно-технологической деятельности: от анализа существующего кода и планирования работ до их непосредственного выполнения, тестирования и интеграции в крупный проект. Были закреплены навыки работы в команде с использованием </w:t>
+      </w:r>
+      <w:proofErr w:type="spellStart"/>
+      <w:r>
+        <w:rPr>
+          <w:sz w:val="28"/>
+          <w:szCs w:val="40"/>
+        </w:rPr>
+        <w:t>Git</w:t>
+      </w:r>
+      <w:proofErr w:type="spellEnd"/>
+      <w:r>
+        <w:rPr>
+          <w:sz w:val="28"/>
+          <w:szCs w:val="40"/>
+        </w:rPr>
+        <w:t>, что является отраслевым стандартом, а также углублено понимание жизненного цикла разработки ПО и важности поддержания чистоты и читаемости кода.</w:t>
       </w:r>
     </w:p>
     <w:p>
@@ -7039,7 +8585,7 @@
         </w:rPr>
         <w:t xml:space="preserve">[Электронный ресурс]. – Режим доступа: </w:t>
       </w:r>
-      <w:hyperlink r:id="rId9" w:history="1">
+      <w:hyperlink r:id="rId10" w:history="1">
         <w:r>
           <w:rPr>
             <w:rStyle w:val="a8"/>
@@ -7063,14 +8609,39 @@
           <w:szCs w:val="44"/>
         </w:rPr>
       </w:pPr>
+      <w:proofErr w:type="spellStart"/>
       <w:r>
         <w:rPr>
           <w:sz w:val="28"/>
           <w:szCs w:val="44"/>
         </w:rPr>
-        <w:t xml:space="preserve">Хабр. Git для новичков (часть 1) [Электронный ресурс]. – Режим доступа: </w:t>
-      </w:r>
-      <w:hyperlink r:id="rId10" w:history="1">
+        <w:t>Хабр</w:t>
+      </w:r>
+      <w:proofErr w:type="spellEnd"/>
+      <w:r>
+        <w:rPr>
+          <w:sz w:val="28"/>
+          <w:szCs w:val="44"/>
+        </w:rPr>
+        <w:t xml:space="preserve">. </w:t>
+      </w:r>
+      <w:proofErr w:type="spellStart"/>
+      <w:r>
+        <w:rPr>
+          <w:sz w:val="28"/>
+          <w:szCs w:val="44"/>
+        </w:rPr>
+        <w:t>Git</w:t>
+      </w:r>
+      <w:proofErr w:type="spellEnd"/>
+      <w:r>
+        <w:rPr>
+          <w:sz w:val="28"/>
+          <w:szCs w:val="44"/>
+        </w:rPr>
+        <w:t xml:space="preserve"> для новичков (часть 1) [Электронный ресурс]. – Режим доступа: </w:t>
+      </w:r>
+      <w:hyperlink r:id="rId11" w:history="1">
         <w:r>
           <w:rPr>
             <w:rStyle w:val="a8"/>
@@ -7094,14 +8665,39 @@
           <w:szCs w:val="44"/>
         </w:rPr>
       </w:pPr>
+      <w:proofErr w:type="spellStart"/>
       <w:r>
         <w:rPr>
           <w:sz w:val="28"/>
           <w:szCs w:val="44"/>
         </w:rPr>
-        <w:t xml:space="preserve">Git. Documentation [Электронный ресурс]. – Режим доступа: </w:t>
-      </w:r>
-      <w:hyperlink r:id="rId11" w:history="1">
+        <w:t>Git</w:t>
+      </w:r>
+      <w:proofErr w:type="spellEnd"/>
+      <w:r>
+        <w:rPr>
+          <w:sz w:val="28"/>
+          <w:szCs w:val="44"/>
+        </w:rPr>
+        <w:t xml:space="preserve">. </w:t>
+      </w:r>
+      <w:proofErr w:type="spellStart"/>
+      <w:r>
+        <w:rPr>
+          <w:sz w:val="28"/>
+          <w:szCs w:val="44"/>
+        </w:rPr>
+        <w:t>Documentation</w:t>
+      </w:r>
+      <w:proofErr w:type="spellEnd"/>
+      <w:r>
+        <w:rPr>
+          <w:sz w:val="28"/>
+          <w:szCs w:val="44"/>
+        </w:rPr>
+        <w:t xml:space="preserve"> [Электронный ресурс]. – Режим доступа: </w:t>
+      </w:r>
+      <w:hyperlink r:id="rId12" w:history="1">
         <w:r>
           <w:rPr>
             <w:rStyle w:val="a8"/>
@@ -7114,34 +8710,73 @@
     </w:p>
     <w:p>
       <w:pPr>
+        <w:pStyle w:val="a5"/>
+        <w:numPr>
+          <w:ilvl w:val="3"/>
+          <w:numId w:val="2"/>
+        </w:numPr>
+        <w:ind w:left="0" w:firstLine="709"/>
         <w:rPr>
           <w:szCs w:val="44"/>
         </w:rPr>
       </w:pPr>
-    </w:p>
-    <w:p>
-      <w:pPr>
-        <w:rPr>
+      <w:r>
+        <w:rPr>
+          <w:sz w:val="28"/>
           <w:szCs w:val="44"/>
         </w:rPr>
-      </w:pPr>
-    </w:p>
-    <w:p>
-      <w:pPr>
-        <w:rPr>
+        <w:t>Система стандартов по информации, библиотечному и издательскому делу. Отчет о научно-исследовательской работе [Электронный ресурс</w:t>
+      </w:r>
+      <w:r>
+        <w:rPr>
+          <w:sz w:val="28"/>
           <w:szCs w:val="44"/>
         </w:rPr>
-      </w:pPr>
-    </w:p>
-    <w:p>
-      <w:pPr>
-        <w:rPr>
+        <w:t>]. – Режим доступа:</w:t>
+      </w:r>
+      <w:r>
+        <w:rPr>
+          <w:sz w:val="28"/>
           <w:szCs w:val="44"/>
         </w:rPr>
-      </w:pPr>
-    </w:p>
-    <w:p>
-      <w:pPr>
+        <w:t xml:space="preserve"> 2021-11</w:t>
+      </w:r>
+      <w:proofErr w:type="spellStart"/>
+      <w:r>
+        <w:rPr>
+          <w:sz w:val="28"/>
+          <w:szCs w:val="44"/>
+          <w:lang w:val="en-US"/>
+        </w:rPr>
+        <w:t>gost</w:t>
+      </w:r>
+      <w:proofErr w:type="spellEnd"/>
+      <w:r>
+        <w:rPr>
+          <w:sz w:val="28"/>
+          <w:szCs w:val="44"/>
+        </w:rPr>
+        <w:t>_7.32-2017.</w:t>
+      </w:r>
+      <w:r>
+        <w:rPr>
+          <w:sz w:val="28"/>
+          <w:szCs w:val="44"/>
+          <w:lang w:val="en-US"/>
+        </w:rPr>
+        <w:t>pdf</w:t>
+      </w:r>
+    </w:p>
+    <w:p>
+      <w:pPr>
+        <w:rPr>
+          <w:szCs w:val="44"/>
+        </w:rPr>
+      </w:pPr>
+    </w:p>
+    <w:p>
+      <w:pPr>
+        <w:ind w:firstLine="0"/>
         <w:rPr>
           <w:szCs w:val="44"/>
         </w:rPr>
@@ -7296,58 +8931,252 @@
           <w:sz w:val="20"/>
           <w:lang w:val="en-US"/>
         </w:rPr>
-        <w:t>&lt;script lang="ts" setup&gt;</w:t>
-      </w:r>
-    </w:p>
-    <w:p>
-      <w:pPr>
-        <w:rPr>
-          <w:rFonts w:ascii="Courier New" w:hAnsi="Courier New" w:cs="Courier New"/>
-          <w:sz w:val="20"/>
-          <w:lang w:val="en-US"/>
-        </w:rPr>
-      </w:pPr>
-      <w:r>
-        <w:rPr>
-          <w:rFonts w:ascii="Courier New" w:hAnsi="Courier New" w:cs="Courier New"/>
-          <w:sz w:val="20"/>
-          <w:lang w:val="en-US"/>
-        </w:rPr>
-        <w:t>import { Nsib, Rdf, Rdfs } from "@/utils/rdf";</w:t>
-      </w:r>
-    </w:p>
-    <w:p>
-      <w:pPr>
-        <w:rPr>
-          <w:rFonts w:ascii="Courier New" w:hAnsi="Courier New" w:cs="Courier New"/>
-          <w:sz w:val="20"/>
-          <w:lang w:val="en-US"/>
-        </w:rPr>
-      </w:pPr>
-      <w:r>
-        <w:rPr>
-          <w:rFonts w:ascii="Courier New" w:hAnsi="Courier New" w:cs="Courier New"/>
-          <w:sz w:val="20"/>
-          <w:lang w:val="en-US"/>
-        </w:rPr>
-        <w:t>defineProps({</w:t>
-      </w:r>
-    </w:p>
-    <w:p>
-      <w:pPr>
-        <w:rPr>
-          <w:rFonts w:ascii="Courier New" w:hAnsi="Courier New" w:cs="Courier New"/>
-          <w:sz w:val="20"/>
-          <w:lang w:val="en-US"/>
-        </w:rPr>
-      </w:pPr>
-      <w:r>
-        <w:rPr>
-          <w:rFonts w:ascii="Courier New" w:hAnsi="Courier New" w:cs="Courier New"/>
-          <w:sz w:val="20"/>
-          <w:lang w:val="en-US"/>
-        </w:rPr>
-        <w:t xml:space="preserve">  predicate: { type: [Object, Symbol, Number] as PropType&lt;Rdf.NamedNode&gt; },</w:t>
+        <w:t>&lt;script lang="</w:t>
+      </w:r>
+      <w:proofErr w:type="spellStart"/>
+      <w:r>
+        <w:rPr>
+          <w:rFonts w:ascii="Courier New" w:hAnsi="Courier New" w:cs="Courier New"/>
+          <w:sz w:val="20"/>
+          <w:lang w:val="en-US"/>
+        </w:rPr>
+        <w:t>ts</w:t>
+      </w:r>
+      <w:proofErr w:type="spellEnd"/>
+      <w:r>
+        <w:rPr>
+          <w:rFonts w:ascii="Courier New" w:hAnsi="Courier New" w:cs="Courier New"/>
+          <w:sz w:val="20"/>
+          <w:lang w:val="en-US"/>
+        </w:rPr>
+        <w:t>" setup&gt;</w:t>
+      </w:r>
+    </w:p>
+    <w:p>
+      <w:pPr>
+        <w:rPr>
+          <w:rFonts w:ascii="Courier New" w:hAnsi="Courier New" w:cs="Courier New"/>
+          <w:sz w:val="20"/>
+          <w:lang w:val="en-US"/>
+        </w:rPr>
+      </w:pPr>
+      <w:r>
+        <w:rPr>
+          <w:rFonts w:ascii="Courier New" w:hAnsi="Courier New" w:cs="Courier New"/>
+          <w:sz w:val="20"/>
+          <w:lang w:val="en-US"/>
+        </w:rPr>
+        <w:t xml:space="preserve">import </w:t>
+      </w:r>
+      <w:proofErr w:type="gramStart"/>
+      <w:r>
+        <w:rPr>
+          <w:rFonts w:ascii="Courier New" w:hAnsi="Courier New" w:cs="Courier New"/>
+          <w:sz w:val="20"/>
+          <w:lang w:val="en-US"/>
+        </w:rPr>
+        <w:t xml:space="preserve">{ </w:t>
+      </w:r>
+      <w:proofErr w:type="spellStart"/>
+      <w:r>
+        <w:rPr>
+          <w:rFonts w:ascii="Courier New" w:hAnsi="Courier New" w:cs="Courier New"/>
+          <w:sz w:val="20"/>
+          <w:lang w:val="en-US"/>
+        </w:rPr>
+        <w:t>Nsib</w:t>
+      </w:r>
+      <w:proofErr w:type="spellEnd"/>
+      <w:proofErr w:type="gramEnd"/>
+      <w:r>
+        <w:rPr>
+          <w:rFonts w:ascii="Courier New" w:hAnsi="Courier New" w:cs="Courier New"/>
+          <w:sz w:val="20"/>
+          <w:lang w:val="en-US"/>
+        </w:rPr>
+        <w:t xml:space="preserve">, </w:t>
+      </w:r>
+      <w:proofErr w:type="spellStart"/>
+      <w:r>
+        <w:rPr>
+          <w:rFonts w:ascii="Courier New" w:hAnsi="Courier New" w:cs="Courier New"/>
+          <w:sz w:val="20"/>
+          <w:lang w:val="en-US"/>
+        </w:rPr>
+        <w:t>Rdf</w:t>
+      </w:r>
+      <w:proofErr w:type="spellEnd"/>
+      <w:r>
+        <w:rPr>
+          <w:rFonts w:ascii="Courier New" w:hAnsi="Courier New" w:cs="Courier New"/>
+          <w:sz w:val="20"/>
+          <w:lang w:val="en-US"/>
+        </w:rPr>
+        <w:t xml:space="preserve">, </w:t>
+      </w:r>
+      <w:proofErr w:type="spellStart"/>
+      <w:proofErr w:type="gramStart"/>
+      <w:r>
+        <w:rPr>
+          <w:rFonts w:ascii="Courier New" w:hAnsi="Courier New" w:cs="Courier New"/>
+          <w:sz w:val="20"/>
+          <w:lang w:val="en-US"/>
+        </w:rPr>
+        <w:t>Rdfs</w:t>
+      </w:r>
+      <w:proofErr w:type="spellEnd"/>
+      <w:r>
+        <w:rPr>
+          <w:rFonts w:ascii="Courier New" w:hAnsi="Courier New" w:cs="Courier New"/>
+          <w:sz w:val="20"/>
+          <w:lang w:val="en-US"/>
+        </w:rPr>
+        <w:t xml:space="preserve"> }</w:t>
+      </w:r>
+      <w:proofErr w:type="gramEnd"/>
+      <w:r>
+        <w:rPr>
+          <w:rFonts w:ascii="Courier New" w:hAnsi="Courier New" w:cs="Courier New"/>
+          <w:sz w:val="20"/>
+          <w:lang w:val="en-US"/>
+        </w:rPr>
+        <w:t xml:space="preserve"> from "@/utils/</w:t>
+      </w:r>
+      <w:proofErr w:type="spellStart"/>
+      <w:r>
+        <w:rPr>
+          <w:rFonts w:ascii="Courier New" w:hAnsi="Courier New" w:cs="Courier New"/>
+          <w:sz w:val="20"/>
+          <w:lang w:val="en-US"/>
+        </w:rPr>
+        <w:t>rdf</w:t>
+      </w:r>
+      <w:proofErr w:type="spellEnd"/>
+      <w:r>
+        <w:rPr>
+          <w:rFonts w:ascii="Courier New" w:hAnsi="Courier New" w:cs="Courier New"/>
+          <w:sz w:val="20"/>
+          <w:lang w:val="en-US"/>
+        </w:rPr>
+        <w:t>";</w:t>
+      </w:r>
+    </w:p>
+    <w:p>
+      <w:pPr>
+        <w:rPr>
+          <w:rFonts w:ascii="Courier New" w:hAnsi="Courier New" w:cs="Courier New"/>
+          <w:sz w:val="20"/>
+          <w:lang w:val="en-US"/>
+        </w:rPr>
+      </w:pPr>
+      <w:proofErr w:type="spellStart"/>
+      <w:proofErr w:type="gramStart"/>
+      <w:r>
+        <w:rPr>
+          <w:rFonts w:ascii="Courier New" w:hAnsi="Courier New" w:cs="Courier New"/>
+          <w:sz w:val="20"/>
+          <w:lang w:val="en-US"/>
+        </w:rPr>
+        <w:t>defineProps</w:t>
+      </w:r>
+      <w:proofErr w:type="spellEnd"/>
+      <w:r>
+        <w:rPr>
+          <w:rFonts w:ascii="Courier New" w:hAnsi="Courier New" w:cs="Courier New"/>
+          <w:sz w:val="20"/>
+          <w:lang w:val="en-US"/>
+        </w:rPr>
+        <w:t>(</w:t>
+      </w:r>
+      <w:proofErr w:type="gramEnd"/>
+      <w:r>
+        <w:rPr>
+          <w:rFonts w:ascii="Courier New" w:hAnsi="Courier New" w:cs="Courier New"/>
+          <w:sz w:val="20"/>
+          <w:lang w:val="en-US"/>
+        </w:rPr>
+        <w:t>{</w:t>
+      </w:r>
+    </w:p>
+    <w:p>
+      <w:pPr>
+        <w:rPr>
+          <w:rFonts w:ascii="Courier New" w:hAnsi="Courier New" w:cs="Courier New"/>
+          <w:sz w:val="20"/>
+          <w:lang w:val="en-US"/>
+        </w:rPr>
+      </w:pPr>
+      <w:r>
+        <w:rPr>
+          <w:rFonts w:ascii="Courier New" w:hAnsi="Courier New" w:cs="Courier New"/>
+          <w:sz w:val="20"/>
+          <w:lang w:val="en-US"/>
+        </w:rPr>
+        <w:t xml:space="preserve">  predicate: </w:t>
+      </w:r>
+      <w:proofErr w:type="gramStart"/>
+      <w:r>
+        <w:rPr>
+          <w:rFonts w:ascii="Courier New" w:hAnsi="Courier New" w:cs="Courier New"/>
+          <w:sz w:val="20"/>
+          <w:lang w:val="en-US"/>
+        </w:rPr>
+        <w:t>{ type</w:t>
+      </w:r>
+      <w:proofErr w:type="gramEnd"/>
+      <w:r>
+        <w:rPr>
+          <w:rFonts w:ascii="Courier New" w:hAnsi="Courier New" w:cs="Courier New"/>
+          <w:sz w:val="20"/>
+          <w:lang w:val="en-US"/>
+        </w:rPr>
+        <w:t xml:space="preserve">: [Object, Symbol, Number] as </w:t>
+      </w:r>
+      <w:proofErr w:type="spellStart"/>
+      <w:r>
+        <w:rPr>
+          <w:rFonts w:ascii="Courier New" w:hAnsi="Courier New" w:cs="Courier New"/>
+          <w:sz w:val="20"/>
+          <w:lang w:val="en-US"/>
+        </w:rPr>
+        <w:t>PropType</w:t>
+      </w:r>
+      <w:proofErr w:type="spellEnd"/>
+      <w:r>
+        <w:rPr>
+          <w:rFonts w:ascii="Courier New" w:hAnsi="Courier New" w:cs="Courier New"/>
+          <w:sz w:val="20"/>
+          <w:lang w:val="en-US"/>
+        </w:rPr>
+        <w:t>&lt;</w:t>
+      </w:r>
+      <w:proofErr w:type="spellStart"/>
+      <w:r>
+        <w:rPr>
+          <w:rFonts w:ascii="Courier New" w:hAnsi="Courier New" w:cs="Courier New"/>
+          <w:sz w:val="20"/>
+          <w:lang w:val="en-US"/>
+        </w:rPr>
+        <w:t>Rdf.NamedNode</w:t>
+      </w:r>
+      <w:proofErr w:type="spellEnd"/>
+      <w:proofErr w:type="gramStart"/>
+      <w:r>
+        <w:rPr>
+          <w:rFonts w:ascii="Courier New" w:hAnsi="Courier New" w:cs="Courier New"/>
+          <w:sz w:val="20"/>
+          <w:lang w:val="en-US"/>
+        </w:rPr>
+        <w:t>&gt; }</w:t>
+      </w:r>
+      <w:proofErr w:type="gramEnd"/>
+      <w:r>
+        <w:rPr>
+          <w:rFonts w:ascii="Courier New" w:hAnsi="Courier New" w:cs="Courier New"/>
+          <w:sz w:val="20"/>
+          <w:lang w:val="en-US"/>
+        </w:rPr>
+        <w:t>,</w:t>
       </w:r>
     </w:p>
     <w:p>
@@ -7424,7 +9253,53 @@
           <w:sz w:val="20"/>
           <w:lang w:val="en-US"/>
         </w:rPr>
-        <w:t xml:space="preserve">  &lt;RdfSelect :predicate="predicate" :order-by="Nsib._1062.ID"&gt;</w:t>
+        <w:t xml:space="preserve">  &lt;</w:t>
+      </w:r>
+      <w:proofErr w:type="spellStart"/>
+      <w:proofErr w:type="gramStart"/>
+      <w:r>
+        <w:rPr>
+          <w:rFonts w:ascii="Courier New" w:hAnsi="Courier New" w:cs="Courier New"/>
+          <w:sz w:val="20"/>
+          <w:lang w:val="en-US"/>
+        </w:rPr>
+        <w:t>RdfSelect</w:t>
+      </w:r>
+      <w:proofErr w:type="spellEnd"/>
+      <w:r>
+        <w:rPr>
+          <w:rFonts w:ascii="Courier New" w:hAnsi="Courier New" w:cs="Courier New"/>
+          <w:sz w:val="20"/>
+          <w:lang w:val="en-US"/>
+        </w:rPr>
+        <w:t xml:space="preserve"> :predicate</w:t>
+      </w:r>
+      <w:proofErr w:type="gramEnd"/>
+      <w:r>
+        <w:rPr>
+          <w:rFonts w:ascii="Courier New" w:hAnsi="Courier New" w:cs="Courier New"/>
+          <w:sz w:val="20"/>
+          <w:lang w:val="en-US"/>
+        </w:rPr>
+        <w:t>="predicate</w:t>
+      </w:r>
+      <w:proofErr w:type="gramStart"/>
+      <w:r>
+        <w:rPr>
+          <w:rFonts w:ascii="Courier New" w:hAnsi="Courier New" w:cs="Courier New"/>
+          <w:sz w:val="20"/>
+          <w:lang w:val="en-US"/>
+        </w:rPr>
+        <w:t>" :order</w:t>
+      </w:r>
+      <w:proofErr w:type="gramEnd"/>
+      <w:r>
+        <w:rPr>
+          <w:rFonts w:ascii="Courier New" w:hAnsi="Courier New" w:cs="Courier New"/>
+          <w:sz w:val="20"/>
+          <w:lang w:val="en-US"/>
+        </w:rPr>
+        <w:t>-by="Nsib._1062.ID"&gt;</w:t>
       </w:r>
     </w:p>
     <w:p>
@@ -7458,143 +9333,361 @@
           <w:sz w:val="20"/>
           <w:lang w:val="en-US"/>
         </w:rPr>
-        <w:t xml:space="preserve">      &lt;RdfQueryFilter</w:t>
-      </w:r>
-    </w:p>
-    <w:p>
-      <w:pPr>
-        <w:rPr>
-          <w:rFonts w:ascii="Courier New" w:hAnsi="Courier New" w:cs="Courier New"/>
-          <w:sz w:val="20"/>
-          <w:lang w:val="en-US"/>
-        </w:rPr>
-      </w:pPr>
-      <w:r>
-        <w:rPr>
-          <w:rFonts w:ascii="Courier New" w:hAnsi="Courier New" w:cs="Courier New"/>
-          <w:sz w:val="20"/>
-          <w:lang w:val="en-US"/>
-        </w:rPr>
-        <w:t xml:space="preserve">        filter-type="ByType"</w:t>
-      </w:r>
-    </w:p>
-    <w:p>
-      <w:pPr>
-        <w:rPr>
-          <w:rFonts w:ascii="Courier New" w:hAnsi="Courier New" w:cs="Courier New"/>
-          <w:sz w:val="20"/>
-          <w:lang w:val="en-US"/>
-        </w:rPr>
-      </w:pPr>
-      <w:r>
-        <w:rPr>
-          <w:rFonts w:ascii="Courier New" w:hAnsi="Courier New" w:cs="Courier New"/>
-          <w:sz w:val="20"/>
-          <w:lang w:val="en-US"/>
-        </w:rPr>
-        <w:t xml:space="preserve">        :filter-value="Nsib._1062._Self"</w:t>
-      </w:r>
-    </w:p>
-    <w:p>
-      <w:pPr>
-        <w:rPr>
-          <w:rFonts w:ascii="Courier New" w:hAnsi="Courier New" w:cs="Courier New"/>
-          <w:sz w:val="20"/>
-          <w:lang w:val="en-US"/>
-        </w:rPr>
-      </w:pPr>
-      <w:r>
-        <w:rPr>
-          <w:rFonts w:ascii="Courier New" w:hAnsi="Courier New" w:cs="Courier New"/>
-          <w:sz w:val="20"/>
-          <w:lang w:val="en-US"/>
-        </w:rPr>
-        <w:t xml:space="preserve">      &gt;&lt;/RdfQueryFilter&gt;</w:t>
-      </w:r>
-    </w:p>
-    <w:p>
-      <w:pPr>
-        <w:rPr>
-          <w:rFonts w:ascii="Courier New" w:hAnsi="Courier New" w:cs="Courier New"/>
-          <w:sz w:val="20"/>
-          <w:lang w:val="en-US"/>
-        </w:rPr>
-      </w:pPr>
-      <w:r>
-        <w:rPr>
-          <w:rFonts w:ascii="Courier New" w:hAnsi="Courier New" w:cs="Courier New"/>
-          <w:sz w:val="20"/>
-          <w:lang w:val="en-US"/>
-        </w:rPr>
-        <w:t xml:space="preserve">      &lt;RdfQueryFilter filter-type="Or"&gt;</w:t>
-      </w:r>
-    </w:p>
-    <w:p>
-      <w:pPr>
-        <w:rPr>
-          <w:rFonts w:ascii="Courier New" w:hAnsi="Courier New" w:cs="Courier New"/>
-          <w:sz w:val="20"/>
-          <w:lang w:val="en-US"/>
-        </w:rPr>
-      </w:pPr>
-      <w:r>
-        <w:rPr>
-          <w:rFonts w:ascii="Courier New" w:hAnsi="Courier New" w:cs="Courier New"/>
-          <w:sz w:val="20"/>
-          <w:lang w:val="en-US"/>
-        </w:rPr>
-        <w:t xml:space="preserve">        &lt;RdfQueryFilter</w:t>
-      </w:r>
-    </w:p>
-    <w:p>
-      <w:pPr>
-        <w:rPr>
-          <w:rFonts w:ascii="Courier New" w:hAnsi="Courier New" w:cs="Courier New"/>
-          <w:sz w:val="20"/>
-          <w:lang w:val="en-US"/>
-        </w:rPr>
-      </w:pPr>
-      <w:r>
-        <w:rPr>
-          <w:rFonts w:ascii="Courier New" w:hAnsi="Courier New" w:cs="Courier New"/>
-          <w:sz w:val="20"/>
-          <w:lang w:val="en-US"/>
-        </w:rPr>
-        <w:t xml:space="preserve">          :on-property="Rdfs.label"</w:t>
-      </w:r>
-    </w:p>
-    <w:p>
-      <w:pPr>
-        <w:rPr>
-          <w:rFonts w:ascii="Courier New" w:hAnsi="Courier New" w:cs="Courier New"/>
-          <w:sz w:val="20"/>
-          <w:lang w:val="en-US"/>
-        </w:rPr>
-      </w:pPr>
-      <w:r>
-        <w:rPr>
-          <w:rFonts w:ascii="Courier New" w:hAnsi="Courier New" w:cs="Courier New"/>
-          <w:sz w:val="20"/>
-          <w:lang w:val="en-US"/>
-        </w:rPr>
-        <w:t xml:space="preserve">          filter-type="BySearchString"</w:t>
-      </w:r>
-    </w:p>
-    <w:p>
-      <w:pPr>
-        <w:rPr>
-          <w:rFonts w:ascii="Courier New" w:hAnsi="Courier New" w:cs="Courier New"/>
-          <w:sz w:val="20"/>
-          <w:lang w:val="en-US"/>
-        </w:rPr>
-      </w:pPr>
-      <w:r>
-        <w:rPr>
-          <w:rFonts w:ascii="Courier New" w:hAnsi="Courier New" w:cs="Courier New"/>
-          <w:sz w:val="20"/>
-          <w:lang w:val="en-US"/>
-        </w:rPr>
-        <w:t xml:space="preserve">          :filter-value="attrs['searchLiteral']"</w:t>
+        <w:t xml:space="preserve">      &lt;</w:t>
+      </w:r>
+      <w:proofErr w:type="spellStart"/>
+      <w:r>
+        <w:rPr>
+          <w:rFonts w:ascii="Courier New" w:hAnsi="Courier New" w:cs="Courier New"/>
+          <w:sz w:val="20"/>
+          <w:lang w:val="en-US"/>
+        </w:rPr>
+        <w:t>RdfQueryFilter</w:t>
+      </w:r>
+      <w:proofErr w:type="spellEnd"/>
+    </w:p>
+    <w:p>
+      <w:pPr>
+        <w:rPr>
+          <w:rFonts w:ascii="Courier New" w:hAnsi="Courier New" w:cs="Courier New"/>
+          <w:sz w:val="20"/>
+          <w:lang w:val="en-US"/>
+        </w:rPr>
+      </w:pPr>
+      <w:r>
+        <w:rPr>
+          <w:rFonts w:ascii="Courier New" w:hAnsi="Courier New" w:cs="Courier New"/>
+          <w:sz w:val="20"/>
+          <w:lang w:val="en-US"/>
+        </w:rPr>
+        <w:t xml:space="preserve">        filter-type="</w:t>
+      </w:r>
+      <w:proofErr w:type="spellStart"/>
+      <w:r>
+        <w:rPr>
+          <w:rFonts w:ascii="Courier New" w:hAnsi="Courier New" w:cs="Courier New"/>
+          <w:sz w:val="20"/>
+          <w:lang w:val="en-US"/>
+        </w:rPr>
+        <w:t>ByType</w:t>
+      </w:r>
+      <w:proofErr w:type="spellEnd"/>
+      <w:r>
+        <w:rPr>
+          <w:rFonts w:ascii="Courier New" w:hAnsi="Courier New" w:cs="Courier New"/>
+          <w:sz w:val="20"/>
+          <w:lang w:val="en-US"/>
+        </w:rPr>
+        <w:t>"</w:t>
+      </w:r>
+    </w:p>
+    <w:p>
+      <w:pPr>
+        <w:rPr>
+          <w:rFonts w:ascii="Courier New" w:hAnsi="Courier New" w:cs="Courier New"/>
+          <w:sz w:val="20"/>
+          <w:lang w:val="en-US"/>
+        </w:rPr>
+      </w:pPr>
+      <w:r>
+        <w:rPr>
+          <w:rFonts w:ascii="Courier New" w:hAnsi="Courier New" w:cs="Courier New"/>
+          <w:sz w:val="20"/>
+          <w:lang w:val="en-US"/>
+        </w:rPr>
+        <w:t xml:space="preserve">        </w:t>
+      </w:r>
+      <w:proofErr w:type="gramStart"/>
+      <w:r>
+        <w:rPr>
+          <w:rFonts w:ascii="Courier New" w:hAnsi="Courier New" w:cs="Courier New"/>
+          <w:sz w:val="20"/>
+          <w:lang w:val="en-US"/>
+        </w:rPr>
+        <w:t>:filter</w:t>
+      </w:r>
+      <w:proofErr w:type="gramEnd"/>
+      <w:r>
+        <w:rPr>
+          <w:rFonts w:ascii="Courier New" w:hAnsi="Courier New" w:cs="Courier New"/>
+          <w:sz w:val="20"/>
+          <w:lang w:val="en-US"/>
+        </w:rPr>
+        <w:t>-value="</w:t>
+      </w:r>
+      <w:proofErr w:type="gramStart"/>
+      <w:r>
+        <w:rPr>
+          <w:rFonts w:ascii="Courier New" w:hAnsi="Courier New" w:cs="Courier New"/>
+          <w:sz w:val="20"/>
+          <w:lang w:val="en-US"/>
+        </w:rPr>
+        <w:t>Nsib._1062._</w:t>
+      </w:r>
+      <w:proofErr w:type="gramEnd"/>
+      <w:r>
+        <w:rPr>
+          <w:rFonts w:ascii="Courier New" w:hAnsi="Courier New" w:cs="Courier New"/>
+          <w:sz w:val="20"/>
+          <w:lang w:val="en-US"/>
+        </w:rPr>
+        <w:t>Self"</w:t>
+      </w:r>
+    </w:p>
+    <w:p>
+      <w:pPr>
+        <w:rPr>
+          <w:rFonts w:ascii="Courier New" w:hAnsi="Courier New" w:cs="Courier New"/>
+          <w:sz w:val="20"/>
+          <w:lang w:val="en-US"/>
+        </w:rPr>
+      </w:pPr>
+      <w:r>
+        <w:rPr>
+          <w:rFonts w:ascii="Courier New" w:hAnsi="Courier New" w:cs="Courier New"/>
+          <w:sz w:val="20"/>
+          <w:lang w:val="en-US"/>
+        </w:rPr>
+        <w:t xml:space="preserve">      &gt;&lt;/</w:t>
+      </w:r>
+      <w:proofErr w:type="spellStart"/>
+      <w:r>
+        <w:rPr>
+          <w:rFonts w:ascii="Courier New" w:hAnsi="Courier New" w:cs="Courier New"/>
+          <w:sz w:val="20"/>
+          <w:lang w:val="en-US"/>
+        </w:rPr>
+        <w:t>RdfQueryFilter</w:t>
+      </w:r>
+      <w:proofErr w:type="spellEnd"/>
+      <w:r>
+        <w:rPr>
+          <w:rFonts w:ascii="Courier New" w:hAnsi="Courier New" w:cs="Courier New"/>
+          <w:sz w:val="20"/>
+          <w:lang w:val="en-US"/>
+        </w:rPr>
+        <w:t>&gt;</w:t>
+      </w:r>
+    </w:p>
+    <w:p>
+      <w:pPr>
+        <w:rPr>
+          <w:rFonts w:ascii="Courier New" w:hAnsi="Courier New" w:cs="Courier New"/>
+          <w:sz w:val="20"/>
+          <w:lang w:val="en-US"/>
+        </w:rPr>
+      </w:pPr>
+      <w:r>
+        <w:rPr>
+          <w:rFonts w:ascii="Courier New" w:hAnsi="Courier New" w:cs="Courier New"/>
+          <w:sz w:val="20"/>
+          <w:lang w:val="en-US"/>
+        </w:rPr>
+        <w:t xml:space="preserve">      &lt;</w:t>
+      </w:r>
+      <w:proofErr w:type="spellStart"/>
+      <w:r>
+        <w:rPr>
+          <w:rFonts w:ascii="Courier New" w:hAnsi="Courier New" w:cs="Courier New"/>
+          <w:sz w:val="20"/>
+          <w:lang w:val="en-US"/>
+        </w:rPr>
+        <w:t>RdfQueryFilter</w:t>
+      </w:r>
+      <w:proofErr w:type="spellEnd"/>
+      <w:r>
+        <w:rPr>
+          <w:rFonts w:ascii="Courier New" w:hAnsi="Courier New" w:cs="Courier New"/>
+          <w:sz w:val="20"/>
+          <w:lang w:val="en-US"/>
+        </w:rPr>
+        <w:t xml:space="preserve"> filter-type="Or"&gt;</w:t>
+      </w:r>
+    </w:p>
+    <w:p>
+      <w:pPr>
+        <w:rPr>
+          <w:rFonts w:ascii="Courier New" w:hAnsi="Courier New" w:cs="Courier New"/>
+          <w:sz w:val="20"/>
+          <w:lang w:val="en-US"/>
+        </w:rPr>
+      </w:pPr>
+      <w:r>
+        <w:rPr>
+          <w:rFonts w:ascii="Courier New" w:hAnsi="Courier New" w:cs="Courier New"/>
+          <w:sz w:val="20"/>
+          <w:lang w:val="en-US"/>
+        </w:rPr>
+        <w:t xml:space="preserve">        &lt;</w:t>
+      </w:r>
+      <w:proofErr w:type="spellStart"/>
+      <w:r>
+        <w:rPr>
+          <w:rFonts w:ascii="Courier New" w:hAnsi="Courier New" w:cs="Courier New"/>
+          <w:sz w:val="20"/>
+          <w:lang w:val="en-US"/>
+        </w:rPr>
+        <w:t>RdfQueryFilter</w:t>
+      </w:r>
+      <w:proofErr w:type="spellEnd"/>
+    </w:p>
+    <w:p>
+      <w:pPr>
+        <w:rPr>
+          <w:rFonts w:ascii="Courier New" w:hAnsi="Courier New" w:cs="Courier New"/>
+          <w:sz w:val="20"/>
+          <w:lang w:val="en-US"/>
+        </w:rPr>
+      </w:pPr>
+      <w:r>
+        <w:rPr>
+          <w:rFonts w:ascii="Courier New" w:hAnsi="Courier New" w:cs="Courier New"/>
+          <w:sz w:val="20"/>
+          <w:lang w:val="en-US"/>
+        </w:rPr>
+        <w:t xml:space="preserve">          </w:t>
+      </w:r>
+      <w:proofErr w:type="gramStart"/>
+      <w:r>
+        <w:rPr>
+          <w:rFonts w:ascii="Courier New" w:hAnsi="Courier New" w:cs="Courier New"/>
+          <w:sz w:val="20"/>
+          <w:lang w:val="en-US"/>
+        </w:rPr>
+        <w:t>:on</w:t>
+      </w:r>
+      <w:proofErr w:type="gramEnd"/>
+      <w:r>
+        <w:rPr>
+          <w:rFonts w:ascii="Courier New" w:hAnsi="Courier New" w:cs="Courier New"/>
+          <w:sz w:val="20"/>
+          <w:lang w:val="en-US"/>
+        </w:rPr>
+        <w:t>-property="</w:t>
+      </w:r>
+      <w:proofErr w:type="spellStart"/>
+      <w:r>
+        <w:rPr>
+          <w:rFonts w:ascii="Courier New" w:hAnsi="Courier New" w:cs="Courier New"/>
+          <w:sz w:val="20"/>
+          <w:lang w:val="en-US"/>
+        </w:rPr>
+        <w:t>Rdfs.label</w:t>
+      </w:r>
+      <w:proofErr w:type="spellEnd"/>
+      <w:r>
+        <w:rPr>
+          <w:rFonts w:ascii="Courier New" w:hAnsi="Courier New" w:cs="Courier New"/>
+          <w:sz w:val="20"/>
+          <w:lang w:val="en-US"/>
+        </w:rPr>
+        <w:t>"</w:t>
+      </w:r>
+    </w:p>
+    <w:p>
+      <w:pPr>
+        <w:rPr>
+          <w:rFonts w:ascii="Courier New" w:hAnsi="Courier New" w:cs="Courier New"/>
+          <w:sz w:val="20"/>
+          <w:lang w:val="en-US"/>
+        </w:rPr>
+      </w:pPr>
+      <w:r>
+        <w:rPr>
+          <w:rFonts w:ascii="Courier New" w:hAnsi="Courier New" w:cs="Courier New"/>
+          <w:sz w:val="20"/>
+          <w:lang w:val="en-US"/>
+        </w:rPr>
+        <w:t xml:space="preserve">          filter-type="</w:t>
+      </w:r>
+      <w:proofErr w:type="spellStart"/>
+      <w:r>
+        <w:rPr>
+          <w:rFonts w:ascii="Courier New" w:hAnsi="Courier New" w:cs="Courier New"/>
+          <w:sz w:val="20"/>
+          <w:lang w:val="en-US"/>
+        </w:rPr>
+        <w:t>BySearchString</w:t>
+      </w:r>
+      <w:proofErr w:type="spellEnd"/>
+      <w:r>
+        <w:rPr>
+          <w:rFonts w:ascii="Courier New" w:hAnsi="Courier New" w:cs="Courier New"/>
+          <w:sz w:val="20"/>
+          <w:lang w:val="en-US"/>
+        </w:rPr>
+        <w:t>"</w:t>
+      </w:r>
+    </w:p>
+    <w:p>
+      <w:pPr>
+        <w:rPr>
+          <w:rFonts w:ascii="Courier New" w:hAnsi="Courier New" w:cs="Courier New"/>
+          <w:sz w:val="20"/>
+          <w:lang w:val="en-US"/>
+        </w:rPr>
+      </w:pPr>
+      <w:r>
+        <w:rPr>
+          <w:rFonts w:ascii="Courier New" w:hAnsi="Courier New" w:cs="Courier New"/>
+          <w:sz w:val="20"/>
+          <w:lang w:val="en-US"/>
+        </w:rPr>
+        <w:t xml:space="preserve">          </w:t>
+      </w:r>
+      <w:proofErr w:type="gramStart"/>
+      <w:r>
+        <w:rPr>
+          <w:rFonts w:ascii="Courier New" w:hAnsi="Courier New" w:cs="Courier New"/>
+          <w:sz w:val="20"/>
+          <w:lang w:val="en-US"/>
+        </w:rPr>
+        <w:t>:filter</w:t>
+      </w:r>
+      <w:proofErr w:type="gramEnd"/>
+      <w:r>
+        <w:rPr>
+          <w:rFonts w:ascii="Courier New" w:hAnsi="Courier New" w:cs="Courier New"/>
+          <w:sz w:val="20"/>
+          <w:lang w:val="en-US"/>
+        </w:rPr>
+        <w:t>-value="</w:t>
+      </w:r>
+      <w:proofErr w:type="spellStart"/>
+      <w:r>
+        <w:rPr>
+          <w:rFonts w:ascii="Courier New" w:hAnsi="Courier New" w:cs="Courier New"/>
+          <w:sz w:val="20"/>
+          <w:lang w:val="en-US"/>
+        </w:rPr>
+        <w:t>attrs</w:t>
+      </w:r>
+      <w:proofErr w:type="spellEnd"/>
+      <w:r>
+        <w:rPr>
+          <w:rFonts w:ascii="Courier New" w:hAnsi="Courier New" w:cs="Courier New"/>
+          <w:sz w:val="20"/>
+          <w:lang w:val="en-US"/>
+        </w:rPr>
+        <w:t>['</w:t>
+      </w:r>
+      <w:proofErr w:type="spellStart"/>
+      <w:r>
+        <w:rPr>
+          <w:rFonts w:ascii="Courier New" w:hAnsi="Courier New" w:cs="Courier New"/>
+          <w:sz w:val="20"/>
+          <w:lang w:val="en-US"/>
+        </w:rPr>
+        <w:t>searchLiteral</w:t>
+      </w:r>
+      <w:proofErr w:type="spellEnd"/>
+      <w:r>
+        <w:rPr>
+          <w:rFonts w:ascii="Courier New" w:hAnsi="Courier New" w:cs="Courier New"/>
+          <w:sz w:val="20"/>
+          <w:lang w:val="en-US"/>
+        </w:rPr>
+        <w:t>']"</w:t>
       </w:r>
     </w:p>
     <w:p>
@@ -7645,58 +9738,158 @@
           <w:sz w:val="20"/>
           <w:lang w:val="en-US"/>
         </w:rPr>
-        <w:t xml:space="preserve">        &lt;RdfQueryFilter</w:t>
-      </w:r>
-    </w:p>
-    <w:p>
-      <w:pPr>
-        <w:rPr>
-          <w:rFonts w:ascii="Courier New" w:hAnsi="Courier New" w:cs="Courier New"/>
-          <w:sz w:val="20"/>
-          <w:lang w:val="en-US"/>
-        </w:rPr>
-      </w:pPr>
-      <w:r>
-        <w:rPr>
-          <w:rFonts w:ascii="Courier New" w:hAnsi="Courier New" w:cs="Courier New"/>
-          <w:sz w:val="20"/>
-          <w:lang w:val="en-US"/>
-        </w:rPr>
-        <w:t xml:space="preserve">          :on-property="Rdf.ID"</w:t>
-      </w:r>
-    </w:p>
-    <w:p>
-      <w:pPr>
-        <w:rPr>
-          <w:rFonts w:ascii="Courier New" w:hAnsi="Courier New" w:cs="Courier New"/>
-          <w:sz w:val="20"/>
-          <w:lang w:val="en-US"/>
-        </w:rPr>
-      </w:pPr>
-      <w:r>
-        <w:rPr>
-          <w:rFonts w:ascii="Courier New" w:hAnsi="Courier New" w:cs="Courier New"/>
-          <w:sz w:val="20"/>
-          <w:lang w:val="en-US"/>
-        </w:rPr>
-        <w:t xml:space="preserve">          filter-type="BySearchString"</w:t>
-      </w:r>
-    </w:p>
-    <w:p>
-      <w:pPr>
-        <w:rPr>
-          <w:rFonts w:ascii="Courier New" w:hAnsi="Courier New" w:cs="Courier New"/>
-          <w:sz w:val="20"/>
-          <w:lang w:val="en-US"/>
-        </w:rPr>
-      </w:pPr>
-      <w:r>
-        <w:rPr>
-          <w:rFonts w:ascii="Courier New" w:hAnsi="Courier New" w:cs="Courier New"/>
-          <w:sz w:val="20"/>
-          <w:lang w:val="en-US"/>
-        </w:rPr>
-        <w:t xml:space="preserve">          :filter-value="attrs['searchLiteral']"</w:t>
+        <w:t xml:space="preserve">        &lt;</w:t>
+      </w:r>
+      <w:proofErr w:type="spellStart"/>
+      <w:r>
+        <w:rPr>
+          <w:rFonts w:ascii="Courier New" w:hAnsi="Courier New" w:cs="Courier New"/>
+          <w:sz w:val="20"/>
+          <w:lang w:val="en-US"/>
+        </w:rPr>
+        <w:t>RdfQueryFilter</w:t>
+      </w:r>
+      <w:proofErr w:type="spellEnd"/>
+    </w:p>
+    <w:p>
+      <w:pPr>
+        <w:rPr>
+          <w:rFonts w:ascii="Courier New" w:hAnsi="Courier New" w:cs="Courier New"/>
+          <w:sz w:val="20"/>
+          <w:lang w:val="en-US"/>
+        </w:rPr>
+      </w:pPr>
+      <w:r>
+        <w:rPr>
+          <w:rFonts w:ascii="Courier New" w:hAnsi="Courier New" w:cs="Courier New"/>
+          <w:sz w:val="20"/>
+          <w:lang w:val="en-US"/>
+        </w:rPr>
+        <w:t xml:space="preserve">          </w:t>
+      </w:r>
+      <w:proofErr w:type="gramStart"/>
+      <w:r>
+        <w:rPr>
+          <w:rFonts w:ascii="Courier New" w:hAnsi="Courier New" w:cs="Courier New"/>
+          <w:sz w:val="20"/>
+          <w:lang w:val="en-US"/>
+        </w:rPr>
+        <w:t>:on</w:t>
+      </w:r>
+      <w:proofErr w:type="gramEnd"/>
+      <w:r>
+        <w:rPr>
+          <w:rFonts w:ascii="Courier New" w:hAnsi="Courier New" w:cs="Courier New"/>
+          <w:sz w:val="20"/>
+          <w:lang w:val="en-US"/>
+        </w:rPr>
+        <w:t>-property="Rdf.ID"</w:t>
+      </w:r>
+    </w:p>
+    <w:p>
+      <w:pPr>
+        <w:rPr>
+          <w:rFonts w:ascii="Courier New" w:hAnsi="Courier New" w:cs="Courier New"/>
+          <w:sz w:val="20"/>
+          <w:lang w:val="en-US"/>
+        </w:rPr>
+      </w:pPr>
+      <w:r>
+        <w:rPr>
+          <w:rFonts w:ascii="Courier New" w:hAnsi="Courier New" w:cs="Courier New"/>
+          <w:sz w:val="20"/>
+          <w:lang w:val="en-US"/>
+        </w:rPr>
+        <w:t xml:space="preserve">          filter-type="</w:t>
+      </w:r>
+      <w:proofErr w:type="spellStart"/>
+      <w:r>
+        <w:rPr>
+          <w:rFonts w:ascii="Courier New" w:hAnsi="Courier New" w:cs="Courier New"/>
+          <w:sz w:val="20"/>
+          <w:lang w:val="en-US"/>
+        </w:rPr>
+        <w:t>BySearchString</w:t>
+      </w:r>
+      <w:proofErr w:type="spellEnd"/>
+      <w:r>
+        <w:rPr>
+          <w:rFonts w:ascii="Courier New" w:hAnsi="Courier New" w:cs="Courier New"/>
+          <w:sz w:val="20"/>
+          <w:lang w:val="en-US"/>
+        </w:rPr>
+        <w:t>"</w:t>
+      </w:r>
+    </w:p>
+    <w:p>
+      <w:pPr>
+        <w:rPr>
+          <w:rFonts w:ascii="Courier New" w:hAnsi="Courier New" w:cs="Courier New"/>
+          <w:sz w:val="20"/>
+          <w:lang w:val="en-US"/>
+        </w:rPr>
+      </w:pPr>
+      <w:r>
+        <w:rPr>
+          <w:rFonts w:ascii="Courier New" w:hAnsi="Courier New" w:cs="Courier New"/>
+          <w:sz w:val="20"/>
+          <w:lang w:val="en-US"/>
+        </w:rPr>
+        <w:t xml:space="preserve">          </w:t>
+      </w:r>
+      <w:proofErr w:type="gramStart"/>
+      <w:r>
+        <w:rPr>
+          <w:rFonts w:ascii="Courier New" w:hAnsi="Courier New" w:cs="Courier New"/>
+          <w:sz w:val="20"/>
+          <w:lang w:val="en-US"/>
+        </w:rPr>
+        <w:t>:filter</w:t>
+      </w:r>
+      <w:proofErr w:type="gramEnd"/>
+      <w:r>
+        <w:rPr>
+          <w:rFonts w:ascii="Courier New" w:hAnsi="Courier New" w:cs="Courier New"/>
+          <w:sz w:val="20"/>
+          <w:lang w:val="en-US"/>
+        </w:rPr>
+        <w:t>-value="</w:t>
+      </w:r>
+      <w:proofErr w:type="spellStart"/>
+      <w:r>
+        <w:rPr>
+          <w:rFonts w:ascii="Courier New" w:hAnsi="Courier New" w:cs="Courier New"/>
+          <w:sz w:val="20"/>
+          <w:lang w:val="en-US"/>
+        </w:rPr>
+        <w:t>attrs</w:t>
+      </w:r>
+      <w:proofErr w:type="spellEnd"/>
+      <w:r>
+        <w:rPr>
+          <w:rFonts w:ascii="Courier New" w:hAnsi="Courier New" w:cs="Courier New"/>
+          <w:sz w:val="20"/>
+          <w:lang w:val="en-US"/>
+        </w:rPr>
+        <w:t>['</w:t>
+      </w:r>
+      <w:proofErr w:type="spellStart"/>
+      <w:r>
+        <w:rPr>
+          <w:rFonts w:ascii="Courier New" w:hAnsi="Courier New" w:cs="Courier New"/>
+          <w:sz w:val="20"/>
+          <w:lang w:val="en-US"/>
+        </w:rPr>
+        <w:t>searchLiteral</w:t>
+      </w:r>
+      <w:proofErr w:type="spellEnd"/>
+      <w:r>
+        <w:rPr>
+          <w:rFonts w:ascii="Courier New" w:hAnsi="Courier New" w:cs="Courier New"/>
+          <w:sz w:val="20"/>
+          <w:lang w:val="en-US"/>
+        </w:rPr>
+        <w:t>']"</w:t>
       </w:r>
     </w:p>
     <w:p>
@@ -7747,58 +9940,158 @@
           <w:sz w:val="20"/>
           <w:lang w:val="en-US"/>
         </w:rPr>
-        <w:t xml:space="preserve">        &lt;RdfQueryFilter</w:t>
-      </w:r>
-    </w:p>
-    <w:p>
-      <w:pPr>
-        <w:rPr>
-          <w:rFonts w:ascii="Courier New" w:hAnsi="Courier New" w:cs="Courier New"/>
-          <w:sz w:val="20"/>
-          <w:lang w:val="en-US"/>
-        </w:rPr>
-      </w:pPr>
-      <w:r>
-        <w:rPr>
-          <w:rFonts w:ascii="Courier New" w:hAnsi="Courier New" w:cs="Courier New"/>
-          <w:sz w:val="20"/>
-          <w:lang w:val="en-US"/>
-        </w:rPr>
-        <w:t xml:space="preserve">          :on-property="Nsib._1062.NAME"</w:t>
-      </w:r>
-    </w:p>
-    <w:p>
-      <w:pPr>
-        <w:rPr>
-          <w:rFonts w:ascii="Courier New" w:hAnsi="Courier New" w:cs="Courier New"/>
-          <w:sz w:val="20"/>
-          <w:lang w:val="en-US"/>
-        </w:rPr>
-      </w:pPr>
-      <w:r>
-        <w:rPr>
-          <w:rFonts w:ascii="Courier New" w:hAnsi="Courier New" w:cs="Courier New"/>
-          <w:sz w:val="20"/>
-          <w:lang w:val="en-US"/>
-        </w:rPr>
-        <w:t xml:space="preserve">          filter-type="BySearchString"</w:t>
-      </w:r>
-    </w:p>
-    <w:p>
-      <w:pPr>
-        <w:rPr>
-          <w:rFonts w:ascii="Courier New" w:hAnsi="Courier New" w:cs="Courier New"/>
-          <w:sz w:val="20"/>
-          <w:lang w:val="en-US"/>
-        </w:rPr>
-      </w:pPr>
-      <w:r>
-        <w:rPr>
-          <w:rFonts w:ascii="Courier New" w:hAnsi="Courier New" w:cs="Courier New"/>
-          <w:sz w:val="20"/>
-          <w:lang w:val="en-US"/>
-        </w:rPr>
-        <w:t xml:space="preserve">          :filter-value="attrs['searchLiteral']"</w:t>
+        <w:t xml:space="preserve">        &lt;</w:t>
+      </w:r>
+      <w:proofErr w:type="spellStart"/>
+      <w:r>
+        <w:rPr>
+          <w:rFonts w:ascii="Courier New" w:hAnsi="Courier New" w:cs="Courier New"/>
+          <w:sz w:val="20"/>
+          <w:lang w:val="en-US"/>
+        </w:rPr>
+        <w:t>RdfQueryFilter</w:t>
+      </w:r>
+      <w:proofErr w:type="spellEnd"/>
+    </w:p>
+    <w:p>
+      <w:pPr>
+        <w:rPr>
+          <w:rFonts w:ascii="Courier New" w:hAnsi="Courier New" w:cs="Courier New"/>
+          <w:sz w:val="20"/>
+          <w:lang w:val="en-US"/>
+        </w:rPr>
+      </w:pPr>
+      <w:r>
+        <w:rPr>
+          <w:rFonts w:ascii="Courier New" w:hAnsi="Courier New" w:cs="Courier New"/>
+          <w:sz w:val="20"/>
+          <w:lang w:val="en-US"/>
+        </w:rPr>
+        <w:t xml:space="preserve">          </w:t>
+      </w:r>
+      <w:proofErr w:type="gramStart"/>
+      <w:r>
+        <w:rPr>
+          <w:rFonts w:ascii="Courier New" w:hAnsi="Courier New" w:cs="Courier New"/>
+          <w:sz w:val="20"/>
+          <w:lang w:val="en-US"/>
+        </w:rPr>
+        <w:t>:on</w:t>
+      </w:r>
+      <w:proofErr w:type="gramEnd"/>
+      <w:r>
+        <w:rPr>
+          <w:rFonts w:ascii="Courier New" w:hAnsi="Courier New" w:cs="Courier New"/>
+          <w:sz w:val="20"/>
+          <w:lang w:val="en-US"/>
+        </w:rPr>
+        <w:t>-property="Nsib._1062.NAME"</w:t>
+      </w:r>
+    </w:p>
+    <w:p>
+      <w:pPr>
+        <w:rPr>
+          <w:rFonts w:ascii="Courier New" w:hAnsi="Courier New" w:cs="Courier New"/>
+          <w:sz w:val="20"/>
+          <w:lang w:val="en-US"/>
+        </w:rPr>
+      </w:pPr>
+      <w:r>
+        <w:rPr>
+          <w:rFonts w:ascii="Courier New" w:hAnsi="Courier New" w:cs="Courier New"/>
+          <w:sz w:val="20"/>
+          <w:lang w:val="en-US"/>
+        </w:rPr>
+        <w:t xml:space="preserve">          filter-type="</w:t>
+      </w:r>
+      <w:proofErr w:type="spellStart"/>
+      <w:r>
+        <w:rPr>
+          <w:rFonts w:ascii="Courier New" w:hAnsi="Courier New" w:cs="Courier New"/>
+          <w:sz w:val="20"/>
+          <w:lang w:val="en-US"/>
+        </w:rPr>
+        <w:t>BySearchString</w:t>
+      </w:r>
+      <w:proofErr w:type="spellEnd"/>
+      <w:r>
+        <w:rPr>
+          <w:rFonts w:ascii="Courier New" w:hAnsi="Courier New" w:cs="Courier New"/>
+          <w:sz w:val="20"/>
+          <w:lang w:val="en-US"/>
+        </w:rPr>
+        <w:t>"</w:t>
+      </w:r>
+    </w:p>
+    <w:p>
+      <w:pPr>
+        <w:rPr>
+          <w:rFonts w:ascii="Courier New" w:hAnsi="Courier New" w:cs="Courier New"/>
+          <w:sz w:val="20"/>
+          <w:lang w:val="en-US"/>
+        </w:rPr>
+      </w:pPr>
+      <w:r>
+        <w:rPr>
+          <w:rFonts w:ascii="Courier New" w:hAnsi="Courier New" w:cs="Courier New"/>
+          <w:sz w:val="20"/>
+          <w:lang w:val="en-US"/>
+        </w:rPr>
+        <w:t xml:space="preserve">          </w:t>
+      </w:r>
+      <w:proofErr w:type="gramStart"/>
+      <w:r>
+        <w:rPr>
+          <w:rFonts w:ascii="Courier New" w:hAnsi="Courier New" w:cs="Courier New"/>
+          <w:sz w:val="20"/>
+          <w:lang w:val="en-US"/>
+        </w:rPr>
+        <w:t>:filter</w:t>
+      </w:r>
+      <w:proofErr w:type="gramEnd"/>
+      <w:r>
+        <w:rPr>
+          <w:rFonts w:ascii="Courier New" w:hAnsi="Courier New" w:cs="Courier New"/>
+          <w:sz w:val="20"/>
+          <w:lang w:val="en-US"/>
+        </w:rPr>
+        <w:t>-value="</w:t>
+      </w:r>
+      <w:proofErr w:type="spellStart"/>
+      <w:r>
+        <w:rPr>
+          <w:rFonts w:ascii="Courier New" w:hAnsi="Courier New" w:cs="Courier New"/>
+          <w:sz w:val="20"/>
+          <w:lang w:val="en-US"/>
+        </w:rPr>
+        <w:t>attrs</w:t>
+      </w:r>
+      <w:proofErr w:type="spellEnd"/>
+      <w:r>
+        <w:rPr>
+          <w:rFonts w:ascii="Courier New" w:hAnsi="Courier New" w:cs="Courier New"/>
+          <w:sz w:val="20"/>
+          <w:lang w:val="en-US"/>
+        </w:rPr>
+        <w:t>['</w:t>
+      </w:r>
+      <w:proofErr w:type="spellStart"/>
+      <w:r>
+        <w:rPr>
+          <w:rFonts w:ascii="Courier New" w:hAnsi="Courier New" w:cs="Courier New"/>
+          <w:sz w:val="20"/>
+          <w:lang w:val="en-US"/>
+        </w:rPr>
+        <w:t>searchLiteral</w:t>
+      </w:r>
+      <w:proofErr w:type="spellEnd"/>
+      <w:r>
+        <w:rPr>
+          <w:rFonts w:ascii="Courier New" w:hAnsi="Courier New" w:cs="Courier New"/>
+          <w:sz w:val="20"/>
+          <w:lang w:val="en-US"/>
+        </w:rPr>
+        <w:t>']"</w:t>
       </w:r>
     </w:p>
     <w:p>
@@ -7849,58 +10142,158 @@
           <w:sz w:val="20"/>
           <w:lang w:val="en-US"/>
         </w:rPr>
-        <w:t xml:space="preserve">        &lt;RdfQueryFilter</w:t>
-      </w:r>
-    </w:p>
-    <w:p>
-      <w:pPr>
-        <w:rPr>
-          <w:rFonts w:ascii="Courier New" w:hAnsi="Courier New" w:cs="Courier New"/>
-          <w:sz w:val="20"/>
-          <w:lang w:val="en-US"/>
-        </w:rPr>
-      </w:pPr>
-      <w:r>
-        <w:rPr>
-          <w:rFonts w:ascii="Courier New" w:hAnsi="Courier New" w:cs="Courier New"/>
-          <w:sz w:val="20"/>
-          <w:lang w:val="en-US"/>
-        </w:rPr>
-        <w:t xml:space="preserve">          :on-property="Nsib._1062.NAME_SYN"</w:t>
-      </w:r>
-    </w:p>
-    <w:p>
-      <w:pPr>
-        <w:rPr>
-          <w:rFonts w:ascii="Courier New" w:hAnsi="Courier New" w:cs="Courier New"/>
-          <w:sz w:val="20"/>
-          <w:lang w:val="en-US"/>
-        </w:rPr>
-      </w:pPr>
-      <w:r>
-        <w:rPr>
-          <w:rFonts w:ascii="Courier New" w:hAnsi="Courier New" w:cs="Courier New"/>
-          <w:sz w:val="20"/>
-          <w:lang w:val="en-US"/>
-        </w:rPr>
-        <w:t xml:space="preserve">          filter-type="BySearchString"</w:t>
-      </w:r>
-    </w:p>
-    <w:p>
-      <w:pPr>
-        <w:rPr>
-          <w:rFonts w:ascii="Courier New" w:hAnsi="Courier New" w:cs="Courier New"/>
-          <w:sz w:val="20"/>
-          <w:lang w:val="en-US"/>
-        </w:rPr>
-      </w:pPr>
-      <w:r>
-        <w:rPr>
-          <w:rFonts w:ascii="Courier New" w:hAnsi="Courier New" w:cs="Courier New"/>
-          <w:sz w:val="20"/>
-          <w:lang w:val="en-US"/>
-        </w:rPr>
-        <w:t xml:space="preserve">          :filter-value="attrs['searchLiteral']"</w:t>
+        <w:t xml:space="preserve">        &lt;</w:t>
+      </w:r>
+      <w:proofErr w:type="spellStart"/>
+      <w:r>
+        <w:rPr>
+          <w:rFonts w:ascii="Courier New" w:hAnsi="Courier New" w:cs="Courier New"/>
+          <w:sz w:val="20"/>
+          <w:lang w:val="en-US"/>
+        </w:rPr>
+        <w:t>RdfQueryFilter</w:t>
+      </w:r>
+      <w:proofErr w:type="spellEnd"/>
+    </w:p>
+    <w:p>
+      <w:pPr>
+        <w:rPr>
+          <w:rFonts w:ascii="Courier New" w:hAnsi="Courier New" w:cs="Courier New"/>
+          <w:sz w:val="20"/>
+          <w:lang w:val="en-US"/>
+        </w:rPr>
+      </w:pPr>
+      <w:r>
+        <w:rPr>
+          <w:rFonts w:ascii="Courier New" w:hAnsi="Courier New" w:cs="Courier New"/>
+          <w:sz w:val="20"/>
+          <w:lang w:val="en-US"/>
+        </w:rPr>
+        <w:t xml:space="preserve">          </w:t>
+      </w:r>
+      <w:proofErr w:type="gramStart"/>
+      <w:r>
+        <w:rPr>
+          <w:rFonts w:ascii="Courier New" w:hAnsi="Courier New" w:cs="Courier New"/>
+          <w:sz w:val="20"/>
+          <w:lang w:val="en-US"/>
+        </w:rPr>
+        <w:t>:on</w:t>
+      </w:r>
+      <w:proofErr w:type="gramEnd"/>
+      <w:r>
+        <w:rPr>
+          <w:rFonts w:ascii="Courier New" w:hAnsi="Courier New" w:cs="Courier New"/>
+          <w:sz w:val="20"/>
+          <w:lang w:val="en-US"/>
+        </w:rPr>
+        <w:t>-property="Nsib._1062.NAME_SYN"</w:t>
+      </w:r>
+    </w:p>
+    <w:p>
+      <w:pPr>
+        <w:rPr>
+          <w:rFonts w:ascii="Courier New" w:hAnsi="Courier New" w:cs="Courier New"/>
+          <w:sz w:val="20"/>
+          <w:lang w:val="en-US"/>
+        </w:rPr>
+      </w:pPr>
+      <w:r>
+        <w:rPr>
+          <w:rFonts w:ascii="Courier New" w:hAnsi="Courier New" w:cs="Courier New"/>
+          <w:sz w:val="20"/>
+          <w:lang w:val="en-US"/>
+        </w:rPr>
+        <w:t xml:space="preserve">          filter-type="</w:t>
+      </w:r>
+      <w:proofErr w:type="spellStart"/>
+      <w:r>
+        <w:rPr>
+          <w:rFonts w:ascii="Courier New" w:hAnsi="Courier New" w:cs="Courier New"/>
+          <w:sz w:val="20"/>
+          <w:lang w:val="en-US"/>
+        </w:rPr>
+        <w:t>BySearchString</w:t>
+      </w:r>
+      <w:proofErr w:type="spellEnd"/>
+      <w:r>
+        <w:rPr>
+          <w:rFonts w:ascii="Courier New" w:hAnsi="Courier New" w:cs="Courier New"/>
+          <w:sz w:val="20"/>
+          <w:lang w:val="en-US"/>
+        </w:rPr>
+        <w:t>"</w:t>
+      </w:r>
+    </w:p>
+    <w:p>
+      <w:pPr>
+        <w:rPr>
+          <w:rFonts w:ascii="Courier New" w:hAnsi="Courier New" w:cs="Courier New"/>
+          <w:sz w:val="20"/>
+          <w:lang w:val="en-US"/>
+        </w:rPr>
+      </w:pPr>
+      <w:r>
+        <w:rPr>
+          <w:rFonts w:ascii="Courier New" w:hAnsi="Courier New" w:cs="Courier New"/>
+          <w:sz w:val="20"/>
+          <w:lang w:val="en-US"/>
+        </w:rPr>
+        <w:t xml:space="preserve">          </w:t>
+      </w:r>
+      <w:proofErr w:type="gramStart"/>
+      <w:r>
+        <w:rPr>
+          <w:rFonts w:ascii="Courier New" w:hAnsi="Courier New" w:cs="Courier New"/>
+          <w:sz w:val="20"/>
+          <w:lang w:val="en-US"/>
+        </w:rPr>
+        <w:t>:filter</w:t>
+      </w:r>
+      <w:proofErr w:type="gramEnd"/>
+      <w:r>
+        <w:rPr>
+          <w:rFonts w:ascii="Courier New" w:hAnsi="Courier New" w:cs="Courier New"/>
+          <w:sz w:val="20"/>
+          <w:lang w:val="en-US"/>
+        </w:rPr>
+        <w:t>-value="</w:t>
+      </w:r>
+      <w:proofErr w:type="spellStart"/>
+      <w:r>
+        <w:rPr>
+          <w:rFonts w:ascii="Courier New" w:hAnsi="Courier New" w:cs="Courier New"/>
+          <w:sz w:val="20"/>
+          <w:lang w:val="en-US"/>
+        </w:rPr>
+        <w:t>attrs</w:t>
+      </w:r>
+      <w:proofErr w:type="spellEnd"/>
+      <w:r>
+        <w:rPr>
+          <w:rFonts w:ascii="Courier New" w:hAnsi="Courier New" w:cs="Courier New"/>
+          <w:sz w:val="20"/>
+          <w:lang w:val="en-US"/>
+        </w:rPr>
+        <w:t>['</w:t>
+      </w:r>
+      <w:proofErr w:type="spellStart"/>
+      <w:r>
+        <w:rPr>
+          <w:rFonts w:ascii="Courier New" w:hAnsi="Courier New" w:cs="Courier New"/>
+          <w:sz w:val="20"/>
+          <w:lang w:val="en-US"/>
+        </w:rPr>
+        <w:t>searchLiteral</w:t>
+      </w:r>
+      <w:proofErr w:type="spellEnd"/>
+      <w:r>
+        <w:rPr>
+          <w:rFonts w:ascii="Courier New" w:hAnsi="Courier New" w:cs="Courier New"/>
+          <w:sz w:val="20"/>
+          <w:lang w:val="en-US"/>
+        </w:rPr>
+        <w:t>']"</w:t>
       </w:r>
     </w:p>
     <w:p>
@@ -7951,7 +10344,25 @@
           <w:sz w:val="20"/>
           <w:lang w:val="en-US"/>
         </w:rPr>
-        <w:t xml:space="preserve">      &lt;/RdfQueryFilter&gt;</w:t>
+        <w:t xml:space="preserve">      &lt;/</w:t>
+      </w:r>
+      <w:proofErr w:type="spellStart"/>
+      <w:r>
+        <w:rPr>
+          <w:rFonts w:ascii="Courier New" w:hAnsi="Courier New" w:cs="Courier New"/>
+          <w:sz w:val="20"/>
+          <w:lang w:val="en-US"/>
+        </w:rPr>
+        <w:t>RdfQueryFilter</w:t>
+      </w:r>
+      <w:proofErr w:type="spellEnd"/>
+      <w:r>
+        <w:rPr>
+          <w:rFonts w:ascii="Courier New" w:hAnsi="Courier New" w:cs="Courier New"/>
+          <w:sz w:val="20"/>
+          <w:lang w:val="en-US"/>
+        </w:rPr>
+        <w:t>&gt;</w:t>
       </w:r>
     </w:p>
     <w:p>
@@ -7995,58 +10406,150 @@
           <w:sz w:val="20"/>
           <w:lang w:val="en-US"/>
         </w:rPr>
-        <w:t xml:space="preserve">    &lt;template #item="{ subject }"&gt;</w:t>
-      </w:r>
-    </w:p>
-    <w:p>
-      <w:pPr>
-        <w:rPr>
-          <w:rFonts w:ascii="Courier New" w:hAnsi="Courier New" w:cs="Courier New"/>
-          <w:sz w:val="20"/>
-          <w:lang w:val="en-US"/>
-        </w:rPr>
-      </w:pPr>
-      <w:r>
-        <w:rPr>
-          <w:rFonts w:ascii="Courier New" w:hAnsi="Courier New" w:cs="Courier New"/>
-          <w:sz w:val="20"/>
-          <w:lang w:val="en-US"/>
-        </w:rPr>
-        <w:t xml:space="preserve">      &lt;RdfExtract</w:t>
-      </w:r>
-    </w:p>
-    <w:p>
-      <w:pPr>
-        <w:rPr>
-          <w:rFonts w:ascii="Courier New" w:hAnsi="Courier New" w:cs="Courier New"/>
-          <w:sz w:val="20"/>
-          <w:lang w:val="en-US"/>
-        </w:rPr>
-      </w:pPr>
-      <w:r>
-        <w:rPr>
-          <w:rFonts w:ascii="Courier New" w:hAnsi="Courier New" w:cs="Courier New"/>
-          <w:sz w:val="20"/>
-          <w:lang w:val="en-US"/>
-        </w:rPr>
-        <w:t xml:space="preserve">        v-slot="{ literalValue: name }"</w:t>
-      </w:r>
-    </w:p>
-    <w:p>
-      <w:pPr>
-        <w:rPr>
-          <w:rFonts w:ascii="Courier New" w:hAnsi="Courier New" w:cs="Courier New"/>
-          <w:sz w:val="20"/>
-          <w:lang w:val="en-US"/>
-        </w:rPr>
-      </w:pPr>
-      <w:r>
-        <w:rPr>
-          <w:rFonts w:ascii="Courier New" w:hAnsi="Courier New" w:cs="Courier New"/>
-          <w:sz w:val="20"/>
-          <w:lang w:val="en-US"/>
-        </w:rPr>
-        <w:t xml:space="preserve">        :predicate="Nsib._1062.NAME"</w:t>
+        <w:t xml:space="preserve">    &lt;template #item=</w:t>
+      </w:r>
+      <w:proofErr w:type="gramStart"/>
+      <w:r>
+        <w:rPr>
+          <w:rFonts w:ascii="Courier New" w:hAnsi="Courier New" w:cs="Courier New"/>
+          <w:sz w:val="20"/>
+          <w:lang w:val="en-US"/>
+        </w:rPr>
+        <w:t>"{ subject</w:t>
+      </w:r>
+      <w:proofErr w:type="gramEnd"/>
+      <w:r>
+        <w:rPr>
+          <w:rFonts w:ascii="Courier New" w:hAnsi="Courier New" w:cs="Courier New"/>
+          <w:sz w:val="20"/>
+          <w:lang w:val="en-US"/>
+        </w:rPr>
+        <w:t xml:space="preserve"> }"&gt;</w:t>
+      </w:r>
+    </w:p>
+    <w:p>
+      <w:pPr>
+        <w:rPr>
+          <w:rFonts w:ascii="Courier New" w:hAnsi="Courier New" w:cs="Courier New"/>
+          <w:sz w:val="20"/>
+          <w:lang w:val="en-US"/>
+        </w:rPr>
+      </w:pPr>
+      <w:r>
+        <w:rPr>
+          <w:rFonts w:ascii="Courier New" w:hAnsi="Courier New" w:cs="Courier New"/>
+          <w:sz w:val="20"/>
+          <w:lang w:val="en-US"/>
+        </w:rPr>
+        <w:t xml:space="preserve">      &lt;</w:t>
+      </w:r>
+      <w:proofErr w:type="spellStart"/>
+      <w:r>
+        <w:rPr>
+          <w:rFonts w:ascii="Courier New" w:hAnsi="Courier New" w:cs="Courier New"/>
+          <w:sz w:val="20"/>
+          <w:lang w:val="en-US"/>
+        </w:rPr>
+        <w:t>RdfExtract</w:t>
+      </w:r>
+      <w:proofErr w:type="spellEnd"/>
+    </w:p>
+    <w:p>
+      <w:pPr>
+        <w:rPr>
+          <w:rFonts w:ascii="Courier New" w:hAnsi="Courier New" w:cs="Courier New"/>
+          <w:sz w:val="20"/>
+          <w:lang w:val="en-US"/>
+        </w:rPr>
+      </w:pPr>
+      <w:r>
+        <w:rPr>
+          <w:rFonts w:ascii="Courier New" w:hAnsi="Courier New" w:cs="Courier New"/>
+          <w:sz w:val="20"/>
+          <w:lang w:val="en-US"/>
+        </w:rPr>
+        <w:t xml:space="preserve">        v-slot=</w:t>
+      </w:r>
+      <w:proofErr w:type="gramStart"/>
+      <w:r>
+        <w:rPr>
+          <w:rFonts w:ascii="Courier New" w:hAnsi="Courier New" w:cs="Courier New"/>
+          <w:sz w:val="20"/>
+          <w:lang w:val="en-US"/>
+        </w:rPr>
+        <w:t xml:space="preserve">"{ </w:t>
+      </w:r>
+      <w:proofErr w:type="spellStart"/>
+      <w:r>
+        <w:rPr>
+          <w:rFonts w:ascii="Courier New" w:hAnsi="Courier New" w:cs="Courier New"/>
+          <w:sz w:val="20"/>
+          <w:lang w:val="en-US"/>
+        </w:rPr>
+        <w:t>literalValue</w:t>
+      </w:r>
+      <w:proofErr w:type="spellEnd"/>
+      <w:proofErr w:type="gramEnd"/>
+      <w:r>
+        <w:rPr>
+          <w:rFonts w:ascii="Courier New" w:hAnsi="Courier New" w:cs="Courier New"/>
+          <w:sz w:val="20"/>
+          <w:lang w:val="en-US"/>
+        </w:rPr>
+        <w:t xml:space="preserve">: </w:t>
+      </w:r>
+      <w:proofErr w:type="gramStart"/>
+      <w:r>
+        <w:rPr>
+          <w:rFonts w:ascii="Courier New" w:hAnsi="Courier New" w:cs="Courier New"/>
+          <w:sz w:val="20"/>
+          <w:lang w:val="en-US"/>
+        </w:rPr>
+        <w:t>name }</w:t>
+      </w:r>
+      <w:proofErr w:type="gramEnd"/>
+      <w:r>
+        <w:rPr>
+          <w:rFonts w:ascii="Courier New" w:hAnsi="Courier New" w:cs="Courier New"/>
+          <w:sz w:val="20"/>
+          <w:lang w:val="en-US"/>
+        </w:rPr>
+        <w:t>"</w:t>
+      </w:r>
+    </w:p>
+    <w:p>
+      <w:pPr>
+        <w:rPr>
+          <w:rFonts w:ascii="Courier New" w:hAnsi="Courier New" w:cs="Courier New"/>
+          <w:sz w:val="20"/>
+          <w:lang w:val="en-US"/>
+        </w:rPr>
+      </w:pPr>
+      <w:r>
+        <w:rPr>
+          <w:rFonts w:ascii="Courier New" w:hAnsi="Courier New" w:cs="Courier New"/>
+          <w:sz w:val="20"/>
+          <w:lang w:val="en-US"/>
+        </w:rPr>
+        <w:t xml:space="preserve">        </w:t>
+      </w:r>
+      <w:proofErr w:type="gramStart"/>
+      <w:r>
+        <w:rPr>
+          <w:rFonts w:ascii="Courier New" w:hAnsi="Courier New" w:cs="Courier New"/>
+          <w:sz w:val="20"/>
+          <w:lang w:val="en-US"/>
+        </w:rPr>
+        <w:t>:predicate</w:t>
+      </w:r>
+      <w:proofErr w:type="gramEnd"/>
+      <w:r>
+        <w:rPr>
+          <w:rFonts w:ascii="Courier New" w:hAnsi="Courier New" w:cs="Courier New"/>
+          <w:sz w:val="20"/>
+          <w:lang w:val="en-US"/>
+        </w:rPr>
+        <w:t>="Nsib._1062.NAME"</w:t>
       </w:r>
     </w:p>
     <w:p>
@@ -8097,41 +10600,125 @@
           <w:sz w:val="20"/>
           <w:lang w:val="en-US"/>
         </w:rPr>
-        <w:t xml:space="preserve">        &lt;RdfExtract</w:t>
-      </w:r>
-    </w:p>
-    <w:p>
-      <w:pPr>
-        <w:rPr>
-          <w:rFonts w:ascii="Courier New" w:hAnsi="Courier New" w:cs="Courier New"/>
-          <w:sz w:val="20"/>
-          <w:lang w:val="en-US"/>
-        </w:rPr>
-      </w:pPr>
-      <w:r>
-        <w:rPr>
-          <w:rFonts w:ascii="Courier New" w:hAnsi="Courier New" w:cs="Courier New"/>
-          <w:sz w:val="20"/>
-          <w:lang w:val="en-US"/>
-        </w:rPr>
-        <w:t xml:space="preserve">          v-slot="{ literalValue: nameSyn }"</w:t>
-      </w:r>
-    </w:p>
-    <w:p>
-      <w:pPr>
-        <w:rPr>
-          <w:rFonts w:ascii="Courier New" w:hAnsi="Courier New" w:cs="Courier New"/>
-          <w:sz w:val="20"/>
-          <w:lang w:val="en-US"/>
-        </w:rPr>
-      </w:pPr>
-      <w:r>
-        <w:rPr>
-          <w:rFonts w:ascii="Courier New" w:hAnsi="Courier New" w:cs="Courier New"/>
-          <w:sz w:val="20"/>
-          <w:lang w:val="en-US"/>
-        </w:rPr>
-        <w:t xml:space="preserve">          :predicate="Nsib._1062.NAME_SYN"</w:t>
+        <w:t xml:space="preserve">        &lt;</w:t>
+      </w:r>
+      <w:proofErr w:type="spellStart"/>
+      <w:r>
+        <w:rPr>
+          <w:rFonts w:ascii="Courier New" w:hAnsi="Courier New" w:cs="Courier New"/>
+          <w:sz w:val="20"/>
+          <w:lang w:val="en-US"/>
+        </w:rPr>
+        <w:t>RdfExtract</w:t>
+      </w:r>
+      <w:proofErr w:type="spellEnd"/>
+    </w:p>
+    <w:p>
+      <w:pPr>
+        <w:rPr>
+          <w:rFonts w:ascii="Courier New" w:hAnsi="Courier New" w:cs="Courier New"/>
+          <w:sz w:val="20"/>
+          <w:lang w:val="en-US"/>
+        </w:rPr>
+      </w:pPr>
+      <w:r>
+        <w:rPr>
+          <w:rFonts w:ascii="Courier New" w:hAnsi="Courier New" w:cs="Courier New"/>
+          <w:sz w:val="20"/>
+          <w:lang w:val="en-US"/>
+        </w:rPr>
+        <w:t xml:space="preserve">          v-slot=</w:t>
+      </w:r>
+      <w:proofErr w:type="gramStart"/>
+      <w:r>
+        <w:rPr>
+          <w:rFonts w:ascii="Courier New" w:hAnsi="Courier New" w:cs="Courier New"/>
+          <w:sz w:val="20"/>
+          <w:lang w:val="en-US"/>
+        </w:rPr>
+        <w:t xml:space="preserve">"{ </w:t>
+      </w:r>
+      <w:proofErr w:type="spellStart"/>
+      <w:r>
+        <w:rPr>
+          <w:rFonts w:ascii="Courier New" w:hAnsi="Courier New" w:cs="Courier New"/>
+          <w:sz w:val="20"/>
+          <w:lang w:val="en-US"/>
+        </w:rPr>
+        <w:t>literalValue</w:t>
+      </w:r>
+      <w:proofErr w:type="spellEnd"/>
+      <w:proofErr w:type="gramEnd"/>
+      <w:r>
+        <w:rPr>
+          <w:rFonts w:ascii="Courier New" w:hAnsi="Courier New" w:cs="Courier New"/>
+          <w:sz w:val="20"/>
+          <w:lang w:val="en-US"/>
+        </w:rPr>
+        <w:t xml:space="preserve">: </w:t>
+      </w:r>
+      <w:proofErr w:type="spellStart"/>
+      <w:proofErr w:type="gramStart"/>
+      <w:r>
+        <w:rPr>
+          <w:rFonts w:ascii="Courier New" w:hAnsi="Courier New" w:cs="Courier New"/>
+          <w:sz w:val="20"/>
+          <w:lang w:val="en-US"/>
+        </w:rPr>
+        <w:t>nameSyn</w:t>
+      </w:r>
+      <w:proofErr w:type="spellEnd"/>
+      <w:r>
+        <w:rPr>
+          <w:rFonts w:ascii="Courier New" w:hAnsi="Courier New" w:cs="Courier New"/>
+          <w:sz w:val="20"/>
+          <w:lang w:val="en-US"/>
+        </w:rPr>
+        <w:t xml:space="preserve"> }</w:t>
+      </w:r>
+      <w:proofErr w:type="gramEnd"/>
+      <w:r>
+        <w:rPr>
+          <w:rFonts w:ascii="Courier New" w:hAnsi="Courier New" w:cs="Courier New"/>
+          <w:sz w:val="20"/>
+          <w:lang w:val="en-US"/>
+        </w:rPr>
+        <w:t>"</w:t>
+      </w:r>
+    </w:p>
+    <w:p>
+      <w:pPr>
+        <w:rPr>
+          <w:rFonts w:ascii="Courier New" w:hAnsi="Courier New" w:cs="Courier New"/>
+          <w:sz w:val="20"/>
+          <w:lang w:val="en-US"/>
+        </w:rPr>
+      </w:pPr>
+      <w:r>
+        <w:rPr>
+          <w:rFonts w:ascii="Courier New" w:hAnsi="Courier New" w:cs="Courier New"/>
+          <w:sz w:val="20"/>
+          <w:lang w:val="en-US"/>
+        </w:rPr>
+        <w:t xml:space="preserve">          </w:t>
+      </w:r>
+      <w:proofErr w:type="gramStart"/>
+      <w:r>
+        <w:rPr>
+          <w:rFonts w:ascii="Courier New" w:hAnsi="Courier New" w:cs="Courier New"/>
+          <w:sz w:val="20"/>
+          <w:lang w:val="en-US"/>
+        </w:rPr>
+        <w:t>:predicate</w:t>
+      </w:r>
+      <w:proofErr w:type="gramEnd"/>
+      <w:r>
+        <w:rPr>
+          <w:rFonts w:ascii="Courier New" w:hAnsi="Courier New" w:cs="Courier New"/>
+          <w:sz w:val="20"/>
+          <w:lang w:val="en-US"/>
+        </w:rPr>
+        <w:t>="Nsib._1062.NAME_SYN"</w:t>
       </w:r>
     </w:p>
     <w:p>
@@ -8182,8 +10769,18 @@
           <w:sz w:val="20"/>
           <w:lang w:val="en-US"/>
         </w:rPr>
-        <w:t xml:space="preserve">          &lt;RdfExtract</w:t>
-      </w:r>
+        <w:t xml:space="preserve">          &lt;</w:t>
+      </w:r>
+      <w:proofErr w:type="spellStart"/>
+      <w:r>
+        <w:rPr>
+          <w:rFonts w:ascii="Courier New" w:hAnsi="Courier New" w:cs="Courier New"/>
+          <w:sz w:val="20"/>
+          <w:lang w:val="en-US"/>
+        </w:rPr>
+        <w:t>RdfExtract</w:t>
+      </w:r>
+      <w:proofErr w:type="spellEnd"/>
     </w:p>
     <w:p>
       <w:pPr>
@@ -8216,24 +10813,96 @@
           <w:sz w:val="20"/>
           <w:lang w:val="en-US"/>
         </w:rPr>
-        <w:t xml:space="preserve">              subjectRef: parentSubject,</w:t>
-      </w:r>
-    </w:p>
-    <w:p>
-      <w:pPr>
-        <w:rPr>
-          <w:rFonts w:ascii="Courier New" w:hAnsi="Courier New" w:cs="Courier New"/>
-          <w:sz w:val="20"/>
-          <w:lang w:val="en-US"/>
-        </w:rPr>
-      </w:pPr>
-      <w:r>
-        <w:rPr>
-          <w:rFonts w:ascii="Courier New" w:hAnsi="Courier New" w:cs="Courier New"/>
-          <w:sz w:val="20"/>
-          <w:lang w:val="en-US"/>
-        </w:rPr>
-        <w:t xml:space="preserve">              objectQueryVariable: parentSubjectVar,</w:t>
+        <w:t xml:space="preserve">              </w:t>
+      </w:r>
+      <w:proofErr w:type="spellStart"/>
+      <w:r>
+        <w:rPr>
+          <w:rFonts w:ascii="Courier New" w:hAnsi="Courier New" w:cs="Courier New"/>
+          <w:sz w:val="20"/>
+          <w:lang w:val="en-US"/>
+        </w:rPr>
+        <w:t>subjectRef</w:t>
+      </w:r>
+      <w:proofErr w:type="spellEnd"/>
+      <w:r>
+        <w:rPr>
+          <w:rFonts w:ascii="Courier New" w:hAnsi="Courier New" w:cs="Courier New"/>
+          <w:sz w:val="20"/>
+          <w:lang w:val="en-US"/>
+        </w:rPr>
+        <w:t xml:space="preserve">: </w:t>
+      </w:r>
+      <w:proofErr w:type="spellStart"/>
+      <w:r>
+        <w:rPr>
+          <w:rFonts w:ascii="Courier New" w:hAnsi="Courier New" w:cs="Courier New"/>
+          <w:sz w:val="20"/>
+          <w:lang w:val="en-US"/>
+        </w:rPr>
+        <w:t>parentSubject</w:t>
+      </w:r>
+      <w:proofErr w:type="spellEnd"/>
+      <w:r>
+        <w:rPr>
+          <w:rFonts w:ascii="Courier New" w:hAnsi="Courier New" w:cs="Courier New"/>
+          <w:sz w:val="20"/>
+          <w:lang w:val="en-US"/>
+        </w:rPr>
+        <w:t>,</w:t>
+      </w:r>
+    </w:p>
+    <w:p>
+      <w:pPr>
+        <w:rPr>
+          <w:rFonts w:ascii="Courier New" w:hAnsi="Courier New" w:cs="Courier New"/>
+          <w:sz w:val="20"/>
+          <w:lang w:val="en-US"/>
+        </w:rPr>
+      </w:pPr>
+      <w:r>
+        <w:rPr>
+          <w:rFonts w:ascii="Courier New" w:hAnsi="Courier New" w:cs="Courier New"/>
+          <w:sz w:val="20"/>
+          <w:lang w:val="en-US"/>
+        </w:rPr>
+        <w:t xml:space="preserve">              </w:t>
+      </w:r>
+      <w:proofErr w:type="spellStart"/>
+      <w:r>
+        <w:rPr>
+          <w:rFonts w:ascii="Courier New" w:hAnsi="Courier New" w:cs="Courier New"/>
+          <w:sz w:val="20"/>
+          <w:lang w:val="en-US"/>
+        </w:rPr>
+        <w:t>objectQueryVariable</w:t>
+      </w:r>
+      <w:proofErr w:type="spellEnd"/>
+      <w:r>
+        <w:rPr>
+          <w:rFonts w:ascii="Courier New" w:hAnsi="Courier New" w:cs="Courier New"/>
+          <w:sz w:val="20"/>
+          <w:lang w:val="en-US"/>
+        </w:rPr>
+        <w:t xml:space="preserve">: </w:t>
+      </w:r>
+      <w:proofErr w:type="spellStart"/>
+      <w:r>
+        <w:rPr>
+          <w:rFonts w:ascii="Courier New" w:hAnsi="Courier New" w:cs="Courier New"/>
+          <w:sz w:val="20"/>
+          <w:lang w:val="en-US"/>
+        </w:rPr>
+        <w:t>parentSubjectVar</w:t>
+      </w:r>
+      <w:proofErr w:type="spellEnd"/>
+      <w:r>
+        <w:rPr>
+          <w:rFonts w:ascii="Courier New" w:hAnsi="Courier New" w:cs="Courier New"/>
+          <w:sz w:val="20"/>
+          <w:lang w:val="en-US"/>
+        </w:rPr>
+        <w:t>,</w:t>
       </w:r>
     </w:p>
     <w:p>
@@ -8267,7 +10936,43 @@
           <w:sz w:val="20"/>
           <w:lang w:val="en-US"/>
         </w:rPr>
-        <w:t xml:space="preserve">            :predicate="Nsib._1062.PARENT"</w:t>
+        <w:t xml:space="preserve">            </w:t>
+      </w:r>
+      <w:proofErr w:type="gramStart"/>
+      <w:r>
+        <w:rPr>
+          <w:rFonts w:ascii="Courier New" w:hAnsi="Courier New" w:cs="Courier New"/>
+          <w:sz w:val="20"/>
+          <w:lang w:val="en-US"/>
+        </w:rPr>
+        <w:t>:predicate</w:t>
+      </w:r>
+      <w:proofErr w:type="gramEnd"/>
+      <w:r>
+        <w:rPr>
+          <w:rFonts w:ascii="Courier New" w:hAnsi="Courier New" w:cs="Courier New"/>
+          <w:sz w:val="20"/>
+          <w:lang w:val="en-US"/>
+        </w:rPr>
+        <w:t>="</w:t>
+      </w:r>
+      <w:proofErr w:type="gramStart"/>
+      <w:r>
+        <w:rPr>
+          <w:rFonts w:ascii="Courier New" w:hAnsi="Courier New" w:cs="Courier New"/>
+          <w:sz w:val="20"/>
+          <w:lang w:val="en-US"/>
+        </w:rPr>
+        <w:t>Nsib._</w:t>
+      </w:r>
+      <w:proofErr w:type="gramEnd"/>
+      <w:r>
+        <w:rPr>
+          <w:rFonts w:ascii="Courier New" w:hAnsi="Courier New" w:cs="Courier New"/>
+          <w:sz w:val="20"/>
+          <w:lang w:val="en-US"/>
+        </w:rPr>
+        <w:t>1062.PARENT"</w:t>
       </w:r>
     </w:p>
     <w:p>
@@ -8318,75 +11023,231 @@
           <w:sz w:val="20"/>
           <w:lang w:val="en-US"/>
         </w:rPr>
-        <w:t xml:space="preserve">            &lt;RdfExtract</w:t>
-      </w:r>
-    </w:p>
-    <w:p>
-      <w:pPr>
-        <w:rPr>
-          <w:rFonts w:ascii="Courier New" w:hAnsi="Courier New" w:cs="Courier New"/>
-          <w:sz w:val="20"/>
-          <w:lang w:val="en-US"/>
-        </w:rPr>
-      </w:pPr>
-      <w:r>
-        <w:rPr>
-          <w:rFonts w:ascii="Courier New" w:hAnsi="Courier New" w:cs="Courier New"/>
-          <w:sz w:val="20"/>
-          <w:lang w:val="en-US"/>
-        </w:rPr>
-        <w:t xml:space="preserve">              v-slot="{ literalValue: parentName }"</w:t>
-      </w:r>
-    </w:p>
-    <w:p>
-      <w:pPr>
-        <w:rPr>
-          <w:rFonts w:ascii="Courier New" w:hAnsi="Courier New" w:cs="Courier New"/>
-          <w:sz w:val="20"/>
-          <w:lang w:val="en-US"/>
-        </w:rPr>
-      </w:pPr>
-      <w:r>
-        <w:rPr>
-          <w:rFonts w:ascii="Courier New" w:hAnsi="Courier New" w:cs="Courier New"/>
-          <w:sz w:val="20"/>
-          <w:lang w:val="en-US"/>
-        </w:rPr>
-        <w:t xml:space="preserve">              :subject="parentSubject"</w:t>
-      </w:r>
-    </w:p>
-    <w:p>
-      <w:pPr>
-        <w:rPr>
-          <w:rFonts w:ascii="Courier New" w:hAnsi="Courier New" w:cs="Courier New"/>
-          <w:sz w:val="20"/>
-          <w:lang w:val="en-US"/>
-        </w:rPr>
-      </w:pPr>
-      <w:r>
-        <w:rPr>
-          <w:rFonts w:ascii="Courier New" w:hAnsi="Courier New" w:cs="Courier New"/>
-          <w:sz w:val="20"/>
-          <w:lang w:val="en-US"/>
-        </w:rPr>
-        <w:t xml:space="preserve">              :predicate="Nsib._1062.NAME"</w:t>
-      </w:r>
-    </w:p>
-    <w:p>
-      <w:pPr>
-        <w:rPr>
-          <w:rFonts w:ascii="Courier New" w:hAnsi="Courier New" w:cs="Courier New"/>
-          <w:sz w:val="20"/>
-          <w:lang w:val="en-US"/>
-        </w:rPr>
-      </w:pPr>
-      <w:r>
-        <w:rPr>
-          <w:rFonts w:ascii="Courier New" w:hAnsi="Courier New" w:cs="Courier New"/>
-          <w:sz w:val="20"/>
-          <w:lang w:val="en-US"/>
-        </w:rPr>
-        <w:t xml:space="preserve">              :query-variable="parentSubjectVar"</w:t>
+        <w:t xml:space="preserve">            &lt;</w:t>
+      </w:r>
+      <w:proofErr w:type="spellStart"/>
+      <w:r>
+        <w:rPr>
+          <w:rFonts w:ascii="Courier New" w:hAnsi="Courier New" w:cs="Courier New"/>
+          <w:sz w:val="20"/>
+          <w:lang w:val="en-US"/>
+        </w:rPr>
+        <w:t>RdfExtract</w:t>
+      </w:r>
+      <w:proofErr w:type="spellEnd"/>
+    </w:p>
+    <w:p>
+      <w:pPr>
+        <w:rPr>
+          <w:rFonts w:ascii="Courier New" w:hAnsi="Courier New" w:cs="Courier New"/>
+          <w:sz w:val="20"/>
+          <w:lang w:val="en-US"/>
+        </w:rPr>
+      </w:pPr>
+      <w:r>
+        <w:rPr>
+          <w:rFonts w:ascii="Courier New" w:hAnsi="Courier New" w:cs="Courier New"/>
+          <w:sz w:val="20"/>
+          <w:lang w:val="en-US"/>
+        </w:rPr>
+        <w:t xml:space="preserve">              v-slot=</w:t>
+      </w:r>
+      <w:proofErr w:type="gramStart"/>
+      <w:r>
+        <w:rPr>
+          <w:rFonts w:ascii="Courier New" w:hAnsi="Courier New" w:cs="Courier New"/>
+          <w:sz w:val="20"/>
+          <w:lang w:val="en-US"/>
+        </w:rPr>
+        <w:t xml:space="preserve">"{ </w:t>
+      </w:r>
+      <w:proofErr w:type="spellStart"/>
+      <w:r>
+        <w:rPr>
+          <w:rFonts w:ascii="Courier New" w:hAnsi="Courier New" w:cs="Courier New"/>
+          <w:sz w:val="20"/>
+          <w:lang w:val="en-US"/>
+        </w:rPr>
+        <w:t>literalValue</w:t>
+      </w:r>
+      <w:proofErr w:type="spellEnd"/>
+      <w:proofErr w:type="gramEnd"/>
+      <w:r>
+        <w:rPr>
+          <w:rFonts w:ascii="Courier New" w:hAnsi="Courier New" w:cs="Courier New"/>
+          <w:sz w:val="20"/>
+          <w:lang w:val="en-US"/>
+        </w:rPr>
+        <w:t xml:space="preserve">: </w:t>
+      </w:r>
+      <w:proofErr w:type="spellStart"/>
+      <w:proofErr w:type="gramStart"/>
+      <w:r>
+        <w:rPr>
+          <w:rFonts w:ascii="Courier New" w:hAnsi="Courier New" w:cs="Courier New"/>
+          <w:sz w:val="20"/>
+          <w:lang w:val="en-US"/>
+        </w:rPr>
+        <w:t>parentName</w:t>
+      </w:r>
+      <w:proofErr w:type="spellEnd"/>
+      <w:r>
+        <w:rPr>
+          <w:rFonts w:ascii="Courier New" w:hAnsi="Courier New" w:cs="Courier New"/>
+          <w:sz w:val="20"/>
+          <w:lang w:val="en-US"/>
+        </w:rPr>
+        <w:t xml:space="preserve"> }</w:t>
+      </w:r>
+      <w:proofErr w:type="gramEnd"/>
+      <w:r>
+        <w:rPr>
+          <w:rFonts w:ascii="Courier New" w:hAnsi="Courier New" w:cs="Courier New"/>
+          <w:sz w:val="20"/>
+          <w:lang w:val="en-US"/>
+        </w:rPr>
+        <w:t>"</w:t>
+      </w:r>
+    </w:p>
+    <w:p>
+      <w:pPr>
+        <w:rPr>
+          <w:rFonts w:ascii="Courier New" w:hAnsi="Courier New" w:cs="Courier New"/>
+          <w:sz w:val="20"/>
+          <w:lang w:val="en-US"/>
+        </w:rPr>
+      </w:pPr>
+      <w:r>
+        <w:rPr>
+          <w:rFonts w:ascii="Courier New" w:hAnsi="Courier New" w:cs="Courier New"/>
+          <w:sz w:val="20"/>
+          <w:lang w:val="en-US"/>
+        </w:rPr>
+        <w:t xml:space="preserve">              </w:t>
+      </w:r>
+      <w:proofErr w:type="gramStart"/>
+      <w:r>
+        <w:rPr>
+          <w:rFonts w:ascii="Courier New" w:hAnsi="Courier New" w:cs="Courier New"/>
+          <w:sz w:val="20"/>
+          <w:lang w:val="en-US"/>
+        </w:rPr>
+        <w:t>:subject</w:t>
+      </w:r>
+      <w:proofErr w:type="gramEnd"/>
+      <w:r>
+        <w:rPr>
+          <w:rFonts w:ascii="Courier New" w:hAnsi="Courier New" w:cs="Courier New"/>
+          <w:sz w:val="20"/>
+          <w:lang w:val="en-US"/>
+        </w:rPr>
+        <w:t>="</w:t>
+      </w:r>
+      <w:proofErr w:type="spellStart"/>
+      <w:r>
+        <w:rPr>
+          <w:rFonts w:ascii="Courier New" w:hAnsi="Courier New" w:cs="Courier New"/>
+          <w:sz w:val="20"/>
+          <w:lang w:val="en-US"/>
+        </w:rPr>
+        <w:t>parentSubject</w:t>
+      </w:r>
+      <w:proofErr w:type="spellEnd"/>
+      <w:r>
+        <w:rPr>
+          <w:rFonts w:ascii="Courier New" w:hAnsi="Courier New" w:cs="Courier New"/>
+          <w:sz w:val="20"/>
+          <w:lang w:val="en-US"/>
+        </w:rPr>
+        <w:t>"</w:t>
+      </w:r>
+    </w:p>
+    <w:p>
+      <w:pPr>
+        <w:rPr>
+          <w:rFonts w:ascii="Courier New" w:hAnsi="Courier New" w:cs="Courier New"/>
+          <w:sz w:val="20"/>
+          <w:lang w:val="en-US"/>
+        </w:rPr>
+      </w:pPr>
+      <w:r>
+        <w:rPr>
+          <w:rFonts w:ascii="Courier New" w:hAnsi="Courier New" w:cs="Courier New"/>
+          <w:sz w:val="20"/>
+          <w:lang w:val="en-US"/>
+        </w:rPr>
+        <w:t xml:space="preserve">              </w:t>
+      </w:r>
+      <w:proofErr w:type="gramStart"/>
+      <w:r>
+        <w:rPr>
+          <w:rFonts w:ascii="Courier New" w:hAnsi="Courier New" w:cs="Courier New"/>
+          <w:sz w:val="20"/>
+          <w:lang w:val="en-US"/>
+        </w:rPr>
+        <w:t>:predicate</w:t>
+      </w:r>
+      <w:proofErr w:type="gramEnd"/>
+      <w:r>
+        <w:rPr>
+          <w:rFonts w:ascii="Courier New" w:hAnsi="Courier New" w:cs="Courier New"/>
+          <w:sz w:val="20"/>
+          <w:lang w:val="en-US"/>
+        </w:rPr>
+        <w:t>="Nsib._1062.NAME"</w:t>
+      </w:r>
+    </w:p>
+    <w:p>
+      <w:pPr>
+        <w:rPr>
+          <w:rFonts w:ascii="Courier New" w:hAnsi="Courier New" w:cs="Courier New"/>
+          <w:sz w:val="20"/>
+          <w:lang w:val="en-US"/>
+        </w:rPr>
+      </w:pPr>
+      <w:r>
+        <w:rPr>
+          <w:rFonts w:ascii="Courier New" w:hAnsi="Courier New" w:cs="Courier New"/>
+          <w:sz w:val="20"/>
+          <w:lang w:val="en-US"/>
+        </w:rPr>
+        <w:t xml:space="preserve">              </w:t>
+      </w:r>
+      <w:proofErr w:type="gramStart"/>
+      <w:r>
+        <w:rPr>
+          <w:rFonts w:ascii="Courier New" w:hAnsi="Courier New" w:cs="Courier New"/>
+          <w:sz w:val="20"/>
+          <w:lang w:val="en-US"/>
+        </w:rPr>
+        <w:t>:query</w:t>
+      </w:r>
+      <w:proofErr w:type="gramEnd"/>
+      <w:r>
+        <w:rPr>
+          <w:rFonts w:ascii="Courier New" w:hAnsi="Courier New" w:cs="Courier New"/>
+          <w:sz w:val="20"/>
+          <w:lang w:val="en-US"/>
+        </w:rPr>
+        <w:t>-variable="</w:t>
+      </w:r>
+      <w:proofErr w:type="spellStart"/>
+      <w:r>
+        <w:rPr>
+          <w:rFonts w:ascii="Courier New" w:hAnsi="Courier New" w:cs="Courier New"/>
+          <w:sz w:val="20"/>
+          <w:lang w:val="en-US"/>
+        </w:rPr>
+        <w:t>parentSubjectVar</w:t>
+      </w:r>
+      <w:proofErr w:type="spellEnd"/>
+      <w:r>
+        <w:rPr>
+          <w:rFonts w:ascii="Courier New" w:hAnsi="Courier New" w:cs="Courier New"/>
+          <w:sz w:val="20"/>
+          <w:lang w:val="en-US"/>
+        </w:rPr>
+        <w:t>"</w:t>
       </w:r>
     </w:p>
     <w:p>
@@ -8454,24 +11315,78 @@
           <w:sz w:val="20"/>
           <w:lang w:val="en-US"/>
         </w:rPr>
-        <w:t xml:space="preserve">                v-if="subject != null"</w:t>
-      </w:r>
-    </w:p>
-    <w:p>
-      <w:pPr>
-        <w:rPr>
-          <w:rFonts w:ascii="Courier New" w:hAnsi="Courier New" w:cs="Courier New"/>
-          <w:sz w:val="20"/>
-          <w:lang w:val="en-US"/>
-        </w:rPr>
-      </w:pPr>
-      <w:r>
-        <w:rPr>
-          <w:rFonts w:ascii="Courier New" w:hAnsi="Courier New" w:cs="Courier New"/>
-          <w:sz w:val="20"/>
-          <w:lang w:val="en-US"/>
-        </w:rPr>
-        <w:t xml:space="preserve">                :label="`${parentName}: ${name}`"</w:t>
+        <w:t xml:space="preserve">                v-if="</w:t>
+      </w:r>
+      <w:proofErr w:type="gramStart"/>
+      <w:r>
+        <w:rPr>
+          <w:rFonts w:ascii="Courier New" w:hAnsi="Courier New" w:cs="Courier New"/>
+          <w:sz w:val="20"/>
+          <w:lang w:val="en-US"/>
+        </w:rPr>
+        <w:t>subject !</w:t>
+      </w:r>
+      <w:proofErr w:type="gramEnd"/>
+      <w:r>
+        <w:rPr>
+          <w:rFonts w:ascii="Courier New" w:hAnsi="Courier New" w:cs="Courier New"/>
+          <w:sz w:val="20"/>
+          <w:lang w:val="en-US"/>
+        </w:rPr>
+        <w:t>= null"</w:t>
+      </w:r>
+    </w:p>
+    <w:p>
+      <w:pPr>
+        <w:rPr>
+          <w:rFonts w:ascii="Courier New" w:hAnsi="Courier New" w:cs="Courier New"/>
+          <w:sz w:val="20"/>
+          <w:lang w:val="en-US"/>
+        </w:rPr>
+      </w:pPr>
+      <w:r>
+        <w:rPr>
+          <w:rFonts w:ascii="Courier New" w:hAnsi="Courier New" w:cs="Courier New"/>
+          <w:sz w:val="20"/>
+          <w:lang w:val="en-US"/>
+        </w:rPr>
+        <w:t xml:space="preserve">                </w:t>
+      </w:r>
+      <w:proofErr w:type="gramStart"/>
+      <w:r>
+        <w:rPr>
+          <w:rFonts w:ascii="Courier New" w:hAnsi="Courier New" w:cs="Courier New"/>
+          <w:sz w:val="20"/>
+          <w:lang w:val="en-US"/>
+        </w:rPr>
+        <w:t>:label</w:t>
+      </w:r>
+      <w:proofErr w:type="gramEnd"/>
+      <w:r>
+        <w:rPr>
+          <w:rFonts w:ascii="Courier New" w:hAnsi="Courier New" w:cs="Courier New"/>
+          <w:sz w:val="20"/>
+          <w:lang w:val="en-US"/>
+        </w:rPr>
+        <w:t>="`${</w:t>
+      </w:r>
+      <w:proofErr w:type="spellStart"/>
+      <w:r>
+        <w:rPr>
+          <w:rFonts w:ascii="Courier New" w:hAnsi="Courier New" w:cs="Courier New"/>
+          <w:sz w:val="20"/>
+          <w:lang w:val="en-US"/>
+        </w:rPr>
+        <w:t>parentName</w:t>
+      </w:r>
+      <w:proofErr w:type="spellEnd"/>
+      <w:r>
+        <w:rPr>
+          <w:rFonts w:ascii="Courier New" w:hAnsi="Courier New" w:cs="Courier New"/>
+          <w:sz w:val="20"/>
+          <w:lang w:val="en-US"/>
+        </w:rPr>
+        <w:t>}: ${name}`"</w:t>
       </w:r>
     </w:p>
     <w:p>
@@ -8505,7 +11420,89 @@
           <w:sz w:val="20"/>
           <w:lang w:val="en-US"/>
         </w:rPr>
-        <w:t xml:space="preserve">                :disabled="parentSubject?.termType !== 'NamedNode'"</w:t>
+        <w:t xml:space="preserve">                </w:t>
+      </w:r>
+      <w:proofErr w:type="gramStart"/>
+      <w:r>
+        <w:rPr>
+          <w:rFonts w:ascii="Courier New" w:hAnsi="Courier New" w:cs="Courier New"/>
+          <w:sz w:val="20"/>
+          <w:lang w:val="en-US"/>
+        </w:rPr>
+        <w:t>:disabled</w:t>
+      </w:r>
+      <w:proofErr w:type="gramEnd"/>
+      <w:r>
+        <w:rPr>
+          <w:rFonts w:ascii="Courier New" w:hAnsi="Courier New" w:cs="Courier New"/>
+          <w:sz w:val="20"/>
+          <w:lang w:val="en-US"/>
+        </w:rPr>
+        <w:t>="</w:t>
+      </w:r>
+      <w:proofErr w:type="spellStart"/>
+      <w:proofErr w:type="gramStart"/>
+      <w:r>
+        <w:rPr>
+          <w:rFonts w:ascii="Courier New" w:hAnsi="Courier New" w:cs="Courier New"/>
+          <w:sz w:val="20"/>
+          <w:lang w:val="en-US"/>
+        </w:rPr>
+        <w:t>parentSubject</w:t>
+      </w:r>
+      <w:proofErr w:type="spellEnd"/>
+      <w:r>
+        <w:rPr>
+          <w:rFonts w:ascii="Courier New" w:hAnsi="Courier New" w:cs="Courier New"/>
+          <w:sz w:val="20"/>
+          <w:lang w:val="en-US"/>
+        </w:rPr>
+        <w:t>?.</w:t>
+      </w:r>
+      <w:proofErr w:type="spellStart"/>
+      <w:r>
+        <w:rPr>
+          <w:rFonts w:ascii="Courier New" w:hAnsi="Courier New" w:cs="Courier New"/>
+          <w:sz w:val="20"/>
+          <w:lang w:val="en-US"/>
+        </w:rPr>
+        <w:t>termType</w:t>
+      </w:r>
+      <w:proofErr w:type="spellEnd"/>
+      <w:r>
+        <w:rPr>
+          <w:rFonts w:ascii="Courier New" w:hAnsi="Courier New" w:cs="Courier New"/>
+          <w:sz w:val="20"/>
+          <w:lang w:val="en-US"/>
+        </w:rPr>
+        <w:t xml:space="preserve"> !</w:t>
+      </w:r>
+      <w:proofErr w:type="gramEnd"/>
+      <w:r>
+        <w:rPr>
+          <w:rFonts w:ascii="Courier New" w:hAnsi="Courier New" w:cs="Courier New"/>
+          <w:sz w:val="20"/>
+          <w:lang w:val="en-US"/>
+        </w:rPr>
+        <w:t>== '</w:t>
+      </w:r>
+      <w:proofErr w:type="spellStart"/>
+      <w:r>
+        <w:rPr>
+          <w:rFonts w:ascii="Courier New" w:hAnsi="Courier New" w:cs="Courier New"/>
+          <w:sz w:val="20"/>
+          <w:lang w:val="en-US"/>
+        </w:rPr>
+        <w:t>NamedNode</w:t>
+      </w:r>
+      <w:proofErr w:type="spellEnd"/>
+      <w:r>
+        <w:rPr>
+          <w:rFonts w:ascii="Courier New" w:hAnsi="Courier New" w:cs="Courier New"/>
+          <w:sz w:val="20"/>
+          <w:lang w:val="en-US"/>
+        </w:rPr>
+        <w:t>'"</w:t>
       </w:r>
     </w:p>
     <w:p>
@@ -8556,7 +11553,107 @@
           <w:sz w:val="20"/>
           <w:lang w:val="en-US"/>
         </w:rPr>
-        <w:t xml:space="preserve">                &lt;span :class="parentName != null ? '' : 'font-semibold'"&gt;{{</w:t>
+        <w:t xml:space="preserve">                &lt;</w:t>
+      </w:r>
+      <w:proofErr w:type="gramStart"/>
+      <w:r>
+        <w:rPr>
+          <w:rFonts w:ascii="Courier New" w:hAnsi="Courier New" w:cs="Courier New"/>
+          <w:sz w:val="20"/>
+          <w:lang w:val="en-US"/>
+        </w:rPr>
+        <w:t>span :class</w:t>
+      </w:r>
+      <w:proofErr w:type="gramEnd"/>
+      <w:r>
+        <w:rPr>
+          <w:rFonts w:ascii="Courier New" w:hAnsi="Courier New" w:cs="Courier New"/>
+          <w:sz w:val="20"/>
+          <w:lang w:val="en-US"/>
+        </w:rPr>
+        <w:t>="</w:t>
+      </w:r>
+      <w:proofErr w:type="spellStart"/>
+      <w:proofErr w:type="gramStart"/>
+      <w:r>
+        <w:rPr>
+          <w:rFonts w:ascii="Courier New" w:hAnsi="Courier New" w:cs="Courier New"/>
+          <w:sz w:val="20"/>
+          <w:lang w:val="en-US"/>
+        </w:rPr>
+        <w:t>parentName</w:t>
+      </w:r>
+      <w:proofErr w:type="spellEnd"/>
+      <w:r>
+        <w:rPr>
+          <w:rFonts w:ascii="Courier New" w:hAnsi="Courier New" w:cs="Courier New"/>
+          <w:sz w:val="20"/>
+          <w:lang w:val="en-US"/>
+        </w:rPr>
+        <w:t xml:space="preserve"> !</w:t>
+      </w:r>
+      <w:proofErr w:type="gramEnd"/>
+      <w:r>
+        <w:rPr>
+          <w:rFonts w:ascii="Courier New" w:hAnsi="Courier New" w:cs="Courier New"/>
+          <w:sz w:val="20"/>
+          <w:lang w:val="en-US"/>
+        </w:rPr>
+        <w:t xml:space="preserve">= </w:t>
+      </w:r>
+      <w:proofErr w:type="gramStart"/>
+      <w:r>
+        <w:rPr>
+          <w:rFonts w:ascii="Courier New" w:hAnsi="Courier New" w:cs="Courier New"/>
+          <w:sz w:val="20"/>
+          <w:lang w:val="en-US"/>
+        </w:rPr>
+        <w:t>null ?</w:t>
+      </w:r>
+      <w:proofErr w:type="gramEnd"/>
+      <w:r>
+        <w:rPr>
+          <w:rFonts w:ascii="Courier New" w:hAnsi="Courier New" w:cs="Courier New"/>
+          <w:sz w:val="20"/>
+          <w:lang w:val="en-US"/>
+        </w:rPr>
+        <w:t xml:space="preserve"> '</w:t>
+      </w:r>
+      <w:proofErr w:type="gramStart"/>
+      <w:r>
+        <w:rPr>
+          <w:rFonts w:ascii="Courier New" w:hAnsi="Courier New" w:cs="Courier New"/>
+          <w:sz w:val="20"/>
+          <w:lang w:val="en-US"/>
+        </w:rPr>
+        <w:t>' :</w:t>
+      </w:r>
+      <w:proofErr w:type="gramEnd"/>
+      <w:r>
+        <w:rPr>
+          <w:rFonts w:ascii="Courier New" w:hAnsi="Courier New" w:cs="Courier New"/>
+          <w:sz w:val="20"/>
+          <w:lang w:val="en-US"/>
+        </w:rPr>
+        <w:t xml:space="preserve"> 'font-semibold'"</w:t>
+      </w:r>
+      <w:proofErr w:type="gramStart"/>
+      <w:r>
+        <w:rPr>
+          <w:rFonts w:ascii="Courier New" w:hAnsi="Courier New" w:cs="Courier New"/>
+          <w:sz w:val="20"/>
+          <w:lang w:val="en-US"/>
+        </w:rPr>
+        <w:t>&gt;{</w:t>
+      </w:r>
+      <w:proofErr w:type="gramEnd"/>
+      <w:r>
+        <w:rPr>
+          <w:rFonts w:ascii="Courier New" w:hAnsi="Courier New" w:cs="Courier New"/>
+          <w:sz w:val="20"/>
+          <w:lang w:val="en-US"/>
+        </w:rPr>
+        <w:t>{</w:t>
       </w:r>
     </w:p>
     <w:p>
@@ -8590,24 +11687,116 @@
           <w:sz w:val="20"/>
           <w:lang w:val="en-US"/>
         </w:rPr>
-        <w:t xml:space="preserve">                }}&lt;/span&gt;</w:t>
-      </w:r>
-    </w:p>
-    <w:p>
-      <w:pPr>
-        <w:rPr>
-          <w:rFonts w:ascii="Courier New" w:hAnsi="Courier New" w:cs="Courier New"/>
-          <w:sz w:val="20"/>
-          <w:lang w:val="en-US"/>
-        </w:rPr>
-      </w:pPr>
-      <w:r>
-        <w:rPr>
-          <w:rFonts w:ascii="Courier New" w:hAnsi="Courier New" w:cs="Courier New"/>
-          <w:sz w:val="20"/>
-          <w:lang w:val="en-US"/>
-        </w:rPr>
-        <w:t xml:space="preserve">                &lt;span v-if="nameSyn != null"&gt; ({{ nameSyn }})&lt;/span&gt;</w:t>
+        <w:t xml:space="preserve">                </w:t>
+      </w:r>
+      <w:proofErr w:type="gramStart"/>
+      <w:r>
+        <w:rPr>
+          <w:rFonts w:ascii="Courier New" w:hAnsi="Courier New" w:cs="Courier New"/>
+          <w:sz w:val="20"/>
+          <w:lang w:val="en-US"/>
+        </w:rPr>
+        <w:t>}}&lt;</w:t>
+      </w:r>
+      <w:proofErr w:type="gramEnd"/>
+      <w:r>
+        <w:rPr>
+          <w:rFonts w:ascii="Courier New" w:hAnsi="Courier New" w:cs="Courier New"/>
+          <w:sz w:val="20"/>
+          <w:lang w:val="en-US"/>
+        </w:rPr>
+        <w:t>/span&gt;</w:t>
+      </w:r>
+    </w:p>
+    <w:p>
+      <w:pPr>
+        <w:rPr>
+          <w:rFonts w:ascii="Courier New" w:hAnsi="Courier New" w:cs="Courier New"/>
+          <w:sz w:val="20"/>
+          <w:lang w:val="en-US"/>
+        </w:rPr>
+      </w:pPr>
+      <w:r>
+        <w:rPr>
+          <w:rFonts w:ascii="Courier New" w:hAnsi="Courier New" w:cs="Courier New"/>
+          <w:sz w:val="20"/>
+          <w:lang w:val="en-US"/>
+        </w:rPr>
+        <w:t xml:space="preserve">                &lt;span v-if="</w:t>
+      </w:r>
+      <w:proofErr w:type="spellStart"/>
+      <w:proofErr w:type="gramStart"/>
+      <w:r>
+        <w:rPr>
+          <w:rFonts w:ascii="Courier New" w:hAnsi="Courier New" w:cs="Courier New"/>
+          <w:sz w:val="20"/>
+          <w:lang w:val="en-US"/>
+        </w:rPr>
+        <w:t>nameSyn</w:t>
+      </w:r>
+      <w:proofErr w:type="spellEnd"/>
+      <w:r>
+        <w:rPr>
+          <w:rFonts w:ascii="Courier New" w:hAnsi="Courier New" w:cs="Courier New"/>
+          <w:sz w:val="20"/>
+          <w:lang w:val="en-US"/>
+        </w:rPr>
+        <w:t xml:space="preserve"> !</w:t>
+      </w:r>
+      <w:proofErr w:type="gramEnd"/>
+      <w:r>
+        <w:rPr>
+          <w:rFonts w:ascii="Courier New" w:hAnsi="Courier New" w:cs="Courier New"/>
+          <w:sz w:val="20"/>
+          <w:lang w:val="en-US"/>
+        </w:rPr>
+        <w:t>= null"&gt; (</w:t>
+      </w:r>
+      <w:proofErr w:type="gramStart"/>
+      <w:r>
+        <w:rPr>
+          <w:rFonts w:ascii="Courier New" w:hAnsi="Courier New" w:cs="Courier New"/>
+          <w:sz w:val="20"/>
+          <w:lang w:val="en-US"/>
+        </w:rPr>
+        <w:t xml:space="preserve">{{ </w:t>
+      </w:r>
+      <w:proofErr w:type="spellStart"/>
+      <w:r>
+        <w:rPr>
+          <w:rFonts w:ascii="Courier New" w:hAnsi="Courier New" w:cs="Courier New"/>
+          <w:sz w:val="20"/>
+          <w:lang w:val="en-US"/>
+        </w:rPr>
+        <w:t>nameSyn</w:t>
+      </w:r>
+      <w:proofErr w:type="spellEnd"/>
+      <w:proofErr w:type="gramEnd"/>
+      <w:r>
+        <w:rPr>
+          <w:rFonts w:ascii="Courier New" w:hAnsi="Courier New" w:cs="Courier New"/>
+          <w:sz w:val="20"/>
+          <w:lang w:val="en-US"/>
+        </w:rPr>
+        <w:t xml:space="preserve"> }</w:t>
+      </w:r>
+      <w:proofErr w:type="gramStart"/>
+      <w:r>
+        <w:rPr>
+          <w:rFonts w:ascii="Courier New" w:hAnsi="Courier New" w:cs="Courier New"/>
+          <w:sz w:val="20"/>
+          <w:lang w:val="en-US"/>
+        </w:rPr>
+        <w:t>})&lt;</w:t>
+      </w:r>
+      <w:proofErr w:type="gramEnd"/>
+      <w:r>
+        <w:rPr>
+          <w:rFonts w:ascii="Courier New" w:hAnsi="Courier New" w:cs="Courier New"/>
+          <w:sz w:val="20"/>
+          <w:lang w:val="en-US"/>
+        </w:rPr>
+        <w:t>/span&gt;</w:t>
       </w:r>
     </w:p>
     <w:p>
@@ -8641,7 +11830,25 @@
           <w:sz w:val="20"/>
           <w:lang w:val="en-US"/>
         </w:rPr>
-        <w:t xml:space="preserve">            &lt;/RdfExtract&gt;</w:t>
+        <w:t xml:space="preserve">            &lt;/</w:t>
+      </w:r>
+      <w:proofErr w:type="spellStart"/>
+      <w:r>
+        <w:rPr>
+          <w:rFonts w:ascii="Courier New" w:hAnsi="Courier New" w:cs="Courier New"/>
+          <w:sz w:val="20"/>
+          <w:lang w:val="en-US"/>
+        </w:rPr>
+        <w:t>RdfExtract</w:t>
+      </w:r>
+      <w:proofErr w:type="spellEnd"/>
+      <w:r>
+        <w:rPr>
+          <w:rFonts w:ascii="Courier New" w:hAnsi="Courier New" w:cs="Courier New"/>
+          <w:sz w:val="20"/>
+          <w:lang w:val="en-US"/>
+        </w:rPr>
+        <w:t>&gt;</w:t>
       </w:r>
     </w:p>
     <w:p>
@@ -8659,41 +11866,95 @@
           <w:lang w:val="en-US"/>
         </w:rPr>
         <w:lastRenderedPageBreak/>
-        <w:t xml:space="preserve">          &lt;/RdfExtract&gt;</w:t>
-      </w:r>
-    </w:p>
-    <w:p>
-      <w:pPr>
-        <w:rPr>
-          <w:rFonts w:ascii="Courier New" w:hAnsi="Courier New" w:cs="Courier New"/>
-          <w:sz w:val="20"/>
-          <w:lang w:val="en-US"/>
-        </w:rPr>
-      </w:pPr>
-      <w:r>
-        <w:rPr>
-          <w:rFonts w:ascii="Courier New" w:hAnsi="Courier New" w:cs="Courier New"/>
-          <w:sz w:val="20"/>
-          <w:lang w:val="en-US"/>
-        </w:rPr>
-        <w:t xml:space="preserve">        &lt;/RdfExtract&gt;</w:t>
-      </w:r>
-    </w:p>
-    <w:p>
-      <w:pPr>
-        <w:rPr>
-          <w:rFonts w:ascii="Courier New" w:hAnsi="Courier New" w:cs="Courier New"/>
-          <w:sz w:val="20"/>
-          <w:lang w:val="en-US"/>
-        </w:rPr>
-      </w:pPr>
-      <w:r>
-        <w:rPr>
-          <w:rFonts w:ascii="Courier New" w:hAnsi="Courier New" w:cs="Courier New"/>
-          <w:sz w:val="20"/>
-          <w:lang w:val="en-US"/>
-        </w:rPr>
-        <w:t xml:space="preserve">      &lt;/RdfExtract&gt;</w:t>
+        <w:t xml:space="preserve">          &lt;/</w:t>
+      </w:r>
+      <w:proofErr w:type="spellStart"/>
+      <w:r>
+        <w:rPr>
+          <w:rFonts w:ascii="Courier New" w:hAnsi="Courier New" w:cs="Courier New"/>
+          <w:sz w:val="20"/>
+          <w:lang w:val="en-US"/>
+        </w:rPr>
+        <w:t>RdfExtract</w:t>
+      </w:r>
+      <w:proofErr w:type="spellEnd"/>
+      <w:r>
+        <w:rPr>
+          <w:rFonts w:ascii="Courier New" w:hAnsi="Courier New" w:cs="Courier New"/>
+          <w:sz w:val="20"/>
+          <w:lang w:val="en-US"/>
+        </w:rPr>
+        <w:t>&gt;</w:t>
+      </w:r>
+    </w:p>
+    <w:p>
+      <w:pPr>
+        <w:rPr>
+          <w:rFonts w:ascii="Courier New" w:hAnsi="Courier New" w:cs="Courier New"/>
+          <w:sz w:val="20"/>
+          <w:lang w:val="en-US"/>
+        </w:rPr>
+      </w:pPr>
+      <w:r>
+        <w:rPr>
+          <w:rFonts w:ascii="Courier New" w:hAnsi="Courier New" w:cs="Courier New"/>
+          <w:sz w:val="20"/>
+          <w:lang w:val="en-US"/>
+        </w:rPr>
+        <w:t xml:space="preserve">        &lt;/</w:t>
+      </w:r>
+      <w:proofErr w:type="spellStart"/>
+      <w:r>
+        <w:rPr>
+          <w:rFonts w:ascii="Courier New" w:hAnsi="Courier New" w:cs="Courier New"/>
+          <w:sz w:val="20"/>
+          <w:lang w:val="en-US"/>
+        </w:rPr>
+        <w:t>RdfExtract</w:t>
+      </w:r>
+      <w:proofErr w:type="spellEnd"/>
+      <w:r>
+        <w:rPr>
+          <w:rFonts w:ascii="Courier New" w:hAnsi="Courier New" w:cs="Courier New"/>
+          <w:sz w:val="20"/>
+          <w:lang w:val="en-US"/>
+        </w:rPr>
+        <w:t>&gt;</w:t>
+      </w:r>
+    </w:p>
+    <w:p>
+      <w:pPr>
+        <w:rPr>
+          <w:rFonts w:ascii="Courier New" w:hAnsi="Courier New" w:cs="Courier New"/>
+          <w:sz w:val="20"/>
+          <w:lang w:val="en-US"/>
+        </w:rPr>
+      </w:pPr>
+      <w:r>
+        <w:rPr>
+          <w:rFonts w:ascii="Courier New" w:hAnsi="Courier New" w:cs="Courier New"/>
+          <w:sz w:val="20"/>
+          <w:lang w:val="en-US"/>
+        </w:rPr>
+        <w:t xml:space="preserve">      &lt;/</w:t>
+      </w:r>
+      <w:proofErr w:type="spellStart"/>
+      <w:r>
+        <w:rPr>
+          <w:rFonts w:ascii="Courier New" w:hAnsi="Courier New" w:cs="Courier New"/>
+          <w:sz w:val="20"/>
+          <w:lang w:val="en-US"/>
+        </w:rPr>
+        <w:t>RdfExtract</w:t>
+      </w:r>
+      <w:proofErr w:type="spellEnd"/>
+      <w:r>
+        <w:rPr>
+          <w:rFonts w:ascii="Courier New" w:hAnsi="Courier New" w:cs="Courier New"/>
+          <w:sz w:val="20"/>
+          <w:lang w:val="en-US"/>
+        </w:rPr>
+        <w:t>&gt;</w:t>
       </w:r>
     </w:p>
     <w:p>
@@ -8716,41 +11977,89 @@
           <w:rFonts w:ascii="Courier New" w:hAnsi="Courier New" w:cs="Courier New"/>
           <w:sz w:val="20"/>
         </w:rPr>
-        <w:t>&lt;/template&gt;</w:t>
-      </w:r>
-    </w:p>
-    <w:p>
-      <w:pPr>
-        <w:rPr>
-          <w:rFonts w:ascii="Courier New" w:hAnsi="Courier New" w:cs="Courier New"/>
-          <w:sz w:val="20"/>
-        </w:rPr>
-      </w:pPr>
-      <w:r>
-        <w:rPr>
-          <w:rFonts w:ascii="Courier New" w:hAnsi="Courier New" w:cs="Courier New"/>
-          <w:sz w:val="20"/>
-        </w:rPr>
-        <w:t xml:space="preserve">  &lt;/RdfSelect&gt;</w:t>
-      </w:r>
-    </w:p>
-    <w:p>
-      <w:pPr>
-        <w:rPr>
-          <w:rFonts w:ascii="Courier New" w:hAnsi="Courier New" w:cs="Courier New"/>
-          <w:sz w:val="20"/>
-        </w:rPr>
-      </w:pPr>
-      <w:r>
-        <w:rPr>
-          <w:rFonts w:ascii="Courier New" w:hAnsi="Courier New" w:cs="Courier New"/>
-          <w:sz w:val="20"/>
-        </w:rPr>
-        <w:t>&lt;/template&gt;</w:t>
+        <w:t>&lt;/</w:t>
+      </w:r>
+      <w:proofErr w:type="spellStart"/>
+      <w:r>
+        <w:rPr>
+          <w:rFonts w:ascii="Courier New" w:hAnsi="Courier New" w:cs="Courier New"/>
+          <w:sz w:val="20"/>
+        </w:rPr>
+        <w:t>template</w:t>
+      </w:r>
+      <w:proofErr w:type="spellEnd"/>
+      <w:r>
+        <w:rPr>
+          <w:rFonts w:ascii="Courier New" w:hAnsi="Courier New" w:cs="Courier New"/>
+          <w:sz w:val="20"/>
+        </w:rPr>
+        <w:t>&gt;</w:t>
+      </w:r>
+    </w:p>
+    <w:p>
+      <w:pPr>
+        <w:rPr>
+          <w:rFonts w:ascii="Courier New" w:hAnsi="Courier New" w:cs="Courier New"/>
+          <w:sz w:val="20"/>
+        </w:rPr>
+      </w:pPr>
+      <w:r>
+        <w:rPr>
+          <w:rFonts w:ascii="Courier New" w:hAnsi="Courier New" w:cs="Courier New"/>
+          <w:sz w:val="20"/>
+        </w:rPr>
+        <w:t xml:space="preserve">  &lt;/</w:t>
+      </w:r>
+      <w:proofErr w:type="spellStart"/>
+      <w:r>
+        <w:rPr>
+          <w:rFonts w:ascii="Courier New" w:hAnsi="Courier New" w:cs="Courier New"/>
+          <w:sz w:val="20"/>
+        </w:rPr>
+        <w:t>RdfSelect</w:t>
+      </w:r>
+      <w:proofErr w:type="spellEnd"/>
+      <w:r>
+        <w:rPr>
+          <w:rFonts w:ascii="Courier New" w:hAnsi="Courier New" w:cs="Courier New"/>
+          <w:sz w:val="20"/>
+        </w:rPr>
+        <w:t>&gt;</w:t>
+      </w:r>
+    </w:p>
+    <w:p>
+      <w:pPr>
+        <w:rPr>
+          <w:rFonts w:ascii="Courier New" w:hAnsi="Courier New" w:cs="Courier New"/>
+          <w:sz w:val="20"/>
+        </w:rPr>
+      </w:pPr>
+      <w:r>
+        <w:rPr>
+          <w:rFonts w:ascii="Courier New" w:hAnsi="Courier New" w:cs="Courier New"/>
+          <w:sz w:val="20"/>
+        </w:rPr>
+        <w:t>&lt;/</w:t>
+      </w:r>
+      <w:proofErr w:type="spellStart"/>
+      <w:r>
+        <w:rPr>
+          <w:rFonts w:ascii="Courier New" w:hAnsi="Courier New" w:cs="Courier New"/>
+          <w:sz w:val="20"/>
+        </w:rPr>
+        <w:t>template</w:t>
+      </w:r>
+      <w:proofErr w:type="spellEnd"/>
+      <w:r>
+        <w:rPr>
+          <w:rFonts w:ascii="Courier New" w:hAnsi="Courier New" w:cs="Courier New"/>
+          <w:sz w:val="20"/>
+        </w:rPr>
+        <w:t>&gt;</w:t>
       </w:r>
     </w:p>
     <w:sectPr>
-      <w:footerReference w:type="default" r:id="rId12"/>
+      <w:footerReference w:type="default" r:id="rId13"/>
       <w:type w:val="continuous"/>
       <w:pgSz w:w="11906" w:h="16838"/>
       <w:pgMar w:top="1134" w:right="850" w:bottom="1134" w:left="1701" w:header="708" w:footer="708" w:gutter="0"/>
@@ -8887,6 +12196,130 @@
 <file path=word/numbering.xml><?xml version="1.0" encoding="utf-8"?>
 <w:numbering xmlns:wpc="http://schemas.microsoft.com/office/word/2010/wordprocessingCanvas" xmlns:cx="http://schemas.microsoft.com/office/drawing/2014/chartex" xmlns:cx1="http://schemas.microsoft.com/office/drawing/2015/9/8/chartex" xmlns:cx2="http://schemas.microsoft.com/office/drawing/2015/10/21/chartex" xmlns:cx3="http://schemas.microsoft.com/office/drawing/2016/5/9/chartex" xmlns:cx4="http://schemas.microsoft.com/office/drawing/2016/5/10/chartex" xmlns:cx5="http://schemas.microsoft.com/office/drawing/2016/5/11/chartex" xmlns:cx6="http://schemas.microsoft.com/office/drawing/2016/5/12/chartex" xmlns:cx7="http://schemas.microsoft.com/office/drawing/2016/5/13/chartex" xmlns:cx8="http://schemas.microsoft.com/office/drawing/2016/5/14/chartex" xmlns:mc="http://schemas.openxmlformats.org/markup-compatibility/2006" xmlns:aink="http://schemas.microsoft.com/office/drawing/2016/ink" xmlns:am3d="http://schemas.microsoft.com/office/drawing/2017/model3d" xmlns:o="urn:schemas-microsoft-com:office:office" xmlns:oel="http://schemas.microsoft.com/office/2019/extlst" xmlns:r="http://schemas.openxmlformats.org/officeDocument/2006/relationships" xmlns:m="http://schemas.openxmlformats.org/officeDocument/2006/math" xmlns:v="urn:schemas-microsoft-com:vml" xmlns:wp14="http://schemas.microsoft.com/office/word/2010/wordprocessingDrawing" xmlns:wp="http://schemas.openxmlformats.org/drawingml/2006/wordprocessingDrawing" xmlns:w10="urn:schemas-microsoft-com:office:word" xmlns:w="http://schemas.openxmlformats.org/wordprocessingml/2006/main" xmlns:w14="http://schemas.microsoft.com/office/word/2010/wordml" xmlns:w15="http://schemas.microsoft.com/office/word/2012/wordml" xmlns:w16cex="http://schemas.microsoft.com/office/word/2018/wordml/cex" xmlns:w16cid="http://schemas.microsoft.com/office/word/2016/wordml/cid" xmlns:w16="http://schemas.microsoft.com/office/word/2018/wordml" xmlns:w16du="http://schemas.microsoft.com/office/word/2023/wordml/word16du" xmlns:w16sdtdh="http://schemas.microsoft.com/office/word/2020/wordml/sdtdatahash" xmlns:w16sdtfl="http://schemas.microsoft.com/office/word/2024/wordml/sdtformatlock" xmlns:w16se="http://schemas.microsoft.com/office/word/2015/wordml/symex" xmlns:wpg="http://schemas.microsoft.com/office/word/2010/wordprocessingGroup" xmlns:wpi="http://schemas.microsoft.com/office/word/2010/wordprocessingInk" xmlns:wne="http://schemas.microsoft.com/office/word/2006/wordml" xmlns:wps="http://schemas.microsoft.com/office/word/2010/wordprocessingShape" mc:Ignorable="w14 w15 w16se w16cid w16 w16cex w16sdtdh w16sdtfl w16du wp14">
   <w:abstractNum w:abstractNumId="0" w15:restartNumberingAfterBreak="0">
+    <w:nsid w:val="03B037A9"/>
+    <w:multiLevelType w:val="multilevel"/>
+    <w:tmpl w:val="353CCBC6"/>
+    <w:lvl w:ilvl="0">
+      <w:start w:val="4"/>
+      <w:numFmt w:val="decimal"/>
+      <w:lvlText w:val="%1"/>
+      <w:lvlJc w:val="left"/>
+      <w:pPr>
+        <w:ind w:left="360" w:hanging="360"/>
+      </w:pPr>
+      <w:rPr>
+        <w:rFonts w:hint="default"/>
+        <w:b/>
+      </w:rPr>
+    </w:lvl>
+    <w:lvl w:ilvl="1">
+      <w:start w:val="1"/>
+      <w:numFmt w:val="decimal"/>
+      <w:lvlText w:val="%1.%2"/>
+      <w:lvlJc w:val="left"/>
+      <w:pPr>
+        <w:ind w:left="1495" w:hanging="360"/>
+      </w:pPr>
+      <w:rPr>
+        <w:rFonts w:hint="default"/>
+        <w:b/>
+        <w:sz w:val="28"/>
+        <w:szCs w:val="40"/>
+      </w:rPr>
+    </w:lvl>
+    <w:lvl w:ilvl="2">
+      <w:start w:val="1"/>
+      <w:numFmt w:val="decimal"/>
+      <w:lvlText w:val="%1.%2.%3"/>
+      <w:lvlJc w:val="left"/>
+      <w:pPr>
+        <w:ind w:left="2990" w:hanging="720"/>
+      </w:pPr>
+      <w:rPr>
+        <w:rFonts w:hint="default"/>
+        <w:b/>
+      </w:rPr>
+    </w:lvl>
+    <w:lvl w:ilvl="3">
+      <w:start w:val="1"/>
+      <w:numFmt w:val="decimal"/>
+      <w:lvlText w:val="%1.%2.%3.%4"/>
+      <w:lvlJc w:val="left"/>
+      <w:pPr>
+        <w:ind w:left="4485" w:hanging="1080"/>
+      </w:pPr>
+      <w:rPr>
+        <w:rFonts w:hint="default"/>
+        <w:b/>
+      </w:rPr>
+    </w:lvl>
+    <w:lvl w:ilvl="4">
+      <w:start w:val="1"/>
+      <w:numFmt w:val="decimal"/>
+      <w:lvlText w:val="%1.%2.%3.%4.%5"/>
+      <w:lvlJc w:val="left"/>
+      <w:pPr>
+        <w:ind w:left="5620" w:hanging="1080"/>
+      </w:pPr>
+      <w:rPr>
+        <w:rFonts w:hint="default"/>
+        <w:b/>
+      </w:rPr>
+    </w:lvl>
+    <w:lvl w:ilvl="5">
+      <w:start w:val="1"/>
+      <w:numFmt w:val="decimal"/>
+      <w:lvlText w:val="%1.%2.%3.%4.%5.%6"/>
+      <w:lvlJc w:val="left"/>
+      <w:pPr>
+        <w:ind w:left="7115" w:hanging="1440"/>
+      </w:pPr>
+      <w:rPr>
+        <w:rFonts w:hint="default"/>
+        <w:b/>
+      </w:rPr>
+    </w:lvl>
+    <w:lvl w:ilvl="6">
+      <w:start w:val="1"/>
+      <w:numFmt w:val="decimal"/>
+      <w:lvlText w:val="%1.%2.%3.%4.%5.%6.%7"/>
+      <w:lvlJc w:val="left"/>
+      <w:pPr>
+        <w:ind w:left="8250" w:hanging="1440"/>
+      </w:pPr>
+      <w:rPr>
+        <w:rFonts w:hint="default"/>
+        <w:b/>
+      </w:rPr>
+    </w:lvl>
+    <w:lvl w:ilvl="7">
+      <w:start w:val="1"/>
+      <w:numFmt w:val="decimal"/>
+      <w:lvlText w:val="%1.%2.%3.%4.%5.%6.%7.%8"/>
+      <w:lvlJc w:val="left"/>
+      <w:pPr>
+        <w:ind w:left="9745" w:hanging="1800"/>
+      </w:pPr>
+      <w:rPr>
+        <w:rFonts w:hint="default"/>
+        <w:b/>
+      </w:rPr>
+    </w:lvl>
+    <w:lvl w:ilvl="8">
+      <w:start w:val="1"/>
+      <w:numFmt w:val="decimal"/>
+      <w:lvlText w:val="%1.%2.%3.%4.%5.%6.%7.%8.%9"/>
+      <w:lvlJc w:val="left"/>
+      <w:pPr>
+        <w:ind w:left="11240" w:hanging="2160"/>
+      </w:pPr>
+      <w:rPr>
+        <w:rFonts w:hint="default"/>
+        <w:b/>
+      </w:rPr>
+    </w:lvl>
+  </w:abstractNum>
+  <w:abstractNum w:abstractNumId="1" w15:restartNumberingAfterBreak="0">
     <w:nsid w:val="1B500B9D"/>
     <w:multiLevelType w:val="multilevel"/>
     <w:tmpl w:val="79CAC994"/>
@@ -9035,7 +12468,7 @@
       </w:rPr>
     </w:lvl>
   </w:abstractNum>
-  <w:abstractNum w:abstractNumId="1" w15:restartNumberingAfterBreak="0">
+  <w:abstractNum w:abstractNumId="2" w15:restartNumberingAfterBreak="0">
     <w:nsid w:val="213C34C7"/>
     <w:multiLevelType w:val="multilevel"/>
     <w:tmpl w:val="F820A0BC"/>
@@ -9157,7 +12590,7 @@
       </w:rPr>
     </w:lvl>
   </w:abstractNum>
-  <w:abstractNum w:abstractNumId="2" w15:restartNumberingAfterBreak="0">
+  <w:abstractNum w:abstractNumId="3" w15:restartNumberingAfterBreak="0">
     <w:nsid w:val="2DE43751"/>
     <w:multiLevelType w:val="hybridMultilevel"/>
     <w:tmpl w:val="A80E97BE"/>
@@ -9246,7 +12679,7 @@
       </w:pPr>
     </w:lvl>
   </w:abstractNum>
-  <w:abstractNum w:abstractNumId="3" w15:restartNumberingAfterBreak="0">
+  <w:abstractNum w:abstractNumId="4" w15:restartNumberingAfterBreak="0">
     <w:nsid w:val="36331312"/>
     <w:multiLevelType w:val="multilevel"/>
     <w:tmpl w:val="FFEE15A4"/>
@@ -9367,7 +12800,7 @@
       </w:pPr>
     </w:lvl>
   </w:abstractNum>
-  <w:abstractNum w:abstractNumId="4" w15:restartNumberingAfterBreak="0">
+  <w:abstractNum w:abstractNumId="5" w15:restartNumberingAfterBreak="0">
     <w:nsid w:val="46207203"/>
     <w:multiLevelType w:val="hybridMultilevel"/>
     <w:tmpl w:val="512EB48C"/>
@@ -9480,7 +12913,7 @@
       </w:rPr>
     </w:lvl>
   </w:abstractNum>
-  <w:abstractNum w:abstractNumId="5" w15:restartNumberingAfterBreak="0">
+  <w:abstractNum w:abstractNumId="6" w15:restartNumberingAfterBreak="0">
     <w:nsid w:val="49AC0F93"/>
     <w:multiLevelType w:val="hybridMultilevel"/>
     <w:tmpl w:val="4DD44266"/>
@@ -9593,7 +13026,7 @@
       </w:rPr>
     </w:lvl>
   </w:abstractNum>
-  <w:abstractNum w:abstractNumId="6" w15:restartNumberingAfterBreak="0">
+  <w:abstractNum w:abstractNumId="7" w15:restartNumberingAfterBreak="0">
     <w:nsid w:val="4CB87E35"/>
     <w:multiLevelType w:val="hybridMultilevel"/>
     <w:tmpl w:val="F1388632"/>
@@ -9679,7 +13112,7 @@
       </w:pPr>
     </w:lvl>
   </w:abstractNum>
-  <w:abstractNum w:abstractNumId="7" w15:restartNumberingAfterBreak="0">
+  <w:abstractNum w:abstractNumId="8" w15:restartNumberingAfterBreak="0">
     <w:nsid w:val="523A3BE6"/>
     <w:multiLevelType w:val="hybridMultilevel"/>
     <w:tmpl w:val="633ED8AC"/>
@@ -9793,7 +13226,7 @@
       </w:rPr>
     </w:lvl>
   </w:abstractNum>
-  <w:abstractNum w:abstractNumId="8" w15:restartNumberingAfterBreak="0">
+  <w:abstractNum w:abstractNumId="9" w15:restartNumberingAfterBreak="0">
     <w:nsid w:val="63C84BB8"/>
     <w:multiLevelType w:val="multilevel"/>
     <w:tmpl w:val="1D221944"/>
@@ -9942,7 +13375,7 @@
       </w:rPr>
     </w:lvl>
   </w:abstractNum>
-  <w:abstractNum w:abstractNumId="9" w15:restartNumberingAfterBreak="0">
+  <w:abstractNum w:abstractNumId="10" w15:restartNumberingAfterBreak="0">
     <w:nsid w:val="6A767649"/>
     <w:multiLevelType w:val="multilevel"/>
     <w:tmpl w:val="403CCB3C"/>
@@ -10064,7 +13497,7 @@
       </w:rPr>
     </w:lvl>
   </w:abstractNum>
-  <w:abstractNum w:abstractNumId="10" w15:restartNumberingAfterBreak="0">
+  <w:abstractNum w:abstractNumId="11" w15:restartNumberingAfterBreak="0">
     <w:nsid w:val="75505997"/>
     <w:multiLevelType w:val="multilevel"/>
     <w:tmpl w:val="54F0EB9C"/>
@@ -10179,7 +13612,7 @@
       </w:rPr>
     </w:lvl>
   </w:abstractNum>
-  <w:abstractNum w:abstractNumId="11" w15:restartNumberingAfterBreak="0">
+  <w:abstractNum w:abstractNumId="12" w15:restartNumberingAfterBreak="0">
     <w:nsid w:val="77F37334"/>
     <w:multiLevelType w:val="multilevel"/>
     <w:tmpl w:val="BE961EE2"/>
@@ -10295,7 +13728,7 @@
       </w:pPr>
     </w:lvl>
   </w:abstractNum>
-  <w:abstractNum w:abstractNumId="12" w15:restartNumberingAfterBreak="0">
+  <w:abstractNum w:abstractNumId="13" w15:restartNumberingAfterBreak="0">
     <w:nsid w:val="7E0D0F2C"/>
     <w:multiLevelType w:val="hybridMultilevel"/>
     <w:tmpl w:val="9F0E8624"/>
@@ -10408,7 +13841,7 @@
       </w:rPr>
     </w:lvl>
   </w:abstractNum>
-  <w:abstractNum w:abstractNumId="13" w15:restartNumberingAfterBreak="0">
+  <w:abstractNum w:abstractNumId="14" w15:restartNumberingAfterBreak="0">
     <w:nsid w:val="7FC507C2"/>
     <w:multiLevelType w:val="multilevel"/>
     <w:tmpl w:val="9E8CFCCA"/>
@@ -10522,19 +13955,19 @@
     </w:lvl>
   </w:abstractNum>
   <w:num w:numId="1" w16cid:durableId="912396373">
+    <w:abstractNumId w:val="9"/>
+  </w:num>
+  <w:num w:numId="2" w16cid:durableId="1550654613">
+    <w:abstractNumId w:val="4"/>
+  </w:num>
+  <w:num w:numId="3" w16cid:durableId="1137836665">
+    <w:abstractNumId w:val="13"/>
+  </w:num>
+  <w:num w:numId="4" w16cid:durableId="1532645333">
     <w:abstractNumId w:val="8"/>
   </w:num>
-  <w:num w:numId="2" w16cid:durableId="1550654613">
-    <w:abstractNumId w:val="3"/>
-  </w:num>
-  <w:num w:numId="3" w16cid:durableId="1137836665">
+  <w:num w:numId="5" w16cid:durableId="1407074563">
     <w:abstractNumId w:val="12"/>
-  </w:num>
-  <w:num w:numId="4" w16cid:durableId="1532645333">
-    <w:abstractNumId w:val="7"/>
-  </w:num>
-  <w:num w:numId="5" w16cid:durableId="1407074563">
-    <w:abstractNumId w:val="11"/>
     <w:lvlOverride w:ilvl="0"/>
     <w:lvlOverride w:ilvl="1">
       <w:startOverride w:val="1"/>
@@ -10562,31 +13995,34 @@
     </w:lvlOverride>
   </w:num>
   <w:num w:numId="6" w16cid:durableId="1034574426">
-    <w:abstractNumId w:val="4"/>
+    <w:abstractNumId w:val="5"/>
   </w:num>
   <w:num w:numId="7" w16cid:durableId="1384212395">
-    <w:abstractNumId w:val="0"/>
+    <w:abstractNumId w:val="1"/>
   </w:num>
   <w:num w:numId="8" w16cid:durableId="405689827">
-    <w:abstractNumId w:val="5"/>
+    <w:abstractNumId w:val="6"/>
   </w:num>
   <w:num w:numId="9" w16cid:durableId="480461592">
-    <w:abstractNumId w:val="6"/>
+    <w:abstractNumId w:val="7"/>
   </w:num>
   <w:num w:numId="10" w16cid:durableId="1283152840">
-    <w:abstractNumId w:val="13"/>
+    <w:abstractNumId w:val="14"/>
   </w:num>
   <w:num w:numId="11" w16cid:durableId="673337358">
+    <w:abstractNumId w:val="3"/>
+  </w:num>
+  <w:num w:numId="12" w16cid:durableId="1576628577">
     <w:abstractNumId w:val="2"/>
   </w:num>
-  <w:num w:numId="12" w16cid:durableId="1576628577">
-    <w:abstractNumId w:val="1"/>
+  <w:num w:numId="13" w16cid:durableId="741224257">
+    <w:abstractNumId w:val="11"/>
   </w:num>
-  <w:num w:numId="13" w16cid:durableId="741224257">
+  <w:num w:numId="14" w16cid:durableId="1259371445">
     <w:abstractNumId w:val="10"/>
   </w:num>
-  <w:num w:numId="14" w16cid:durableId="1259371445">
-    <w:abstractNumId w:val="9"/>
+  <w:num w:numId="15" w16cid:durableId="1092046178">
+    <w:abstractNumId w:val="0"/>
   </w:num>
 </w:numbering>
 </file>
@@ -11646,4 +15082,16 @@
     </a:ext>
   </a:extLst>
 </a:theme>
+</file>
+
+<file path=customXml/item1.xml><?xml version="1.0" encoding="utf-8"?>
+<b:Sources xmlns:b="http://schemas.openxmlformats.org/officeDocument/2006/bibliography" xmlns="http://schemas.openxmlformats.org/officeDocument/2006/bibliography" SelectedStyle="\APASixthEditionOfficeOnline.xsl" StyleName="APA" Version="6"/>
+</file>
+
+<file path=customXml/itemProps1.xml><?xml version="1.0" encoding="utf-8"?>
+<ds:datastoreItem xmlns:ds="http://schemas.openxmlformats.org/officeDocument/2006/customXml" ds:itemID="{199A0685-041B-41F2-B350-26460246A0D6}">
+  <ds:schemaRefs>
+    <ds:schemaRef ds:uri="http://schemas.openxmlformats.org/officeDocument/2006/bibliography"/>
+  </ds:schemaRefs>
+</ds:datastoreItem>
 </file>